--- a/site/downloads/handbook-A3.docx
+++ b/site/downloads/handbook-A3.docx
@@ -55,6 +55,24 @@
       </w:pPr>
       <w:r>
         <w:t>A3-L1 Idempotent MERGE, and why you deduplicate the source first</w:t>
+      </w:r>
+    </w:p>
+    <w:p>
+      <w:pPr>
+        <w:spacing w:before="0" w:after="0" w:line="240" w:lineRule="auto"/>
+        <w:ind w:left="680"/>
+      </w:pPr>
+      <w:r>
+        <w:t>A3-L2 Schema enforcement is on by default. Evolve on purpose.</w:t>
+      </w:r>
+    </w:p>
+    <w:p>
+      <w:pPr>
+        <w:spacing w:before="0" w:after="0" w:line="240" w:lineRule="auto"/>
+        <w:ind w:left="680"/>
+      </w:pPr>
+      <w:r>
+        <w:t>A3-L3 Time travel, RESTORE, OPTIMIZE and VACUUM</w:t>
       </w:r>
     </w:p>
     <w:p>
@@ -3714,16 +3732,216 @@
       </w:r>
     </w:p>
     <w:p>
-      <w:r>
-        <w:br w:type="page"/>
+      <w:pPr>
+        <w:pStyle w:val="Heading3"/>
+      </w:pPr>
+      <w:r>
+        <w:t>A3-L2 Schema enforcement is on by default. Evolve on purpose.</w:t>
       </w:r>
     </w:p>
     <w:p>
       <w:pPr>
-        <w:pStyle w:val="Heading2"/>
+        <w:pStyle w:val="Heading4"/>
       </w:pPr>
       <w:r>
-        <w:t>Track A best-practice checklist</w:t>
+        <w:t>Concept</w:t>
+      </w:r>
+    </w:p>
+    <w:p>
+      <w:r>
+        <w:rPr>
+          <w:b w:val="0"/>
+          <w:i w:val="0"/>
+        </w:rPr>
+        <w:t xml:space="preserve">A Delta table has a schema, and writes must match it. This is </w:t>
+      </w:r>
+      <w:r>
+        <w:rPr>
+          <w:b/>
+          <w:i w:val="0"/>
+        </w:rPr>
+        <w:t>schema enforcement</w:t>
+      </w:r>
+      <w:r>
+        <w:rPr>
+          <w:b w:val="0"/>
+          <w:i w:val="0"/>
+        </w:rPr>
+        <w:t>, and it is on by default. Tested on delta-spark 4.0.1:</w:t>
+      </w:r>
+    </w:p>
+    <w:tbl>
+      <w:tblPr>
+        <w:tblStyle w:val="TableGrid"/>
+        <w:tblW w:type="auto" w:w="0"/>
+        <w:tblLook w:firstColumn="1" w:firstRow="1" w:lastColumn="0" w:lastRow="0" w:noHBand="0" w:noVBand="1" w:val="04A0"/>
+      </w:tblPr>
+      <w:tblGrid>
+        <w:gridCol w:w="4110"/>
+        <w:gridCol w:w="4110"/>
+      </w:tblGrid>
+      <w:tr>
+        <w:tc>
+          <w:tcPr>
+            <w:tcW w:type="dxa" w:w="4110"/>
+          </w:tcPr>
+          <w:p>
+            <w:r>
+              <w:rPr>
+                <w:b/>
+              </w:rPr>
+              <w:t>Write</w:t>
+            </w:r>
+          </w:p>
+        </w:tc>
+        <w:tc>
+          <w:tcPr>
+            <w:tcW w:type="dxa" w:w="4110"/>
+          </w:tcPr>
+          <w:p>
+            <w:r>
+              <w:rPr>
+                <w:b/>
+              </w:rPr>
+              <w:t>Result</w:t>
+            </w:r>
+          </w:p>
+        </w:tc>
+      </w:tr>
+      <w:tr>
+        <w:tc>
+          <w:tcPr>
+            <w:tcW w:type="dxa" w:w="4110"/>
+          </w:tcPr>
+          <w:p>
+            <w:r>
+              <w:t>Append with an extra column</w:t>
+            </w:r>
+          </w:p>
+        </w:tc>
+        <w:tc>
+          <w:tcPr>
+            <w:tcW w:type="dxa" w:w="4110"/>
+          </w:tcPr>
+          <w:p>
+            <w:r>
+              <w:t>Fails: schema mismatch</w:t>
+            </w:r>
+          </w:p>
+        </w:tc>
+      </w:tr>
+      <w:tr>
+        <w:tc>
+          <w:tcPr>
+            <w:tcW w:type="dxa" w:w="4110"/>
+          </w:tcPr>
+          <w:p>
+            <w:r>
+              <w:t>Append with a column missing</w:t>
+            </w:r>
+          </w:p>
+        </w:tc>
+        <w:tc>
+          <w:tcPr>
+            <w:tcW w:type="dxa" w:w="4110"/>
+          </w:tcPr>
+          <w:p>
+            <w:r>
+              <w:t>Succeeds: the missing column is NULL</w:t>
+            </w:r>
+          </w:p>
+        </w:tc>
+      </w:tr>
+      <w:tr>
+        <w:tc>
+          <w:tcPr>
+            <w:tcW w:type="dxa" w:w="4110"/>
+          </w:tcPr>
+          <w:p>
+            <w:r>
+              <w:t>Append with a clashing type (INT into DOUBLE)</w:t>
+            </w:r>
+          </w:p>
+        </w:tc>
+        <w:tc>
+          <w:tcPr>
+            <w:tcW w:type="dxa" w:w="4110"/>
+          </w:tcPr>
+          <w:p>
+            <w:r>
+              <w:t>Fails: DELTA_FAILED_TO_MERGE_FIELDS</w:t>
+            </w:r>
+          </w:p>
+        </w:tc>
+      </w:tr>
+      <w:tr>
+        <w:tc>
+          <w:tcPr>
+            <w:tcW w:type="dxa" w:w="4110"/>
+          </w:tcPr>
+          <w:p>
+            <w:r>
+              <w:t>Overwrite with a different schema</w:t>
+            </w:r>
+          </w:p>
+        </w:tc>
+        <w:tc>
+          <w:tcPr>
+            <w:tcW w:type="dxa" w:w="4110"/>
+          </w:tcPr>
+          <w:p>
+            <w:r>
+              <w:t>Fails unless overwriteSchema is true</w:t>
+            </w:r>
+          </w:p>
+        </w:tc>
+      </w:tr>
+      <w:tr>
+        <w:tc>
+          <w:tcPr>
+            <w:tcW w:type="dxa" w:w="4110"/>
+          </w:tcPr>
+          <w:p>
+            <w:r>
+              <w:t>MERGE with updateAll/insertAll and an extra source column</w:t>
+            </w:r>
+          </w:p>
+        </w:tc>
+        <w:tc>
+          <w:tcPr>
+            <w:tcW w:type="dxa" w:w="4110"/>
+          </w:tcPr>
+          <w:p>
+            <w:r>
+              <w:t>Succeeds, and silently drops the extra column</w:t>
+            </w:r>
+          </w:p>
+        </w:tc>
+      </w:tr>
+    </w:tbl>
+    <w:p>
+      <w:r>
+        <w:rPr>
+          <w:b w:val="0"/>
+          <w:i w:val="0"/>
+        </w:rPr>
+        <w:t>Enforcement is your friend. A failing write is a cheap, early signal that a delivery changed.</w:t>
+      </w:r>
+    </w:p>
+    <w:p>
+      <w:r>
+        <w:rPr>
+          <w:b/>
+          <w:i w:val="0"/>
+        </w:rPr>
+        <w:t>Schema evolution</w:t>
+      </w:r>
+      <w:r>
+        <w:rPr>
+          <w:b w:val="0"/>
+          <w:i w:val="0"/>
+        </w:rPr>
+        <w:t xml:space="preserve"> changes the table's schema to accept the new shape. Delta offers it per write:</w:t>
       </w:r>
     </w:p>
     <w:p>
@@ -3735,7 +3953,22 @@
           <w:b w:val="0"/>
           <w:i w:val="0"/>
         </w:rPr>
-        <w:t>☐ Every function has type hints, a docstring and one job.</w:t>
+        <w:t xml:space="preserve">Append: </w:t>
+      </w:r>
+      <w:r>
+        <w:rPr>
+          <w:rFonts w:ascii="Consolas" w:hAnsi="Consolas" w:eastAsia="Consolas"/>
+          <w:b w:val="0"/>
+          <w:sz w:val="19"/>
+        </w:rPr>
+        <w:t>.option("mergeSchema", "true")</w:t>
+      </w:r>
+      <w:r>
+        <w:rPr>
+          <w:b w:val="0"/>
+          <w:i w:val="0"/>
+        </w:rPr>
+        <w:t xml:space="preserve"> adds new columns.</w:t>
       </w:r>
     </w:p>
     <w:p>
@@ -3747,7 +3980,22 @@
           <w:b w:val="0"/>
           <w:i w:val="0"/>
         </w:rPr>
-        <w:t>☐ No SparkSession is created at import time. Functions receive spark as a parameter.</w:t>
+        <w:t xml:space="preserve">MERGE: </w:t>
+      </w:r>
+      <w:r>
+        <w:rPr>
+          <w:rFonts w:ascii="Consolas" w:hAnsi="Consolas" w:eastAsia="Consolas"/>
+          <w:b w:val="0"/>
+          <w:sz w:val="19"/>
+        </w:rPr>
+        <w:t>.withSchemaEvolution()</w:t>
+      </w:r>
+      <w:r>
+        <w:rPr>
+          <w:b w:val="0"/>
+          <w:i w:val="0"/>
+        </w:rPr>
+        <w:t xml:space="preserve"> on the merge builder adds new source columns.</w:t>
       </w:r>
     </w:p>
     <w:p>
@@ -3759,7 +4007,7 @@
           <w:b w:val="0"/>
           <w:i w:val="0"/>
         </w:rPr>
-        <w:t xml:space="preserve">☐ Functions are imported as F: </w:t>
+        <w:t xml:space="preserve">Planned change: </w:t>
       </w:r>
       <w:r>
         <w:rPr>
@@ -3767,14 +4015,23 @@
           <w:b w:val="0"/>
           <w:sz w:val="19"/>
         </w:rPr>
-        <w:t>from pyspark.sql import functions as F</w:t>
-      </w:r>
-      <w:r>
-        <w:rPr>
-          <w:b w:val="0"/>
-          <w:i w:val="0"/>
-        </w:rPr>
-        <w:t>.</w:t>
+        <w:t>ALTER TABLE ... ADD COLUMN (region STRING)</w:t>
+      </w:r>
+      <w:r>
+        <w:rPr>
+          <w:b w:val="0"/>
+          <w:i w:val="0"/>
+        </w:rPr>
+        <w:t xml:space="preserve"> in a reviewed migration.</w:t>
+      </w:r>
+    </w:p>
+    <w:p>
+      <w:r>
+        <w:rPr>
+          <w:b w:val="0"/>
+          <w:i w:val="0"/>
+        </w:rPr>
+        <w:t>Evolve on purpose, never by default. Two habits cause trouble:</w:t>
       </w:r>
     </w:p>
     <w:p>
@@ -3786,7 +4043,37 @@
           <w:b w:val="0"/>
           <w:i w:val="0"/>
         </w:rPr>
-        <w:t>☐ Table names, column maps and thresholds come from config or registry tables.</w:t>
+        <w:t xml:space="preserve">Leaving </w:t>
+      </w:r>
+      <w:r>
+        <w:rPr>
+          <w:rFonts w:ascii="Consolas" w:hAnsi="Consolas" w:eastAsia="Consolas"/>
+          <w:b w:val="0"/>
+          <w:sz w:val="19"/>
+        </w:rPr>
+        <w:t>mergeSchema</w:t>
+      </w:r>
+      <w:r>
+        <w:rPr>
+          <w:b w:val="0"/>
+          <w:i w:val="0"/>
+        </w:rPr>
+        <w:t xml:space="preserve"> on every silver write. A supplier typo such as </w:t>
+      </w:r>
+      <w:r>
+        <w:rPr>
+          <w:rFonts w:ascii="Consolas" w:hAnsi="Consolas" w:eastAsia="Consolas"/>
+          <w:b w:val="0"/>
+          <w:sz w:val="19"/>
+        </w:rPr>
+        <w:t>final_wieght</w:t>
+      </w:r>
+      <w:r>
+        <w:rPr>
+          <w:b w:val="0"/>
+          <w:i w:val="0"/>
+        </w:rPr>
+        <w:t xml:space="preserve"> becomes a new, permanent column, and the real weight is NULL for that wave.</w:t>
       </w:r>
     </w:p>
     <w:p>
@@ -3798,414 +4085,179 @@
           <w:b w:val="0"/>
           <w:i w:val="0"/>
         </w:rPr>
-        <w:t>☐ Every table states its grain in a comment or table property.</w:t>
+        <w:t xml:space="preserve">Setting </w:t>
+      </w:r>
+      <w:r>
+        <w:rPr>
+          <w:rFonts w:ascii="Consolas" w:hAnsi="Consolas" w:eastAsia="Consolas"/>
+          <w:b w:val="0"/>
+          <w:sz w:val="19"/>
+        </w:rPr>
+        <w:t>spark.databricks.delta.schema.autoMerge.enabled</w:t>
+      </w:r>
+      <w:r>
+        <w:rPr>
+          <w:b w:val="0"/>
+          <w:i w:val="0"/>
+        </w:rPr>
+        <w:t xml:space="preserve"> for the session. It turns evolution on for every MERGE in the job, including ones you did not think about.</w:t>
+      </w:r>
+    </w:p>
+    <w:p>
+      <w:r>
+        <w:rPr>
+          <w:b w:val="0"/>
+          <w:i w:val="0"/>
+        </w:rPr>
+        <w:t xml:space="preserve">The safe pattern: validate the incoming columns against the registry first (lesson A2-L2). If a column is new and expected, add it with </w:t>
+      </w:r>
+      <w:r>
+        <w:rPr>
+          <w:rFonts w:ascii="Consolas" w:hAnsi="Consolas" w:eastAsia="Consolas"/>
+          <w:b w:val="0"/>
+          <w:sz w:val="19"/>
+        </w:rPr>
+        <w:t>ALTER TABLE</w:t>
+      </w:r>
+      <w:r>
+        <w:rPr>
+          <w:b w:val="0"/>
+          <w:i w:val="0"/>
+        </w:rPr>
+        <w:t xml:space="preserve"> or evolve that one write. If it is unexpected, fail the run and ask the supplier.</w:t>
+      </w:r>
+    </w:p>
+    <w:p>
+      <w:r>
+        <w:rPr>
+          <w:b w:val="0"/>
+          <w:i w:val="0"/>
+        </w:rPr>
+        <w:t>Note the silent MERGE case in the table. Enforcement does not protect you there. Your column check does.</w:t>
       </w:r>
     </w:p>
     <w:p>
       <w:pPr>
-        <w:pStyle w:val="ListBullet"/>
+        <w:pStyle w:val="Heading4"/>
       </w:pPr>
       <w:r>
-        <w:rPr>
-          <w:b w:val="0"/>
-          <w:i w:val="0"/>
-        </w:rPr>
-        <w:t>☐ Bronze appends. Silver deduplicates the source, then MERGEs. Gold aggregates by every grain column.</w:t>
+        <w:t>Why it matters</w:t>
+      </w:r>
+    </w:p>
+    <w:p>
+      <w:r>
+        <w:rPr>
+          <w:b w:val="0"/>
+          <w:i w:val="0"/>
+        </w:rPr>
+        <w:t xml:space="preserve">A silver job appends with </w:t>
+      </w:r>
+      <w:r>
+        <w:rPr>
+          <w:rFonts w:ascii="Consolas" w:hAnsi="Consolas" w:eastAsia="Consolas"/>
+          <w:b w:val="0"/>
+          <w:sz w:val="19"/>
+        </w:rPr>
+        <w:t>mergeSchema</w:t>
+      </w:r>
+      <w:r>
+        <w:rPr>
+          <w:b w:val="0"/>
+          <w:i w:val="0"/>
+        </w:rPr>
+        <w:t xml:space="preserve"> always on, "to avoid schema errors". A supplier's export misspells </w:t>
+      </w:r>
+      <w:r>
+        <w:rPr>
+          <w:rFonts w:ascii="Consolas" w:hAnsi="Consolas" w:eastAsia="Consolas"/>
+          <w:b w:val="0"/>
+          <w:sz w:val="19"/>
+        </w:rPr>
+        <w:t>final_weight</w:t>
+      </w:r>
+      <w:r>
+        <w:rPr>
+          <w:b w:val="0"/>
+          <w:i w:val="0"/>
+        </w:rPr>
+        <w:t xml:space="preserve"> as </w:t>
+      </w:r>
+      <w:r>
+        <w:rPr>
+          <w:rFonts w:ascii="Consolas" w:hAnsi="Consolas" w:eastAsia="Consolas"/>
+          <w:b w:val="0"/>
+          <w:sz w:val="19"/>
+        </w:rPr>
+        <w:t>final_wieght</w:t>
+      </w:r>
+      <w:r>
+        <w:rPr>
+          <w:b w:val="0"/>
+          <w:i w:val="0"/>
+        </w:rPr>
+        <w:t xml:space="preserve"> for one wave. The append succeeds. Silver gains a permanent </w:t>
+      </w:r>
+      <w:r>
+        <w:rPr>
+          <w:rFonts w:ascii="Consolas" w:hAnsi="Consolas" w:eastAsia="Consolas"/>
+          <w:b w:val="0"/>
+          <w:sz w:val="19"/>
+        </w:rPr>
+        <w:t>final_wieght</w:t>
+      </w:r>
+      <w:r>
+        <w:rPr>
+          <w:b w:val="0"/>
+          <w:i w:val="0"/>
+        </w:rPr>
+        <w:t xml:space="preserve"> column, and </w:t>
+      </w:r>
+      <w:r>
+        <w:rPr>
+          <w:rFonts w:ascii="Consolas" w:hAnsi="Consolas" w:eastAsia="Consolas"/>
+          <w:b w:val="0"/>
+          <w:sz w:val="19"/>
+        </w:rPr>
+        <w:t>final_weight</w:t>
+      </w:r>
+      <w:r>
+        <w:rPr>
+          <w:b w:val="0"/>
+          <w:i w:val="0"/>
+        </w:rPr>
+        <w:t xml:space="preserve"> is NULL for 2,000 respondents. Gold sums NULL weights to a smaller base, and weighted reach for that wave is computed on the wrong population.</w:t>
+      </w:r>
+    </w:p>
+    <w:p>
+      <w:r>
+        <w:rPr>
+          <w:b w:val="0"/>
+          <w:i w:val="0"/>
+        </w:rPr>
+        <w:t xml:space="preserve">Without </w:t>
+      </w:r>
+      <w:r>
+        <w:rPr>
+          <w:rFonts w:ascii="Consolas" w:hAnsi="Consolas" w:eastAsia="Consolas"/>
+          <w:b w:val="0"/>
+          <w:sz w:val="19"/>
+        </w:rPr>
+        <w:t>mergeSchema</w:t>
+      </w:r>
+      <w:r>
+        <w:rPr>
+          <w:b w:val="0"/>
+          <w:i w:val="0"/>
+        </w:rPr>
+        <w:t>, the append fails with a schema mismatch naming the unexpected column. The fix takes minutes, and silver never holds the bad wave.</w:t>
       </w:r>
     </w:p>
     <w:p>
       <w:pPr>
-        <w:pStyle w:val="ListBullet"/>
+        <w:pStyle w:val="Heading4"/>
       </w:pPr>
       <w:r>
-        <w:rPr>
-          <w:b w:val="0"/>
-          <w:i w:val="0"/>
-        </w:rPr>
-        <w:t>☐ Every run writes one record to the run log table with an explicit schema.</w:t>
-      </w:r>
-    </w:p>
-    <w:p>
-      <w:pPr>
-        <w:pStyle w:val="ListBullet"/>
-      </w:pPr>
-      <w:r>
-        <w:rPr>
-          <w:b w:val="0"/>
-          <w:i w:val="0"/>
-        </w:rPr>
-        <w:t>☐ CRITICAL checks raise. WARN checks log and continue.</w:t>
-      </w:r>
-    </w:p>
-    <w:p>
-      <w:pPr>
-        <w:pStyle w:val="ListBullet"/>
-      </w:pPr>
-      <w:r>
-        <w:rPr>
-          <w:b w:val="0"/>
-          <w:i w:val="0"/>
-        </w:rPr>
-        <w:t>☐ Every division has a guard for zero and null.</w:t>
-      </w:r>
-    </w:p>
-    <w:p>
-      <w:pPr>
-        <w:pStyle w:val="ListBullet"/>
-      </w:pPr>
-      <w:r>
-        <w:rPr>
-          <w:b w:val="0"/>
-          <w:i w:val="0"/>
-        </w:rPr>
-        <w:t>☐ Counts come from one agg pass, not repeated count() calls.</w:t>
-      </w:r>
-    </w:p>
-    <w:p>
-      <w:pPr>
-        <w:pStyle w:val="ListBullet"/>
-      </w:pPr>
-      <w:r>
-        <w:rPr>
-          <w:b w:val="0"/>
-          <w:i w:val="0"/>
-        </w:rPr>
-        <w:t>☐ Incremental loads compare source and target on the same keys.</w:t>
-      </w:r>
-    </w:p>
-    <w:p>
-      <w:pPr>
-        <w:pStyle w:val="ListBullet"/>
-      </w:pPr>
-      <w:r>
-        <w:rPr>
-          <w:b w:val="0"/>
-          <w:i w:val="0"/>
-        </w:rPr>
-        <w:t>☐ Row filters use a SQL UDF with SET ROW FILTER. Grants go to groups.</w:t>
-      </w:r>
-    </w:p>
-    <w:p>
-      <w:pPr>
-        <w:pStyle w:val="ListBullet"/>
-      </w:pPr>
-      <w:r>
-        <w:rPr>
-          <w:b w:val="0"/>
-          <w:i w:val="0"/>
-        </w:rPr>
-        <w:t>☐ Tests run on a local SparkSession in CI before every merge.</w:t>
-      </w:r>
-    </w:p>
-    <w:p>
-      <w:r>
-        <w:br w:type="page"/>
-      </w:r>
-    </w:p>
-    <w:p>
-      <w:pPr>
-        <w:pStyle w:val="Heading1"/>
-      </w:pPr>
-      <w:r>
-        <w:t>Appendix: solutions and answer keys</w:t>
-      </w:r>
-    </w:p>
-    <w:p>
-      <w:r>
-        <w:rPr>
-          <w:b w:val="0"/>
-          <w:i w:val="0"/>
-        </w:rPr>
-        <w:t>Attempt each exercise before you read its solution. Track D answer keys are here too.</w:t>
-      </w:r>
-    </w:p>
-    <w:p>
-      <w:pPr>
-        <w:pStyle w:val="Heading3"/>
-      </w:pPr>
-      <w:r>
-        <w:t>A3-L1 Idempotent MERGE, and why you deduplicate the source first</w:t>
-      </w:r>
-    </w:p>
-    <w:p>
-      <w:pPr>
-        <w:pStyle w:val="Heading5"/>
-      </w:pPr>
-      <w:r>
-        <w:t>A3-L1 exercise 1</w:t>
-      </w:r>
-    </w:p>
-    <w:p>
-      <w:r>
-        <w:rPr>
-          <w:b/>
-          <w:i w:val="0"/>
-        </w:rPr>
-        <w:t>Hints.</w:t>
-      </w:r>
-      <w:r>
-        <w:rPr>
-          <w:b w:val="0"/>
-          <w:i w:val="0"/>
-        </w:rPr>
-        <w:t xml:space="preserve"> (1) Count how many source rows match the one target row. (2) Ask yourself which of the two source rows Delta should use for the update. (3) Delta raises DELTA_MULTIPLE_SOURCE_ROW_MATCHING_TARGET_ROW_IN_MERGE in this case.</w:t>
-      </w:r>
-    </w:p>
-    <w:p>
-      <w:r>
-        <w:rPr>
-          <w:b/>
-          <w:i w:val="0"/>
-        </w:rPr>
-        <w:t>Answer.</w:t>
-      </w:r>
-      <w:r>
-        <w:rPr>
-          <w:b w:val="0"/>
-          <w:i w:val="0"/>
-        </w:rPr>
-        <w:t xml:space="preserve"> b) The MERGE fails with an error. Because: r1) Two source rows match one target row, and Delta cannot tell which should win.</w:t>
-      </w:r>
-    </w:p>
-    <w:p>
-      <w:r>
-        <w:rPr>
-          <w:b w:val="0"/>
-          <w:i w:val="0"/>
-        </w:rPr>
-        <w:t xml:space="preserve">Delta requires at most one source row per matched target row. With two, the update is ambiguous, so the </w:t>
-      </w:r>
-      <w:r>
-        <w:rPr>
-          <w:rFonts w:ascii="Consolas" w:hAnsi="Consolas" w:eastAsia="Consolas"/>
-          <w:b w:val="0"/>
-          <w:sz w:val="19"/>
-        </w:rPr>
-        <w:t>MERGE</w:t>
-      </w:r>
-      <w:r>
-        <w:rPr>
-          <w:b w:val="0"/>
-          <w:i w:val="0"/>
-        </w:rPr>
-        <w:t xml:space="preserve"> fails with </w:t>
-      </w:r>
-      <w:r>
-        <w:rPr>
-          <w:rFonts w:ascii="Consolas" w:hAnsi="Consolas" w:eastAsia="Consolas"/>
-          <w:b w:val="0"/>
-          <w:sz w:val="19"/>
-        </w:rPr>
-        <w:t>DELTA_MULTIPLE_SOURCE_ROW_MATCHING_TARGET_ROW_IN_MERGE</w:t>
-      </w:r>
-      <w:r>
-        <w:rPr>
-          <w:b w:val="0"/>
-          <w:i w:val="0"/>
-        </w:rPr>
-        <w:t>. Deduplicate the source first.</w:t>
-      </w:r>
-    </w:p>
-    <w:p>
-      <w:r>
-        <w:rPr>
-          <w:b/>
-          <w:i w:val="0"/>
-        </w:rPr>
-        <w:t>Common wrong answers.</w:t>
-      </w:r>
-    </w:p>
-    <w:p>
-      <w:pPr>
-        <w:pStyle w:val="ListBullet"/>
-      </w:pPr>
-      <w:r>
-        <w:rPr>
-          <w:rFonts w:ascii="Consolas" w:hAnsi="Consolas" w:eastAsia="Consolas"/>
-          <w:b w:val="0"/>
-          <w:sz w:val="19"/>
-        </w:rPr>
-        <w:t>a</w:t>
-      </w:r>
-      <w:r>
-        <w:rPr>
-          <w:b w:val="0"/>
-          <w:i w:val="0"/>
-        </w:rPr>
-        <w:t>: Delta has no notion of 'last' in an unordered DataFrame. Row order in Spark is not guaranteed, so Delta refuses to guess.</w:t>
-      </w:r>
-    </w:p>
-    <w:p>
-      <w:pPr>
-        <w:pStyle w:val="ListBullet"/>
-      </w:pPr>
-      <w:r>
-        <w:rPr>
-          <w:rFonts w:ascii="Consolas" w:hAnsi="Consolas" w:eastAsia="Consolas"/>
-          <w:b w:val="0"/>
-          <w:sz w:val="19"/>
-        </w:rPr>
-        <w:t>d</w:t>
-      </w:r>
-      <w:r>
-        <w:rPr>
-          <w:b w:val="0"/>
-          <w:i w:val="0"/>
-        </w:rPr>
-        <w:t>: Spark gives no row order without an explicit sort, so 'first' has no meaning. Delta refuses to guess.</w:t>
-      </w:r>
-    </w:p>
-    <w:p>
-      <w:pPr>
-        <w:pStyle w:val="ListBullet"/>
-      </w:pPr>
-      <w:r>
-        <w:rPr>
-          <w:rFonts w:ascii="Consolas" w:hAnsi="Consolas" w:eastAsia="Consolas"/>
-          <w:b w:val="0"/>
-          <w:sz w:val="19"/>
-        </w:rPr>
-        <w:t>c</w:t>
-      </w:r>
-      <w:r>
-        <w:rPr>
-          <w:b w:val="0"/>
-          <w:i w:val="0"/>
-        </w:rPr>
-        <w:t>: Both rows match the existing target row, so neither goes to the insert clause. Duplicate inserts happen only when no target row matches.</w:t>
-      </w:r>
-    </w:p>
-    <w:p>
-      <w:pPr>
-        <w:pStyle w:val="ListBullet"/>
-      </w:pPr>
-      <w:r>
-        <w:rPr>
-          <w:rFonts w:ascii="Consolas" w:hAnsi="Consolas" w:eastAsia="Consolas"/>
-          <w:b w:val="0"/>
-          <w:sz w:val="19"/>
-        </w:rPr>
-        <w:t>b|r2</w:t>
-      </w:r>
-      <w:r>
-        <w:rPr>
-          <w:b w:val="0"/>
-          <w:i w:val="0"/>
-        </w:rPr>
-        <w:t>: Right outcome, wrong reason. Delta does not enforce primary keys. The error comes from the ambiguous match, not from a key constraint.</w:t>
-      </w:r>
-    </w:p>
-    <w:p>
-      <w:pPr>
-        <w:pStyle w:val="ListBullet"/>
-      </w:pPr>
-      <w:r>
-        <w:rPr>
-          <w:rFonts w:ascii="Consolas" w:hAnsi="Consolas" w:eastAsia="Consolas"/>
-          <w:b w:val="0"/>
-          <w:sz w:val="19"/>
-        </w:rPr>
-        <w:t>b|r3</w:t>
-      </w:r>
-      <w:r>
-        <w:rPr>
-          <w:b w:val="0"/>
-          <w:i w:val="0"/>
-        </w:rPr>
-        <w:t>: Right outcome, wrong reason. Caching has nothing to do with it. The error comes from two source rows matching one target row.</w:t>
-      </w:r>
-    </w:p>
-    <w:p>
-      <w:pPr>
-        <w:pStyle w:val="Heading5"/>
-      </w:pPr>
-      <w:r>
-        <w:t>A3-L1 exercise 2</w:t>
-      </w:r>
-    </w:p>
-    <w:p>
-      <w:r>
-        <w:rPr>
-          <w:b/>
-          <w:i w:val="0"/>
-        </w:rPr>
-        <w:t>Hints.</w:t>
-      </w:r>
-      <w:r>
-        <w:rPr>
-          <w:b w:val="0"/>
-          <w:i w:val="0"/>
-        </w:rPr>
-        <w:t xml:space="preserve"> (1) Two clauses and one action. (2) The clause names start with </w:t>
-      </w:r>
-      <w:r>
-        <w:rPr>
-          <w:rFonts w:ascii="Consolas" w:hAnsi="Consolas" w:eastAsia="Consolas"/>
-          <w:b w:val="0"/>
-          <w:sz w:val="19"/>
-        </w:rPr>
-        <w:t>whenMatched</w:t>
-      </w:r>
-      <w:r>
-        <w:rPr>
-          <w:b w:val="0"/>
-          <w:i w:val="0"/>
-        </w:rPr>
-        <w:t xml:space="preserve"> and </w:t>
-      </w:r>
-      <w:r>
-        <w:rPr>
-          <w:rFonts w:ascii="Consolas" w:hAnsi="Consolas" w:eastAsia="Consolas"/>
-          <w:b w:val="0"/>
-          <w:sz w:val="19"/>
-        </w:rPr>
-        <w:t>whenNotMatched</w:t>
-      </w:r>
-      <w:r>
-        <w:rPr>
-          <w:b w:val="0"/>
-          <w:i w:val="0"/>
-        </w:rPr>
-        <w:t xml:space="preserve">, and both copy every column. (3) The copy-every-column versions end in </w:t>
-      </w:r>
-      <w:r>
-        <w:rPr>
-          <w:rFonts w:ascii="Consolas" w:hAnsi="Consolas" w:eastAsia="Consolas"/>
-          <w:b w:val="0"/>
-          <w:sz w:val="19"/>
-        </w:rPr>
-        <w:t>All</w:t>
-      </w:r>
-      <w:r>
-        <w:rPr>
-          <w:b w:val="0"/>
-          <w:i w:val="0"/>
-        </w:rPr>
-        <w:t xml:space="preserve">. The action that runs a MERGE is not </w:t>
-      </w:r>
-      <w:r>
-        <w:rPr>
-          <w:rFonts w:ascii="Consolas" w:hAnsi="Consolas" w:eastAsia="Consolas"/>
-          <w:b w:val="0"/>
-          <w:sz w:val="19"/>
-        </w:rPr>
-        <w:t>collect</w:t>
-      </w:r>
-      <w:r>
-        <w:rPr>
-          <w:b w:val="0"/>
-          <w:i w:val="0"/>
-        </w:rPr>
-        <w:t>.</w:t>
-      </w:r>
-    </w:p>
-    <w:p>
-      <w:r>
-        <w:rPr>
-          <w:b/>
-          <w:i w:val="0"/>
-        </w:rPr>
-        <w:t>Answer.</w:t>
+        <w:t>Worked example: weak code</w:t>
       </w:r>
     </w:p>
     <w:tbl>
@@ -4231,19 +4283,19 @@
             <w:r>
               <w:rPr>
                 <w:rFonts w:ascii="Consolas" w:hAnsi="Consolas" w:eastAsia="Consolas"/>
-                <w:b w:val="0"/>
+                <w:b/>
                 <w:color w:val="5B6875"/>
                 <w:sz w:val="16"/>
               </w:rPr>
-              <w:t xml:space="preserve">   1  </w:t>
-            </w:r>
-            <w:r>
-              <w:rPr>
-                <w:rFonts w:ascii="Consolas" w:hAnsi="Consolas" w:eastAsia="Consolas"/>
-                <w:b w:val="0"/>
-                <w:sz w:val="16"/>
-              </w:rPr>
-              <w:t>(</w:t>
+              <w:t xml:space="preserve"> [1]  </w:t>
+            </w:r>
+            <w:r>
+              <w:rPr>
+                <w:rFonts w:ascii="Consolas" w:hAnsi="Consolas" w:eastAsia="Consolas"/>
+                <w:b w:val="0"/>
+                <w:sz w:val="16"/>
+              </w:rPr>
+              <w:t>spark.conf.set("spark.databricks.delta.schema.autoMerge.enabled", "true")</w:t>
             </w:r>
           </w:p>
           <w:p>
@@ -4266,7 +4318,7 @@
                 <w:b w:val="0"/>
                 <w:sz w:val="16"/>
               </w:rPr>
-              <w:t xml:space="preserve">    DeltaTable.forName(spark, "research_silver.nat_respondents").alias("t")</w:t>
+              <w:t xml:space="preserve"> </w:t>
             </w:r>
           </w:p>
           <w:p>
@@ -4289,7 +4341,7 @@
                 <w:b w:val="0"/>
                 <w:sz w:val="16"/>
               </w:rPr>
-              <w:t xml:space="preserve">    .merge(source.alias("s"), "t.respondent_id = s.respondent_id AND t.wave_id = s.wave_id")</w:t>
+              <w:t xml:space="preserve"> </w:t>
             </w:r>
           </w:p>
           <w:p>
@@ -4312,7 +4364,7 @@
                 <w:b w:val="0"/>
                 <w:sz w:val="16"/>
               </w:rPr>
-              <w:t xml:space="preserve">    .whenMatchedUpdateAll()</w:t>
+              <w:t>def append_wave(df, table):</w:t>
             </w:r>
           </w:p>
           <w:p>
@@ -4323,329 +4375,66 @@
             <w:r>
               <w:rPr>
                 <w:rFonts w:ascii="Consolas" w:hAnsi="Consolas" w:eastAsia="Consolas"/>
-                <w:b w:val="0"/>
+                <w:b/>
                 <w:color w:val="5B6875"/>
                 <w:sz w:val="16"/>
               </w:rPr>
-              <w:t xml:space="preserve">   5  </w:t>
-            </w:r>
-            <w:r>
-              <w:rPr>
-                <w:rFonts w:ascii="Consolas" w:hAnsi="Consolas" w:eastAsia="Consolas"/>
-                <w:b w:val="0"/>
-                <w:sz w:val="16"/>
-              </w:rPr>
-              <w:t xml:space="preserve">    .whenNotMatchedInsertAll()</w:t>
-            </w:r>
-          </w:p>
-          <w:p>
-            <w:pPr>
-              <w:spacing w:before="0" w:after="0" w:line="240" w:lineRule="auto"/>
-              <w:ind w:left="567" w:hanging="567"/>
-            </w:pPr>
-            <w:r>
-              <w:rPr>
-                <w:rFonts w:ascii="Consolas" w:hAnsi="Consolas" w:eastAsia="Consolas"/>
-                <w:b w:val="0"/>
-                <w:color w:val="5B6875"/>
-                <w:sz w:val="16"/>
-              </w:rPr>
-              <w:t xml:space="preserve">   6  </w:t>
-            </w:r>
-            <w:r>
-              <w:rPr>
-                <w:rFonts w:ascii="Consolas" w:hAnsi="Consolas" w:eastAsia="Consolas"/>
-                <w:b w:val="0"/>
-                <w:sz w:val="16"/>
-              </w:rPr>
-              <w:t xml:space="preserve">    .execute()</w:t>
-            </w:r>
-          </w:p>
-          <w:p>
-            <w:pPr>
-              <w:spacing w:before="0" w:after="0" w:line="240" w:lineRule="auto"/>
-              <w:ind w:left="567" w:hanging="567"/>
-            </w:pPr>
-            <w:r>
-              <w:rPr>
-                <w:rFonts w:ascii="Consolas" w:hAnsi="Consolas" w:eastAsia="Consolas"/>
-                <w:b w:val="0"/>
-                <w:color w:val="5B6875"/>
-                <w:sz w:val="16"/>
-              </w:rPr>
-              <w:t xml:space="preserve">   7  </w:t>
-            </w:r>
-            <w:r>
-              <w:rPr>
-                <w:rFonts w:ascii="Consolas" w:hAnsi="Consolas" w:eastAsia="Consolas"/>
-                <w:b w:val="0"/>
-                <w:sz w:val="16"/>
-              </w:rPr>
-              <w:t>)</w:t>
+              <w:t xml:space="preserve"> [2]  </w:t>
+            </w:r>
+            <w:r>
+              <w:rPr>
+                <w:rFonts w:ascii="Consolas" w:hAnsi="Consolas" w:eastAsia="Consolas"/>
+                <w:b w:val="0"/>
+                <w:sz w:val="16"/>
+              </w:rPr>
+              <w:t xml:space="preserve">    df.write.format("delta").mode("append").option("mergeSchema", "true").saveAsTable(table)</w:t>
             </w:r>
           </w:p>
         </w:tc>
       </w:tr>
     </w:tbl>
-    <w:p/>
     <w:p>
-      <w:r>
-        <w:rPr>
-          <w:rFonts w:ascii="Consolas" w:hAnsi="Consolas" w:eastAsia="Consolas"/>
-          <w:b w:val="0"/>
-          <w:sz w:val="19"/>
-        </w:rPr>
-        <w:t>whenMatchedUpdateAll()</w:t>
-      </w:r>
-      <w:r>
-        <w:rPr>
-          <w:b w:val="0"/>
-          <w:i w:val="0"/>
-        </w:rPr>
-        <w:t xml:space="preserve"> copies every source column onto the matched target row. </w:t>
-      </w:r>
-      <w:r>
-        <w:rPr>
-          <w:rFonts w:ascii="Consolas" w:hAnsi="Consolas" w:eastAsia="Consolas"/>
-          <w:b w:val="0"/>
-          <w:sz w:val="19"/>
-        </w:rPr>
-        <w:t>whenNotMatchedInsertAll()</w:t>
-      </w:r>
-      <w:r>
-        <w:rPr>
-          <w:b w:val="0"/>
-          <w:i w:val="0"/>
-        </w:rPr>
-        <w:t xml:space="preserve"> inserts rows with no match. </w:t>
-      </w:r>
-      <w:r>
-        <w:rPr>
-          <w:rFonts w:ascii="Consolas" w:hAnsi="Consolas" w:eastAsia="Consolas"/>
-          <w:b w:val="0"/>
-          <w:sz w:val="19"/>
-        </w:rPr>
-        <w:t>execute()</w:t>
-      </w:r>
-      <w:r>
-        <w:rPr>
-          <w:b w:val="0"/>
-          <w:i w:val="0"/>
-        </w:rPr>
-        <w:t xml:space="preserve"> runs the MERGE.</w:t>
-      </w:r>
-    </w:p>
-    <w:p>
+      <w:pPr>
+        <w:pStyle w:val="ListNumber"/>
+      </w:pPr>
       <w:r>
         <w:rPr>
           <w:b/>
-          <w:i w:val="0"/>
-        </w:rPr>
-        <w:t>Common wrong answers.</w:t>
+        </w:rPr>
+        <w:t xml:space="preserve">Line 1. </w:t>
+      </w:r>
+      <w:r>
+        <w:rPr>
+          <w:b w:val="0"/>
+          <w:i w:val="0"/>
+        </w:rPr>
+        <w:t>Turns evolution on for every MERGE in the session, not just the one you meant.</w:t>
       </w:r>
     </w:p>
     <w:p>
       <w:pPr>
-        <w:pStyle w:val="ListBullet"/>
+        <w:pStyle w:val="ListNumber"/>
       </w:pPr>
       <w:r>
         <w:rPr>
-          <w:b w:val="0"/>
-          <w:i w:val="0"/>
-        </w:rPr>
-        <w:t xml:space="preserve">g3 = </w:t>
-      </w:r>
-      <w:r>
-        <w:rPr>
-          <w:rFonts w:ascii="Consolas" w:hAnsi="Consolas" w:eastAsia="Consolas"/>
-          <w:b w:val="0"/>
-          <w:sz w:val="19"/>
-        </w:rPr>
-        <w:t>collect</w:t>
-      </w:r>
-      <w:r>
-        <w:rPr>
-          <w:b w:val="0"/>
-          <w:i w:val="0"/>
-        </w:rPr>
-        <w:t xml:space="preserve">: </w:t>
-      </w:r>
-      <w:r>
-        <w:rPr>
-          <w:rFonts w:ascii="Consolas" w:hAnsi="Consolas" w:eastAsia="Consolas"/>
-          <w:b w:val="0"/>
-          <w:sz w:val="19"/>
-        </w:rPr>
-        <w:t>collect()</w:t>
-      </w:r>
-      <w:r>
-        <w:rPr>
-          <w:b w:val="0"/>
-          <w:i w:val="0"/>
-        </w:rPr>
-        <w:t xml:space="preserve"> is a DataFrame action. A MERGE builder runs with </w:t>
-      </w:r>
-      <w:r>
-        <w:rPr>
-          <w:rFonts w:ascii="Consolas" w:hAnsi="Consolas" w:eastAsia="Consolas"/>
-          <w:b w:val="0"/>
-          <w:sz w:val="19"/>
-        </w:rPr>
-        <w:t>execute()</w:t>
-      </w:r>
-      <w:r>
-        <w:rPr>
-          <w:b w:val="0"/>
-          <w:i w:val="0"/>
-        </w:rPr>
-        <w:t>.</w:t>
+          <w:b/>
+        </w:rPr>
+        <w:t xml:space="preserve">Line 5. </w:t>
+      </w:r>
+      <w:r>
+        <w:rPr>
+          <w:b w:val="0"/>
+          <w:i w:val="0"/>
+        </w:rPr>
+        <w:t>Every append may now add columns. A typo in a delivery becomes part of the table.</w:t>
       </w:r>
     </w:p>
     <w:p>
       <w:pPr>
-        <w:pStyle w:val="ListBullet"/>
+        <w:pStyle w:val="Heading4"/>
       </w:pPr>
       <w:r>
-        <w:rPr>
-          <w:b w:val="0"/>
-          <w:i w:val="0"/>
-        </w:rPr>
-        <w:t xml:space="preserve">g1 = </w:t>
-      </w:r>
-      <w:r>
-        <w:rPr>
-          <w:rFonts w:ascii="Consolas" w:hAnsi="Consolas" w:eastAsia="Consolas"/>
-          <w:b w:val="0"/>
-          <w:sz w:val="19"/>
-        </w:rPr>
-        <w:t>whenMatchedUpdate</w:t>
-      </w:r>
-      <w:r>
-        <w:rPr>
-          <w:b w:val="0"/>
-          <w:i w:val="0"/>
-        </w:rPr>
-        <w:t xml:space="preserve">: </w:t>
-      </w:r>
-      <w:r>
-        <w:rPr>
-          <w:rFonts w:ascii="Consolas" w:hAnsi="Consolas" w:eastAsia="Consolas"/>
-          <w:b w:val="0"/>
-          <w:sz w:val="19"/>
-        </w:rPr>
-        <w:t>whenMatchedUpdate()</w:t>
-      </w:r>
-      <w:r>
-        <w:rPr>
-          <w:b w:val="0"/>
-          <w:i w:val="0"/>
-        </w:rPr>
-        <w:t xml:space="preserve"> needs a </w:t>
-      </w:r>
-      <w:r>
-        <w:rPr>
-          <w:rFonts w:ascii="Consolas" w:hAnsi="Consolas" w:eastAsia="Consolas"/>
-          <w:b w:val="0"/>
-          <w:sz w:val="19"/>
-        </w:rPr>
-        <w:t>set=</w:t>
-      </w:r>
-      <w:r>
-        <w:rPr>
-          <w:b w:val="0"/>
-          <w:i w:val="0"/>
-        </w:rPr>
-        <w:t xml:space="preserve"> mapping of columns. With no arguments you want </w:t>
-      </w:r>
-      <w:r>
-        <w:rPr>
-          <w:rFonts w:ascii="Consolas" w:hAnsi="Consolas" w:eastAsia="Consolas"/>
-          <w:b w:val="0"/>
-          <w:sz w:val="19"/>
-        </w:rPr>
-        <w:t>whenMatchedUpdateAll()</w:t>
-      </w:r>
-      <w:r>
-        <w:rPr>
-          <w:b w:val="0"/>
-          <w:i w:val="0"/>
-        </w:rPr>
-        <w:t>.</w:t>
-      </w:r>
-    </w:p>
-    <w:p>
-      <w:pPr>
-        <w:pStyle w:val="ListBullet"/>
-      </w:pPr>
-      <w:r>
-        <w:rPr>
-          <w:b w:val="0"/>
-          <w:i w:val="0"/>
-        </w:rPr>
-        <w:t xml:space="preserve">g2 = </w:t>
-      </w:r>
-      <w:r>
-        <w:rPr>
-          <w:rFonts w:ascii="Consolas" w:hAnsi="Consolas" w:eastAsia="Consolas"/>
-          <w:b w:val="0"/>
-          <w:sz w:val="19"/>
-        </w:rPr>
-        <w:t>whenNotMatchedBySourceDelete</w:t>
-      </w:r>
-      <w:r>
-        <w:rPr>
-          <w:b w:val="0"/>
-          <w:i w:val="0"/>
-        </w:rPr>
-        <w:t xml:space="preserve">: </w:t>
-      </w:r>
-      <w:r>
-        <w:rPr>
-          <w:rFonts w:ascii="Consolas" w:hAnsi="Consolas" w:eastAsia="Consolas"/>
-          <w:b w:val="0"/>
-          <w:sz w:val="19"/>
-        </w:rPr>
-        <w:t>whenNotMatchedBySourceDelete()</w:t>
-      </w:r>
-      <w:r>
-        <w:rPr>
-          <w:b w:val="0"/>
-          <w:i w:val="0"/>
-        </w:rPr>
-        <w:t xml:space="preserve"> deletes target rows that are missing from the source. With a one-wave source it would delete every other wave.</w:t>
-      </w:r>
-    </w:p>
-    <w:p>
-      <w:pPr>
-        <w:pStyle w:val="Heading5"/>
-      </w:pPr>
-      <w:r>
-        <w:t>A3-L1 exercise 3</w:t>
-      </w:r>
-    </w:p>
-    <w:p>
-      <w:r>
-        <w:rPr>
-          <w:b/>
-          <w:i w:val="0"/>
-        </w:rPr>
-        <w:t>Hints.</w:t>
-      </w:r>
-      <w:r>
-        <w:rPr>
-          <w:b w:val="0"/>
-          <w:i w:val="0"/>
-        </w:rPr>
-        <w:t xml:space="preserve"> (1) Work through the first run: which clause fires for each row? (2) On the second run, does any source row lack a match? (3) Matched rows update in place. Updates do not add rows.</w:t>
-      </w:r>
-    </w:p>
-    <w:p>
-      <w:r>
-        <w:rPr>
-          <w:b/>
-          <w:i w:val="0"/>
-        </w:rPr>
-        <w:t>Answer.</w:t>
+        <w:t>Worked example: strong code</w:t>
       </w:r>
     </w:p>
     <w:tbl>
@@ -4683,29 +4472,449 @@
                 <w:b w:val="0"/>
                 <w:sz w:val="16"/>
               </w:rPr>
-              <w:t>3</w:t>
+              <w:t>def check_columns_match(df: DataFrame, expected: list[str]) -&gt; None:</w:t>
+            </w:r>
+          </w:p>
+          <w:p>
+            <w:pPr>
+              <w:spacing w:before="0" w:after="0" w:line="240" w:lineRule="auto"/>
+              <w:ind w:left="567" w:hanging="567"/>
+            </w:pPr>
+            <w:r>
+              <w:rPr>
+                <w:rFonts w:ascii="Consolas" w:hAnsi="Consolas" w:eastAsia="Consolas"/>
+                <w:b w:val="0"/>
+                <w:color w:val="5B6875"/>
+                <w:sz w:val="16"/>
+              </w:rPr>
+              <w:t xml:space="preserve">   2  </w:t>
+            </w:r>
+            <w:r>
+              <w:rPr>
+                <w:rFonts w:ascii="Consolas" w:hAnsi="Consolas" w:eastAsia="Consolas"/>
+                <w:b w:val="0"/>
+                <w:sz w:val="16"/>
+              </w:rPr>
+              <w:t xml:space="preserve">    """Fail when the delivery has unexpected or missing canonical columns."""</w:t>
+            </w:r>
+          </w:p>
+          <w:p>
+            <w:pPr>
+              <w:spacing w:before="0" w:after="0" w:line="240" w:lineRule="auto"/>
+              <w:ind w:left="567" w:hanging="567"/>
+            </w:pPr>
+            <w:r>
+              <w:rPr>
+                <w:rFonts w:ascii="Consolas" w:hAnsi="Consolas" w:eastAsia="Consolas"/>
+                <w:b w:val="0"/>
+                <w:color w:val="5B6875"/>
+                <w:sz w:val="16"/>
+              </w:rPr>
+              <w:t xml:space="preserve">   3  </w:t>
+            </w:r>
+            <w:r>
+              <w:rPr>
+                <w:rFonts w:ascii="Consolas" w:hAnsi="Consolas" w:eastAsia="Consolas"/>
+                <w:b w:val="0"/>
+                <w:sz w:val="16"/>
+              </w:rPr>
+              <w:t xml:space="preserve">    unexpected = sorted(set(df.columns) - set(expected))</w:t>
+            </w:r>
+          </w:p>
+          <w:p>
+            <w:pPr>
+              <w:spacing w:before="0" w:after="0" w:line="240" w:lineRule="auto"/>
+              <w:ind w:left="567" w:hanging="567"/>
+            </w:pPr>
+            <w:r>
+              <w:rPr>
+                <w:rFonts w:ascii="Consolas" w:hAnsi="Consolas" w:eastAsia="Consolas"/>
+                <w:b w:val="0"/>
+                <w:color w:val="5B6875"/>
+                <w:sz w:val="16"/>
+              </w:rPr>
+              <w:t xml:space="preserve">   4  </w:t>
+            </w:r>
+            <w:r>
+              <w:rPr>
+                <w:rFonts w:ascii="Consolas" w:hAnsi="Consolas" w:eastAsia="Consolas"/>
+                <w:b w:val="0"/>
+                <w:sz w:val="16"/>
+              </w:rPr>
+              <w:t xml:space="preserve">    missing = sorted(set(expected) - set(df.columns))</w:t>
+            </w:r>
+          </w:p>
+          <w:p>
+            <w:pPr>
+              <w:spacing w:before="0" w:after="0" w:line="240" w:lineRule="auto"/>
+              <w:ind w:left="567" w:hanging="567"/>
+            </w:pPr>
+            <w:r>
+              <w:rPr>
+                <w:rFonts w:ascii="Consolas" w:hAnsi="Consolas" w:eastAsia="Consolas"/>
+                <w:b w:val="0"/>
+                <w:color w:val="5B6875"/>
+                <w:sz w:val="16"/>
+              </w:rPr>
+              <w:t xml:space="preserve">   5  </w:t>
+            </w:r>
+            <w:r>
+              <w:rPr>
+                <w:rFonts w:ascii="Consolas" w:hAnsi="Consolas" w:eastAsia="Consolas"/>
+                <w:b w:val="0"/>
+                <w:sz w:val="16"/>
+              </w:rPr>
+              <w:t xml:space="preserve">    if unexpected or missing:</w:t>
+            </w:r>
+          </w:p>
+          <w:p>
+            <w:pPr>
+              <w:spacing w:before="0" w:after="0" w:line="240" w:lineRule="auto"/>
+              <w:ind w:left="567" w:hanging="567"/>
+            </w:pPr>
+            <w:r>
+              <w:rPr>
+                <w:rFonts w:ascii="Consolas" w:hAnsi="Consolas" w:eastAsia="Consolas"/>
+                <w:b/>
+                <w:color w:val="5B6875"/>
+                <w:sz w:val="16"/>
+              </w:rPr>
+              <w:t xml:space="preserve"> [1]  </w:t>
+            </w:r>
+            <w:r>
+              <w:rPr>
+                <w:rFonts w:ascii="Consolas" w:hAnsi="Consolas" w:eastAsia="Consolas"/>
+                <w:b w:val="0"/>
+                <w:sz w:val="16"/>
+              </w:rPr>
+              <w:t xml:space="preserve">        raise ValueError(f"schema drift: unexpected={unexpected} missing={missing}")</w:t>
+            </w:r>
+          </w:p>
+          <w:p>
+            <w:pPr>
+              <w:spacing w:before="0" w:after="0" w:line="240" w:lineRule="auto"/>
+              <w:ind w:left="567" w:hanging="567"/>
+            </w:pPr>
+            <w:r>
+              <w:rPr>
+                <w:rFonts w:ascii="Consolas" w:hAnsi="Consolas" w:eastAsia="Consolas"/>
+                <w:b w:val="0"/>
+                <w:color w:val="5B6875"/>
+                <w:sz w:val="16"/>
+              </w:rPr>
+              <w:t xml:space="preserve">   7  </w:t>
+            </w:r>
+            <w:r>
+              <w:rPr>
+                <w:rFonts w:ascii="Consolas" w:hAnsi="Consolas" w:eastAsia="Consolas"/>
+                <w:b w:val="0"/>
+                <w:sz w:val="16"/>
+              </w:rPr>
+              <w:t xml:space="preserve"> </w:t>
+            </w:r>
+          </w:p>
+          <w:p>
+            <w:pPr>
+              <w:spacing w:before="0" w:after="0" w:line="240" w:lineRule="auto"/>
+              <w:ind w:left="567" w:hanging="567"/>
+            </w:pPr>
+            <w:r>
+              <w:rPr>
+                <w:rFonts w:ascii="Consolas" w:hAnsi="Consolas" w:eastAsia="Consolas"/>
+                <w:b w:val="0"/>
+                <w:color w:val="5B6875"/>
+                <w:sz w:val="16"/>
+              </w:rPr>
+              <w:t xml:space="preserve">   8  </w:t>
+            </w:r>
+            <w:r>
+              <w:rPr>
+                <w:rFonts w:ascii="Consolas" w:hAnsi="Consolas" w:eastAsia="Consolas"/>
+                <w:b w:val="0"/>
+                <w:sz w:val="16"/>
+              </w:rPr>
+              <w:t xml:space="preserve"> </w:t>
+            </w:r>
+          </w:p>
+          <w:p>
+            <w:pPr>
+              <w:spacing w:before="0" w:after="0" w:line="240" w:lineRule="auto"/>
+              <w:ind w:left="567" w:hanging="567"/>
+            </w:pPr>
+            <w:r>
+              <w:rPr>
+                <w:rFonts w:ascii="Consolas" w:hAnsi="Consolas" w:eastAsia="Consolas"/>
+                <w:b w:val="0"/>
+                <w:color w:val="5B6875"/>
+                <w:sz w:val="16"/>
+              </w:rPr>
+              <w:t xml:space="preserve">   9  </w:t>
+            </w:r>
+            <w:r>
+              <w:rPr>
+                <w:rFonts w:ascii="Consolas" w:hAnsi="Consolas" w:eastAsia="Consolas"/>
+                <w:b w:val="0"/>
+                <w:sz w:val="16"/>
+              </w:rPr>
+              <w:t>def append_wave(df: DataFrame, table: str, expected: list[str]) -&gt; None:</w:t>
+            </w:r>
+          </w:p>
+          <w:p>
+            <w:pPr>
+              <w:spacing w:before="0" w:after="0" w:line="240" w:lineRule="auto"/>
+              <w:ind w:left="567" w:hanging="567"/>
+            </w:pPr>
+            <w:r>
+              <w:rPr>
+                <w:rFonts w:ascii="Consolas" w:hAnsi="Consolas" w:eastAsia="Consolas"/>
+                <w:b w:val="0"/>
+                <w:color w:val="5B6875"/>
+                <w:sz w:val="16"/>
+              </w:rPr>
+              <w:t xml:space="preserve">  10  </w:t>
+            </w:r>
+            <w:r>
+              <w:rPr>
+                <w:rFonts w:ascii="Consolas" w:hAnsi="Consolas" w:eastAsia="Consolas"/>
+                <w:b w:val="0"/>
+                <w:sz w:val="16"/>
+              </w:rPr>
+              <w:t xml:space="preserve">    """Append after an explicit column check. Delta enforcement stays on."""</w:t>
+            </w:r>
+          </w:p>
+          <w:p>
+            <w:pPr>
+              <w:spacing w:before="0" w:after="0" w:line="240" w:lineRule="auto"/>
+              <w:ind w:left="567" w:hanging="567"/>
+            </w:pPr>
+            <w:r>
+              <w:rPr>
+                <w:rFonts w:ascii="Consolas" w:hAnsi="Consolas" w:eastAsia="Consolas"/>
+                <w:b w:val="0"/>
+                <w:color w:val="5B6875"/>
+                <w:sz w:val="16"/>
+              </w:rPr>
+              <w:t xml:space="preserve">  11  </w:t>
+            </w:r>
+            <w:r>
+              <w:rPr>
+                <w:rFonts w:ascii="Consolas" w:hAnsi="Consolas" w:eastAsia="Consolas"/>
+                <w:b w:val="0"/>
+                <w:sz w:val="16"/>
+              </w:rPr>
+              <w:t xml:space="preserve">    check_columns_match(df, expected)</w:t>
+            </w:r>
+          </w:p>
+          <w:p>
+            <w:pPr>
+              <w:spacing w:before="0" w:after="0" w:line="240" w:lineRule="auto"/>
+              <w:ind w:left="567" w:hanging="567"/>
+            </w:pPr>
+            <w:r>
+              <w:rPr>
+                <w:rFonts w:ascii="Consolas" w:hAnsi="Consolas" w:eastAsia="Consolas"/>
+                <w:b/>
+                <w:color w:val="5B6875"/>
+                <w:sz w:val="16"/>
+              </w:rPr>
+              <w:t xml:space="preserve"> [2]  </w:t>
+            </w:r>
+            <w:r>
+              <w:rPr>
+                <w:rFonts w:ascii="Consolas" w:hAnsi="Consolas" w:eastAsia="Consolas"/>
+                <w:b w:val="0"/>
+                <w:sz w:val="16"/>
+              </w:rPr>
+              <w:t xml:space="preserve">    df.write.format("delta").mode("append").saveAsTable(table)</w:t>
+            </w:r>
+          </w:p>
+          <w:p>
+            <w:pPr>
+              <w:spacing w:before="0" w:after="0" w:line="240" w:lineRule="auto"/>
+              <w:ind w:left="567" w:hanging="567"/>
+            </w:pPr>
+            <w:r>
+              <w:rPr>
+                <w:rFonts w:ascii="Consolas" w:hAnsi="Consolas" w:eastAsia="Consolas"/>
+                <w:b w:val="0"/>
+                <w:color w:val="5B6875"/>
+                <w:sz w:val="16"/>
+              </w:rPr>
+              <w:t xml:space="preserve">  13  </w:t>
+            </w:r>
+            <w:r>
+              <w:rPr>
+                <w:rFonts w:ascii="Consolas" w:hAnsi="Consolas" w:eastAsia="Consolas"/>
+                <w:b w:val="0"/>
+                <w:sz w:val="16"/>
+              </w:rPr>
+              <w:t xml:space="preserve"> </w:t>
+            </w:r>
+          </w:p>
+          <w:p>
+            <w:pPr>
+              <w:spacing w:before="0" w:after="0" w:line="240" w:lineRule="auto"/>
+              <w:ind w:left="567" w:hanging="567"/>
+            </w:pPr>
+            <w:r>
+              <w:rPr>
+                <w:rFonts w:ascii="Consolas" w:hAnsi="Consolas" w:eastAsia="Consolas"/>
+                <w:b w:val="0"/>
+                <w:color w:val="5B6875"/>
+                <w:sz w:val="16"/>
+              </w:rPr>
+              <w:t xml:space="preserve">  14  </w:t>
+            </w:r>
+            <w:r>
+              <w:rPr>
+                <w:rFonts w:ascii="Consolas" w:hAnsi="Consolas" w:eastAsia="Consolas"/>
+                <w:b w:val="0"/>
+                <w:sz w:val="16"/>
+              </w:rPr>
+              <w:t xml:space="preserve"> </w:t>
+            </w:r>
+          </w:p>
+          <w:p>
+            <w:pPr>
+              <w:spacing w:before="0" w:after="0" w:line="240" w:lineRule="auto"/>
+              <w:ind w:left="567" w:hanging="567"/>
+            </w:pPr>
+            <w:r>
+              <w:rPr>
+                <w:rFonts w:ascii="Consolas" w:hAnsi="Consolas" w:eastAsia="Consolas"/>
+                <w:b w:val="0"/>
+                <w:color w:val="5B6875"/>
+                <w:sz w:val="16"/>
+              </w:rPr>
+              <w:t xml:space="preserve">  15  </w:t>
+            </w:r>
+            <w:r>
+              <w:rPr>
+                <w:rFonts w:ascii="Consolas" w:hAnsi="Consolas" w:eastAsia="Consolas"/>
+                <w:b w:val="0"/>
+                <w:sz w:val="16"/>
+              </w:rPr>
+              <w:t>def add_planned_column(spark: SparkSession, table: str, column: str, sql_type: str) -&gt; None:</w:t>
+            </w:r>
+          </w:p>
+          <w:p>
+            <w:pPr>
+              <w:spacing w:before="0" w:after="0" w:line="240" w:lineRule="auto"/>
+              <w:ind w:left="567" w:hanging="567"/>
+            </w:pPr>
+            <w:r>
+              <w:rPr>
+                <w:rFonts w:ascii="Consolas" w:hAnsi="Consolas" w:eastAsia="Consolas"/>
+                <w:b w:val="0"/>
+                <w:color w:val="5B6875"/>
+                <w:sz w:val="16"/>
+              </w:rPr>
+              <w:t xml:space="preserve">  16  </w:t>
+            </w:r>
+            <w:r>
+              <w:rPr>
+                <w:rFonts w:ascii="Consolas" w:hAnsi="Consolas" w:eastAsia="Consolas"/>
+                <w:b w:val="0"/>
+                <w:sz w:val="16"/>
+              </w:rPr>
+              <w:t xml:space="preserve">    """Planned schema change, run from a reviewed migration."""</w:t>
+            </w:r>
+          </w:p>
+          <w:p>
+            <w:pPr>
+              <w:spacing w:before="0" w:after="0" w:line="240" w:lineRule="auto"/>
+              <w:ind w:left="567" w:hanging="567"/>
+            </w:pPr>
+            <w:r>
+              <w:rPr>
+                <w:rFonts w:ascii="Consolas" w:hAnsi="Consolas" w:eastAsia="Consolas"/>
+                <w:b/>
+                <w:color w:val="5B6875"/>
+                <w:sz w:val="16"/>
+              </w:rPr>
+              <w:t xml:space="preserve"> [3]  </w:t>
+            </w:r>
+            <w:r>
+              <w:rPr>
+                <w:rFonts w:ascii="Consolas" w:hAnsi="Consolas" w:eastAsia="Consolas"/>
+                <w:b w:val="0"/>
+                <w:sz w:val="16"/>
+              </w:rPr>
+              <w:t xml:space="preserve">    spark.sql(f"ALTER TABLE {table} ADD COLUMN ({column} {sql_type})")</w:t>
             </w:r>
           </w:p>
         </w:tc>
       </w:tr>
     </w:tbl>
-    <w:p/>
     <w:p>
-      <w:r>
-        <w:rPr>
-          <w:b w:val="0"/>
-          <w:i w:val="0"/>
-        </w:rPr>
-        <w:t>Run one inserts 3 rows. Run two matches all 3 and updates them with identical values. The count stays 3. That is idempotence.</w:t>
+      <w:pPr>
+        <w:pStyle w:val="ListNumber"/>
+      </w:pPr>
+      <w:r>
+        <w:rPr>
+          <w:b/>
+        </w:rPr>
+        <w:t xml:space="preserve">Line 6. </w:t>
+      </w:r>
+      <w:r>
+        <w:rPr>
+          <w:b w:val="0"/>
+          <w:i w:val="0"/>
+        </w:rPr>
+        <w:t>Both directions checked. A missing column would otherwise land as NULL without an error.</w:t>
       </w:r>
     </w:p>
     <w:p>
+      <w:pPr>
+        <w:pStyle w:val="ListNumber"/>
+      </w:pPr>
       <w:r>
         <w:rPr>
           <w:b/>
-          <w:i w:val="0"/>
-        </w:rPr>
-        <w:t>Common wrong answers.</w:t>
+        </w:rPr>
+        <w:t xml:space="preserve">Line 12. </w:t>
+      </w:r>
+      <w:r>
+        <w:rPr>
+          <w:b w:val="0"/>
+          <w:i w:val="0"/>
+        </w:rPr>
+        <w:t>No mergeSchema. An unexpected shape fails loudly.</w:t>
+      </w:r>
+    </w:p>
+    <w:p>
+      <w:pPr>
+        <w:pStyle w:val="ListNumber"/>
+      </w:pPr>
+      <w:r>
+        <w:rPr>
+          <w:b/>
+        </w:rPr>
+        <w:t xml:space="preserve">Line 17. </w:t>
+      </w:r>
+      <w:r>
+        <w:rPr>
+          <w:b w:val="0"/>
+          <w:i w:val="0"/>
+        </w:rPr>
+        <w:t>New columns arrive through a reviewed change, not as a side effect of a write.</w:t>
+      </w:r>
+    </w:p>
+    <w:p>
+      <w:r>
+        <w:rPr>
+          <w:b w:val="0"/>
+          <w:i w:val="0"/>
+        </w:rPr>
+        <w:t>Schema changes become decisions a person reviews, not accidents a delivery causes.</w:t>
+      </w:r>
+    </w:p>
+    <w:p>
+      <w:pPr>
+        <w:pStyle w:val="Heading4"/>
+      </w:pPr>
+      <w:r>
+        <w:t>Recap card</w:t>
       </w:r>
     </w:p>
     <w:p>
@@ -4714,18 +4923,17 @@
       </w:pPr>
       <w:r>
         <w:rPr>
-          <w:rFonts w:ascii="Consolas" w:hAnsi="Consolas" w:eastAsia="Consolas"/>
-          <w:b w:val="0"/>
-          <w:sz w:val="19"/>
-        </w:rPr>
-        <w:t>6</w:t>
-      </w:r>
-      <w:r>
-        <w:rPr>
-          <w:b w:val="0"/>
-          <w:i w:val="0"/>
-        </w:rPr>
-        <w:t>: 6 is what an append would give. On the second run every source row matches an existing target row, so the MERGE updates instead of inserting.</w:t>
+          <w:b/>
+          <w:i w:val="0"/>
+        </w:rPr>
+        <w:t>Delta append with an extra column, no options</w:t>
+      </w:r>
+      <w:r>
+        <w:rPr>
+          <w:b w:val="0"/>
+          <w:i w:val="0"/>
+        </w:rPr>
+        <w:t xml:space="preserve"> Fails with a schema mismatch. Enforcement is on by default.</w:t>
       </w:r>
     </w:p>
     <w:p>
@@ -4734,18 +4942,63 @@
       </w:pPr>
       <w:r>
         <w:rPr>
-          <w:rFonts w:ascii="Consolas" w:hAnsi="Consolas" w:eastAsia="Consolas"/>
-          <w:b w:val="0"/>
-          <w:sz w:val="19"/>
-        </w:rPr>
-        <w:t>0</w:t>
-      </w:r>
-      <w:r>
-        <w:rPr>
-          <w:b w:val="0"/>
-          <w:i w:val="0"/>
-        </w:rPr>
-        <w:t>: The first run inserts all 3 rows, because none of them matches an empty table.</w:t>
+          <w:b/>
+          <w:i w:val="0"/>
+        </w:rPr>
+        <w:t>MERGE with updateAll and an extra source column, no evolution</w:t>
+      </w:r>
+      <w:r>
+        <w:rPr>
+          <w:b w:val="0"/>
+          <w:i w:val="0"/>
+        </w:rPr>
+        <w:t xml:space="preserve"> Succeeds and silently ignores the extra column. Only your own column check catches it.</w:t>
+      </w:r>
+    </w:p>
+    <w:p>
+      <w:pPr>
+        <w:pStyle w:val="ListBullet"/>
+      </w:pPr>
+      <w:r>
+        <w:rPr>
+          <w:b/>
+          <w:i w:val="0"/>
+        </w:rPr>
+        <w:t>Evolve one write on purpose</w:t>
+      </w:r>
+      <w:r>
+        <w:rPr>
+          <w:b w:val="0"/>
+          <w:i w:val="0"/>
+        </w:rPr>
+        <w:t xml:space="preserve"> Append: option mergeSchema. MERGE: .withSchemaEvolution(). Planned: ALTER TABLE ADD COLUMN.</w:t>
+      </w:r>
+    </w:p>
+    <w:p>
+      <w:pPr>
+        <w:pStyle w:val="ListBullet"/>
+      </w:pPr>
+      <w:r>
+        <w:rPr>
+          <w:b/>
+          <w:i w:val="0"/>
+        </w:rPr>
+        <w:t>Why not set autoMerge.enabled for the session?</w:t>
+      </w:r>
+      <w:r>
+        <w:rPr>
+          <w:b w:val="0"/>
+          <w:i w:val="0"/>
+        </w:rPr>
+        <w:t xml:space="preserve"> It turns evolution on for every MERGE in the job, including ones you did not intend.</w:t>
+      </w:r>
+    </w:p>
+    <w:p>
+      <w:pPr>
+        <w:pStyle w:val="Heading4"/>
+      </w:pPr>
+      <w:r>
+        <w:t>Practice</w:t>
       </w:r>
     </w:p>
     <w:p>
@@ -4753,23 +5006,16 @@
         <w:pStyle w:val="Heading5"/>
       </w:pPr>
       <w:r>
-        <w:t>A3-L1 exercise 4</w:t>
+        <w:t>Exercise 1. Multiple choice (level 1)</w:t>
       </w:r>
     </w:p>
     <w:p>
       <w:r>
         <w:rPr>
-          <w:b/>
-          <w:i w:val="0"/>
-        </w:rPr>
-        <w:t>Hints.</w:t>
-      </w:r>
-      <w:r>
-        <w:rPr>
-          <w:b w:val="0"/>
-          <w:i w:val="0"/>
-        </w:rPr>
-        <w:t xml:space="preserve"> (1) The grain is respondent per wave. Which columns identify one row? (2) Compare the deduplication keys with the MERGE condition. (3) A </w:t>
+          <w:b w:val="0"/>
+          <w:i w:val="0"/>
+        </w:rPr>
+        <w:t xml:space="preserve">Silver has columns </w:t>
       </w:r>
       <w:r>
         <w:rPr>
@@ -4777,14 +5023,14 @@
           <w:b w:val="0"/>
           <w:sz w:val="19"/>
         </w:rPr>
-        <w:t>W2</w:t>
-      </w:r>
-      <w:r>
-        <w:rPr>
-          <w:b w:val="0"/>
-          <w:i w:val="0"/>
-        </w:rPr>
-        <w:t xml:space="preserve"> row for respondent R1 matches the </w:t>
+        <w:t>respondent_id</w:t>
+      </w:r>
+      <w:r>
+        <w:rPr>
+          <w:b w:val="0"/>
+          <w:i w:val="0"/>
+        </w:rPr>
+        <w:t xml:space="preserve">, </w:t>
       </w:r>
       <w:r>
         <w:rPr>
@@ -4792,39 +5038,232 @@
           <w:b w:val="0"/>
           <w:sz w:val="19"/>
         </w:rPr>
-        <w:t>W1</w:t>
-      </w:r>
-      <w:r>
-        <w:rPr>
-          <w:b w:val="0"/>
-          <w:i w:val="0"/>
-        </w:rPr>
-        <w:t xml:space="preserve"> row for R1, and overwrites it.</w:t>
+        <w:t>wave_id</w:t>
+      </w:r>
+      <w:r>
+        <w:rPr>
+          <w:b w:val="0"/>
+          <w:i w:val="0"/>
+        </w:rPr>
+        <w:t xml:space="preserve">, </w:t>
+      </w:r>
+      <w:r>
+        <w:rPr>
+          <w:rFonts w:ascii="Consolas" w:hAnsi="Consolas" w:eastAsia="Consolas"/>
+          <w:b w:val="0"/>
+          <w:sz w:val="19"/>
+        </w:rPr>
+        <w:t>final_weight</w:t>
+      </w:r>
+      <w:r>
+        <w:rPr>
+          <w:b w:val="0"/>
+          <w:i w:val="0"/>
+        </w:rPr>
+        <w:t xml:space="preserve">. You append a DataFrame with those three columns plus </w:t>
+      </w:r>
+      <w:r>
+        <w:rPr>
+          <w:rFonts w:ascii="Consolas" w:hAnsi="Consolas" w:eastAsia="Consolas"/>
+          <w:b w:val="0"/>
+          <w:sz w:val="19"/>
+        </w:rPr>
+        <w:t>region</w:t>
+      </w:r>
+      <w:r>
+        <w:rPr>
+          <w:b w:val="0"/>
+          <w:i w:val="0"/>
+        </w:rPr>
+        <w:t>, without any options. What happens on delta-spark 4.0?</w:t>
       </w:r>
     </w:p>
     <w:p>
-      <w:r>
-        <w:rPr>
-          <w:b/>
-          <w:i w:val="0"/>
-        </w:rPr>
-        <w:t>Answer.</w:t>
-      </w:r>
-      <w:r>
-        <w:rPr>
-          <w:b w:val="0"/>
-          <w:i w:val="0"/>
-        </w:rPr>
-        <w:t xml:space="preserve"> The bug is on line 6.</w:t>
+      <w:pPr>
+        <w:pStyle w:val="ListBullet"/>
+      </w:pPr>
+      <w:r>
+        <w:rPr>
+          <w:b w:val="0"/>
+          <w:i w:val="0"/>
+        </w:rPr>
+        <w:t>a) The append succeeds and region is added.</w:t>
       </w:r>
     </w:p>
     <w:p>
-      <w:r>
-        <w:rPr>
-          <w:b w:val="0"/>
-          <w:i w:val="0"/>
-        </w:rPr>
-        <w:t>Fixed version:</w:t>
+      <w:pPr>
+        <w:pStyle w:val="ListBullet"/>
+      </w:pPr>
+      <w:r>
+        <w:rPr>
+          <w:b w:val="0"/>
+          <w:i w:val="0"/>
+        </w:rPr>
+        <w:t>b) The append succeeds and region is dropped.</w:t>
+      </w:r>
+    </w:p>
+    <w:p>
+      <w:pPr>
+        <w:pStyle w:val="ListBullet"/>
+      </w:pPr>
+      <w:r>
+        <w:rPr>
+          <w:b w:val="0"/>
+          <w:i w:val="0"/>
+        </w:rPr>
+        <w:t>c) The append fails with a schema mismatch.</w:t>
+      </w:r>
+    </w:p>
+    <w:p>
+      <w:pPr>
+        <w:pStyle w:val="ListBullet"/>
+      </w:pPr>
+      <w:r>
+        <w:rPr>
+          <w:b w:val="0"/>
+          <w:i w:val="0"/>
+        </w:rPr>
+        <w:t>d) Region is stored in a hidden rescue column.</w:t>
+      </w:r>
+    </w:p>
+    <w:p>
+      <w:r>
+        <w:rPr>
+          <w:b/>
+          <w:i w:val="0"/>
+        </w:rPr>
+        <w:t>Why?</w:t>
+      </w:r>
+    </w:p>
+    <w:p>
+      <w:pPr>
+        <w:pStyle w:val="ListBullet"/>
+      </w:pPr>
+      <w:r>
+        <w:rPr>
+          <w:b w:val="0"/>
+          <w:i w:val="0"/>
+        </w:rPr>
+        <w:t>r1) Schema enforcement rejects writes with columns the table does not have.</w:t>
+      </w:r>
+    </w:p>
+    <w:p>
+      <w:pPr>
+        <w:pStyle w:val="ListBullet"/>
+      </w:pPr>
+      <w:r>
+        <w:rPr>
+          <w:b w:val="0"/>
+          <w:i w:val="0"/>
+        </w:rPr>
+        <w:t>r2) Delta tables cannot change schema after creation.</w:t>
+      </w:r>
+    </w:p>
+    <w:p>
+      <w:pPr>
+        <w:pStyle w:val="Heading5"/>
+      </w:pPr>
+      <w:r>
+        <w:t>Exercise 2. Predict the output (level 2)</w:t>
+      </w:r>
+    </w:p>
+    <w:p>
+      <w:r>
+        <w:rPr>
+          <w:b w:val="0"/>
+          <w:i w:val="0"/>
+        </w:rPr>
+        <w:t xml:space="preserve">Silver </w:t>
+      </w:r>
+      <w:r>
+        <w:rPr>
+          <w:rFonts w:ascii="Consolas" w:hAnsi="Consolas" w:eastAsia="Consolas"/>
+          <w:b w:val="0"/>
+          <w:sz w:val="19"/>
+        </w:rPr>
+        <w:t>s</w:t>
+      </w:r>
+      <w:r>
+        <w:rPr>
+          <w:b w:val="0"/>
+          <w:i w:val="0"/>
+        </w:rPr>
+        <w:t xml:space="preserve"> has columns </w:t>
+      </w:r>
+      <w:r>
+        <w:rPr>
+          <w:rFonts w:ascii="Consolas" w:hAnsi="Consolas" w:eastAsia="Consolas"/>
+          <w:b w:val="0"/>
+          <w:sz w:val="19"/>
+        </w:rPr>
+        <w:t>id</w:t>
+      </w:r>
+      <w:r>
+        <w:rPr>
+          <w:b w:val="0"/>
+          <w:i w:val="0"/>
+        </w:rPr>
+        <w:t xml:space="preserve"> and </w:t>
+      </w:r>
+      <w:r>
+        <w:rPr>
+          <w:rFonts w:ascii="Consolas" w:hAnsi="Consolas" w:eastAsia="Consolas"/>
+          <w:b w:val="0"/>
+          <w:sz w:val="19"/>
+        </w:rPr>
+        <w:t>w</w:t>
+      </w:r>
+      <w:r>
+        <w:rPr>
+          <w:b w:val="0"/>
+          <w:i w:val="0"/>
+        </w:rPr>
+        <w:t xml:space="preserve">. The source has </w:t>
+      </w:r>
+      <w:r>
+        <w:rPr>
+          <w:rFonts w:ascii="Consolas" w:hAnsi="Consolas" w:eastAsia="Consolas"/>
+          <w:b w:val="0"/>
+          <w:sz w:val="19"/>
+        </w:rPr>
+        <w:t>id</w:t>
+      </w:r>
+      <w:r>
+        <w:rPr>
+          <w:b w:val="0"/>
+          <w:i w:val="0"/>
+        </w:rPr>
+        <w:t xml:space="preserve">, </w:t>
+      </w:r>
+      <w:r>
+        <w:rPr>
+          <w:rFonts w:ascii="Consolas" w:hAnsi="Consolas" w:eastAsia="Consolas"/>
+          <w:b w:val="0"/>
+          <w:sz w:val="19"/>
+        </w:rPr>
+        <w:t>w</w:t>
+      </w:r>
+      <w:r>
+        <w:rPr>
+          <w:b w:val="0"/>
+          <w:i w:val="0"/>
+        </w:rPr>
+        <w:t xml:space="preserve"> and </w:t>
+      </w:r>
+      <w:r>
+        <w:rPr>
+          <w:rFonts w:ascii="Consolas" w:hAnsi="Consolas" w:eastAsia="Consolas"/>
+          <w:b w:val="0"/>
+          <w:sz w:val="19"/>
+        </w:rPr>
+        <w:t>region</w:t>
+      </w:r>
+      <w:r>
+        <w:rPr>
+          <w:b w:val="0"/>
+          <w:i w:val="0"/>
+        </w:rPr>
+        <w:t>. What does the last line print on delta-spark 4.0?</w:t>
       </w:r>
     </w:p>
     <w:tbl>
@@ -4862,7 +5301,7 @@
                 <w:b w:val="0"/>
                 <w:sz w:val="16"/>
               </w:rPr>
-              <w:t>def upsert_respondents(spark: SparkSession, source: DataFrame) -&gt; None:</w:t>
+              <w:t>(</w:t>
             </w:r>
           </w:p>
           <w:p>
@@ -4885,7 +5324,7 @@
                 <w:b w:val="0"/>
                 <w:sz w:val="16"/>
               </w:rPr>
-              <w:t xml:space="preserve">    """MERGE one wave of respondents into silver. Grain: respondent per wave."""</w:t>
+              <w:t xml:space="preserve">    DeltaTable.forName(spark, "s").alias("t")</w:t>
             </w:r>
           </w:p>
           <w:p>
@@ -4908,7 +5347,7 @@
                 <w:b w:val="0"/>
                 <w:sz w:val="16"/>
               </w:rPr>
-              <w:t xml:space="preserve">    latest = latest_per_key(source, ["respondent_id", "wave_id"], "delivery_version")</w:t>
+              <w:t xml:space="preserve">    .merge(source.alias("src"), "t.id = src.id")</w:t>
             </w:r>
           </w:p>
           <w:p>
@@ -4931,7 +5370,7 @@
                 <w:b w:val="0"/>
                 <w:sz w:val="16"/>
               </w:rPr>
-              <w:t xml:space="preserve">    (</w:t>
+              <w:t xml:space="preserve">    .whenMatchedUpdateAll()</w:t>
             </w:r>
           </w:p>
           <w:p>
@@ -4954,7 +5393,7 @@
                 <w:b w:val="0"/>
                 <w:sz w:val="16"/>
               </w:rPr>
-              <w:t xml:space="preserve">        DeltaTable.forName(spark, "research_silver.nat_respondents").alias("t")</w:t>
+              <w:t xml:space="preserve">    .whenNotMatchedInsertAll()</w:t>
             </w:r>
           </w:p>
           <w:p>
@@ -4977,7 +5416,7 @@
                 <w:b w:val="0"/>
                 <w:sz w:val="16"/>
               </w:rPr>
-              <w:t xml:space="preserve">        .merge(latest.alias("s"), "t.respondent_id = s.respondent_id AND t.wave_id = s.wave_id")</w:t>
+              <w:t xml:space="preserve">    .execute()</w:t>
             </w:r>
           </w:p>
           <w:p>
@@ -5000,7 +5439,7 @@
                 <w:b w:val="0"/>
                 <w:sz w:val="16"/>
               </w:rPr>
-              <w:t xml:space="preserve">        .whenMatchedUpdateAll()</w:t>
+              <w:t>)</w:t>
             </w:r>
           </w:p>
           <w:p>
@@ -5023,53 +5462,7 @@
                 <w:b w:val="0"/>
                 <w:sz w:val="16"/>
               </w:rPr>
-              <w:t xml:space="preserve">        .whenNotMatchedInsertAll()</w:t>
-            </w:r>
-          </w:p>
-          <w:p>
-            <w:pPr>
-              <w:spacing w:before="0" w:after="0" w:line="240" w:lineRule="auto"/>
-              <w:ind w:left="567" w:hanging="567"/>
-            </w:pPr>
-            <w:r>
-              <w:rPr>
-                <w:rFonts w:ascii="Consolas" w:hAnsi="Consolas" w:eastAsia="Consolas"/>
-                <w:b w:val="0"/>
-                <w:color w:val="5B6875"/>
-                <w:sz w:val="16"/>
-              </w:rPr>
-              <w:t xml:space="preserve">   9  </w:t>
-            </w:r>
-            <w:r>
-              <w:rPr>
-                <w:rFonts w:ascii="Consolas" w:hAnsi="Consolas" w:eastAsia="Consolas"/>
-                <w:b w:val="0"/>
-                <w:sz w:val="16"/>
-              </w:rPr>
-              <w:t xml:space="preserve">        .execute()</w:t>
-            </w:r>
-          </w:p>
-          <w:p>
-            <w:pPr>
-              <w:spacing w:before="0" w:after="0" w:line="240" w:lineRule="auto"/>
-              <w:ind w:left="567" w:hanging="567"/>
-            </w:pPr>
-            <w:r>
-              <w:rPr>
-                <w:rFonts w:ascii="Consolas" w:hAnsi="Consolas" w:eastAsia="Consolas"/>
-                <w:b w:val="0"/>
-                <w:color w:val="5B6875"/>
-                <w:sz w:val="16"/>
-              </w:rPr>
-              <w:t xml:space="preserve">  10  </w:t>
-            </w:r>
-            <w:r>
-              <w:rPr>
-                <w:rFonts w:ascii="Consolas" w:hAnsi="Consolas" w:eastAsia="Consolas"/>
-                <w:b w:val="0"/>
-                <w:sz w:val="16"/>
-              </w:rPr>
-              <w:t xml:space="preserve">    )</w:t>
+              <w:t>print(spark.table("s").columns)</w:t>
             </w:r>
           </w:p>
         </w:tc>
@@ -5077,159 +5470,20 @@
     </w:tbl>
     <w:p/>
     <w:p>
-      <w:r>
-        <w:rPr>
-          <w:b w:val="0"/>
-          <w:i w:val="0"/>
-        </w:rPr>
-        <w:t xml:space="preserve">The condition matches on </w:t>
-      </w:r>
-      <w:r>
-        <w:rPr>
-          <w:rFonts w:ascii="Consolas" w:hAnsi="Consolas" w:eastAsia="Consolas"/>
-          <w:b w:val="0"/>
-          <w:sz w:val="19"/>
-        </w:rPr>
-        <w:t>respondent_id</w:t>
-      </w:r>
-      <w:r>
-        <w:rPr>
-          <w:b w:val="0"/>
-          <w:i w:val="0"/>
-        </w:rPr>
-        <w:t xml:space="preserve"> alone. A wave </w:t>
-      </w:r>
-      <w:r>
-        <w:rPr>
-          <w:rFonts w:ascii="Consolas" w:hAnsi="Consolas" w:eastAsia="Consolas"/>
-          <w:b w:val="0"/>
-          <w:sz w:val="19"/>
-        </w:rPr>
-        <w:t>W2</w:t>
-      </w:r>
-      <w:r>
-        <w:rPr>
-          <w:b w:val="0"/>
-          <w:i w:val="0"/>
-        </w:rPr>
-        <w:t xml:space="preserve"> row for a respondent matches that respondent's </w:t>
-      </w:r>
-      <w:r>
-        <w:rPr>
-          <w:rFonts w:ascii="Consolas" w:hAnsi="Consolas" w:eastAsia="Consolas"/>
-          <w:b w:val="0"/>
-          <w:sz w:val="19"/>
-        </w:rPr>
-        <w:t>W1</w:t>
-      </w:r>
-      <w:r>
-        <w:rPr>
-          <w:b w:val="0"/>
-          <w:i w:val="0"/>
-        </w:rPr>
-        <w:t xml:space="preserve"> row and overwrites it, including </w:t>
-      </w:r>
-      <w:r>
-        <w:rPr>
-          <w:rFonts w:ascii="Consolas" w:hAnsi="Consolas" w:eastAsia="Consolas"/>
-          <w:b w:val="0"/>
-          <w:sz w:val="19"/>
-        </w:rPr>
-        <w:t>wave_id</w:t>
-      </w:r>
-      <w:r>
-        <w:rPr>
-          <w:b w:val="0"/>
-          <w:i w:val="0"/>
-        </w:rPr>
-        <w:t xml:space="preserve">. Match on the full grain: </w:t>
-      </w:r>
-      <w:r>
-        <w:rPr>
-          <w:rFonts w:ascii="Consolas" w:hAnsi="Consolas" w:eastAsia="Consolas"/>
-          <w:b w:val="0"/>
-          <w:sz w:val="19"/>
-        </w:rPr>
-        <w:t>t.respondent_id = s.respondent_id AND t.wave_id = s.wave_id</w:t>
-      </w:r>
-      <w:r>
-        <w:rPr>
-          <w:b w:val="0"/>
-          <w:i w:val="0"/>
-        </w:rPr>
-        <w:t>.</w:t>
-      </w:r>
-    </w:p>
-    <w:p>
-      <w:r>
-        <w:rPr>
-          <w:b/>
-          <w:i w:val="0"/>
-        </w:rPr>
-        <w:t>Common wrong answers.</w:t>
-      </w:r>
-    </w:p>
-    <w:p>
-      <w:pPr>
-        <w:pStyle w:val="ListBullet"/>
-      </w:pPr>
-      <w:r>
-        <w:rPr>
-          <w:b w:val="0"/>
-          <w:i w:val="0"/>
-        </w:rPr>
-        <w:t>Line 3: Line 3 deduplicates on both key columns, which matches the grain. Look at what the MERGE matches on.</w:t>
-      </w:r>
-    </w:p>
-    <w:p>
-      <w:pPr>
-        <w:pStyle w:val="ListBullet"/>
-      </w:pPr>
-      <w:r>
-        <w:rPr>
-          <w:b w:val="0"/>
-          <w:i w:val="0"/>
-        </w:rPr>
-        <w:t xml:space="preserve">Line 7: </w:t>
-      </w:r>
-      <w:r>
-        <w:rPr>
-          <w:rFonts w:ascii="Consolas" w:hAnsi="Consolas" w:eastAsia="Consolas"/>
-          <w:b w:val="0"/>
-          <w:sz w:val="19"/>
-        </w:rPr>
-        <w:t>whenMatchedUpdateAll()</w:t>
-      </w:r>
-      <w:r>
-        <w:rPr>
-          <w:b w:val="0"/>
-          <w:i w:val="0"/>
-        </w:rPr>
-        <w:t xml:space="preserve"> is right for a redelivery. The problem is which rows count as a match.</w:t>
-      </w:r>
-    </w:p>
-    <w:p>
       <w:pPr>
         <w:pStyle w:val="Heading5"/>
       </w:pPr>
       <w:r>
-        <w:t>A3-L1 exercise 5</w:t>
+        <w:t>Exercise 3. Fill the gap (level 3)</w:t>
       </w:r>
     </w:p>
     <w:p>
       <w:r>
         <w:rPr>
-          <w:b/>
-          <w:i w:val="0"/>
-        </w:rPr>
-        <w:t>Hints.</w:t>
-      </w:r>
-      <w:r>
-        <w:rPr>
-          <w:b w:val="0"/>
-          <w:i w:val="0"/>
-        </w:rPr>
-        <w:t xml:space="preserve"> (1) You need a window, a rank and a filter. (2) </w:t>
+          <w:b w:val="0"/>
+          <w:i w:val="0"/>
+        </w:rPr>
+        <w:t xml:space="preserve">You reviewed the supplier's new </w:t>
       </w:r>
       <w:r>
         <w:rPr>
@@ -5237,38 +5491,14 @@
           <w:b w:val="0"/>
           <w:sz w:val="19"/>
         </w:rPr>
-        <w:t>Window.partitionBy(*keys).orderBy(F.col(order_col).desc())</w:t>
-      </w:r>
-      <w:r>
-        <w:rPr>
-          <w:b w:val="0"/>
-          <w:i w:val="0"/>
-        </w:rPr>
-        <w:t xml:space="preserve"> sorts each key's rows newest first. (3) Add </w:t>
-      </w:r>
-      <w:r>
-        <w:rPr>
-          <w:rFonts w:ascii="Consolas" w:hAnsi="Consolas" w:eastAsia="Consolas"/>
-          <w:b w:val="0"/>
-          <w:sz w:val="19"/>
-        </w:rPr>
-        <w:t>F.row_number().over(window)</w:t>
-      </w:r>
-      <w:r>
-        <w:rPr>
-          <w:b w:val="0"/>
-          <w:i w:val="0"/>
-        </w:rPr>
-        <w:t xml:space="preserve"> as a column, keep rank 1, then drop the helper column.</w:t>
-      </w:r>
-    </w:p>
-    <w:p>
-      <w:r>
-        <w:rPr>
-          <w:b/>
-          <w:i w:val="0"/>
-        </w:rPr>
-        <w:t>Answer.</w:t>
+        <w:t>region</w:t>
+      </w:r>
+      <w:r>
+        <w:rPr>
+          <w:b w:val="0"/>
+          <w:i w:val="0"/>
+        </w:rPr>
+        <w:t xml:space="preserve"> column and want this one MERGE to add it to silver. Complete the builder.</w:t>
       </w:r>
     </w:p>
     <w:tbl>
@@ -5306,7 +5536,7 @@
                 <w:b w:val="0"/>
                 <w:sz w:val="16"/>
               </w:rPr>
-              <w:t>from pyspark.sql import DataFrame, Window</w:t>
+              <w:t>(</w:t>
             </w:r>
           </w:p>
           <w:p>
@@ -5329,7 +5559,7 @@
                 <w:b w:val="0"/>
                 <w:sz w:val="16"/>
               </w:rPr>
-              <w:t>from pyspark.sql import functions as F</w:t>
+              <w:t xml:space="preserve">    DeltaTable.forName(spark, table).alias("t")</w:t>
             </w:r>
           </w:p>
           <w:p>
@@ -5352,7 +5582,7 @@
                 <w:b w:val="0"/>
                 <w:sz w:val="16"/>
               </w:rPr>
-              <w:t xml:space="preserve"> </w:t>
+              <w:t xml:space="preserve">    .merge(source.alias("s"), condition)</w:t>
             </w:r>
           </w:p>
           <w:p>
@@ -5375,7 +5605,7 @@
                 <w:b w:val="0"/>
                 <w:sz w:val="16"/>
               </w:rPr>
-              <w:t xml:space="preserve"> </w:t>
+              <w:t xml:space="preserve">    ._____(1)()</w:t>
             </w:r>
           </w:p>
           <w:p>
@@ -5398,7 +5628,7 @@
                 <w:b w:val="0"/>
                 <w:sz w:val="16"/>
               </w:rPr>
-              <w:t>def latest_per_key(df: DataFrame, keys: list[str], order_col: str) -&gt; DataFrame:</w:t>
+              <w:t xml:space="preserve">    .whenMatchedUpdateAll()</w:t>
             </w:r>
           </w:p>
           <w:p>
@@ -5421,7 +5651,7 @@
                 <w:b w:val="0"/>
                 <w:sz w:val="16"/>
               </w:rPr>
-              <w:t xml:space="preserve">    """Keep the row with the highest order_col for each key.</w:t>
+              <w:t xml:space="preserve">    .whenNotMatchedInsertAll()</w:t>
             </w:r>
           </w:p>
           <w:p>
@@ -5444,7 +5674,7 @@
                 <w:b w:val="0"/>
                 <w:sz w:val="16"/>
               </w:rPr>
-              <w:t xml:space="preserve"> </w:t>
+              <w:t xml:space="preserve">    .execute()</w:t>
             </w:r>
           </w:p>
           <w:p>
@@ -5467,7 +5697,150 @@
                 <w:b w:val="0"/>
                 <w:sz w:val="16"/>
               </w:rPr>
-              <w:t xml:space="preserve">    Args:</w:t>
+              <w:t>)</w:t>
+            </w:r>
+          </w:p>
+        </w:tc>
+      </w:tr>
+    </w:tbl>
+    <w:p/>
+    <w:p>
+      <w:pPr>
+        <w:pStyle w:val="Heading5"/>
+      </w:pPr>
+      <w:r>
+        <w:t>Exercise 4. Write the function (level 4)</w:t>
+      </w:r>
+    </w:p>
+    <w:p>
+      <w:r>
+        <w:rPr>
+          <w:b w:val="0"/>
+          <w:i w:val="0"/>
+        </w:rPr>
+        <w:t xml:space="preserve">Write </w:t>
+      </w:r>
+      <w:r>
+        <w:rPr>
+          <w:rFonts w:ascii="Consolas" w:hAnsi="Consolas" w:eastAsia="Consolas"/>
+          <w:b w:val="0"/>
+          <w:sz w:val="19"/>
+        </w:rPr>
+        <w:t>schema_drift(actual, expected)</w:t>
+      </w:r>
+      <w:r>
+        <w:rPr>
+          <w:b w:val="0"/>
+          <w:i w:val="0"/>
+        </w:rPr>
+        <w:t xml:space="preserve">. It takes two lists of column names and returns a dict with sorted lists under </w:t>
+      </w:r>
+      <w:r>
+        <w:rPr>
+          <w:rFonts w:ascii="Consolas" w:hAnsi="Consolas" w:eastAsia="Consolas"/>
+          <w:b w:val="0"/>
+          <w:sz w:val="19"/>
+        </w:rPr>
+        <w:t>"unexpected"</w:t>
+      </w:r>
+      <w:r>
+        <w:rPr>
+          <w:b w:val="0"/>
+          <w:i w:val="0"/>
+        </w:rPr>
+        <w:t xml:space="preserve"> (in actual, not expected) and </w:t>
+      </w:r>
+      <w:r>
+        <w:rPr>
+          <w:rFonts w:ascii="Consolas" w:hAnsi="Consolas" w:eastAsia="Consolas"/>
+          <w:b w:val="0"/>
+          <w:sz w:val="19"/>
+        </w:rPr>
+        <w:t>"missing"</w:t>
+      </w:r>
+      <w:r>
+        <w:rPr>
+          <w:b w:val="0"/>
+          <w:i w:val="0"/>
+        </w:rPr>
+        <w:t xml:space="preserve"> (in expected, not actual). Then write </w:t>
+      </w:r>
+      <w:r>
+        <w:rPr>
+          <w:rFonts w:ascii="Consolas" w:hAnsi="Consolas" w:eastAsia="Consolas"/>
+          <w:b w:val="0"/>
+          <w:sz w:val="19"/>
+        </w:rPr>
+        <w:t>assert_no_drift(actual, expected)</w:t>
+      </w:r>
+      <w:r>
+        <w:rPr>
+          <w:b w:val="0"/>
+          <w:i w:val="0"/>
+        </w:rPr>
+        <w:t xml:space="preserve"> that raises </w:t>
+      </w:r>
+      <w:r>
+        <w:rPr>
+          <w:rFonts w:ascii="Consolas" w:hAnsi="Consolas" w:eastAsia="Consolas"/>
+          <w:b w:val="0"/>
+          <w:sz w:val="19"/>
+        </w:rPr>
+        <w:t>ValueError</w:t>
+      </w:r>
+      <w:r>
+        <w:rPr>
+          <w:b w:val="0"/>
+          <w:i w:val="0"/>
+        </w:rPr>
+        <w:t xml:space="preserve"> naming both lists when either is non-empty.</w:t>
+      </w:r>
+    </w:p>
+    <w:p>
+      <w:r>
+        <w:rPr>
+          <w:b w:val="0"/>
+          <w:i w:val="0"/>
+        </w:rPr>
+        <w:t>Starter code:</w:t>
+      </w:r>
+    </w:p>
+    <w:tbl>
+      <w:tblPr>
+        <w:tblW w:type="auto" w:w="0"/>
+        <w:jc w:val="left"/>
+        <w:tblLook w:firstColumn="1" w:firstRow="1" w:lastColumn="0" w:lastRow="0" w:noHBand="0" w:noVBand="1" w:val="04A0"/>
+      </w:tblPr>
+      <w:tblGrid>
+        <w:gridCol w:w="8221"/>
+      </w:tblGrid>
+      <w:tr>
+        <w:tc>
+          <w:tcPr>
+            <w:tcW w:type="dxa" w:w="8221"/>
+            <w:shd w:val="clear" w:color="auto" w:fill="F2F4F7"/>
+          </w:tcPr>
+          <w:p>
+            <w:pPr>
+              <w:spacing w:before="0" w:after="0" w:line="240" w:lineRule="auto"/>
+              <w:ind w:left="567" w:hanging="567"/>
+            </w:pPr>
+            <w:r>
+              <w:rPr>
+                <w:rFonts w:ascii="Consolas" w:hAnsi="Consolas" w:eastAsia="Consolas"/>
+                <w:b w:val="0"/>
+                <w:color w:val="5B6875"/>
+                <w:sz w:val="16"/>
+              </w:rPr>
+              <w:t xml:space="preserve">   1  </w:t>
+            </w:r>
+            <w:r>
+              <w:rPr>
+                <w:rFonts w:ascii="Consolas" w:hAnsi="Consolas" w:eastAsia="Consolas"/>
+                <w:b w:val="0"/>
+                <w:sz w:val="16"/>
+              </w:rPr>
+              <w:t>def schema_drift(actual: list[str], expected: list[str]) -&gt; dict[str, list[str]]:</w:t>
             </w:r>
           </w:p>
           <w:p>
@@ -5482,15 +5855,15 @@
                 <w:color w:val="5B6875"/>
                 <w:sz w:val="16"/>
               </w:rPr>
-              <w:t xml:space="preserve">   9  </w:t>
-            </w:r>
-            <w:r>
-              <w:rPr>
-                <w:rFonts w:ascii="Consolas" w:hAnsi="Consolas" w:eastAsia="Consolas"/>
-                <w:b w:val="0"/>
-                <w:sz w:val="16"/>
-              </w:rPr>
-              <w:t xml:space="preserve">        df: Source rows, possibly with repeated keys.</w:t>
+              <w:t xml:space="preserve">   2  </w:t>
+            </w:r>
+            <w:r>
+              <w:rPr>
+                <w:rFonts w:ascii="Consolas" w:hAnsi="Consolas" w:eastAsia="Consolas"/>
+                <w:b w:val="0"/>
+                <w:sz w:val="16"/>
+              </w:rPr>
+              <w:t xml:space="preserve">    ...</w:t>
             </w:r>
           </w:p>
           <w:p>
@@ -5505,15 +5878,15 @@
                 <w:color w:val="5B6875"/>
                 <w:sz w:val="16"/>
               </w:rPr>
-              <w:t xml:space="preserve">  10  </w:t>
-            </w:r>
-            <w:r>
-              <w:rPr>
-                <w:rFonts w:ascii="Consolas" w:hAnsi="Consolas" w:eastAsia="Consolas"/>
-                <w:b w:val="0"/>
-                <w:sz w:val="16"/>
-              </w:rPr>
-              <w:t xml:space="preserve">        keys: Columns that identify one target row.</w:t>
+              <w:t xml:space="preserve">   3  </w:t>
+            </w:r>
+            <w:r>
+              <w:rPr>
+                <w:rFonts w:ascii="Consolas" w:hAnsi="Consolas" w:eastAsia="Consolas"/>
+                <w:b w:val="0"/>
+                <w:sz w:val="16"/>
+              </w:rPr>
+              <w:t xml:space="preserve"> </w:t>
             </w:r>
           </w:p>
           <w:p>
@@ -5528,15 +5901,15 @@
                 <w:color w:val="5B6875"/>
                 <w:sz w:val="16"/>
               </w:rPr>
-              <w:t xml:space="preserve">  11  </w:t>
-            </w:r>
-            <w:r>
-              <w:rPr>
-                <w:rFonts w:ascii="Consolas" w:hAnsi="Consolas" w:eastAsia="Consolas"/>
-                <w:b w:val="0"/>
-                <w:sz w:val="16"/>
-              </w:rPr>
-              <w:t xml:space="preserve">        order_col: Column that ranks versions. Highest wins.</w:t>
+              <w:t xml:space="preserve">   4  </w:t>
+            </w:r>
+            <w:r>
+              <w:rPr>
+                <w:rFonts w:ascii="Consolas" w:hAnsi="Consolas" w:eastAsia="Consolas"/>
+                <w:b w:val="0"/>
+                <w:sz w:val="16"/>
+              </w:rPr>
+              <w:t xml:space="preserve"> </w:t>
             </w:r>
           </w:p>
           <w:p>
@@ -5551,15 +5924,15 @@
                 <w:color w:val="5B6875"/>
                 <w:sz w:val="16"/>
               </w:rPr>
-              <w:t xml:space="preserve">  12  </w:t>
-            </w:r>
-            <w:r>
-              <w:rPr>
-                <w:rFonts w:ascii="Consolas" w:hAnsi="Consolas" w:eastAsia="Consolas"/>
-                <w:b w:val="0"/>
-                <w:sz w:val="16"/>
-              </w:rPr>
-              <w:t xml:space="preserve"> </w:t>
+              <w:t xml:space="preserve">   5  </w:t>
+            </w:r>
+            <w:r>
+              <w:rPr>
+                <w:rFonts w:ascii="Consolas" w:hAnsi="Consolas" w:eastAsia="Consolas"/>
+                <w:b w:val="0"/>
+                <w:sz w:val="16"/>
+              </w:rPr>
+              <w:t>def assert_no_drift(actual: list[str], expected: list[str]) -&gt; None:</w:t>
             </w:r>
           </w:p>
           <w:p>
@@ -5574,15 +5947,74 @@
                 <w:color w:val="5B6875"/>
                 <w:sz w:val="16"/>
               </w:rPr>
-              <w:t xml:space="preserve">  13  </w:t>
-            </w:r>
-            <w:r>
-              <w:rPr>
-                <w:rFonts w:ascii="Consolas" w:hAnsi="Consolas" w:eastAsia="Consolas"/>
-                <w:b w:val="0"/>
-                <w:sz w:val="16"/>
-              </w:rPr>
-              <w:t xml:space="preserve">    Returns:</w:t>
+              <w:t xml:space="preserve">   6  </w:t>
+            </w:r>
+            <w:r>
+              <w:rPr>
+                <w:rFonts w:ascii="Consolas" w:hAnsi="Consolas" w:eastAsia="Consolas"/>
+                <w:b w:val="0"/>
+                <w:sz w:val="16"/>
+              </w:rPr>
+              <w:t xml:space="preserve">    ...</w:t>
+            </w:r>
+          </w:p>
+        </w:tc>
+      </w:tr>
+    </w:tbl>
+    <w:p/>
+    <w:p>
+      <w:pPr>
+        <w:pStyle w:val="Heading5"/>
+      </w:pPr>
+      <w:r>
+        <w:t>Exercise 5. Spot the bug (level 5)</w:t>
+      </w:r>
+    </w:p>
+    <w:p>
+      <w:r>
+        <w:rPr>
+          <w:b w:val="0"/>
+          <w:i w:val="0"/>
+        </w:rPr>
+        <w:t>This silver job evolved the schema on every run for a month, and silver now has 14 columns nobody asked for. Tap the line that causes it, then fix the function.</w:t>
+      </w:r>
+    </w:p>
+    <w:tbl>
+      <w:tblPr>
+        <w:tblW w:type="auto" w:w="0"/>
+        <w:jc w:val="left"/>
+        <w:tblLook w:firstColumn="1" w:firstRow="1" w:lastColumn="0" w:lastRow="0" w:noHBand="0" w:noVBand="1" w:val="04A0"/>
+      </w:tblPr>
+      <w:tblGrid>
+        <w:gridCol w:w="8221"/>
+      </w:tblGrid>
+      <w:tr>
+        <w:tc>
+          <w:tcPr>
+            <w:tcW w:type="dxa" w:w="8221"/>
+            <w:shd w:val="clear" w:color="auto" w:fill="F2F4F7"/>
+          </w:tcPr>
+          <w:p>
+            <w:pPr>
+              <w:spacing w:before="0" w:after="0" w:line="240" w:lineRule="auto"/>
+              <w:ind w:left="567" w:hanging="567"/>
+            </w:pPr>
+            <w:r>
+              <w:rPr>
+                <w:rFonts w:ascii="Consolas" w:hAnsi="Consolas" w:eastAsia="Consolas"/>
+                <w:b w:val="0"/>
+                <w:color w:val="5B6875"/>
+                <w:sz w:val="16"/>
+              </w:rPr>
+              <w:t xml:space="preserve">   1  </w:t>
+            </w:r>
+            <w:r>
+              <w:rPr>
+                <w:rFonts w:ascii="Consolas" w:hAnsi="Consolas" w:eastAsia="Consolas"/>
+                <w:b w:val="0"/>
+                <w:sz w:val="16"/>
+              </w:rPr>
+              <w:t>def upsert_silver(spark: SparkSession, source: DataFrame, table: str, keys: list[str]) -&gt; None:</w:t>
             </w:r>
           </w:p>
           <w:p>
@@ -5597,15 +6029,15 @@
                 <w:color w:val="5B6875"/>
                 <w:sz w:val="16"/>
               </w:rPr>
-              <w:t xml:space="preserve">  14  </w:t>
-            </w:r>
-            <w:r>
-              <w:rPr>
-                <w:rFonts w:ascii="Consolas" w:hAnsi="Consolas" w:eastAsia="Consolas"/>
-                <w:b w:val="0"/>
-                <w:sz w:val="16"/>
-              </w:rPr>
-              <w:t xml:space="preserve">        One row per key.</w:t>
+              <w:t xml:space="preserve">   2  </w:t>
+            </w:r>
+            <w:r>
+              <w:rPr>
+                <w:rFonts w:ascii="Consolas" w:hAnsi="Consolas" w:eastAsia="Consolas"/>
+                <w:b w:val="0"/>
+                <w:sz w:val="16"/>
+              </w:rPr>
+              <w:t xml:space="preserve">    """MERGE a deduplicated source into silver."""</w:t>
             </w:r>
           </w:p>
           <w:p>
@@ -5620,15 +6052,15 @@
                 <w:color w:val="5B6875"/>
                 <w:sz w:val="16"/>
               </w:rPr>
-              <w:t xml:space="preserve">  15  </w:t>
-            </w:r>
-            <w:r>
-              <w:rPr>
-                <w:rFonts w:ascii="Consolas" w:hAnsi="Consolas" w:eastAsia="Consolas"/>
-                <w:b w:val="0"/>
-                <w:sz w:val="16"/>
-              </w:rPr>
-              <w:t xml:space="preserve">    """</w:t>
+              <w:t xml:space="preserve">   3  </w:t>
+            </w:r>
+            <w:r>
+              <w:rPr>
+                <w:rFonts w:ascii="Consolas" w:hAnsi="Consolas" w:eastAsia="Consolas"/>
+                <w:b w:val="0"/>
+                <w:sz w:val="16"/>
+              </w:rPr>
+              <w:t xml:space="preserve">    spark.conf.set("spark.databricks.delta.schema.autoMerge.enabled", "true")</w:t>
             </w:r>
           </w:p>
           <w:p>
@@ -5643,15 +6075,15 @@
                 <w:color w:val="5B6875"/>
                 <w:sz w:val="16"/>
               </w:rPr>
-              <w:t xml:space="preserve">  16  </w:t>
-            </w:r>
-            <w:r>
-              <w:rPr>
-                <w:rFonts w:ascii="Consolas" w:hAnsi="Consolas" w:eastAsia="Consolas"/>
-                <w:b w:val="0"/>
-                <w:sz w:val="16"/>
-              </w:rPr>
-              <w:t xml:space="preserve">    window = Window.partitionBy(*keys).orderBy(F.col(order_col).desc())</w:t>
+              <w:t xml:space="preserve">   4  </w:t>
+            </w:r>
+            <w:r>
+              <w:rPr>
+                <w:rFonts w:ascii="Consolas" w:hAnsi="Consolas" w:eastAsia="Consolas"/>
+                <w:b w:val="0"/>
+                <w:sz w:val="16"/>
+              </w:rPr>
+              <w:t xml:space="preserve">    condition = " AND ".join(f"t.{k} = s.{k}" for k in keys)</w:t>
             </w:r>
           </w:p>
           <w:p>
@@ -5666,15 +6098,15 @@
                 <w:color w:val="5B6875"/>
                 <w:sz w:val="16"/>
               </w:rPr>
-              <w:t xml:space="preserve">  17  </w:t>
-            </w:r>
-            <w:r>
-              <w:rPr>
-                <w:rFonts w:ascii="Consolas" w:hAnsi="Consolas" w:eastAsia="Consolas"/>
-                <w:b w:val="0"/>
-                <w:sz w:val="16"/>
-              </w:rPr>
-              <w:t xml:space="preserve">    return (</w:t>
+              <w:t xml:space="preserve">   5  </w:t>
+            </w:r>
+            <w:r>
+              <w:rPr>
+                <w:rFonts w:ascii="Consolas" w:hAnsi="Consolas" w:eastAsia="Consolas"/>
+                <w:b w:val="0"/>
+                <w:sz w:val="16"/>
+              </w:rPr>
+              <w:t xml:space="preserve">    (</w:t>
             </w:r>
           </w:p>
           <w:p>
@@ -5689,15 +6121,15 @@
                 <w:color w:val="5B6875"/>
                 <w:sz w:val="16"/>
               </w:rPr>
-              <w:t xml:space="preserve">  18  </w:t>
-            </w:r>
-            <w:r>
-              <w:rPr>
-                <w:rFonts w:ascii="Consolas" w:hAnsi="Consolas" w:eastAsia="Consolas"/>
-                <w:b w:val="0"/>
-                <w:sz w:val="16"/>
-              </w:rPr>
-              <w:t xml:space="preserve">        df.withColumn("_rank", F.row_number().over(window))</w:t>
+              <w:t xml:space="preserve">   6  </w:t>
+            </w:r>
+            <w:r>
+              <w:rPr>
+                <w:rFonts w:ascii="Consolas" w:hAnsi="Consolas" w:eastAsia="Consolas"/>
+                <w:b w:val="0"/>
+                <w:sz w:val="16"/>
+              </w:rPr>
+              <w:t xml:space="preserve">        DeltaTable.forName(spark, table).alias("t")</w:t>
             </w:r>
           </w:p>
           <w:p>
@@ -5712,15 +6144,15 @@
                 <w:color w:val="5B6875"/>
                 <w:sz w:val="16"/>
               </w:rPr>
-              <w:t xml:space="preserve">  19  </w:t>
-            </w:r>
-            <w:r>
-              <w:rPr>
-                <w:rFonts w:ascii="Consolas" w:hAnsi="Consolas" w:eastAsia="Consolas"/>
-                <w:b w:val="0"/>
-                <w:sz w:val="16"/>
-              </w:rPr>
-              <w:t xml:space="preserve">        .filter(F.col("_rank") == 1)</w:t>
+              <w:t xml:space="preserve">   7  </w:t>
+            </w:r>
+            <w:r>
+              <w:rPr>
+                <w:rFonts w:ascii="Consolas" w:hAnsi="Consolas" w:eastAsia="Consolas"/>
+                <w:b w:val="0"/>
+                <w:sz w:val="16"/>
+              </w:rPr>
+              <w:t xml:space="preserve">        .merge(source.alias("s"), condition)</w:t>
             </w:r>
           </w:p>
           <w:p>
@@ -5735,15 +6167,15 @@
                 <w:color w:val="5B6875"/>
                 <w:sz w:val="16"/>
               </w:rPr>
-              <w:t xml:space="preserve">  20  </w:t>
-            </w:r>
-            <w:r>
-              <w:rPr>
-                <w:rFonts w:ascii="Consolas" w:hAnsi="Consolas" w:eastAsia="Consolas"/>
-                <w:b w:val="0"/>
-                <w:sz w:val="16"/>
-              </w:rPr>
-              <w:t xml:space="preserve">        .drop("_rank")</w:t>
+              <w:t xml:space="preserve">   8  </w:t>
+            </w:r>
+            <w:r>
+              <w:rPr>
+                <w:rFonts w:ascii="Consolas" w:hAnsi="Consolas" w:eastAsia="Consolas"/>
+                <w:b w:val="0"/>
+                <w:sz w:val="16"/>
+              </w:rPr>
+              <w:t xml:space="preserve">        .whenMatchedUpdateAll()</w:t>
             </w:r>
           </w:p>
           <w:p>
@@ -5758,7 +6190,53 @@
                 <w:color w:val="5B6875"/>
                 <w:sz w:val="16"/>
               </w:rPr>
-              <w:t xml:space="preserve">  21  </w:t>
+              <w:t xml:space="preserve">   9  </w:t>
+            </w:r>
+            <w:r>
+              <w:rPr>
+                <w:rFonts w:ascii="Consolas" w:hAnsi="Consolas" w:eastAsia="Consolas"/>
+                <w:b w:val="0"/>
+                <w:sz w:val="16"/>
+              </w:rPr>
+              <w:t xml:space="preserve">        .whenNotMatchedInsertAll()</w:t>
+            </w:r>
+          </w:p>
+          <w:p>
+            <w:pPr>
+              <w:spacing w:before="0" w:after="0" w:line="240" w:lineRule="auto"/>
+              <w:ind w:left="567" w:hanging="567"/>
+            </w:pPr>
+            <w:r>
+              <w:rPr>
+                <w:rFonts w:ascii="Consolas" w:hAnsi="Consolas" w:eastAsia="Consolas"/>
+                <w:b w:val="0"/>
+                <w:color w:val="5B6875"/>
+                <w:sz w:val="16"/>
+              </w:rPr>
+              <w:t xml:space="preserve">  10  </w:t>
+            </w:r>
+            <w:r>
+              <w:rPr>
+                <w:rFonts w:ascii="Consolas" w:hAnsi="Consolas" w:eastAsia="Consolas"/>
+                <w:b w:val="0"/>
+                <w:sz w:val="16"/>
+              </w:rPr>
+              <w:t xml:space="preserve">        .execute()</w:t>
+            </w:r>
+          </w:p>
+          <w:p>
+            <w:pPr>
+              <w:spacing w:before="0" w:after="0" w:line="240" w:lineRule="auto"/>
+              <w:ind w:left="567" w:hanging="567"/>
+            </w:pPr>
+            <w:r>
+              <w:rPr>
+                <w:rFonts w:ascii="Consolas" w:hAnsi="Consolas" w:eastAsia="Consolas"/>
+                <w:b w:val="0"/>
+                <w:color w:val="5B6875"/>
+                <w:sz w:val="16"/>
+              </w:rPr>
+              <w:t xml:space="preserve">  11  </w:t>
             </w:r>
             <w:r>
               <w:rPr>
@@ -5777,39 +6255,1175 @@
       <w:r>
         <w:rPr>
           <w:b w:val="0"/>
-          <w:i w:val="0"/>
-        </w:rPr>
-        <w:t xml:space="preserve">A window partitioned by the keys and ordered by </w:t>
-      </w:r>
+          <w:i/>
+        </w:rPr>
+        <w:t>Write down the line number of the bug. Then write the fix.</w:t>
+      </w:r>
+    </w:p>
+    <w:p>
+      <w:pPr>
+        <w:pStyle w:val="Heading4"/>
+      </w:pPr>
+      <w:r>
+        <w:t>Sources</w:t>
+      </w:r>
+    </w:p>
+    <w:p>
+      <w:pPr>
+        <w:pStyle w:val="ListBullet"/>
+      </w:pPr>
+      <w:r>
+        <w:rPr>
+          <w:b w:val="0"/>
+          <w:i w:val="0"/>
+        </w:rPr>
+        <w:t>Append with an extra column fails; with a missing column fills NULL; with a type clash fails with DELTA_FAILED_TO_MERGE_FIELDS; overwrite with a new schema needs overwriteSchema. (verified: Run on delta-spark 4.0.1 in this repository.)</w:t>
+      </w:r>
+    </w:p>
+    <w:p>
+      <w:pPr>
+        <w:pStyle w:val="ListBullet"/>
+      </w:pPr>
+      <w:r>
+        <w:rPr>
+          <w:b w:val="0"/>
+          <w:i w:val="0"/>
+        </w:rPr>
+        <w:t>MERGE with updateAll/insertAll ignores extra source columns without evolution; DeltaMergeBuilder.withSchemaEvolution() adds them. (verified: Run on delta-spark 4.0.1 in this repository.)</w:t>
+      </w:r>
+    </w:p>
+    <w:p>
+      <w:pPr>
+        <w:pStyle w:val="ListBullet"/>
+      </w:pPr>
+      <w:r>
+        <w:rPr>
+          <w:b w:val="0"/>
+          <w:i w:val="0"/>
+        </w:rPr>
+        <w:t>spark.databricks.delta.schema.autoMerge.enabled turns on schema evolution for MERGE across the session. (search-only: https://docs.databricks.com/aws/en/data-engineering/schema-evolution)</w:t>
+      </w:r>
+    </w:p>
+    <w:p>
+      <w:pPr>
+        <w:pStyle w:val="Heading3"/>
+      </w:pPr>
+      <w:r>
+        <w:t>A3-L3 Time travel, RESTORE, OPTIMIZE and VACUUM</w:t>
+      </w:r>
+    </w:p>
+    <w:p>
+      <w:pPr>
+        <w:pStyle w:val="Heading4"/>
+      </w:pPr>
+      <w:r>
+        <w:t>Concept</w:t>
+      </w:r>
+    </w:p>
+    <w:p>
+      <w:r>
+        <w:rPr>
+          <w:b w:val="0"/>
+          <w:i w:val="0"/>
+        </w:rPr>
+        <w:t xml:space="preserve">Every Delta write creates a new table </w:t>
+      </w:r>
+      <w:r>
+        <w:rPr>
+          <w:b/>
+          <w:i w:val="0"/>
+        </w:rPr>
+        <w:t>version</w:t>
+      </w:r>
+      <w:r>
+        <w:rPr>
+          <w:b w:val="0"/>
+          <w:i w:val="0"/>
+        </w:rPr>
+        <w:t>. The transaction log keeps the list, and you can read any version still on storage.</w:t>
+      </w:r>
+    </w:p>
+    <w:p>
+      <w:pPr>
+        <w:pStyle w:val="ListBullet"/>
+      </w:pPr>
       <w:r>
         <w:rPr>
           <w:rFonts w:ascii="Consolas" w:hAnsi="Consolas" w:eastAsia="Consolas"/>
           <w:b w:val="0"/>
           <w:sz w:val="19"/>
         </w:rPr>
-        <w:t>order_col</w:t>
-      </w:r>
-      <w:r>
-        <w:rPr>
-          <w:b w:val="0"/>
-          <w:i w:val="0"/>
-        </w:rPr>
-        <w:t xml:space="preserve"> descending puts the newest row first in each key. </w:t>
-      </w:r>
+        <w:t>DESCRIBE HISTORY t</w:t>
+      </w:r>
+      <w:r>
+        <w:rPr>
+          <w:b w:val="0"/>
+          <w:i w:val="0"/>
+        </w:rPr>
+        <w:t xml:space="preserve"> lists versions with the operation, user and metrics.</w:t>
+      </w:r>
+    </w:p>
+    <w:p>
+      <w:pPr>
+        <w:pStyle w:val="ListBullet"/>
+      </w:pPr>
       <w:r>
         <w:rPr>
           <w:rFonts w:ascii="Consolas" w:hAnsi="Consolas" w:eastAsia="Consolas"/>
           <w:b w:val="0"/>
           <w:sz w:val="19"/>
         </w:rPr>
-        <w:t>row_number()</w:t>
-      </w:r>
-      <w:r>
-        <w:rPr>
-          <w:b w:val="0"/>
-          <w:i w:val="0"/>
-        </w:rPr>
-        <w:t xml:space="preserve"> numbers them 1, 2, 3. Keep 1, drop the helper column.</w:t>
+        <w:t>spark.read.option("versionAsOf", 12).table("t")</w:t>
+      </w:r>
+      <w:r>
+        <w:rPr>
+          <w:b w:val="0"/>
+          <w:i w:val="0"/>
+        </w:rPr>
+        <w:t xml:space="preserve"> or </w:t>
+      </w:r>
+      <w:r>
+        <w:rPr>
+          <w:rFonts w:ascii="Consolas" w:hAnsi="Consolas" w:eastAsia="Consolas"/>
+          <w:b w:val="0"/>
+          <w:sz w:val="19"/>
+        </w:rPr>
+        <w:t>SELECT * FROM t VERSION AS OF 12</w:t>
+      </w:r>
+      <w:r>
+        <w:rPr>
+          <w:b w:val="0"/>
+          <w:i w:val="0"/>
+        </w:rPr>
+        <w:t xml:space="preserve"> reads an old version. </w:t>
+      </w:r>
+      <w:r>
+        <w:rPr>
+          <w:rFonts w:ascii="Consolas" w:hAnsi="Consolas" w:eastAsia="Consolas"/>
+          <w:b w:val="0"/>
+          <w:sz w:val="19"/>
+        </w:rPr>
+        <w:t>timestampAsOf</w:t>
+      </w:r>
+      <w:r>
+        <w:rPr>
+          <w:b w:val="0"/>
+          <w:i w:val="0"/>
+        </w:rPr>
+        <w:t xml:space="preserve"> and </w:t>
+      </w:r>
+      <w:r>
+        <w:rPr>
+          <w:rFonts w:ascii="Consolas" w:hAnsi="Consolas" w:eastAsia="Consolas"/>
+          <w:b w:val="0"/>
+          <w:sz w:val="19"/>
+        </w:rPr>
+        <w:t>TIMESTAMP AS OF</w:t>
+      </w:r>
+      <w:r>
+        <w:rPr>
+          <w:b w:val="0"/>
+          <w:i w:val="0"/>
+        </w:rPr>
+        <w:t xml:space="preserve"> work by time.</w:t>
+      </w:r>
+    </w:p>
+    <w:p>
+      <w:pPr>
+        <w:pStyle w:val="ListBullet"/>
+      </w:pPr>
+      <w:r>
+        <w:rPr>
+          <w:rFonts w:ascii="Consolas" w:hAnsi="Consolas" w:eastAsia="Consolas"/>
+          <w:b w:val="0"/>
+          <w:sz w:val="19"/>
+        </w:rPr>
+        <w:t>RESTORE TABLE t TO VERSION AS OF 12</w:t>
+      </w:r>
+      <w:r>
+        <w:rPr>
+          <w:b w:val="0"/>
+          <w:i w:val="0"/>
+        </w:rPr>
+        <w:t xml:space="preserve"> makes version 12 current again, as a new version. History is kept, so you can undo the restore.</w:t>
+      </w:r>
+    </w:p>
+    <w:p>
+      <w:r>
+        <w:rPr>
+          <w:b w:val="0"/>
+          <w:i w:val="0"/>
+        </w:rPr>
+        <w:t>Time travel is your first response to a bad write: compare the versions, restore, then fix the job.</w:t>
+      </w:r>
+    </w:p>
+    <w:p>
+      <w:r>
+        <w:rPr>
+          <w:b w:val="0"/>
+          <w:i w:val="0"/>
+        </w:rPr>
+        <w:t>Two maintenance commands keep tables fast and storage bounded.</w:t>
+      </w:r>
+    </w:p>
+    <w:p>
+      <w:r>
+        <w:rPr>
+          <w:b/>
+          <w:i w:val="0"/>
+        </w:rPr>
+        <w:t>OPTIMIZE</w:t>
+      </w:r>
+      <w:r>
+        <w:rPr>
+          <w:b w:val="0"/>
+          <w:i w:val="0"/>
+        </w:rPr>
+        <w:t xml:space="preserve"> compacts many small files into fewer large ones. Frequent small appends leave thousands of tiny files, and every query pays to open them. </w:t>
+      </w:r>
+      <w:r>
+        <w:rPr>
+          <w:rFonts w:ascii="Consolas" w:hAnsi="Consolas" w:eastAsia="Consolas"/>
+          <w:b w:val="0"/>
+          <w:sz w:val="19"/>
+        </w:rPr>
+        <w:t>OPTIMIZE t ZORDER BY (wave_id)</w:t>
+      </w:r>
+      <w:r>
+        <w:rPr>
+          <w:b w:val="0"/>
+          <w:i w:val="0"/>
+        </w:rPr>
+        <w:t xml:space="preserve"> also co-locates rows by a column. On Unity Catalog managed tables, Databricks recommends liquid clustering (</w:t>
+      </w:r>
+      <w:r>
+        <w:rPr>
+          <w:rFonts w:ascii="Consolas" w:hAnsi="Consolas" w:eastAsia="Consolas"/>
+          <w:b w:val="0"/>
+          <w:sz w:val="19"/>
+        </w:rPr>
+        <w:t>CLUSTER BY</w:t>
+      </w:r>
+      <w:r>
+        <w:rPr>
+          <w:b w:val="0"/>
+          <w:i w:val="0"/>
+        </w:rPr>
+        <w:t xml:space="preserve">, or </w:t>
+      </w:r>
+      <w:r>
+        <w:rPr>
+          <w:rFonts w:ascii="Consolas" w:hAnsi="Consolas" w:eastAsia="Consolas"/>
+          <w:b w:val="0"/>
+          <w:sz w:val="19"/>
+        </w:rPr>
+        <w:t>CLUSTER BY AUTO</w:t>
+      </w:r>
+      <w:r>
+        <w:rPr>
+          <w:b w:val="0"/>
+          <w:i w:val="0"/>
+        </w:rPr>
+        <w:t>) with predictive optimization, which runs OPTIMIZE and VACUUM for you.</w:t>
+      </w:r>
+    </w:p>
+    <w:p>
+      <w:r>
+        <w:rPr>
+          <w:b/>
+          <w:i w:val="0"/>
+        </w:rPr>
+        <w:t>VACUUM</w:t>
+      </w:r>
+      <w:r>
+        <w:rPr>
+          <w:b w:val="0"/>
+          <w:i w:val="0"/>
+        </w:rPr>
+        <w:t xml:space="preserve"> deletes data files that no current version needs and that are older than the retention window. The window comes from </w:t>
+      </w:r>
+      <w:r>
+        <w:rPr>
+          <w:rFonts w:ascii="Consolas" w:hAnsi="Consolas" w:eastAsia="Consolas"/>
+          <w:b w:val="0"/>
+          <w:sz w:val="19"/>
+        </w:rPr>
+        <w:t>delta.deletedFileRetentionDuration</w:t>
+      </w:r>
+      <w:r>
+        <w:rPr>
+          <w:b w:val="0"/>
+          <w:i w:val="0"/>
+        </w:rPr>
+        <w:t xml:space="preserve">, which defaults to 7 days. Delta blocks </w:t>
+      </w:r>
+      <w:r>
+        <w:rPr>
+          <w:rFonts w:ascii="Consolas" w:hAnsi="Consolas" w:eastAsia="Consolas"/>
+          <w:b w:val="0"/>
+          <w:sz w:val="19"/>
+        </w:rPr>
+        <w:t>VACUUM t RETAIN 0 HOURS</w:t>
+      </w:r>
+      <w:r>
+        <w:rPr>
+          <w:b w:val="0"/>
+          <w:i w:val="0"/>
+        </w:rPr>
+        <w:t xml:space="preserve"> with a safety check, because a running reader or writer might still need those files.</w:t>
+      </w:r>
+    </w:p>
+    <w:p>
+      <w:r>
+        <w:rPr>
+          <w:b w:val="0"/>
+          <w:i w:val="0"/>
+        </w:rPr>
+        <w:t xml:space="preserve">VACUUM limits time travel. After it runs, versions whose files it removed can no longer be read. The log itself keeps entries for </w:t>
+      </w:r>
+      <w:r>
+        <w:rPr>
+          <w:rFonts w:ascii="Consolas" w:hAnsi="Consolas" w:eastAsia="Consolas"/>
+          <w:b w:val="0"/>
+          <w:sz w:val="19"/>
+        </w:rPr>
+        <w:t>delta.logRetentionDuration</w:t>
+      </w:r>
+      <w:r>
+        <w:rPr>
+          <w:b w:val="0"/>
+          <w:i w:val="0"/>
+        </w:rPr>
+        <w:t xml:space="preserve">, 30 days by default. From Databricks Runtime 18.0, time travel beyond </w:t>
+      </w:r>
+      <w:r>
+        <w:rPr>
+          <w:rFonts w:ascii="Consolas" w:hAnsi="Consolas" w:eastAsia="Consolas"/>
+          <w:b w:val="0"/>
+          <w:sz w:val="19"/>
+        </w:rPr>
+        <w:t>deletedFileRetentionDuration</w:t>
+      </w:r>
+      <w:r>
+        <w:rPr>
+          <w:b w:val="0"/>
+          <w:i w:val="0"/>
+        </w:rPr>
+        <w:t xml:space="preserve"> is blocked outright. If you need 30 days of recoverable history, set both properties to at least 30 days.</w:t>
+      </w:r>
+    </w:p>
+    <w:p>
+      <w:pPr>
+        <w:pStyle w:val="Heading4"/>
+      </w:pPr>
+      <w:r>
+        <w:t>Why it matters</w:t>
+      </w:r>
+    </w:p>
+    <w:p>
+      <w:r>
+        <w:rPr>
+          <w:b w:val="0"/>
+          <w:i w:val="0"/>
+        </w:rPr>
+        <w:t xml:space="preserve">A developer runs a gold rebuild against the wrong wave filter and overwrites three weeks of metrics. The team wants to restore, but a clean-up job ran </w:t>
+      </w:r>
+      <w:r>
+        <w:rPr>
+          <w:rFonts w:ascii="Consolas" w:hAnsi="Consolas" w:eastAsia="Consolas"/>
+          <w:b w:val="0"/>
+          <w:sz w:val="19"/>
+        </w:rPr>
+        <w:t>VACUUM ... RETAIN 0 HOURS</w:t>
+      </w:r>
+      <w:r>
+        <w:rPr>
+          <w:b w:val="0"/>
+          <w:i w:val="0"/>
+        </w:rPr>
+        <w:t xml:space="preserve"> nightly, with the retention check switched off "to save storage". The overwritten files are gone. Three weeks of gold are rebuilt from silver overnight, and two client extracts go out late.</w:t>
+      </w:r>
+    </w:p>
+    <w:p>
+      <w:r>
+        <w:rPr>
+          <w:b w:val="0"/>
+          <w:i w:val="0"/>
+        </w:rPr>
+        <w:t xml:space="preserve">With the default 7-day retention, </w:t>
+      </w:r>
+      <w:r>
+        <w:rPr>
+          <w:rFonts w:ascii="Consolas" w:hAnsi="Consolas" w:eastAsia="Consolas"/>
+          <w:b w:val="0"/>
+          <w:sz w:val="19"/>
+        </w:rPr>
+        <w:t>RESTORE TABLE research_gold.nat_metrics TO VERSION AS OF</w:t>
+      </w:r>
+      <w:r>
+        <w:rPr>
+          <w:b w:val="0"/>
+          <w:i w:val="0"/>
+        </w:rPr>
+        <w:t xml:space="preserve"> the last good version takes seconds.</w:t>
+      </w:r>
+    </w:p>
+    <w:p>
+      <w:pPr>
+        <w:pStyle w:val="Heading4"/>
+      </w:pPr>
+      <w:r>
+        <w:t>Worked example: weak code</w:t>
+      </w:r>
+    </w:p>
+    <w:tbl>
+      <w:tblPr>
+        <w:tblW w:type="auto" w:w="0"/>
+        <w:jc w:val="left"/>
+        <w:tblLook w:firstColumn="1" w:firstRow="1" w:lastColumn="0" w:lastRow="0" w:noHBand="0" w:noVBand="1" w:val="04A0"/>
+      </w:tblPr>
+      <w:tblGrid>
+        <w:gridCol w:w="8221"/>
+      </w:tblGrid>
+      <w:tr>
+        <w:tc>
+          <w:tcPr>
+            <w:tcW w:type="dxa" w:w="8221"/>
+            <w:shd w:val="clear" w:color="auto" w:fill="F2F4F7"/>
+          </w:tcPr>
+          <w:p>
+            <w:pPr>
+              <w:spacing w:before="0" w:after="0" w:line="240" w:lineRule="auto"/>
+              <w:ind w:left="567" w:hanging="567"/>
+            </w:pPr>
+            <w:r>
+              <w:rPr>
+                <w:rFonts w:ascii="Consolas" w:hAnsi="Consolas" w:eastAsia="Consolas"/>
+                <w:b/>
+                <w:color w:val="5B6875"/>
+                <w:sz w:val="16"/>
+              </w:rPr>
+              <w:t xml:space="preserve"> [1]  </w:t>
+            </w:r>
+            <w:r>
+              <w:rPr>
+                <w:rFonts w:ascii="Consolas" w:hAnsi="Consolas" w:eastAsia="Consolas"/>
+                <w:b w:val="0"/>
+                <w:sz w:val="16"/>
+              </w:rPr>
+              <w:t>SET spark.databricks.delta.retentionDurationCheck.enabled = false;</w:t>
+            </w:r>
+          </w:p>
+          <w:p>
+            <w:pPr>
+              <w:spacing w:before="0" w:after="0" w:line="240" w:lineRule="auto"/>
+              <w:ind w:left="567" w:hanging="567"/>
+            </w:pPr>
+            <w:r>
+              <w:rPr>
+                <w:rFonts w:ascii="Consolas" w:hAnsi="Consolas" w:eastAsia="Consolas"/>
+                <w:b/>
+                <w:color w:val="5B6875"/>
+                <w:sz w:val="16"/>
+              </w:rPr>
+              <w:t xml:space="preserve"> [2]  </w:t>
+            </w:r>
+            <w:r>
+              <w:rPr>
+                <w:rFonts w:ascii="Consolas" w:hAnsi="Consolas" w:eastAsia="Consolas"/>
+                <w:b w:val="0"/>
+                <w:sz w:val="16"/>
+              </w:rPr>
+              <w:t>VACUUM research_gold.nat_metrics RETAIN 0 HOURS;</w:t>
+            </w:r>
+          </w:p>
+          <w:p>
+            <w:pPr>
+              <w:spacing w:before="0" w:after="0" w:line="240" w:lineRule="auto"/>
+              <w:ind w:left="567" w:hanging="567"/>
+            </w:pPr>
+            <w:r>
+              <w:rPr>
+                <w:rFonts w:ascii="Consolas" w:hAnsi="Consolas" w:eastAsia="Consolas"/>
+                <w:b w:val="0"/>
+                <w:color w:val="5B6875"/>
+                <w:sz w:val="16"/>
+              </w:rPr>
+              <w:t xml:space="preserve">   3  </w:t>
+            </w:r>
+            <w:r>
+              <w:rPr>
+                <w:rFonts w:ascii="Consolas" w:hAnsi="Consolas" w:eastAsia="Consolas"/>
+                <w:b w:val="0"/>
+                <w:sz w:val="16"/>
+              </w:rPr>
+              <w:t>-- gold was overwritten by mistake last night; rebuild everything</w:t>
+            </w:r>
+          </w:p>
+          <w:p>
+            <w:pPr>
+              <w:spacing w:before="0" w:after="0" w:line="240" w:lineRule="auto"/>
+              <w:ind w:left="567" w:hanging="567"/>
+            </w:pPr>
+            <w:r>
+              <w:rPr>
+                <w:rFonts w:ascii="Consolas" w:hAnsi="Consolas" w:eastAsia="Consolas"/>
+                <w:b/>
+                <w:color w:val="5B6875"/>
+                <w:sz w:val="16"/>
+              </w:rPr>
+              <w:t xml:space="preserve"> [3]  </w:t>
+            </w:r>
+            <w:r>
+              <w:rPr>
+                <w:rFonts w:ascii="Consolas" w:hAnsi="Consolas" w:eastAsia="Consolas"/>
+                <w:b w:val="0"/>
+                <w:sz w:val="16"/>
+              </w:rPr>
+              <w:t>DROP TABLE research_gold.nat_metrics;</w:t>
+            </w:r>
+          </w:p>
+        </w:tc>
+      </w:tr>
+    </w:tbl>
+    <w:p>
+      <w:pPr>
+        <w:pStyle w:val="ListNumber"/>
+      </w:pPr>
+      <w:r>
+        <w:rPr>
+          <w:b/>
+        </w:rPr>
+        <w:t xml:space="preserve">Line 1. </w:t>
+      </w:r>
+      <w:r>
+        <w:rPr>
+          <w:b w:val="0"/>
+          <w:i w:val="0"/>
+        </w:rPr>
+        <w:t>Switches off the safety check that exists to stop the next line.</w:t>
+      </w:r>
+    </w:p>
+    <w:p>
+      <w:pPr>
+        <w:pStyle w:val="ListNumber"/>
+      </w:pPr>
+      <w:r>
+        <w:rPr>
+          <w:b/>
+        </w:rPr>
+        <w:t xml:space="preserve">Line 2. </w:t>
+      </w:r>
+      <w:r>
+        <w:rPr>
+          <w:b w:val="0"/>
+          <w:i w:val="0"/>
+        </w:rPr>
+        <w:t>Deletes every unreferenced file now. Time travel and RESTORE no longer work.</w:t>
+      </w:r>
+    </w:p>
+    <w:p>
+      <w:pPr>
+        <w:pStyle w:val="ListNumber"/>
+      </w:pPr>
+      <w:r>
+        <w:rPr>
+          <w:b/>
+        </w:rPr>
+        <w:t xml:space="preserve">Line 4. </w:t>
+      </w:r>
+      <w:r>
+        <w:rPr>
+          <w:b w:val="0"/>
+          <w:i w:val="0"/>
+        </w:rPr>
+        <w:t>With history intact, a RESTORE takes seconds. Dropping and rebuilding takes hours.</w:t>
+      </w:r>
+    </w:p>
+    <w:p>
+      <w:pPr>
+        <w:pStyle w:val="Heading4"/>
+      </w:pPr>
+      <w:r>
+        <w:t>Worked example: strong code</w:t>
+      </w:r>
+    </w:p>
+    <w:tbl>
+      <w:tblPr>
+        <w:tblW w:type="auto" w:w="0"/>
+        <w:jc w:val="left"/>
+        <w:tblLook w:firstColumn="1" w:firstRow="1" w:lastColumn="0" w:lastRow="0" w:noHBand="0" w:noVBand="1" w:val="04A0"/>
+      </w:tblPr>
+      <w:tblGrid>
+        <w:gridCol w:w="8221"/>
+      </w:tblGrid>
+      <w:tr>
+        <w:tc>
+          <w:tcPr>
+            <w:tcW w:type="dxa" w:w="8221"/>
+            <w:shd w:val="clear" w:color="auto" w:fill="F2F4F7"/>
+          </w:tcPr>
+          <w:p>
+            <w:pPr>
+              <w:spacing w:before="0" w:after="0" w:line="240" w:lineRule="auto"/>
+              <w:ind w:left="567" w:hanging="567"/>
+            </w:pPr>
+            <w:r>
+              <w:rPr>
+                <w:rFonts w:ascii="Consolas" w:hAnsi="Consolas" w:eastAsia="Consolas"/>
+                <w:b w:val="0"/>
+                <w:color w:val="5B6875"/>
+                <w:sz w:val="16"/>
+              </w:rPr>
+              <w:t xml:space="preserve">   1  </w:t>
+            </w:r>
+            <w:r>
+              <w:rPr>
+                <w:rFonts w:ascii="Consolas" w:hAnsi="Consolas" w:eastAsia="Consolas"/>
+                <w:b w:val="0"/>
+                <w:sz w:val="16"/>
+              </w:rPr>
+              <w:t>-- 1. Find the last good version.</w:t>
+            </w:r>
+          </w:p>
+          <w:p>
+            <w:pPr>
+              <w:spacing w:before="0" w:after="0" w:line="240" w:lineRule="auto"/>
+              <w:ind w:left="567" w:hanging="567"/>
+            </w:pPr>
+            <w:r>
+              <w:rPr>
+                <w:rFonts w:ascii="Consolas" w:hAnsi="Consolas" w:eastAsia="Consolas"/>
+                <w:b/>
+                <w:color w:val="5B6875"/>
+                <w:sz w:val="16"/>
+              </w:rPr>
+              <w:t xml:space="preserve"> [1]  </w:t>
+            </w:r>
+            <w:r>
+              <w:rPr>
+                <w:rFonts w:ascii="Consolas" w:hAnsi="Consolas" w:eastAsia="Consolas"/>
+                <w:b w:val="0"/>
+                <w:sz w:val="16"/>
+              </w:rPr>
+              <w:t>DESCRIBE HISTORY research_gold.nat_metrics;</w:t>
+            </w:r>
+          </w:p>
+          <w:p>
+            <w:pPr>
+              <w:spacing w:before="0" w:after="0" w:line="240" w:lineRule="auto"/>
+              <w:ind w:left="567" w:hanging="567"/>
+            </w:pPr>
+            <w:r>
+              <w:rPr>
+                <w:rFonts w:ascii="Consolas" w:hAnsi="Consolas" w:eastAsia="Consolas"/>
+                <w:b w:val="0"/>
+                <w:color w:val="5B6875"/>
+                <w:sz w:val="16"/>
+              </w:rPr>
+              <w:t xml:space="preserve">   3  </w:t>
+            </w:r>
+            <w:r>
+              <w:rPr>
+                <w:rFonts w:ascii="Consolas" w:hAnsi="Consolas" w:eastAsia="Consolas"/>
+                <w:b w:val="0"/>
+                <w:sz w:val="16"/>
+              </w:rPr>
+              <w:t xml:space="preserve"> </w:t>
+            </w:r>
+          </w:p>
+          <w:p>
+            <w:pPr>
+              <w:spacing w:before="0" w:after="0" w:line="240" w:lineRule="auto"/>
+              <w:ind w:left="567" w:hanging="567"/>
+            </w:pPr>
+            <w:r>
+              <w:rPr>
+                <w:rFonts w:ascii="Consolas" w:hAnsi="Consolas" w:eastAsia="Consolas"/>
+                <w:b w:val="0"/>
+                <w:color w:val="5B6875"/>
+                <w:sz w:val="16"/>
+              </w:rPr>
+              <w:t xml:space="preserve">   4  </w:t>
+            </w:r>
+            <w:r>
+              <w:rPr>
+                <w:rFonts w:ascii="Consolas" w:hAnsi="Consolas" w:eastAsia="Consolas"/>
+                <w:b w:val="0"/>
+                <w:sz w:val="16"/>
+              </w:rPr>
+              <w:t>-- 2. Compare before you act.</w:t>
+            </w:r>
+          </w:p>
+          <w:p>
+            <w:pPr>
+              <w:spacing w:before="0" w:after="0" w:line="240" w:lineRule="auto"/>
+              <w:ind w:left="567" w:hanging="567"/>
+            </w:pPr>
+            <w:r>
+              <w:rPr>
+                <w:rFonts w:ascii="Consolas" w:hAnsi="Consolas" w:eastAsia="Consolas"/>
+                <w:b w:val="0"/>
+                <w:color w:val="5B6875"/>
+                <w:sz w:val="16"/>
+              </w:rPr>
+              <w:t xml:space="preserve">   5  </w:t>
+            </w:r>
+            <w:r>
+              <w:rPr>
+                <w:rFonts w:ascii="Consolas" w:hAnsi="Consolas" w:eastAsia="Consolas"/>
+                <w:b w:val="0"/>
+                <w:sz w:val="16"/>
+              </w:rPr>
+              <w:t>SELECT wave_id, SUM(weighted_base) AS base</w:t>
+            </w:r>
+          </w:p>
+          <w:p>
+            <w:pPr>
+              <w:spacing w:before="0" w:after="0" w:line="240" w:lineRule="auto"/>
+              <w:ind w:left="567" w:hanging="567"/>
+            </w:pPr>
+            <w:r>
+              <w:rPr>
+                <w:rFonts w:ascii="Consolas" w:hAnsi="Consolas" w:eastAsia="Consolas"/>
+                <w:b/>
+                <w:color w:val="5B6875"/>
+                <w:sz w:val="16"/>
+              </w:rPr>
+              <w:t xml:space="preserve"> [2]  </w:t>
+            </w:r>
+            <w:r>
+              <w:rPr>
+                <w:rFonts w:ascii="Consolas" w:hAnsi="Consolas" w:eastAsia="Consolas"/>
+                <w:b w:val="0"/>
+                <w:sz w:val="16"/>
+              </w:rPr>
+              <w:t>FROM research_gold.nat_metrics VERSION AS OF 41</w:t>
+            </w:r>
+          </w:p>
+          <w:p>
+            <w:pPr>
+              <w:spacing w:before="0" w:after="0" w:line="240" w:lineRule="auto"/>
+              <w:ind w:left="567" w:hanging="567"/>
+            </w:pPr>
+            <w:r>
+              <w:rPr>
+                <w:rFonts w:ascii="Consolas" w:hAnsi="Consolas" w:eastAsia="Consolas"/>
+                <w:b w:val="0"/>
+                <w:color w:val="5B6875"/>
+                <w:sz w:val="16"/>
+              </w:rPr>
+              <w:t xml:space="preserve">   7  </w:t>
+            </w:r>
+            <w:r>
+              <w:rPr>
+                <w:rFonts w:ascii="Consolas" w:hAnsi="Consolas" w:eastAsia="Consolas"/>
+                <w:b w:val="0"/>
+                <w:sz w:val="16"/>
+              </w:rPr>
+              <w:t>GROUP BY wave_id;</w:t>
+            </w:r>
+          </w:p>
+          <w:p>
+            <w:pPr>
+              <w:spacing w:before="0" w:after="0" w:line="240" w:lineRule="auto"/>
+              <w:ind w:left="567" w:hanging="567"/>
+            </w:pPr>
+            <w:r>
+              <w:rPr>
+                <w:rFonts w:ascii="Consolas" w:hAnsi="Consolas" w:eastAsia="Consolas"/>
+                <w:b w:val="0"/>
+                <w:color w:val="5B6875"/>
+                <w:sz w:val="16"/>
+              </w:rPr>
+              <w:t xml:space="preserve">   8  </w:t>
+            </w:r>
+            <w:r>
+              <w:rPr>
+                <w:rFonts w:ascii="Consolas" w:hAnsi="Consolas" w:eastAsia="Consolas"/>
+                <w:b w:val="0"/>
+                <w:sz w:val="16"/>
+              </w:rPr>
+              <w:t xml:space="preserve"> </w:t>
+            </w:r>
+          </w:p>
+          <w:p>
+            <w:pPr>
+              <w:spacing w:before="0" w:after="0" w:line="240" w:lineRule="auto"/>
+              <w:ind w:left="567" w:hanging="567"/>
+            </w:pPr>
+            <w:r>
+              <w:rPr>
+                <w:rFonts w:ascii="Consolas" w:hAnsi="Consolas" w:eastAsia="Consolas"/>
+                <w:b w:val="0"/>
+                <w:color w:val="5B6875"/>
+                <w:sz w:val="16"/>
+              </w:rPr>
+              <w:t xml:space="preserve">   9  </w:t>
+            </w:r>
+            <w:r>
+              <w:rPr>
+                <w:rFonts w:ascii="Consolas" w:hAnsi="Consolas" w:eastAsia="Consolas"/>
+                <w:b w:val="0"/>
+                <w:sz w:val="16"/>
+              </w:rPr>
+              <w:t>-- 3. Restore. This writes a new version, so it can be undone.</w:t>
+            </w:r>
+          </w:p>
+          <w:p>
+            <w:pPr>
+              <w:spacing w:before="0" w:after="0" w:line="240" w:lineRule="auto"/>
+              <w:ind w:left="567" w:hanging="567"/>
+            </w:pPr>
+            <w:r>
+              <w:rPr>
+                <w:rFonts w:ascii="Consolas" w:hAnsi="Consolas" w:eastAsia="Consolas"/>
+                <w:b/>
+                <w:color w:val="5B6875"/>
+                <w:sz w:val="16"/>
+              </w:rPr>
+              <w:t xml:space="preserve"> [3]  </w:t>
+            </w:r>
+            <w:r>
+              <w:rPr>
+                <w:rFonts w:ascii="Consolas" w:hAnsi="Consolas" w:eastAsia="Consolas"/>
+                <w:b w:val="0"/>
+                <w:sz w:val="16"/>
+              </w:rPr>
+              <w:t>RESTORE TABLE research_gold.nat_metrics TO VERSION AS OF 41;</w:t>
+            </w:r>
+          </w:p>
+          <w:p>
+            <w:pPr>
+              <w:spacing w:before="0" w:after="0" w:line="240" w:lineRule="auto"/>
+              <w:ind w:left="567" w:hanging="567"/>
+            </w:pPr>
+            <w:r>
+              <w:rPr>
+                <w:rFonts w:ascii="Consolas" w:hAnsi="Consolas" w:eastAsia="Consolas"/>
+                <w:b w:val="0"/>
+                <w:color w:val="5B6875"/>
+                <w:sz w:val="16"/>
+              </w:rPr>
+              <w:t xml:space="preserve">  11  </w:t>
+            </w:r>
+            <w:r>
+              <w:rPr>
+                <w:rFonts w:ascii="Consolas" w:hAnsi="Consolas" w:eastAsia="Consolas"/>
+                <w:b w:val="0"/>
+                <w:sz w:val="16"/>
+              </w:rPr>
+              <w:t xml:space="preserve"> </w:t>
+            </w:r>
+          </w:p>
+          <w:p>
+            <w:pPr>
+              <w:spacing w:before="0" w:after="0" w:line="240" w:lineRule="auto"/>
+              <w:ind w:left="567" w:hanging="567"/>
+            </w:pPr>
+            <w:r>
+              <w:rPr>
+                <w:rFonts w:ascii="Consolas" w:hAnsi="Consolas" w:eastAsia="Consolas"/>
+                <w:b w:val="0"/>
+                <w:color w:val="5B6875"/>
+                <w:sz w:val="16"/>
+              </w:rPr>
+              <w:t xml:space="preserve">  12  </w:t>
+            </w:r>
+            <w:r>
+              <w:rPr>
+                <w:rFonts w:ascii="Consolas" w:hAnsi="Consolas" w:eastAsia="Consolas"/>
+                <w:b w:val="0"/>
+                <w:sz w:val="16"/>
+              </w:rPr>
+              <w:t>-- 4. Keep 30 days recoverable.</w:t>
+            </w:r>
+          </w:p>
+          <w:p>
+            <w:pPr>
+              <w:spacing w:before="0" w:after="0" w:line="240" w:lineRule="auto"/>
+              <w:ind w:left="567" w:hanging="567"/>
+            </w:pPr>
+            <w:r>
+              <w:rPr>
+                <w:rFonts w:ascii="Consolas" w:hAnsi="Consolas" w:eastAsia="Consolas"/>
+                <w:b w:val="0"/>
+                <w:color w:val="5B6875"/>
+                <w:sz w:val="16"/>
+              </w:rPr>
+              <w:t xml:space="preserve">  13  </w:t>
+            </w:r>
+            <w:r>
+              <w:rPr>
+                <w:rFonts w:ascii="Consolas" w:hAnsi="Consolas" w:eastAsia="Consolas"/>
+                <w:b w:val="0"/>
+                <w:sz w:val="16"/>
+              </w:rPr>
+              <w:t>ALTER TABLE research_gold.nat_metrics SET TBLPROPERTIES (</w:t>
+            </w:r>
+          </w:p>
+          <w:p>
+            <w:pPr>
+              <w:spacing w:before="0" w:after="0" w:line="240" w:lineRule="auto"/>
+              <w:ind w:left="567" w:hanging="567"/>
+            </w:pPr>
+            <w:r>
+              <w:rPr>
+                <w:rFonts w:ascii="Consolas" w:hAnsi="Consolas" w:eastAsia="Consolas"/>
+                <w:b/>
+                <w:color w:val="5B6875"/>
+                <w:sz w:val="16"/>
+              </w:rPr>
+              <w:t xml:space="preserve"> [4]  </w:t>
+            </w:r>
+            <w:r>
+              <w:rPr>
+                <w:rFonts w:ascii="Consolas" w:hAnsi="Consolas" w:eastAsia="Consolas"/>
+                <w:b w:val="0"/>
+                <w:sz w:val="16"/>
+              </w:rPr>
+              <w:t xml:space="preserve">  'delta.deletedFileRetentionDuration' = 'interval 30 days',</w:t>
+            </w:r>
+          </w:p>
+          <w:p>
+            <w:pPr>
+              <w:spacing w:before="0" w:after="0" w:line="240" w:lineRule="auto"/>
+              <w:ind w:left="567" w:hanging="567"/>
+            </w:pPr>
+            <w:r>
+              <w:rPr>
+                <w:rFonts w:ascii="Consolas" w:hAnsi="Consolas" w:eastAsia="Consolas"/>
+                <w:b w:val="0"/>
+                <w:color w:val="5B6875"/>
+                <w:sz w:val="16"/>
+              </w:rPr>
+              <w:t xml:space="preserve">  15  </w:t>
+            </w:r>
+            <w:r>
+              <w:rPr>
+                <w:rFonts w:ascii="Consolas" w:hAnsi="Consolas" w:eastAsia="Consolas"/>
+                <w:b w:val="0"/>
+                <w:sz w:val="16"/>
+              </w:rPr>
+              <w:t xml:space="preserve">  'delta.logRetentionDuration' = 'interval 30 days'</w:t>
+            </w:r>
+          </w:p>
+          <w:p>
+            <w:pPr>
+              <w:spacing w:before="0" w:after="0" w:line="240" w:lineRule="auto"/>
+              <w:ind w:left="567" w:hanging="567"/>
+            </w:pPr>
+            <w:r>
+              <w:rPr>
+                <w:rFonts w:ascii="Consolas" w:hAnsi="Consolas" w:eastAsia="Consolas"/>
+                <w:b w:val="0"/>
+                <w:color w:val="5B6875"/>
+                <w:sz w:val="16"/>
+              </w:rPr>
+              <w:t xml:space="preserve">  16  </w:t>
+            </w:r>
+            <w:r>
+              <w:rPr>
+                <w:rFonts w:ascii="Consolas" w:hAnsi="Consolas" w:eastAsia="Consolas"/>
+                <w:b w:val="0"/>
+                <w:sz w:val="16"/>
+              </w:rPr>
+              <w:t>);</w:t>
+            </w:r>
+          </w:p>
+        </w:tc>
+      </w:tr>
+    </w:tbl>
+    <w:p>
+      <w:pPr>
+        <w:pStyle w:val="ListNumber"/>
+      </w:pPr>
+      <w:r>
+        <w:rPr>
+          <w:b/>
+        </w:rPr>
+        <w:t xml:space="preserve">Line 2. </w:t>
+      </w:r>
+      <w:r>
+        <w:rPr>
+          <w:b w:val="0"/>
+          <w:i w:val="0"/>
+        </w:rPr>
+        <w:t>Each version with its operation, user and metrics such as numOutputRows.</w:t>
+      </w:r>
+    </w:p>
+    <w:p>
+      <w:pPr>
+        <w:pStyle w:val="ListNumber"/>
+      </w:pPr>
+      <w:r>
+        <w:rPr>
+          <w:b/>
+        </w:rPr>
+        <w:t xml:space="preserve">Line 6. </w:t>
+      </w:r>
+      <w:r>
+        <w:rPr>
+          <w:b w:val="0"/>
+          <w:i w:val="0"/>
+        </w:rPr>
+        <w:t>Read the old version side by side with the current one before restoring.</w:t>
+      </w:r>
+    </w:p>
+    <w:p>
+      <w:pPr>
+        <w:pStyle w:val="ListNumber"/>
+      </w:pPr>
+      <w:r>
+        <w:rPr>
+          <w:b/>
+        </w:rPr>
+        <w:t xml:space="preserve">Line 10. </w:t>
+      </w:r>
+      <w:r>
+        <w:rPr>
+          <w:b w:val="0"/>
+          <w:i w:val="0"/>
+        </w:rPr>
+        <w:t>Restore adds a version. The bad write stays in history for the post-mortem.</w:t>
+      </w:r>
+    </w:p>
+    <w:p>
+      <w:pPr>
+        <w:pStyle w:val="ListNumber"/>
+      </w:pPr>
+      <w:r>
+        <w:rPr>
+          <w:b/>
+        </w:rPr>
+        <w:t xml:space="preserve">Line 14. </w:t>
+      </w:r>
+      <w:r>
+        <w:rPr>
+          <w:b w:val="0"/>
+          <w:i w:val="0"/>
+        </w:rPr>
+        <w:t>VACUUM keeps unreferenced files for 30 days, so 30 days of versions stay readable.</w:t>
+      </w:r>
+    </w:p>
+    <w:p>
+      <w:r>
+        <w:rPr>
+          <w:b w:val="0"/>
+          <w:i w:val="0"/>
+        </w:rPr>
+        <w:t>History turns a data incident into a two-minute restore. Keep it long enough to be useful.</w:t>
+      </w:r>
+    </w:p>
+    <w:p>
+      <w:pPr>
+        <w:pStyle w:val="Heading4"/>
+      </w:pPr>
+      <w:r>
+        <w:t>Recap card</w:t>
+      </w:r>
+    </w:p>
+    <w:p>
+      <w:pPr>
+        <w:pStyle w:val="ListBullet"/>
+      </w:pPr>
+      <w:r>
+        <w:rPr>
+          <w:b/>
+          <w:i w:val="0"/>
+        </w:rPr>
+        <w:t>Read an old Delta version</w:t>
+      </w:r>
+      <w:r>
+        <w:rPr>
+          <w:b w:val="0"/>
+          <w:i w:val="0"/>
+        </w:rPr>
+        <w:t xml:space="preserve"> VERSION AS OF n or TIMESTAMP AS OF ts in SQL; option versionAsOf in PySpark.</w:t>
+      </w:r>
+    </w:p>
+    <w:p>
+      <w:pPr>
+        <w:pStyle w:val="ListBullet"/>
+      </w:pPr>
+      <w:r>
+        <w:rPr>
+          <w:b/>
+          <w:i w:val="0"/>
+        </w:rPr>
+        <w:t>What does RESTORE do to history?</w:t>
+      </w:r>
+      <w:r>
+        <w:rPr>
+          <w:b w:val="0"/>
+          <w:i w:val="0"/>
+        </w:rPr>
+        <w:t xml:space="preserve"> Adds a new version with the old content. Nothing is deleted.</w:t>
+      </w:r>
+    </w:p>
+    <w:p>
+      <w:pPr>
+        <w:pStyle w:val="ListBullet"/>
+      </w:pPr>
+      <w:r>
+        <w:rPr>
+          <w:b/>
+          <w:i w:val="0"/>
+        </w:rPr>
+        <w:t>Default retention windows</w:t>
+      </w:r>
+      <w:r>
+        <w:rPr>
+          <w:b w:val="0"/>
+          <w:i w:val="0"/>
+        </w:rPr>
+        <w:t xml:space="preserve"> Deleted files 7 days (delta.deletedFileRetentionDuration). Log 30 days (delta.logRetentionDuration).</w:t>
+      </w:r>
+    </w:p>
+    <w:p>
+      <w:pPr>
+        <w:pStyle w:val="ListBullet"/>
+      </w:pPr>
+      <w:r>
+        <w:rPr>
+          <w:b/>
+          <w:i w:val="0"/>
+        </w:rPr>
+        <w:t>Why is VACUUM ... RETAIN 0 HOURS dangerous?</w:t>
+      </w:r>
+      <w:r>
+        <w:rPr>
+          <w:b w:val="0"/>
+          <w:i w:val="0"/>
+        </w:rPr>
+        <w:t xml:space="preserve"> It deletes the files that time travel and RESTORE need, and it breaks readers still using them.</w:t>
+      </w:r>
+    </w:p>
+    <w:p>
+      <w:pPr>
+        <w:pStyle w:val="ListBullet"/>
+      </w:pPr>
+      <w:r>
+        <w:rPr>
+          <w:b/>
+          <w:i w:val="0"/>
+        </w:rPr>
+        <w:t>Databricks' recommendation for layout and maintenance on UC managed tables</w:t>
+      </w:r>
+      <w:r>
+        <w:rPr>
+          <w:b w:val="0"/>
+          <w:i w:val="0"/>
+        </w:rPr>
+        <w:t xml:space="preserve"> Liquid clustering (CLUSTER BY or CLUSTER BY AUTO) with predictive optimization.</w:t>
+      </w:r>
+    </w:p>
+    <w:p>
+      <w:pPr>
+        <w:pStyle w:val="Heading4"/>
+      </w:pPr>
+      <w:r>
+        <w:t>Practice</w:t>
       </w:r>
     </w:p>
     <w:p>
@@ -5817,32 +7431,538 @@
         <w:pStyle w:val="Heading5"/>
       </w:pPr>
       <w:r>
-        <w:t>A3-L1 exercise 6</w:t>
+        <w:t>Exercise 1. Multiple choice (level 1)</w:t>
       </w:r>
     </w:p>
     <w:p>
       <w:r>
         <w:rPr>
-          <w:b/>
-          <w:i w:val="0"/>
-        </w:rPr>
-        <w:t>Hints.</w:t>
-      </w:r>
-      <w:r>
-        <w:rPr>
-          <w:b w:val="0"/>
-          <w:i w:val="0"/>
-        </w:rPr>
-        <w:t xml:space="preserve"> (1) Nothing unchecked should reach silver. (2) The MERGE needs a source with one row per key. (3) The run log records the outcome of everything before it.</w:t>
+          <w:b w:val="0"/>
+          <w:i w:val="0"/>
+        </w:rPr>
+        <w:t>A job overwrote gold with bad data one hour ago. VACUUM has not run since. What is the fastest safe recovery?</w:t>
       </w:r>
     </w:p>
     <w:p>
+      <w:pPr>
+        <w:pStyle w:val="ListBullet"/>
+      </w:pPr>
+      <w:r>
+        <w:rPr>
+          <w:b w:val="0"/>
+          <w:i w:val="0"/>
+        </w:rPr>
+        <w:t>a) Drop the table and rebuild it from silver.</w:t>
+      </w:r>
+    </w:p>
+    <w:p>
+      <w:pPr>
+        <w:pStyle w:val="ListBullet"/>
+      </w:pPr>
+      <w:r>
+        <w:rPr>
+          <w:b w:val="0"/>
+          <w:i w:val="0"/>
+        </w:rPr>
+        <w:t xml:space="preserve">b) </w:t>
+      </w:r>
+      <w:r>
+        <w:rPr>
+          <w:rFonts w:ascii="Consolas" w:hAnsi="Consolas" w:eastAsia="Consolas"/>
+          <w:b w:val="0"/>
+          <w:sz w:val="19"/>
+        </w:rPr>
+        <w:t>RESTORE TABLE</w:t>
+      </w:r>
+      <w:r>
+        <w:rPr>
+          <w:b w:val="0"/>
+          <w:i w:val="0"/>
+        </w:rPr>
+        <w:t xml:space="preserve"> to the version before the bad write.</w:t>
+      </w:r>
+    </w:p>
+    <w:p>
+      <w:pPr>
+        <w:pStyle w:val="ListBullet"/>
+      </w:pPr>
+      <w:r>
+        <w:rPr>
+          <w:b w:val="0"/>
+          <w:i w:val="0"/>
+        </w:rPr>
+        <w:t xml:space="preserve">c) Run </w:t>
+      </w:r>
+      <w:r>
+        <w:rPr>
+          <w:rFonts w:ascii="Consolas" w:hAnsi="Consolas" w:eastAsia="Consolas"/>
+          <w:b w:val="0"/>
+          <w:sz w:val="19"/>
+        </w:rPr>
+        <w:t>VACUUM</w:t>
+      </w:r>
+      <w:r>
+        <w:rPr>
+          <w:b w:val="0"/>
+          <w:i w:val="0"/>
+        </w:rPr>
+        <w:t xml:space="preserve"> to remove the bad files.</w:t>
+      </w:r>
+    </w:p>
+    <w:p>
+      <w:pPr>
+        <w:pStyle w:val="ListBullet"/>
+      </w:pPr>
+      <w:r>
+        <w:rPr>
+          <w:b w:val="0"/>
+          <w:i w:val="0"/>
+        </w:rPr>
+        <w:t xml:space="preserve">d) Run </w:t>
+      </w:r>
+      <w:r>
+        <w:rPr>
+          <w:rFonts w:ascii="Consolas" w:hAnsi="Consolas" w:eastAsia="Consolas"/>
+          <w:b w:val="0"/>
+          <w:sz w:val="19"/>
+        </w:rPr>
+        <w:t>OPTIMIZE</w:t>
+      </w:r>
+      <w:r>
+        <w:rPr>
+          <w:b w:val="0"/>
+          <w:i w:val="0"/>
+        </w:rPr>
+        <w:t xml:space="preserve"> to rewrite the table.</w:t>
+      </w:r>
+    </w:p>
+    <w:p>
       <w:r>
         <w:rPr>
           <w:b/>
           <w:i w:val="0"/>
         </w:rPr>
-        <w:t>Answer.</w:t>
+        <w:t>Why?</w:t>
+      </w:r>
+    </w:p>
+    <w:p>
+      <w:pPr>
+        <w:pStyle w:val="ListBullet"/>
+      </w:pPr>
+      <w:r>
+        <w:rPr>
+          <w:b w:val="0"/>
+          <w:i w:val="0"/>
+        </w:rPr>
+        <w:t>r1) The earlier version's files are still on storage, and RESTORE makes that version current again.</w:t>
+      </w:r>
+    </w:p>
+    <w:p>
+      <w:pPr>
+        <w:pStyle w:val="ListBullet"/>
+      </w:pPr>
+      <w:r>
+        <w:rPr>
+          <w:b w:val="0"/>
+          <w:i w:val="0"/>
+        </w:rPr>
+        <w:t>r2) RESTORE deletes the bad version from history.</w:t>
+      </w:r>
+    </w:p>
+    <w:p>
+      <w:pPr>
+        <w:pStyle w:val="Heading5"/>
+      </w:pPr>
+      <w:r>
+        <w:t>Exercise 2. Fill the gap (level 2)</w:t>
+      </w:r>
+    </w:p>
+    <w:p>
+      <w:r>
+        <w:rPr>
+          <w:b w:val="0"/>
+          <w:i w:val="0"/>
+        </w:rPr>
+        <w:t>Read version 41 of the gold table, then make it current.</w:t>
+      </w:r>
+    </w:p>
+    <w:tbl>
+      <w:tblPr>
+        <w:tblW w:type="auto" w:w="0"/>
+        <w:jc w:val="left"/>
+        <w:tblLook w:firstColumn="1" w:firstRow="1" w:lastColumn="0" w:lastRow="0" w:noHBand="0" w:noVBand="1" w:val="04A0"/>
+      </w:tblPr>
+      <w:tblGrid>
+        <w:gridCol w:w="8221"/>
+      </w:tblGrid>
+      <w:tr>
+        <w:tc>
+          <w:tcPr>
+            <w:tcW w:type="dxa" w:w="8221"/>
+            <w:shd w:val="clear" w:color="auto" w:fill="F2F4F7"/>
+          </w:tcPr>
+          <w:p>
+            <w:pPr>
+              <w:spacing w:before="0" w:after="0" w:line="240" w:lineRule="auto"/>
+              <w:ind w:left="567" w:hanging="567"/>
+            </w:pPr>
+            <w:r>
+              <w:rPr>
+                <w:rFonts w:ascii="Consolas" w:hAnsi="Consolas" w:eastAsia="Consolas"/>
+                <w:b w:val="0"/>
+                <w:color w:val="5B6875"/>
+                <w:sz w:val="16"/>
+              </w:rPr>
+              <w:t xml:space="preserve">   1  </w:t>
+            </w:r>
+            <w:r>
+              <w:rPr>
+                <w:rFonts w:ascii="Consolas" w:hAnsi="Consolas" w:eastAsia="Consolas"/>
+                <w:b w:val="0"/>
+                <w:sz w:val="16"/>
+              </w:rPr>
+              <w:t>SELECT * FROM research_gold.nat_metrics _____(1) 41;</w:t>
+            </w:r>
+          </w:p>
+          <w:p>
+            <w:pPr>
+              <w:spacing w:before="0" w:after="0" w:line="240" w:lineRule="auto"/>
+              <w:ind w:left="567" w:hanging="567"/>
+            </w:pPr>
+            <w:r>
+              <w:rPr>
+                <w:rFonts w:ascii="Consolas" w:hAnsi="Consolas" w:eastAsia="Consolas"/>
+                <w:b w:val="0"/>
+                <w:color w:val="5B6875"/>
+                <w:sz w:val="16"/>
+              </w:rPr>
+              <w:t xml:space="preserve">   2  </w:t>
+            </w:r>
+            <w:r>
+              <w:rPr>
+                <w:rFonts w:ascii="Consolas" w:hAnsi="Consolas" w:eastAsia="Consolas"/>
+                <w:b w:val="0"/>
+                <w:sz w:val="16"/>
+              </w:rPr>
+              <w:t>_____(2) TABLE research_gold.nat_metrics TO VERSION AS OF 41;</w:t>
+            </w:r>
+          </w:p>
+        </w:tc>
+      </w:tr>
+    </w:tbl>
+    <w:p/>
+    <w:p>
+      <w:pPr>
+        <w:pStyle w:val="Heading5"/>
+      </w:pPr>
+      <w:r>
+        <w:t>Exercise 3. Predict the output (level 3)</w:t>
+      </w:r>
+    </w:p>
+    <w:p>
+      <w:r>
+        <w:rPr>
+          <w:b w:val="0"/>
+          <w:i w:val="0"/>
+        </w:rPr>
+        <w:t>A new Delta table gets these statements in order. What version number does the RESTORE create?</w:t>
+      </w:r>
+    </w:p>
+    <w:tbl>
+      <w:tblPr>
+        <w:tblW w:type="auto" w:w="0"/>
+        <w:jc w:val="left"/>
+        <w:tblLook w:firstColumn="1" w:firstRow="1" w:lastColumn="0" w:lastRow="0" w:noHBand="0" w:noVBand="1" w:val="04A0"/>
+      </w:tblPr>
+      <w:tblGrid>
+        <w:gridCol w:w="8221"/>
+      </w:tblGrid>
+      <w:tr>
+        <w:tc>
+          <w:tcPr>
+            <w:tcW w:type="dxa" w:w="8221"/>
+            <w:shd w:val="clear" w:color="auto" w:fill="F2F4F7"/>
+          </w:tcPr>
+          <w:p>
+            <w:pPr>
+              <w:spacing w:before="0" w:after="0" w:line="240" w:lineRule="auto"/>
+              <w:ind w:left="567" w:hanging="567"/>
+            </w:pPr>
+            <w:r>
+              <w:rPr>
+                <w:rFonts w:ascii="Consolas" w:hAnsi="Consolas" w:eastAsia="Consolas"/>
+                <w:b w:val="0"/>
+                <w:color w:val="5B6875"/>
+                <w:sz w:val="16"/>
+              </w:rPr>
+              <w:t xml:space="preserve">   1  </w:t>
+            </w:r>
+            <w:r>
+              <w:rPr>
+                <w:rFonts w:ascii="Consolas" w:hAnsi="Consolas" w:eastAsia="Consolas"/>
+                <w:b w:val="0"/>
+                <w:sz w:val="16"/>
+              </w:rPr>
+              <w:t>CREATE TABLE t (id INT) USING DELTA;           -- version 0</w:t>
+            </w:r>
+          </w:p>
+          <w:p>
+            <w:pPr>
+              <w:spacing w:before="0" w:after="0" w:line="240" w:lineRule="auto"/>
+              <w:ind w:left="567" w:hanging="567"/>
+            </w:pPr>
+            <w:r>
+              <w:rPr>
+                <w:rFonts w:ascii="Consolas" w:hAnsi="Consolas" w:eastAsia="Consolas"/>
+                <w:b w:val="0"/>
+                <w:color w:val="5B6875"/>
+                <w:sz w:val="16"/>
+              </w:rPr>
+              <w:t xml:space="preserve">   2  </w:t>
+            </w:r>
+            <w:r>
+              <w:rPr>
+                <w:rFonts w:ascii="Consolas" w:hAnsi="Consolas" w:eastAsia="Consolas"/>
+                <w:b w:val="0"/>
+                <w:sz w:val="16"/>
+              </w:rPr>
+              <w:t>INSERT INTO t VALUES (1);                      -- version 1</w:t>
+            </w:r>
+          </w:p>
+          <w:p>
+            <w:pPr>
+              <w:spacing w:before="0" w:after="0" w:line="240" w:lineRule="auto"/>
+              <w:ind w:left="567" w:hanging="567"/>
+            </w:pPr>
+            <w:r>
+              <w:rPr>
+                <w:rFonts w:ascii="Consolas" w:hAnsi="Consolas" w:eastAsia="Consolas"/>
+                <w:b w:val="0"/>
+                <w:color w:val="5B6875"/>
+                <w:sz w:val="16"/>
+              </w:rPr>
+              <w:t xml:space="preserve">   3  </w:t>
+            </w:r>
+            <w:r>
+              <w:rPr>
+                <w:rFonts w:ascii="Consolas" w:hAnsi="Consolas" w:eastAsia="Consolas"/>
+                <w:b w:val="0"/>
+                <w:sz w:val="16"/>
+              </w:rPr>
+              <w:t>INSERT INTO t VALUES (2);                      -- version 2</w:t>
+            </w:r>
+          </w:p>
+          <w:p>
+            <w:pPr>
+              <w:spacing w:before="0" w:after="0" w:line="240" w:lineRule="auto"/>
+              <w:ind w:left="567" w:hanging="567"/>
+            </w:pPr>
+            <w:r>
+              <w:rPr>
+                <w:rFonts w:ascii="Consolas" w:hAnsi="Consolas" w:eastAsia="Consolas"/>
+                <w:b w:val="0"/>
+                <w:color w:val="5B6875"/>
+                <w:sz w:val="16"/>
+              </w:rPr>
+              <w:t xml:space="preserve">   4  </w:t>
+            </w:r>
+            <w:r>
+              <w:rPr>
+                <w:rFonts w:ascii="Consolas" w:hAnsi="Consolas" w:eastAsia="Consolas"/>
+                <w:b w:val="0"/>
+                <w:sz w:val="16"/>
+              </w:rPr>
+              <w:t>DELETE FROM t WHERE id = 1;                    -- version 3</w:t>
+            </w:r>
+          </w:p>
+          <w:p>
+            <w:pPr>
+              <w:spacing w:before="0" w:after="0" w:line="240" w:lineRule="auto"/>
+              <w:ind w:left="567" w:hanging="567"/>
+            </w:pPr>
+            <w:r>
+              <w:rPr>
+                <w:rFonts w:ascii="Consolas" w:hAnsi="Consolas" w:eastAsia="Consolas"/>
+                <w:b w:val="0"/>
+                <w:color w:val="5B6875"/>
+                <w:sz w:val="16"/>
+              </w:rPr>
+              <w:t xml:space="preserve">   5  </w:t>
+            </w:r>
+            <w:r>
+              <w:rPr>
+                <w:rFonts w:ascii="Consolas" w:hAnsi="Consolas" w:eastAsia="Consolas"/>
+                <w:b w:val="0"/>
+                <w:sz w:val="16"/>
+              </w:rPr>
+              <w:t>RESTORE TABLE t TO VERSION AS OF 1;            -- version ?</w:t>
+            </w:r>
+          </w:p>
+        </w:tc>
+      </w:tr>
+    </w:tbl>
+    <w:p/>
+    <w:p>
+      <w:pPr>
+        <w:pStyle w:val="Heading5"/>
+      </w:pPr>
+      <w:r>
+        <w:t>Exercise 4. Spot the bug (level 4)</w:t>
+      </w:r>
+    </w:p>
+    <w:p>
+      <w:r>
+        <w:rPr>
+          <w:b w:val="0"/>
+          <w:i w:val="0"/>
+        </w:rPr>
+        <w:t>A nightly maintenance script. After an incident, the team cannot time travel even one day back. Tap the line that causes it, then fix the script.</w:t>
+      </w:r>
+    </w:p>
+    <w:tbl>
+      <w:tblPr>
+        <w:tblW w:type="auto" w:w="0"/>
+        <w:jc w:val="left"/>
+        <w:tblLook w:firstColumn="1" w:firstRow="1" w:lastColumn="0" w:lastRow="0" w:noHBand="0" w:noVBand="1" w:val="04A0"/>
+      </w:tblPr>
+      <w:tblGrid>
+        <w:gridCol w:w="8221"/>
+      </w:tblGrid>
+      <w:tr>
+        <w:tc>
+          <w:tcPr>
+            <w:tcW w:type="dxa" w:w="8221"/>
+            <w:shd w:val="clear" w:color="auto" w:fill="F2F4F7"/>
+          </w:tcPr>
+          <w:p>
+            <w:pPr>
+              <w:spacing w:before="0" w:after="0" w:line="240" w:lineRule="auto"/>
+              <w:ind w:left="567" w:hanging="567"/>
+            </w:pPr>
+            <w:r>
+              <w:rPr>
+                <w:rFonts w:ascii="Consolas" w:hAnsi="Consolas" w:eastAsia="Consolas"/>
+                <w:b w:val="0"/>
+                <w:color w:val="5B6875"/>
+                <w:sz w:val="16"/>
+              </w:rPr>
+              <w:t xml:space="preserve">   1  </w:t>
+            </w:r>
+            <w:r>
+              <w:rPr>
+                <w:rFonts w:ascii="Consolas" w:hAnsi="Consolas" w:eastAsia="Consolas"/>
+                <w:b w:val="0"/>
+                <w:sz w:val="16"/>
+              </w:rPr>
+              <w:t>OPTIMIZE research_silver.nat_respondents ZORDER BY (wave_id);</w:t>
+            </w:r>
+          </w:p>
+          <w:p>
+            <w:pPr>
+              <w:spacing w:before="0" w:after="0" w:line="240" w:lineRule="auto"/>
+              <w:ind w:left="567" w:hanging="567"/>
+            </w:pPr>
+            <w:r>
+              <w:rPr>
+                <w:rFonts w:ascii="Consolas" w:hAnsi="Consolas" w:eastAsia="Consolas"/>
+                <w:b w:val="0"/>
+                <w:color w:val="5B6875"/>
+                <w:sz w:val="16"/>
+              </w:rPr>
+              <w:t xml:space="preserve">   2  </w:t>
+            </w:r>
+            <w:r>
+              <w:rPr>
+                <w:rFonts w:ascii="Consolas" w:hAnsi="Consolas" w:eastAsia="Consolas"/>
+                <w:b w:val="0"/>
+                <w:sz w:val="16"/>
+              </w:rPr>
+              <w:t>SET spark.databricks.delta.retentionDurationCheck.enabled = false;</w:t>
+            </w:r>
+          </w:p>
+          <w:p>
+            <w:pPr>
+              <w:spacing w:before="0" w:after="0" w:line="240" w:lineRule="auto"/>
+              <w:ind w:left="567" w:hanging="567"/>
+            </w:pPr>
+            <w:r>
+              <w:rPr>
+                <w:rFonts w:ascii="Consolas" w:hAnsi="Consolas" w:eastAsia="Consolas"/>
+                <w:b w:val="0"/>
+                <w:color w:val="5B6875"/>
+                <w:sz w:val="16"/>
+              </w:rPr>
+              <w:t xml:space="preserve">   3  </w:t>
+            </w:r>
+            <w:r>
+              <w:rPr>
+                <w:rFonts w:ascii="Consolas" w:hAnsi="Consolas" w:eastAsia="Consolas"/>
+                <w:b w:val="0"/>
+                <w:sz w:val="16"/>
+              </w:rPr>
+              <w:t>VACUUM research_silver.nat_respondents RETAIN 0 HOURS;</w:t>
+            </w:r>
+          </w:p>
+          <w:p>
+            <w:pPr>
+              <w:spacing w:before="0" w:after="0" w:line="240" w:lineRule="auto"/>
+              <w:ind w:left="567" w:hanging="567"/>
+            </w:pPr>
+            <w:r>
+              <w:rPr>
+                <w:rFonts w:ascii="Consolas" w:hAnsi="Consolas" w:eastAsia="Consolas"/>
+                <w:b w:val="0"/>
+                <w:color w:val="5B6875"/>
+                <w:sz w:val="16"/>
+              </w:rPr>
+              <w:t xml:space="preserve">   4  </w:t>
+            </w:r>
+            <w:r>
+              <w:rPr>
+                <w:rFonts w:ascii="Consolas" w:hAnsi="Consolas" w:eastAsia="Consolas"/>
+                <w:b w:val="0"/>
+                <w:sz w:val="16"/>
+              </w:rPr>
+              <w:t>ANALYZE TABLE research_silver.nat_respondents COMPUTE STATISTICS;</w:t>
+            </w:r>
+          </w:p>
+        </w:tc>
+      </w:tr>
+    </w:tbl>
+    <w:p/>
+    <w:p>
+      <w:r>
+        <w:rPr>
+          <w:b w:val="0"/>
+          <w:i/>
+        </w:rPr>
+        <w:t>Write down the line number of the bug. Then write the fix.</w:t>
+      </w:r>
+    </w:p>
+    <w:p>
+      <w:pPr>
+        <w:pStyle w:val="Heading5"/>
+      </w:pPr>
+      <w:r>
+        <w:t>Exercise 5. Architecture design (level 5)</w:t>
+      </w:r>
+    </w:p>
+    <w:p>
+      <w:r>
+        <w:rPr>
+          <w:b w:val="0"/>
+          <w:i w:val="0"/>
+        </w:rPr>
+        <w:t>The data governance policy says: "Any silver or gold change must be recoverable for 30 days." Choose the setting for each item.</w:t>
+      </w:r>
+    </w:p>
+    <w:p>
+      <w:r>
+        <w:rPr>
+          <w:b w:val="0"/>
+          <w:i w:val="0"/>
+        </w:rPr>
+        <w:t>Options: interval 7 days (default), interval 30 days, interval 0 hours.</w:t>
       </w:r>
     </w:p>
     <w:p>
@@ -5854,7 +7974,7 @@
           <w:b w:val="0"/>
           <w:i w:val="0"/>
         </w:rPr>
-        <w:t>Validate the bronze delivery against its data contract</w:t>
+        <w:t>delta.deletedFileRetentionDuration</w:t>
       </w:r>
     </w:p>
     <w:p>
@@ -5866,7 +7986,7 @@
           <w:b w:val="0"/>
           <w:i w:val="0"/>
         </w:rPr>
-        <w:t>Rename and cast columns from the Variable Registry</w:t>
+        <w:t>delta.logRetentionDuration</w:t>
       </w:r>
     </w:p>
     <w:p>
@@ -5878,7 +7998,2144 @@
           <w:b w:val="0"/>
           <w:i w:val="0"/>
         </w:rPr>
-        <w:t>Keep the newest row per respondent and wave</w:t>
+        <w:t>Nightly VACUUM command</w:t>
+      </w:r>
+    </w:p>
+    <w:p>
+      <w:pPr>
+        <w:pStyle w:val="Heading4"/>
+      </w:pPr>
+      <w:r>
+        <w:t>Sources</w:t>
+      </w:r>
+    </w:p>
+    <w:p>
+      <w:pPr>
+        <w:pStyle w:val="ListBullet"/>
+      </w:pPr>
+      <w:r>
+        <w:rPr>
+          <w:b w:val="0"/>
+          <w:i w:val="0"/>
+        </w:rPr>
+        <w:t>DESCRIBE HISTORY, VERSION AS OF, versionAsOf, RESTORE TABLE and OPTIMIZE ... ZORDER BY work; RESTORE creates a new version; VACUUM RETAIN 0 HOURS fails the safety check. (verified: Run on delta-spark 4.0.1 in this repository.)</w:t>
+      </w:r>
+    </w:p>
+    <w:p>
+      <w:pPr>
+        <w:pStyle w:val="ListBullet"/>
+      </w:pPr>
+      <w:r>
+        <w:rPr>
+          <w:b w:val="0"/>
+          <w:i w:val="0"/>
+        </w:rPr>
+        <w:t>deletedFileRetentionDuration defaults to 7 days and logRetentionDuration to 30 days; from Databricks Runtime 18.0 time travel beyond deletedFileRetentionDuration is blocked. (search-only: https://docs.databricks.com/aws/en/delta/vacuum and https://docs.databricks.com/aws/en/tables/history)</w:t>
+      </w:r>
+    </w:p>
+    <w:p>
+      <w:pPr>
+        <w:pStyle w:val="ListBullet"/>
+      </w:pPr>
+      <w:r>
+        <w:rPr>
+          <w:b w:val="0"/>
+          <w:i w:val="0"/>
+        </w:rPr>
+        <w:t>Databricks recommends liquid clustering and predictive optimization for Unity Catalog managed tables. (search-only: https://docs.databricks.com/aws/en/tables/clustering)</w:t>
+      </w:r>
+    </w:p>
+    <w:p>
+      <w:r>
+        <w:br w:type="page"/>
+      </w:r>
+    </w:p>
+    <w:p>
+      <w:pPr>
+        <w:pStyle w:val="Heading2"/>
+      </w:pPr>
+      <w:r>
+        <w:t>Track A best-practice checklist</w:t>
+      </w:r>
+    </w:p>
+    <w:p>
+      <w:r>
+        <w:rPr>
+          <w:b w:val="0"/>
+          <w:i w:val="0"/>
+        </w:rPr>
+        <w:t>☐ Every function has type hints, a docstring and one job.</w:t>
+      </w:r>
+    </w:p>
+    <w:p>
+      <w:r>
+        <w:rPr>
+          <w:b w:val="0"/>
+          <w:i w:val="0"/>
+        </w:rPr>
+        <w:t>☐ No SparkSession is created at import time. Functions receive spark as a parameter.</w:t>
+      </w:r>
+    </w:p>
+    <w:p>
+      <w:r>
+        <w:rPr>
+          <w:b w:val="0"/>
+          <w:i w:val="0"/>
+        </w:rPr>
+        <w:t xml:space="preserve">☐ Functions are imported as F: </w:t>
+      </w:r>
+      <w:r>
+        <w:rPr>
+          <w:rFonts w:ascii="Consolas" w:hAnsi="Consolas" w:eastAsia="Consolas"/>
+          <w:b w:val="0"/>
+          <w:sz w:val="19"/>
+        </w:rPr>
+        <w:t>from pyspark.sql import functions as F</w:t>
+      </w:r>
+      <w:r>
+        <w:rPr>
+          <w:b w:val="0"/>
+          <w:i w:val="0"/>
+        </w:rPr>
+        <w:t>.</w:t>
+      </w:r>
+    </w:p>
+    <w:p>
+      <w:r>
+        <w:rPr>
+          <w:b w:val="0"/>
+          <w:i w:val="0"/>
+        </w:rPr>
+        <w:t>☐ Table names, column maps and thresholds come from config or registry tables.</w:t>
+      </w:r>
+    </w:p>
+    <w:p>
+      <w:r>
+        <w:rPr>
+          <w:b w:val="0"/>
+          <w:i w:val="0"/>
+        </w:rPr>
+        <w:t>☐ Every table states its grain in a comment or table property.</w:t>
+      </w:r>
+    </w:p>
+    <w:p>
+      <w:r>
+        <w:rPr>
+          <w:b w:val="0"/>
+          <w:i w:val="0"/>
+        </w:rPr>
+        <w:t>☐ Bronze appends. Silver deduplicates the source, then MERGEs. Gold aggregates by every grain column.</w:t>
+      </w:r>
+    </w:p>
+    <w:p>
+      <w:r>
+        <w:rPr>
+          <w:b w:val="0"/>
+          <w:i w:val="0"/>
+        </w:rPr>
+        <w:t>☐ Every run writes one record to the run log table with an explicit schema.</w:t>
+      </w:r>
+    </w:p>
+    <w:p>
+      <w:r>
+        <w:rPr>
+          <w:b w:val="0"/>
+          <w:i w:val="0"/>
+        </w:rPr>
+        <w:t>☐ CRITICAL checks raise. WARN checks log and continue.</w:t>
+      </w:r>
+    </w:p>
+    <w:p>
+      <w:r>
+        <w:rPr>
+          <w:b w:val="0"/>
+          <w:i w:val="0"/>
+        </w:rPr>
+        <w:t>☐ Every division has a guard for zero and null.</w:t>
+      </w:r>
+    </w:p>
+    <w:p>
+      <w:r>
+        <w:rPr>
+          <w:b w:val="0"/>
+          <w:i w:val="0"/>
+        </w:rPr>
+        <w:t>☐ Counts come from one agg pass, not repeated count() calls.</w:t>
+      </w:r>
+    </w:p>
+    <w:p>
+      <w:r>
+        <w:rPr>
+          <w:b w:val="0"/>
+          <w:i w:val="0"/>
+        </w:rPr>
+        <w:t>☐ Incremental loads compare source and target on the same keys.</w:t>
+      </w:r>
+    </w:p>
+    <w:p>
+      <w:r>
+        <w:rPr>
+          <w:b w:val="0"/>
+          <w:i w:val="0"/>
+        </w:rPr>
+        <w:t>☐ Row filters use a SQL UDF with SET ROW FILTER. Grants go to groups.</w:t>
+      </w:r>
+    </w:p>
+    <w:p>
+      <w:r>
+        <w:rPr>
+          <w:b w:val="0"/>
+          <w:i w:val="0"/>
+        </w:rPr>
+        <w:t>☐ Tests run on a local SparkSession in CI before every merge.</w:t>
+      </w:r>
+    </w:p>
+    <w:p>
+      <w:r>
+        <w:br w:type="page"/>
+      </w:r>
+    </w:p>
+    <w:p>
+      <w:pPr>
+        <w:pStyle w:val="Heading1"/>
+      </w:pPr>
+      <w:r>
+        <w:t>Appendix: solutions and answer keys</w:t>
+      </w:r>
+    </w:p>
+    <w:p>
+      <w:r>
+        <w:rPr>
+          <w:b w:val="0"/>
+          <w:i w:val="0"/>
+        </w:rPr>
+        <w:t>Attempt each exercise before you read its solution. Track D answer keys are here too.</w:t>
+      </w:r>
+    </w:p>
+    <w:p>
+      <w:pPr>
+        <w:pStyle w:val="Heading3"/>
+      </w:pPr>
+      <w:r>
+        <w:t>A3-L1 Idempotent MERGE, and why you deduplicate the source first</w:t>
+      </w:r>
+    </w:p>
+    <w:p>
+      <w:pPr>
+        <w:pStyle w:val="Heading5"/>
+      </w:pPr>
+      <w:r>
+        <w:t>A3-L1 exercise 1</w:t>
+      </w:r>
+    </w:p>
+    <w:p>
+      <w:r>
+        <w:rPr>
+          <w:b/>
+          <w:i w:val="0"/>
+        </w:rPr>
+        <w:t>Hints.</w:t>
+      </w:r>
+      <w:r>
+        <w:rPr>
+          <w:b w:val="0"/>
+          <w:i w:val="0"/>
+        </w:rPr>
+        <w:t xml:space="preserve"> (1) Count how many source rows match the one target row. (2) Ask yourself which of the two source rows Delta should use for the update. (3) Delta raises DELTA_MULTIPLE_SOURCE_ROW_MATCHING_TARGET_ROW_IN_MERGE in this case.</w:t>
+      </w:r>
+    </w:p>
+    <w:p>
+      <w:r>
+        <w:rPr>
+          <w:b/>
+          <w:i w:val="0"/>
+        </w:rPr>
+        <w:t>Answer.</w:t>
+      </w:r>
+      <w:r>
+        <w:rPr>
+          <w:b w:val="0"/>
+          <w:i w:val="0"/>
+        </w:rPr>
+        <w:t xml:space="preserve"> b) The MERGE fails with an error. Because: r1) Two source rows match one target row, and Delta cannot tell which should win.</w:t>
+      </w:r>
+    </w:p>
+    <w:p>
+      <w:r>
+        <w:rPr>
+          <w:b w:val="0"/>
+          <w:i w:val="0"/>
+        </w:rPr>
+        <w:t xml:space="preserve">Delta requires at most one source row per matched target row. With two, the update is ambiguous, so the </w:t>
+      </w:r>
+      <w:r>
+        <w:rPr>
+          <w:rFonts w:ascii="Consolas" w:hAnsi="Consolas" w:eastAsia="Consolas"/>
+          <w:b w:val="0"/>
+          <w:sz w:val="19"/>
+        </w:rPr>
+        <w:t>MERGE</w:t>
+      </w:r>
+      <w:r>
+        <w:rPr>
+          <w:b w:val="0"/>
+          <w:i w:val="0"/>
+        </w:rPr>
+        <w:t xml:space="preserve"> fails with </w:t>
+      </w:r>
+      <w:r>
+        <w:rPr>
+          <w:rFonts w:ascii="Consolas" w:hAnsi="Consolas" w:eastAsia="Consolas"/>
+          <w:b w:val="0"/>
+          <w:sz w:val="19"/>
+        </w:rPr>
+        <w:t>DELTA_MULTIPLE_SOURCE_ROW_MATCHING_TARGET_ROW_IN_MERGE</w:t>
+      </w:r>
+      <w:r>
+        <w:rPr>
+          <w:b w:val="0"/>
+          <w:i w:val="0"/>
+        </w:rPr>
+        <w:t>. Deduplicate the source first.</w:t>
+      </w:r>
+    </w:p>
+    <w:p>
+      <w:r>
+        <w:rPr>
+          <w:b/>
+          <w:i w:val="0"/>
+        </w:rPr>
+        <w:t>Common wrong answers.</w:t>
+      </w:r>
+    </w:p>
+    <w:p>
+      <w:pPr>
+        <w:pStyle w:val="ListBullet"/>
+      </w:pPr>
+      <w:r>
+        <w:rPr>
+          <w:rFonts w:ascii="Consolas" w:hAnsi="Consolas" w:eastAsia="Consolas"/>
+          <w:b w:val="0"/>
+          <w:sz w:val="19"/>
+        </w:rPr>
+        <w:t>a</w:t>
+      </w:r>
+      <w:r>
+        <w:rPr>
+          <w:b w:val="0"/>
+          <w:i w:val="0"/>
+        </w:rPr>
+        <w:t>: Delta has no notion of 'last' in an unordered DataFrame. Row order in Spark is not guaranteed, so Delta refuses to guess.</w:t>
+      </w:r>
+    </w:p>
+    <w:p>
+      <w:pPr>
+        <w:pStyle w:val="ListBullet"/>
+      </w:pPr>
+      <w:r>
+        <w:rPr>
+          <w:rFonts w:ascii="Consolas" w:hAnsi="Consolas" w:eastAsia="Consolas"/>
+          <w:b w:val="0"/>
+          <w:sz w:val="19"/>
+        </w:rPr>
+        <w:t>d</w:t>
+      </w:r>
+      <w:r>
+        <w:rPr>
+          <w:b w:val="0"/>
+          <w:i w:val="0"/>
+        </w:rPr>
+        <w:t>: Spark gives no row order without an explicit sort, so 'first' has no meaning. Delta refuses to guess.</w:t>
+      </w:r>
+    </w:p>
+    <w:p>
+      <w:pPr>
+        <w:pStyle w:val="ListBullet"/>
+      </w:pPr>
+      <w:r>
+        <w:rPr>
+          <w:rFonts w:ascii="Consolas" w:hAnsi="Consolas" w:eastAsia="Consolas"/>
+          <w:b w:val="0"/>
+          <w:sz w:val="19"/>
+        </w:rPr>
+        <w:t>c</w:t>
+      </w:r>
+      <w:r>
+        <w:rPr>
+          <w:b w:val="0"/>
+          <w:i w:val="0"/>
+        </w:rPr>
+        <w:t>: Both rows match the existing target row, so neither goes to the insert clause. Duplicate inserts happen only when no target row matches.</w:t>
+      </w:r>
+    </w:p>
+    <w:p>
+      <w:pPr>
+        <w:pStyle w:val="ListBullet"/>
+      </w:pPr>
+      <w:r>
+        <w:rPr>
+          <w:rFonts w:ascii="Consolas" w:hAnsi="Consolas" w:eastAsia="Consolas"/>
+          <w:b w:val="0"/>
+          <w:sz w:val="19"/>
+        </w:rPr>
+        <w:t>b|r2</w:t>
+      </w:r>
+      <w:r>
+        <w:rPr>
+          <w:b w:val="0"/>
+          <w:i w:val="0"/>
+        </w:rPr>
+        <w:t>: Right outcome, wrong reason. Delta does not enforce primary keys. The error comes from the ambiguous match, not from a key constraint.</w:t>
+      </w:r>
+    </w:p>
+    <w:p>
+      <w:pPr>
+        <w:pStyle w:val="ListBullet"/>
+      </w:pPr>
+      <w:r>
+        <w:rPr>
+          <w:rFonts w:ascii="Consolas" w:hAnsi="Consolas" w:eastAsia="Consolas"/>
+          <w:b w:val="0"/>
+          <w:sz w:val="19"/>
+        </w:rPr>
+        <w:t>b|r3</w:t>
+      </w:r>
+      <w:r>
+        <w:rPr>
+          <w:b w:val="0"/>
+          <w:i w:val="0"/>
+        </w:rPr>
+        <w:t>: Right outcome, wrong reason. Caching has nothing to do with it. The error comes from two source rows matching one target row.</w:t>
+      </w:r>
+    </w:p>
+    <w:p>
+      <w:pPr>
+        <w:pStyle w:val="Heading5"/>
+      </w:pPr>
+      <w:r>
+        <w:t>A3-L1 exercise 2</w:t>
+      </w:r>
+    </w:p>
+    <w:p>
+      <w:r>
+        <w:rPr>
+          <w:b/>
+          <w:i w:val="0"/>
+        </w:rPr>
+        <w:t>Hints.</w:t>
+      </w:r>
+      <w:r>
+        <w:rPr>
+          <w:b w:val="0"/>
+          <w:i w:val="0"/>
+        </w:rPr>
+        <w:t xml:space="preserve"> (1) Two clauses and one action. (2) The clause names start with </w:t>
+      </w:r>
+      <w:r>
+        <w:rPr>
+          <w:rFonts w:ascii="Consolas" w:hAnsi="Consolas" w:eastAsia="Consolas"/>
+          <w:b w:val="0"/>
+          <w:sz w:val="19"/>
+        </w:rPr>
+        <w:t>whenMatched</w:t>
+      </w:r>
+      <w:r>
+        <w:rPr>
+          <w:b w:val="0"/>
+          <w:i w:val="0"/>
+        </w:rPr>
+        <w:t xml:space="preserve"> and </w:t>
+      </w:r>
+      <w:r>
+        <w:rPr>
+          <w:rFonts w:ascii="Consolas" w:hAnsi="Consolas" w:eastAsia="Consolas"/>
+          <w:b w:val="0"/>
+          <w:sz w:val="19"/>
+        </w:rPr>
+        <w:t>whenNotMatched</w:t>
+      </w:r>
+      <w:r>
+        <w:rPr>
+          <w:b w:val="0"/>
+          <w:i w:val="0"/>
+        </w:rPr>
+        <w:t xml:space="preserve">, and both copy every column. (3) The copy-every-column versions end in </w:t>
+      </w:r>
+      <w:r>
+        <w:rPr>
+          <w:rFonts w:ascii="Consolas" w:hAnsi="Consolas" w:eastAsia="Consolas"/>
+          <w:b w:val="0"/>
+          <w:sz w:val="19"/>
+        </w:rPr>
+        <w:t>All</w:t>
+      </w:r>
+      <w:r>
+        <w:rPr>
+          <w:b w:val="0"/>
+          <w:i w:val="0"/>
+        </w:rPr>
+        <w:t xml:space="preserve">. The action that runs a MERGE is not </w:t>
+      </w:r>
+      <w:r>
+        <w:rPr>
+          <w:rFonts w:ascii="Consolas" w:hAnsi="Consolas" w:eastAsia="Consolas"/>
+          <w:b w:val="0"/>
+          <w:sz w:val="19"/>
+        </w:rPr>
+        <w:t>collect</w:t>
+      </w:r>
+      <w:r>
+        <w:rPr>
+          <w:b w:val="0"/>
+          <w:i w:val="0"/>
+        </w:rPr>
+        <w:t>.</w:t>
+      </w:r>
+    </w:p>
+    <w:p>
+      <w:r>
+        <w:rPr>
+          <w:b/>
+          <w:i w:val="0"/>
+        </w:rPr>
+        <w:t>Answer.</w:t>
+      </w:r>
+    </w:p>
+    <w:tbl>
+      <w:tblPr>
+        <w:tblW w:type="auto" w:w="0"/>
+        <w:jc w:val="left"/>
+        <w:tblLook w:firstColumn="1" w:firstRow="1" w:lastColumn="0" w:lastRow="0" w:noHBand="0" w:noVBand="1" w:val="04A0"/>
+      </w:tblPr>
+      <w:tblGrid>
+        <w:gridCol w:w="8221"/>
+      </w:tblGrid>
+      <w:tr>
+        <w:tc>
+          <w:tcPr>
+            <w:tcW w:type="dxa" w:w="8221"/>
+            <w:shd w:val="clear" w:color="auto" w:fill="F2F4F7"/>
+          </w:tcPr>
+          <w:p>
+            <w:pPr>
+              <w:spacing w:before="0" w:after="0" w:line="240" w:lineRule="auto"/>
+              <w:ind w:left="567" w:hanging="567"/>
+            </w:pPr>
+            <w:r>
+              <w:rPr>
+                <w:rFonts w:ascii="Consolas" w:hAnsi="Consolas" w:eastAsia="Consolas"/>
+                <w:b w:val="0"/>
+                <w:color w:val="5B6875"/>
+                <w:sz w:val="16"/>
+              </w:rPr>
+              <w:t xml:space="preserve">   1  </w:t>
+            </w:r>
+            <w:r>
+              <w:rPr>
+                <w:rFonts w:ascii="Consolas" w:hAnsi="Consolas" w:eastAsia="Consolas"/>
+                <w:b w:val="0"/>
+                <w:sz w:val="16"/>
+              </w:rPr>
+              <w:t>(</w:t>
+            </w:r>
+          </w:p>
+          <w:p>
+            <w:pPr>
+              <w:spacing w:before="0" w:after="0" w:line="240" w:lineRule="auto"/>
+              <w:ind w:left="567" w:hanging="567"/>
+            </w:pPr>
+            <w:r>
+              <w:rPr>
+                <w:rFonts w:ascii="Consolas" w:hAnsi="Consolas" w:eastAsia="Consolas"/>
+                <w:b w:val="0"/>
+                <w:color w:val="5B6875"/>
+                <w:sz w:val="16"/>
+              </w:rPr>
+              <w:t xml:space="preserve">   2  </w:t>
+            </w:r>
+            <w:r>
+              <w:rPr>
+                <w:rFonts w:ascii="Consolas" w:hAnsi="Consolas" w:eastAsia="Consolas"/>
+                <w:b w:val="0"/>
+                <w:sz w:val="16"/>
+              </w:rPr>
+              <w:t xml:space="preserve">    DeltaTable.forName(spark, "research_silver.nat_respondents").alias("t")</w:t>
+            </w:r>
+          </w:p>
+          <w:p>
+            <w:pPr>
+              <w:spacing w:before="0" w:after="0" w:line="240" w:lineRule="auto"/>
+              <w:ind w:left="567" w:hanging="567"/>
+            </w:pPr>
+            <w:r>
+              <w:rPr>
+                <w:rFonts w:ascii="Consolas" w:hAnsi="Consolas" w:eastAsia="Consolas"/>
+                <w:b w:val="0"/>
+                <w:color w:val="5B6875"/>
+                <w:sz w:val="16"/>
+              </w:rPr>
+              <w:t xml:space="preserve">   3  </w:t>
+            </w:r>
+            <w:r>
+              <w:rPr>
+                <w:rFonts w:ascii="Consolas" w:hAnsi="Consolas" w:eastAsia="Consolas"/>
+                <w:b w:val="0"/>
+                <w:sz w:val="16"/>
+              </w:rPr>
+              <w:t xml:space="preserve">    .merge(source.alias("s"), "t.respondent_id = s.respondent_id AND t.wave_id = s.wave_id")</w:t>
+            </w:r>
+          </w:p>
+          <w:p>
+            <w:pPr>
+              <w:spacing w:before="0" w:after="0" w:line="240" w:lineRule="auto"/>
+              <w:ind w:left="567" w:hanging="567"/>
+            </w:pPr>
+            <w:r>
+              <w:rPr>
+                <w:rFonts w:ascii="Consolas" w:hAnsi="Consolas" w:eastAsia="Consolas"/>
+                <w:b w:val="0"/>
+                <w:color w:val="5B6875"/>
+                <w:sz w:val="16"/>
+              </w:rPr>
+              <w:t xml:space="preserve">   4  </w:t>
+            </w:r>
+            <w:r>
+              <w:rPr>
+                <w:rFonts w:ascii="Consolas" w:hAnsi="Consolas" w:eastAsia="Consolas"/>
+                <w:b w:val="0"/>
+                <w:sz w:val="16"/>
+              </w:rPr>
+              <w:t xml:space="preserve">    .whenMatchedUpdateAll()</w:t>
+            </w:r>
+          </w:p>
+          <w:p>
+            <w:pPr>
+              <w:spacing w:before="0" w:after="0" w:line="240" w:lineRule="auto"/>
+              <w:ind w:left="567" w:hanging="567"/>
+            </w:pPr>
+            <w:r>
+              <w:rPr>
+                <w:rFonts w:ascii="Consolas" w:hAnsi="Consolas" w:eastAsia="Consolas"/>
+                <w:b w:val="0"/>
+                <w:color w:val="5B6875"/>
+                <w:sz w:val="16"/>
+              </w:rPr>
+              <w:t xml:space="preserve">   5  </w:t>
+            </w:r>
+            <w:r>
+              <w:rPr>
+                <w:rFonts w:ascii="Consolas" w:hAnsi="Consolas" w:eastAsia="Consolas"/>
+                <w:b w:val="0"/>
+                <w:sz w:val="16"/>
+              </w:rPr>
+              <w:t xml:space="preserve">    .whenNotMatchedInsertAll()</w:t>
+            </w:r>
+          </w:p>
+          <w:p>
+            <w:pPr>
+              <w:spacing w:before="0" w:after="0" w:line="240" w:lineRule="auto"/>
+              <w:ind w:left="567" w:hanging="567"/>
+            </w:pPr>
+            <w:r>
+              <w:rPr>
+                <w:rFonts w:ascii="Consolas" w:hAnsi="Consolas" w:eastAsia="Consolas"/>
+                <w:b w:val="0"/>
+                <w:color w:val="5B6875"/>
+                <w:sz w:val="16"/>
+              </w:rPr>
+              <w:t xml:space="preserve">   6  </w:t>
+            </w:r>
+            <w:r>
+              <w:rPr>
+                <w:rFonts w:ascii="Consolas" w:hAnsi="Consolas" w:eastAsia="Consolas"/>
+                <w:b w:val="0"/>
+                <w:sz w:val="16"/>
+              </w:rPr>
+              <w:t xml:space="preserve">    .execute()</w:t>
+            </w:r>
+          </w:p>
+          <w:p>
+            <w:pPr>
+              <w:spacing w:before="0" w:after="0" w:line="240" w:lineRule="auto"/>
+              <w:ind w:left="567" w:hanging="567"/>
+            </w:pPr>
+            <w:r>
+              <w:rPr>
+                <w:rFonts w:ascii="Consolas" w:hAnsi="Consolas" w:eastAsia="Consolas"/>
+                <w:b w:val="0"/>
+                <w:color w:val="5B6875"/>
+                <w:sz w:val="16"/>
+              </w:rPr>
+              <w:t xml:space="preserve">   7  </w:t>
+            </w:r>
+            <w:r>
+              <w:rPr>
+                <w:rFonts w:ascii="Consolas" w:hAnsi="Consolas" w:eastAsia="Consolas"/>
+                <w:b w:val="0"/>
+                <w:sz w:val="16"/>
+              </w:rPr>
+              <w:t>)</w:t>
+            </w:r>
+          </w:p>
+        </w:tc>
+      </w:tr>
+    </w:tbl>
+    <w:p/>
+    <w:p>
+      <w:r>
+        <w:rPr>
+          <w:rFonts w:ascii="Consolas" w:hAnsi="Consolas" w:eastAsia="Consolas"/>
+          <w:b w:val="0"/>
+          <w:sz w:val="19"/>
+        </w:rPr>
+        <w:t>whenMatchedUpdateAll()</w:t>
+      </w:r>
+      <w:r>
+        <w:rPr>
+          <w:b w:val="0"/>
+          <w:i w:val="0"/>
+        </w:rPr>
+        <w:t xml:space="preserve"> copies every source column onto the matched target row. </w:t>
+      </w:r>
+      <w:r>
+        <w:rPr>
+          <w:rFonts w:ascii="Consolas" w:hAnsi="Consolas" w:eastAsia="Consolas"/>
+          <w:b w:val="0"/>
+          <w:sz w:val="19"/>
+        </w:rPr>
+        <w:t>whenNotMatchedInsertAll()</w:t>
+      </w:r>
+      <w:r>
+        <w:rPr>
+          <w:b w:val="0"/>
+          <w:i w:val="0"/>
+        </w:rPr>
+        <w:t xml:space="preserve"> inserts rows with no match. </w:t>
+      </w:r>
+      <w:r>
+        <w:rPr>
+          <w:rFonts w:ascii="Consolas" w:hAnsi="Consolas" w:eastAsia="Consolas"/>
+          <w:b w:val="0"/>
+          <w:sz w:val="19"/>
+        </w:rPr>
+        <w:t>execute()</w:t>
+      </w:r>
+      <w:r>
+        <w:rPr>
+          <w:b w:val="0"/>
+          <w:i w:val="0"/>
+        </w:rPr>
+        <w:t xml:space="preserve"> runs the MERGE.</w:t>
+      </w:r>
+    </w:p>
+    <w:p>
+      <w:r>
+        <w:rPr>
+          <w:b/>
+          <w:i w:val="0"/>
+        </w:rPr>
+        <w:t>Common wrong answers.</w:t>
+      </w:r>
+    </w:p>
+    <w:p>
+      <w:pPr>
+        <w:pStyle w:val="ListBullet"/>
+      </w:pPr>
+      <w:r>
+        <w:rPr>
+          <w:b w:val="0"/>
+          <w:i w:val="0"/>
+        </w:rPr>
+        <w:t xml:space="preserve">g3 = </w:t>
+      </w:r>
+      <w:r>
+        <w:rPr>
+          <w:rFonts w:ascii="Consolas" w:hAnsi="Consolas" w:eastAsia="Consolas"/>
+          <w:b w:val="0"/>
+          <w:sz w:val="19"/>
+        </w:rPr>
+        <w:t>collect</w:t>
+      </w:r>
+      <w:r>
+        <w:rPr>
+          <w:b w:val="0"/>
+          <w:i w:val="0"/>
+        </w:rPr>
+        <w:t xml:space="preserve">: </w:t>
+      </w:r>
+      <w:r>
+        <w:rPr>
+          <w:rFonts w:ascii="Consolas" w:hAnsi="Consolas" w:eastAsia="Consolas"/>
+          <w:b w:val="0"/>
+          <w:sz w:val="19"/>
+        </w:rPr>
+        <w:t>collect()</w:t>
+      </w:r>
+      <w:r>
+        <w:rPr>
+          <w:b w:val="0"/>
+          <w:i w:val="0"/>
+        </w:rPr>
+        <w:t xml:space="preserve"> is a DataFrame action. A MERGE builder runs with </w:t>
+      </w:r>
+      <w:r>
+        <w:rPr>
+          <w:rFonts w:ascii="Consolas" w:hAnsi="Consolas" w:eastAsia="Consolas"/>
+          <w:b w:val="0"/>
+          <w:sz w:val="19"/>
+        </w:rPr>
+        <w:t>execute()</w:t>
+      </w:r>
+      <w:r>
+        <w:rPr>
+          <w:b w:val="0"/>
+          <w:i w:val="0"/>
+        </w:rPr>
+        <w:t>.</w:t>
+      </w:r>
+    </w:p>
+    <w:p>
+      <w:pPr>
+        <w:pStyle w:val="ListBullet"/>
+      </w:pPr>
+      <w:r>
+        <w:rPr>
+          <w:b w:val="0"/>
+          <w:i w:val="0"/>
+        </w:rPr>
+        <w:t xml:space="preserve">g1 = </w:t>
+      </w:r>
+      <w:r>
+        <w:rPr>
+          <w:rFonts w:ascii="Consolas" w:hAnsi="Consolas" w:eastAsia="Consolas"/>
+          <w:b w:val="0"/>
+          <w:sz w:val="19"/>
+        </w:rPr>
+        <w:t>whenMatchedUpdate</w:t>
+      </w:r>
+      <w:r>
+        <w:rPr>
+          <w:b w:val="0"/>
+          <w:i w:val="0"/>
+        </w:rPr>
+        <w:t xml:space="preserve">: </w:t>
+      </w:r>
+      <w:r>
+        <w:rPr>
+          <w:rFonts w:ascii="Consolas" w:hAnsi="Consolas" w:eastAsia="Consolas"/>
+          <w:b w:val="0"/>
+          <w:sz w:val="19"/>
+        </w:rPr>
+        <w:t>whenMatchedUpdate()</w:t>
+      </w:r>
+      <w:r>
+        <w:rPr>
+          <w:b w:val="0"/>
+          <w:i w:val="0"/>
+        </w:rPr>
+        <w:t xml:space="preserve"> needs a </w:t>
+      </w:r>
+      <w:r>
+        <w:rPr>
+          <w:rFonts w:ascii="Consolas" w:hAnsi="Consolas" w:eastAsia="Consolas"/>
+          <w:b w:val="0"/>
+          <w:sz w:val="19"/>
+        </w:rPr>
+        <w:t>set=</w:t>
+      </w:r>
+      <w:r>
+        <w:rPr>
+          <w:b w:val="0"/>
+          <w:i w:val="0"/>
+        </w:rPr>
+        <w:t xml:space="preserve"> mapping of columns. With no arguments you want </w:t>
+      </w:r>
+      <w:r>
+        <w:rPr>
+          <w:rFonts w:ascii="Consolas" w:hAnsi="Consolas" w:eastAsia="Consolas"/>
+          <w:b w:val="0"/>
+          <w:sz w:val="19"/>
+        </w:rPr>
+        <w:t>whenMatchedUpdateAll()</w:t>
+      </w:r>
+      <w:r>
+        <w:rPr>
+          <w:b w:val="0"/>
+          <w:i w:val="0"/>
+        </w:rPr>
+        <w:t>.</w:t>
+      </w:r>
+    </w:p>
+    <w:p>
+      <w:pPr>
+        <w:pStyle w:val="ListBullet"/>
+      </w:pPr>
+      <w:r>
+        <w:rPr>
+          <w:b w:val="0"/>
+          <w:i w:val="0"/>
+        </w:rPr>
+        <w:t xml:space="preserve">g2 = </w:t>
+      </w:r>
+      <w:r>
+        <w:rPr>
+          <w:rFonts w:ascii="Consolas" w:hAnsi="Consolas" w:eastAsia="Consolas"/>
+          <w:b w:val="0"/>
+          <w:sz w:val="19"/>
+        </w:rPr>
+        <w:t>whenNotMatchedBySourceDelete</w:t>
+      </w:r>
+      <w:r>
+        <w:rPr>
+          <w:b w:val="0"/>
+          <w:i w:val="0"/>
+        </w:rPr>
+        <w:t xml:space="preserve">: </w:t>
+      </w:r>
+      <w:r>
+        <w:rPr>
+          <w:rFonts w:ascii="Consolas" w:hAnsi="Consolas" w:eastAsia="Consolas"/>
+          <w:b w:val="0"/>
+          <w:sz w:val="19"/>
+        </w:rPr>
+        <w:t>whenNotMatchedBySourceDelete()</w:t>
+      </w:r>
+      <w:r>
+        <w:rPr>
+          <w:b w:val="0"/>
+          <w:i w:val="0"/>
+        </w:rPr>
+        <w:t xml:space="preserve"> deletes target rows that are missing from the source. With a one-wave source it would delete every other wave.</w:t>
+      </w:r>
+    </w:p>
+    <w:p>
+      <w:pPr>
+        <w:pStyle w:val="Heading5"/>
+      </w:pPr>
+      <w:r>
+        <w:t>A3-L1 exercise 3</w:t>
+      </w:r>
+    </w:p>
+    <w:p>
+      <w:r>
+        <w:rPr>
+          <w:b/>
+          <w:i w:val="0"/>
+        </w:rPr>
+        <w:t>Hints.</w:t>
+      </w:r>
+      <w:r>
+        <w:rPr>
+          <w:b w:val="0"/>
+          <w:i w:val="0"/>
+        </w:rPr>
+        <w:t xml:space="preserve"> (1) Work through the first run: which clause fires for each row? (2) On the second run, does any source row lack a match? (3) Matched rows update in place. Updates do not add rows.</w:t>
+      </w:r>
+    </w:p>
+    <w:p>
+      <w:r>
+        <w:rPr>
+          <w:b/>
+          <w:i w:val="0"/>
+        </w:rPr>
+        <w:t>Answer.</w:t>
+      </w:r>
+    </w:p>
+    <w:tbl>
+      <w:tblPr>
+        <w:tblW w:type="auto" w:w="0"/>
+        <w:jc w:val="left"/>
+        <w:tblLook w:firstColumn="1" w:firstRow="1" w:lastColumn="0" w:lastRow="0" w:noHBand="0" w:noVBand="1" w:val="04A0"/>
+      </w:tblPr>
+      <w:tblGrid>
+        <w:gridCol w:w="8221"/>
+      </w:tblGrid>
+      <w:tr>
+        <w:tc>
+          <w:tcPr>
+            <w:tcW w:type="dxa" w:w="8221"/>
+            <w:shd w:val="clear" w:color="auto" w:fill="F2F4F7"/>
+          </w:tcPr>
+          <w:p>
+            <w:pPr>
+              <w:spacing w:before="0" w:after="0" w:line="240" w:lineRule="auto"/>
+              <w:ind w:left="567" w:hanging="567"/>
+            </w:pPr>
+            <w:r>
+              <w:rPr>
+                <w:rFonts w:ascii="Consolas" w:hAnsi="Consolas" w:eastAsia="Consolas"/>
+                <w:b w:val="0"/>
+                <w:color w:val="5B6875"/>
+                <w:sz w:val="16"/>
+              </w:rPr>
+              <w:t xml:space="preserve">   1  </w:t>
+            </w:r>
+            <w:r>
+              <w:rPr>
+                <w:rFonts w:ascii="Consolas" w:hAnsi="Consolas" w:eastAsia="Consolas"/>
+                <w:b w:val="0"/>
+                <w:sz w:val="16"/>
+              </w:rPr>
+              <w:t>3</w:t>
+            </w:r>
+          </w:p>
+        </w:tc>
+      </w:tr>
+    </w:tbl>
+    <w:p/>
+    <w:p>
+      <w:r>
+        <w:rPr>
+          <w:b w:val="0"/>
+          <w:i w:val="0"/>
+        </w:rPr>
+        <w:t>Run one inserts 3 rows. Run two matches all 3 and updates them with identical values. The count stays 3. That is idempotence.</w:t>
+      </w:r>
+    </w:p>
+    <w:p>
+      <w:r>
+        <w:rPr>
+          <w:b/>
+          <w:i w:val="0"/>
+        </w:rPr>
+        <w:t>Common wrong answers.</w:t>
+      </w:r>
+    </w:p>
+    <w:p>
+      <w:pPr>
+        <w:pStyle w:val="ListBullet"/>
+      </w:pPr>
+      <w:r>
+        <w:rPr>
+          <w:rFonts w:ascii="Consolas" w:hAnsi="Consolas" w:eastAsia="Consolas"/>
+          <w:b w:val="0"/>
+          <w:sz w:val="19"/>
+        </w:rPr>
+        <w:t>6</w:t>
+      </w:r>
+      <w:r>
+        <w:rPr>
+          <w:b w:val="0"/>
+          <w:i w:val="0"/>
+        </w:rPr>
+        <w:t>: 6 is what an append would give. On the second run every source row matches an existing target row, so the MERGE updates instead of inserting.</w:t>
+      </w:r>
+    </w:p>
+    <w:p>
+      <w:pPr>
+        <w:pStyle w:val="ListBullet"/>
+      </w:pPr>
+      <w:r>
+        <w:rPr>
+          <w:rFonts w:ascii="Consolas" w:hAnsi="Consolas" w:eastAsia="Consolas"/>
+          <w:b w:val="0"/>
+          <w:sz w:val="19"/>
+        </w:rPr>
+        <w:t>0</w:t>
+      </w:r>
+      <w:r>
+        <w:rPr>
+          <w:b w:val="0"/>
+          <w:i w:val="0"/>
+        </w:rPr>
+        <w:t>: The first run inserts all 3 rows, because none of them matches an empty table.</w:t>
+      </w:r>
+    </w:p>
+    <w:p>
+      <w:pPr>
+        <w:pStyle w:val="Heading5"/>
+      </w:pPr>
+      <w:r>
+        <w:t>A3-L1 exercise 4</w:t>
+      </w:r>
+    </w:p>
+    <w:p>
+      <w:r>
+        <w:rPr>
+          <w:b/>
+          <w:i w:val="0"/>
+        </w:rPr>
+        <w:t>Hints.</w:t>
+      </w:r>
+      <w:r>
+        <w:rPr>
+          <w:b w:val="0"/>
+          <w:i w:val="0"/>
+        </w:rPr>
+        <w:t xml:space="preserve"> (1) The grain is respondent per wave. Which columns identify one row? (2) Compare the deduplication keys with the MERGE condition. (3) A </w:t>
+      </w:r>
+      <w:r>
+        <w:rPr>
+          <w:rFonts w:ascii="Consolas" w:hAnsi="Consolas" w:eastAsia="Consolas"/>
+          <w:b w:val="0"/>
+          <w:sz w:val="19"/>
+        </w:rPr>
+        <w:t>W2</w:t>
+      </w:r>
+      <w:r>
+        <w:rPr>
+          <w:b w:val="0"/>
+          <w:i w:val="0"/>
+        </w:rPr>
+        <w:t xml:space="preserve"> row for respondent R1 matches the </w:t>
+      </w:r>
+      <w:r>
+        <w:rPr>
+          <w:rFonts w:ascii="Consolas" w:hAnsi="Consolas" w:eastAsia="Consolas"/>
+          <w:b w:val="0"/>
+          <w:sz w:val="19"/>
+        </w:rPr>
+        <w:t>W1</w:t>
+      </w:r>
+      <w:r>
+        <w:rPr>
+          <w:b w:val="0"/>
+          <w:i w:val="0"/>
+        </w:rPr>
+        <w:t xml:space="preserve"> row for R1, and overwrites it.</w:t>
+      </w:r>
+    </w:p>
+    <w:p>
+      <w:r>
+        <w:rPr>
+          <w:b/>
+          <w:i w:val="0"/>
+        </w:rPr>
+        <w:t>Answer.</w:t>
+      </w:r>
+      <w:r>
+        <w:rPr>
+          <w:b w:val="0"/>
+          <w:i w:val="0"/>
+        </w:rPr>
+        <w:t xml:space="preserve"> The bug is on line 6.</w:t>
+      </w:r>
+    </w:p>
+    <w:p>
+      <w:r>
+        <w:rPr>
+          <w:b w:val="0"/>
+          <w:i w:val="0"/>
+        </w:rPr>
+        <w:t>Fixed version:</w:t>
+      </w:r>
+    </w:p>
+    <w:tbl>
+      <w:tblPr>
+        <w:tblW w:type="auto" w:w="0"/>
+        <w:jc w:val="left"/>
+        <w:tblLook w:firstColumn="1" w:firstRow="1" w:lastColumn="0" w:lastRow="0" w:noHBand="0" w:noVBand="1" w:val="04A0"/>
+      </w:tblPr>
+      <w:tblGrid>
+        <w:gridCol w:w="8221"/>
+      </w:tblGrid>
+      <w:tr>
+        <w:tc>
+          <w:tcPr>
+            <w:tcW w:type="dxa" w:w="8221"/>
+            <w:shd w:val="clear" w:color="auto" w:fill="F2F4F7"/>
+          </w:tcPr>
+          <w:p>
+            <w:pPr>
+              <w:spacing w:before="0" w:after="0" w:line="240" w:lineRule="auto"/>
+              <w:ind w:left="567" w:hanging="567"/>
+            </w:pPr>
+            <w:r>
+              <w:rPr>
+                <w:rFonts w:ascii="Consolas" w:hAnsi="Consolas" w:eastAsia="Consolas"/>
+                <w:b w:val="0"/>
+                <w:color w:val="5B6875"/>
+                <w:sz w:val="16"/>
+              </w:rPr>
+              <w:t xml:space="preserve">   1  </w:t>
+            </w:r>
+            <w:r>
+              <w:rPr>
+                <w:rFonts w:ascii="Consolas" w:hAnsi="Consolas" w:eastAsia="Consolas"/>
+                <w:b w:val="0"/>
+                <w:sz w:val="16"/>
+              </w:rPr>
+              <w:t>def upsert_respondents(spark: SparkSession, source: DataFrame) -&gt; None:</w:t>
+            </w:r>
+          </w:p>
+          <w:p>
+            <w:pPr>
+              <w:spacing w:before="0" w:after="0" w:line="240" w:lineRule="auto"/>
+              <w:ind w:left="567" w:hanging="567"/>
+            </w:pPr>
+            <w:r>
+              <w:rPr>
+                <w:rFonts w:ascii="Consolas" w:hAnsi="Consolas" w:eastAsia="Consolas"/>
+                <w:b w:val="0"/>
+                <w:color w:val="5B6875"/>
+                <w:sz w:val="16"/>
+              </w:rPr>
+              <w:t xml:space="preserve">   2  </w:t>
+            </w:r>
+            <w:r>
+              <w:rPr>
+                <w:rFonts w:ascii="Consolas" w:hAnsi="Consolas" w:eastAsia="Consolas"/>
+                <w:b w:val="0"/>
+                <w:sz w:val="16"/>
+              </w:rPr>
+              <w:t xml:space="preserve">    """MERGE one wave of respondents into silver. Grain: respondent per wave."""</w:t>
+            </w:r>
+          </w:p>
+          <w:p>
+            <w:pPr>
+              <w:spacing w:before="0" w:after="0" w:line="240" w:lineRule="auto"/>
+              <w:ind w:left="567" w:hanging="567"/>
+            </w:pPr>
+            <w:r>
+              <w:rPr>
+                <w:rFonts w:ascii="Consolas" w:hAnsi="Consolas" w:eastAsia="Consolas"/>
+                <w:b w:val="0"/>
+                <w:color w:val="5B6875"/>
+                <w:sz w:val="16"/>
+              </w:rPr>
+              <w:t xml:space="preserve">   3  </w:t>
+            </w:r>
+            <w:r>
+              <w:rPr>
+                <w:rFonts w:ascii="Consolas" w:hAnsi="Consolas" w:eastAsia="Consolas"/>
+                <w:b w:val="0"/>
+                <w:sz w:val="16"/>
+              </w:rPr>
+              <w:t xml:space="preserve">    latest = latest_per_key(source, ["respondent_id", "wave_id"], "delivery_version")</w:t>
+            </w:r>
+          </w:p>
+          <w:p>
+            <w:pPr>
+              <w:spacing w:before="0" w:after="0" w:line="240" w:lineRule="auto"/>
+              <w:ind w:left="567" w:hanging="567"/>
+            </w:pPr>
+            <w:r>
+              <w:rPr>
+                <w:rFonts w:ascii="Consolas" w:hAnsi="Consolas" w:eastAsia="Consolas"/>
+                <w:b w:val="0"/>
+                <w:color w:val="5B6875"/>
+                <w:sz w:val="16"/>
+              </w:rPr>
+              <w:t xml:space="preserve">   4  </w:t>
+            </w:r>
+            <w:r>
+              <w:rPr>
+                <w:rFonts w:ascii="Consolas" w:hAnsi="Consolas" w:eastAsia="Consolas"/>
+                <w:b w:val="0"/>
+                <w:sz w:val="16"/>
+              </w:rPr>
+              <w:t xml:space="preserve">    (</w:t>
+            </w:r>
+          </w:p>
+          <w:p>
+            <w:pPr>
+              <w:spacing w:before="0" w:after="0" w:line="240" w:lineRule="auto"/>
+              <w:ind w:left="567" w:hanging="567"/>
+            </w:pPr>
+            <w:r>
+              <w:rPr>
+                <w:rFonts w:ascii="Consolas" w:hAnsi="Consolas" w:eastAsia="Consolas"/>
+                <w:b w:val="0"/>
+                <w:color w:val="5B6875"/>
+                <w:sz w:val="16"/>
+              </w:rPr>
+              <w:t xml:space="preserve">   5  </w:t>
+            </w:r>
+            <w:r>
+              <w:rPr>
+                <w:rFonts w:ascii="Consolas" w:hAnsi="Consolas" w:eastAsia="Consolas"/>
+                <w:b w:val="0"/>
+                <w:sz w:val="16"/>
+              </w:rPr>
+              <w:t xml:space="preserve">        DeltaTable.forName(spark, "research_silver.nat_respondents").alias("t")</w:t>
+            </w:r>
+          </w:p>
+          <w:p>
+            <w:pPr>
+              <w:spacing w:before="0" w:after="0" w:line="240" w:lineRule="auto"/>
+              <w:ind w:left="567" w:hanging="567"/>
+            </w:pPr>
+            <w:r>
+              <w:rPr>
+                <w:rFonts w:ascii="Consolas" w:hAnsi="Consolas" w:eastAsia="Consolas"/>
+                <w:b w:val="0"/>
+                <w:color w:val="5B6875"/>
+                <w:sz w:val="16"/>
+              </w:rPr>
+              <w:t xml:space="preserve">   6  </w:t>
+            </w:r>
+            <w:r>
+              <w:rPr>
+                <w:rFonts w:ascii="Consolas" w:hAnsi="Consolas" w:eastAsia="Consolas"/>
+                <w:b w:val="0"/>
+                <w:sz w:val="16"/>
+              </w:rPr>
+              <w:t xml:space="preserve">        .merge(latest.alias("s"), "t.respondent_id = s.respondent_id AND t.wave_id = s.wave_id")</w:t>
+            </w:r>
+          </w:p>
+          <w:p>
+            <w:pPr>
+              <w:spacing w:before="0" w:after="0" w:line="240" w:lineRule="auto"/>
+              <w:ind w:left="567" w:hanging="567"/>
+            </w:pPr>
+            <w:r>
+              <w:rPr>
+                <w:rFonts w:ascii="Consolas" w:hAnsi="Consolas" w:eastAsia="Consolas"/>
+                <w:b w:val="0"/>
+                <w:color w:val="5B6875"/>
+                <w:sz w:val="16"/>
+              </w:rPr>
+              <w:t xml:space="preserve">   7  </w:t>
+            </w:r>
+            <w:r>
+              <w:rPr>
+                <w:rFonts w:ascii="Consolas" w:hAnsi="Consolas" w:eastAsia="Consolas"/>
+                <w:b w:val="0"/>
+                <w:sz w:val="16"/>
+              </w:rPr>
+              <w:t xml:space="preserve">        .whenMatchedUpdateAll()</w:t>
+            </w:r>
+          </w:p>
+          <w:p>
+            <w:pPr>
+              <w:spacing w:before="0" w:after="0" w:line="240" w:lineRule="auto"/>
+              <w:ind w:left="567" w:hanging="567"/>
+            </w:pPr>
+            <w:r>
+              <w:rPr>
+                <w:rFonts w:ascii="Consolas" w:hAnsi="Consolas" w:eastAsia="Consolas"/>
+                <w:b w:val="0"/>
+                <w:color w:val="5B6875"/>
+                <w:sz w:val="16"/>
+              </w:rPr>
+              <w:t xml:space="preserve">   8  </w:t>
+            </w:r>
+            <w:r>
+              <w:rPr>
+                <w:rFonts w:ascii="Consolas" w:hAnsi="Consolas" w:eastAsia="Consolas"/>
+                <w:b w:val="0"/>
+                <w:sz w:val="16"/>
+              </w:rPr>
+              <w:t xml:space="preserve">        .whenNotMatchedInsertAll()</w:t>
+            </w:r>
+          </w:p>
+          <w:p>
+            <w:pPr>
+              <w:spacing w:before="0" w:after="0" w:line="240" w:lineRule="auto"/>
+              <w:ind w:left="567" w:hanging="567"/>
+            </w:pPr>
+            <w:r>
+              <w:rPr>
+                <w:rFonts w:ascii="Consolas" w:hAnsi="Consolas" w:eastAsia="Consolas"/>
+                <w:b w:val="0"/>
+                <w:color w:val="5B6875"/>
+                <w:sz w:val="16"/>
+              </w:rPr>
+              <w:t xml:space="preserve">   9  </w:t>
+            </w:r>
+            <w:r>
+              <w:rPr>
+                <w:rFonts w:ascii="Consolas" w:hAnsi="Consolas" w:eastAsia="Consolas"/>
+                <w:b w:val="0"/>
+                <w:sz w:val="16"/>
+              </w:rPr>
+              <w:t xml:space="preserve">        .execute()</w:t>
+            </w:r>
+          </w:p>
+          <w:p>
+            <w:pPr>
+              <w:spacing w:before="0" w:after="0" w:line="240" w:lineRule="auto"/>
+              <w:ind w:left="567" w:hanging="567"/>
+            </w:pPr>
+            <w:r>
+              <w:rPr>
+                <w:rFonts w:ascii="Consolas" w:hAnsi="Consolas" w:eastAsia="Consolas"/>
+                <w:b w:val="0"/>
+                <w:color w:val="5B6875"/>
+                <w:sz w:val="16"/>
+              </w:rPr>
+              <w:t xml:space="preserve">  10  </w:t>
+            </w:r>
+            <w:r>
+              <w:rPr>
+                <w:rFonts w:ascii="Consolas" w:hAnsi="Consolas" w:eastAsia="Consolas"/>
+                <w:b w:val="0"/>
+                <w:sz w:val="16"/>
+              </w:rPr>
+              <w:t xml:space="preserve">    )</w:t>
+            </w:r>
+          </w:p>
+        </w:tc>
+      </w:tr>
+    </w:tbl>
+    <w:p/>
+    <w:p>
+      <w:r>
+        <w:rPr>
+          <w:b w:val="0"/>
+          <w:i w:val="0"/>
+        </w:rPr>
+        <w:t xml:space="preserve">The condition matches on </w:t>
+      </w:r>
+      <w:r>
+        <w:rPr>
+          <w:rFonts w:ascii="Consolas" w:hAnsi="Consolas" w:eastAsia="Consolas"/>
+          <w:b w:val="0"/>
+          <w:sz w:val="19"/>
+        </w:rPr>
+        <w:t>respondent_id</w:t>
+      </w:r>
+      <w:r>
+        <w:rPr>
+          <w:b w:val="0"/>
+          <w:i w:val="0"/>
+        </w:rPr>
+        <w:t xml:space="preserve"> alone. A wave </w:t>
+      </w:r>
+      <w:r>
+        <w:rPr>
+          <w:rFonts w:ascii="Consolas" w:hAnsi="Consolas" w:eastAsia="Consolas"/>
+          <w:b w:val="0"/>
+          <w:sz w:val="19"/>
+        </w:rPr>
+        <w:t>W2</w:t>
+      </w:r>
+      <w:r>
+        <w:rPr>
+          <w:b w:val="0"/>
+          <w:i w:val="0"/>
+        </w:rPr>
+        <w:t xml:space="preserve"> row for a respondent matches that respondent's </w:t>
+      </w:r>
+      <w:r>
+        <w:rPr>
+          <w:rFonts w:ascii="Consolas" w:hAnsi="Consolas" w:eastAsia="Consolas"/>
+          <w:b w:val="0"/>
+          <w:sz w:val="19"/>
+        </w:rPr>
+        <w:t>W1</w:t>
+      </w:r>
+      <w:r>
+        <w:rPr>
+          <w:b w:val="0"/>
+          <w:i w:val="0"/>
+        </w:rPr>
+        <w:t xml:space="preserve"> row and overwrites it, including </w:t>
+      </w:r>
+      <w:r>
+        <w:rPr>
+          <w:rFonts w:ascii="Consolas" w:hAnsi="Consolas" w:eastAsia="Consolas"/>
+          <w:b w:val="0"/>
+          <w:sz w:val="19"/>
+        </w:rPr>
+        <w:t>wave_id</w:t>
+      </w:r>
+      <w:r>
+        <w:rPr>
+          <w:b w:val="0"/>
+          <w:i w:val="0"/>
+        </w:rPr>
+        <w:t xml:space="preserve">. Match on the full grain: </w:t>
+      </w:r>
+      <w:r>
+        <w:rPr>
+          <w:rFonts w:ascii="Consolas" w:hAnsi="Consolas" w:eastAsia="Consolas"/>
+          <w:b w:val="0"/>
+          <w:sz w:val="19"/>
+        </w:rPr>
+        <w:t>t.respondent_id = s.respondent_id AND t.wave_id = s.wave_id</w:t>
+      </w:r>
+      <w:r>
+        <w:rPr>
+          <w:b w:val="0"/>
+          <w:i w:val="0"/>
+        </w:rPr>
+        <w:t>.</w:t>
+      </w:r>
+    </w:p>
+    <w:p>
+      <w:r>
+        <w:rPr>
+          <w:b/>
+          <w:i w:val="0"/>
+        </w:rPr>
+        <w:t>Common wrong answers.</w:t>
+      </w:r>
+    </w:p>
+    <w:p>
+      <w:pPr>
+        <w:pStyle w:val="ListBullet"/>
+      </w:pPr>
+      <w:r>
+        <w:rPr>
+          <w:b w:val="0"/>
+          <w:i w:val="0"/>
+        </w:rPr>
+        <w:t>Line 3: Line 3 deduplicates on both key columns, which matches the grain. Look at what the MERGE matches on.</w:t>
+      </w:r>
+    </w:p>
+    <w:p>
+      <w:pPr>
+        <w:pStyle w:val="ListBullet"/>
+      </w:pPr>
+      <w:r>
+        <w:rPr>
+          <w:b w:val="0"/>
+          <w:i w:val="0"/>
+        </w:rPr>
+        <w:t xml:space="preserve">Line 7: </w:t>
+      </w:r>
+      <w:r>
+        <w:rPr>
+          <w:rFonts w:ascii="Consolas" w:hAnsi="Consolas" w:eastAsia="Consolas"/>
+          <w:b w:val="0"/>
+          <w:sz w:val="19"/>
+        </w:rPr>
+        <w:t>whenMatchedUpdateAll()</w:t>
+      </w:r>
+      <w:r>
+        <w:rPr>
+          <w:b w:val="0"/>
+          <w:i w:val="0"/>
+        </w:rPr>
+        <w:t xml:space="preserve"> is right for a redelivery. The problem is which rows count as a match.</w:t>
+      </w:r>
+    </w:p>
+    <w:p>
+      <w:pPr>
+        <w:pStyle w:val="Heading5"/>
+      </w:pPr>
+      <w:r>
+        <w:t>A3-L1 exercise 5</w:t>
+      </w:r>
+    </w:p>
+    <w:p>
+      <w:r>
+        <w:rPr>
+          <w:b/>
+          <w:i w:val="0"/>
+        </w:rPr>
+        <w:t>Hints.</w:t>
+      </w:r>
+      <w:r>
+        <w:rPr>
+          <w:b w:val="0"/>
+          <w:i w:val="0"/>
+        </w:rPr>
+        <w:t xml:space="preserve"> (1) You need a window, a rank and a filter. (2) </w:t>
+      </w:r>
+      <w:r>
+        <w:rPr>
+          <w:rFonts w:ascii="Consolas" w:hAnsi="Consolas" w:eastAsia="Consolas"/>
+          <w:b w:val="0"/>
+          <w:sz w:val="19"/>
+        </w:rPr>
+        <w:t>Window.partitionBy(*keys).orderBy(F.col(order_col).desc())</w:t>
+      </w:r>
+      <w:r>
+        <w:rPr>
+          <w:b w:val="0"/>
+          <w:i w:val="0"/>
+        </w:rPr>
+        <w:t xml:space="preserve"> sorts each key's rows newest first. (3) Add </w:t>
+      </w:r>
+      <w:r>
+        <w:rPr>
+          <w:rFonts w:ascii="Consolas" w:hAnsi="Consolas" w:eastAsia="Consolas"/>
+          <w:b w:val="0"/>
+          <w:sz w:val="19"/>
+        </w:rPr>
+        <w:t>F.row_number().over(window)</w:t>
+      </w:r>
+      <w:r>
+        <w:rPr>
+          <w:b w:val="0"/>
+          <w:i w:val="0"/>
+        </w:rPr>
+        <w:t xml:space="preserve"> as a column, keep rank 1, then drop the helper column.</w:t>
+      </w:r>
+    </w:p>
+    <w:p>
+      <w:r>
+        <w:rPr>
+          <w:b/>
+          <w:i w:val="0"/>
+        </w:rPr>
+        <w:t>Answer.</w:t>
+      </w:r>
+    </w:p>
+    <w:tbl>
+      <w:tblPr>
+        <w:tblW w:type="auto" w:w="0"/>
+        <w:jc w:val="left"/>
+        <w:tblLook w:firstColumn="1" w:firstRow="1" w:lastColumn="0" w:lastRow="0" w:noHBand="0" w:noVBand="1" w:val="04A0"/>
+      </w:tblPr>
+      <w:tblGrid>
+        <w:gridCol w:w="8221"/>
+      </w:tblGrid>
+      <w:tr>
+        <w:tc>
+          <w:tcPr>
+            <w:tcW w:type="dxa" w:w="8221"/>
+            <w:shd w:val="clear" w:color="auto" w:fill="F2F4F7"/>
+          </w:tcPr>
+          <w:p>
+            <w:pPr>
+              <w:spacing w:before="0" w:after="0" w:line="240" w:lineRule="auto"/>
+              <w:ind w:left="567" w:hanging="567"/>
+            </w:pPr>
+            <w:r>
+              <w:rPr>
+                <w:rFonts w:ascii="Consolas" w:hAnsi="Consolas" w:eastAsia="Consolas"/>
+                <w:b w:val="0"/>
+                <w:color w:val="5B6875"/>
+                <w:sz w:val="16"/>
+              </w:rPr>
+              <w:t xml:space="preserve">   1  </w:t>
+            </w:r>
+            <w:r>
+              <w:rPr>
+                <w:rFonts w:ascii="Consolas" w:hAnsi="Consolas" w:eastAsia="Consolas"/>
+                <w:b w:val="0"/>
+                <w:sz w:val="16"/>
+              </w:rPr>
+              <w:t>from pyspark.sql import DataFrame, Window</w:t>
+            </w:r>
+          </w:p>
+          <w:p>
+            <w:pPr>
+              <w:spacing w:before="0" w:after="0" w:line="240" w:lineRule="auto"/>
+              <w:ind w:left="567" w:hanging="567"/>
+            </w:pPr>
+            <w:r>
+              <w:rPr>
+                <w:rFonts w:ascii="Consolas" w:hAnsi="Consolas" w:eastAsia="Consolas"/>
+                <w:b w:val="0"/>
+                <w:color w:val="5B6875"/>
+                <w:sz w:val="16"/>
+              </w:rPr>
+              <w:t xml:space="preserve">   2  </w:t>
+            </w:r>
+            <w:r>
+              <w:rPr>
+                <w:rFonts w:ascii="Consolas" w:hAnsi="Consolas" w:eastAsia="Consolas"/>
+                <w:b w:val="0"/>
+                <w:sz w:val="16"/>
+              </w:rPr>
+              <w:t>from pyspark.sql import functions as F</w:t>
+            </w:r>
+          </w:p>
+          <w:p>
+            <w:pPr>
+              <w:spacing w:before="0" w:after="0" w:line="240" w:lineRule="auto"/>
+              <w:ind w:left="567" w:hanging="567"/>
+            </w:pPr>
+            <w:r>
+              <w:rPr>
+                <w:rFonts w:ascii="Consolas" w:hAnsi="Consolas" w:eastAsia="Consolas"/>
+                <w:b w:val="0"/>
+                <w:color w:val="5B6875"/>
+                <w:sz w:val="16"/>
+              </w:rPr>
+              <w:t xml:space="preserve">   3  </w:t>
+            </w:r>
+            <w:r>
+              <w:rPr>
+                <w:rFonts w:ascii="Consolas" w:hAnsi="Consolas" w:eastAsia="Consolas"/>
+                <w:b w:val="0"/>
+                <w:sz w:val="16"/>
+              </w:rPr>
+              <w:t xml:space="preserve"> </w:t>
+            </w:r>
+          </w:p>
+          <w:p>
+            <w:pPr>
+              <w:spacing w:before="0" w:after="0" w:line="240" w:lineRule="auto"/>
+              <w:ind w:left="567" w:hanging="567"/>
+            </w:pPr>
+            <w:r>
+              <w:rPr>
+                <w:rFonts w:ascii="Consolas" w:hAnsi="Consolas" w:eastAsia="Consolas"/>
+                <w:b w:val="0"/>
+                <w:color w:val="5B6875"/>
+                <w:sz w:val="16"/>
+              </w:rPr>
+              <w:t xml:space="preserve">   4  </w:t>
+            </w:r>
+            <w:r>
+              <w:rPr>
+                <w:rFonts w:ascii="Consolas" w:hAnsi="Consolas" w:eastAsia="Consolas"/>
+                <w:b w:val="0"/>
+                <w:sz w:val="16"/>
+              </w:rPr>
+              <w:t xml:space="preserve"> </w:t>
+            </w:r>
+          </w:p>
+          <w:p>
+            <w:pPr>
+              <w:spacing w:before="0" w:after="0" w:line="240" w:lineRule="auto"/>
+              <w:ind w:left="567" w:hanging="567"/>
+            </w:pPr>
+            <w:r>
+              <w:rPr>
+                <w:rFonts w:ascii="Consolas" w:hAnsi="Consolas" w:eastAsia="Consolas"/>
+                <w:b w:val="0"/>
+                <w:color w:val="5B6875"/>
+                <w:sz w:val="16"/>
+              </w:rPr>
+              <w:t xml:space="preserve">   5  </w:t>
+            </w:r>
+            <w:r>
+              <w:rPr>
+                <w:rFonts w:ascii="Consolas" w:hAnsi="Consolas" w:eastAsia="Consolas"/>
+                <w:b w:val="0"/>
+                <w:sz w:val="16"/>
+              </w:rPr>
+              <w:t>def latest_per_key(df: DataFrame, keys: list[str], order_col: str) -&gt; DataFrame:</w:t>
+            </w:r>
+          </w:p>
+          <w:p>
+            <w:pPr>
+              <w:spacing w:before="0" w:after="0" w:line="240" w:lineRule="auto"/>
+              <w:ind w:left="567" w:hanging="567"/>
+            </w:pPr>
+            <w:r>
+              <w:rPr>
+                <w:rFonts w:ascii="Consolas" w:hAnsi="Consolas" w:eastAsia="Consolas"/>
+                <w:b w:val="0"/>
+                <w:color w:val="5B6875"/>
+                <w:sz w:val="16"/>
+              </w:rPr>
+              <w:t xml:space="preserve">   6  </w:t>
+            </w:r>
+            <w:r>
+              <w:rPr>
+                <w:rFonts w:ascii="Consolas" w:hAnsi="Consolas" w:eastAsia="Consolas"/>
+                <w:b w:val="0"/>
+                <w:sz w:val="16"/>
+              </w:rPr>
+              <w:t xml:space="preserve">    """Keep the row with the highest order_col for each key.</w:t>
+            </w:r>
+          </w:p>
+          <w:p>
+            <w:pPr>
+              <w:spacing w:before="0" w:after="0" w:line="240" w:lineRule="auto"/>
+              <w:ind w:left="567" w:hanging="567"/>
+            </w:pPr>
+            <w:r>
+              <w:rPr>
+                <w:rFonts w:ascii="Consolas" w:hAnsi="Consolas" w:eastAsia="Consolas"/>
+                <w:b w:val="0"/>
+                <w:color w:val="5B6875"/>
+                <w:sz w:val="16"/>
+              </w:rPr>
+              <w:t xml:space="preserve">   7  </w:t>
+            </w:r>
+            <w:r>
+              <w:rPr>
+                <w:rFonts w:ascii="Consolas" w:hAnsi="Consolas" w:eastAsia="Consolas"/>
+                <w:b w:val="0"/>
+                <w:sz w:val="16"/>
+              </w:rPr>
+              <w:t xml:space="preserve"> </w:t>
+            </w:r>
+          </w:p>
+          <w:p>
+            <w:pPr>
+              <w:spacing w:before="0" w:after="0" w:line="240" w:lineRule="auto"/>
+              <w:ind w:left="567" w:hanging="567"/>
+            </w:pPr>
+            <w:r>
+              <w:rPr>
+                <w:rFonts w:ascii="Consolas" w:hAnsi="Consolas" w:eastAsia="Consolas"/>
+                <w:b w:val="0"/>
+                <w:color w:val="5B6875"/>
+                <w:sz w:val="16"/>
+              </w:rPr>
+              <w:t xml:space="preserve">   8  </w:t>
+            </w:r>
+            <w:r>
+              <w:rPr>
+                <w:rFonts w:ascii="Consolas" w:hAnsi="Consolas" w:eastAsia="Consolas"/>
+                <w:b w:val="0"/>
+                <w:sz w:val="16"/>
+              </w:rPr>
+              <w:t xml:space="preserve">    Args:</w:t>
+            </w:r>
+          </w:p>
+          <w:p>
+            <w:pPr>
+              <w:spacing w:before="0" w:after="0" w:line="240" w:lineRule="auto"/>
+              <w:ind w:left="567" w:hanging="567"/>
+            </w:pPr>
+            <w:r>
+              <w:rPr>
+                <w:rFonts w:ascii="Consolas" w:hAnsi="Consolas" w:eastAsia="Consolas"/>
+                <w:b w:val="0"/>
+                <w:color w:val="5B6875"/>
+                <w:sz w:val="16"/>
+              </w:rPr>
+              <w:t xml:space="preserve">   9  </w:t>
+            </w:r>
+            <w:r>
+              <w:rPr>
+                <w:rFonts w:ascii="Consolas" w:hAnsi="Consolas" w:eastAsia="Consolas"/>
+                <w:b w:val="0"/>
+                <w:sz w:val="16"/>
+              </w:rPr>
+              <w:t xml:space="preserve">        df: Source rows, possibly with repeated keys.</w:t>
+            </w:r>
+          </w:p>
+          <w:p>
+            <w:pPr>
+              <w:spacing w:before="0" w:after="0" w:line="240" w:lineRule="auto"/>
+              <w:ind w:left="567" w:hanging="567"/>
+            </w:pPr>
+            <w:r>
+              <w:rPr>
+                <w:rFonts w:ascii="Consolas" w:hAnsi="Consolas" w:eastAsia="Consolas"/>
+                <w:b w:val="0"/>
+                <w:color w:val="5B6875"/>
+                <w:sz w:val="16"/>
+              </w:rPr>
+              <w:t xml:space="preserve">  10  </w:t>
+            </w:r>
+            <w:r>
+              <w:rPr>
+                <w:rFonts w:ascii="Consolas" w:hAnsi="Consolas" w:eastAsia="Consolas"/>
+                <w:b w:val="0"/>
+                <w:sz w:val="16"/>
+              </w:rPr>
+              <w:t xml:space="preserve">        keys: Columns that identify one target row.</w:t>
+            </w:r>
+          </w:p>
+          <w:p>
+            <w:pPr>
+              <w:spacing w:before="0" w:after="0" w:line="240" w:lineRule="auto"/>
+              <w:ind w:left="567" w:hanging="567"/>
+            </w:pPr>
+            <w:r>
+              <w:rPr>
+                <w:rFonts w:ascii="Consolas" w:hAnsi="Consolas" w:eastAsia="Consolas"/>
+                <w:b w:val="0"/>
+                <w:color w:val="5B6875"/>
+                <w:sz w:val="16"/>
+              </w:rPr>
+              <w:t xml:space="preserve">  11  </w:t>
+            </w:r>
+            <w:r>
+              <w:rPr>
+                <w:rFonts w:ascii="Consolas" w:hAnsi="Consolas" w:eastAsia="Consolas"/>
+                <w:b w:val="0"/>
+                <w:sz w:val="16"/>
+              </w:rPr>
+              <w:t xml:space="preserve">        order_col: Column that ranks versions. Highest wins.</w:t>
+            </w:r>
+          </w:p>
+          <w:p>
+            <w:pPr>
+              <w:spacing w:before="0" w:after="0" w:line="240" w:lineRule="auto"/>
+              <w:ind w:left="567" w:hanging="567"/>
+            </w:pPr>
+            <w:r>
+              <w:rPr>
+                <w:rFonts w:ascii="Consolas" w:hAnsi="Consolas" w:eastAsia="Consolas"/>
+                <w:b w:val="0"/>
+                <w:color w:val="5B6875"/>
+                <w:sz w:val="16"/>
+              </w:rPr>
+              <w:t xml:space="preserve">  12  </w:t>
+            </w:r>
+            <w:r>
+              <w:rPr>
+                <w:rFonts w:ascii="Consolas" w:hAnsi="Consolas" w:eastAsia="Consolas"/>
+                <w:b w:val="0"/>
+                <w:sz w:val="16"/>
+              </w:rPr>
+              <w:t xml:space="preserve"> </w:t>
+            </w:r>
+          </w:p>
+          <w:p>
+            <w:pPr>
+              <w:spacing w:before="0" w:after="0" w:line="240" w:lineRule="auto"/>
+              <w:ind w:left="567" w:hanging="567"/>
+            </w:pPr>
+            <w:r>
+              <w:rPr>
+                <w:rFonts w:ascii="Consolas" w:hAnsi="Consolas" w:eastAsia="Consolas"/>
+                <w:b w:val="0"/>
+                <w:color w:val="5B6875"/>
+                <w:sz w:val="16"/>
+              </w:rPr>
+              <w:t xml:space="preserve">  13  </w:t>
+            </w:r>
+            <w:r>
+              <w:rPr>
+                <w:rFonts w:ascii="Consolas" w:hAnsi="Consolas" w:eastAsia="Consolas"/>
+                <w:b w:val="0"/>
+                <w:sz w:val="16"/>
+              </w:rPr>
+              <w:t xml:space="preserve">    Returns:</w:t>
+            </w:r>
+          </w:p>
+          <w:p>
+            <w:pPr>
+              <w:spacing w:before="0" w:after="0" w:line="240" w:lineRule="auto"/>
+              <w:ind w:left="567" w:hanging="567"/>
+            </w:pPr>
+            <w:r>
+              <w:rPr>
+                <w:rFonts w:ascii="Consolas" w:hAnsi="Consolas" w:eastAsia="Consolas"/>
+                <w:b w:val="0"/>
+                <w:color w:val="5B6875"/>
+                <w:sz w:val="16"/>
+              </w:rPr>
+              <w:t xml:space="preserve">  14  </w:t>
+            </w:r>
+            <w:r>
+              <w:rPr>
+                <w:rFonts w:ascii="Consolas" w:hAnsi="Consolas" w:eastAsia="Consolas"/>
+                <w:b w:val="0"/>
+                <w:sz w:val="16"/>
+              </w:rPr>
+              <w:t xml:space="preserve">        One row per key.</w:t>
+            </w:r>
+          </w:p>
+          <w:p>
+            <w:pPr>
+              <w:spacing w:before="0" w:after="0" w:line="240" w:lineRule="auto"/>
+              <w:ind w:left="567" w:hanging="567"/>
+            </w:pPr>
+            <w:r>
+              <w:rPr>
+                <w:rFonts w:ascii="Consolas" w:hAnsi="Consolas" w:eastAsia="Consolas"/>
+                <w:b w:val="0"/>
+                <w:color w:val="5B6875"/>
+                <w:sz w:val="16"/>
+              </w:rPr>
+              <w:t xml:space="preserve">  15  </w:t>
+            </w:r>
+            <w:r>
+              <w:rPr>
+                <w:rFonts w:ascii="Consolas" w:hAnsi="Consolas" w:eastAsia="Consolas"/>
+                <w:b w:val="0"/>
+                <w:sz w:val="16"/>
+              </w:rPr>
+              <w:t xml:space="preserve">    """</w:t>
+            </w:r>
+          </w:p>
+          <w:p>
+            <w:pPr>
+              <w:spacing w:before="0" w:after="0" w:line="240" w:lineRule="auto"/>
+              <w:ind w:left="567" w:hanging="567"/>
+            </w:pPr>
+            <w:r>
+              <w:rPr>
+                <w:rFonts w:ascii="Consolas" w:hAnsi="Consolas" w:eastAsia="Consolas"/>
+                <w:b w:val="0"/>
+                <w:color w:val="5B6875"/>
+                <w:sz w:val="16"/>
+              </w:rPr>
+              <w:t xml:space="preserve">  16  </w:t>
+            </w:r>
+            <w:r>
+              <w:rPr>
+                <w:rFonts w:ascii="Consolas" w:hAnsi="Consolas" w:eastAsia="Consolas"/>
+                <w:b w:val="0"/>
+                <w:sz w:val="16"/>
+              </w:rPr>
+              <w:t xml:space="preserve">    window = Window.partitionBy(*keys).orderBy(F.col(order_col).desc())</w:t>
+            </w:r>
+          </w:p>
+          <w:p>
+            <w:pPr>
+              <w:spacing w:before="0" w:after="0" w:line="240" w:lineRule="auto"/>
+              <w:ind w:left="567" w:hanging="567"/>
+            </w:pPr>
+            <w:r>
+              <w:rPr>
+                <w:rFonts w:ascii="Consolas" w:hAnsi="Consolas" w:eastAsia="Consolas"/>
+                <w:b w:val="0"/>
+                <w:color w:val="5B6875"/>
+                <w:sz w:val="16"/>
+              </w:rPr>
+              <w:t xml:space="preserve">  17  </w:t>
+            </w:r>
+            <w:r>
+              <w:rPr>
+                <w:rFonts w:ascii="Consolas" w:hAnsi="Consolas" w:eastAsia="Consolas"/>
+                <w:b w:val="0"/>
+                <w:sz w:val="16"/>
+              </w:rPr>
+              <w:t xml:space="preserve">    return (</w:t>
+            </w:r>
+          </w:p>
+          <w:p>
+            <w:pPr>
+              <w:spacing w:before="0" w:after="0" w:line="240" w:lineRule="auto"/>
+              <w:ind w:left="567" w:hanging="567"/>
+            </w:pPr>
+            <w:r>
+              <w:rPr>
+                <w:rFonts w:ascii="Consolas" w:hAnsi="Consolas" w:eastAsia="Consolas"/>
+                <w:b w:val="0"/>
+                <w:color w:val="5B6875"/>
+                <w:sz w:val="16"/>
+              </w:rPr>
+              <w:t xml:space="preserve">  18  </w:t>
+            </w:r>
+            <w:r>
+              <w:rPr>
+                <w:rFonts w:ascii="Consolas" w:hAnsi="Consolas" w:eastAsia="Consolas"/>
+                <w:b w:val="0"/>
+                <w:sz w:val="16"/>
+              </w:rPr>
+              <w:t xml:space="preserve">        df.withColumn("_rank", F.row_number().over(window))</w:t>
+            </w:r>
+          </w:p>
+          <w:p>
+            <w:pPr>
+              <w:spacing w:before="0" w:after="0" w:line="240" w:lineRule="auto"/>
+              <w:ind w:left="567" w:hanging="567"/>
+            </w:pPr>
+            <w:r>
+              <w:rPr>
+                <w:rFonts w:ascii="Consolas" w:hAnsi="Consolas" w:eastAsia="Consolas"/>
+                <w:b w:val="0"/>
+                <w:color w:val="5B6875"/>
+                <w:sz w:val="16"/>
+              </w:rPr>
+              <w:t xml:space="preserve">  19  </w:t>
+            </w:r>
+            <w:r>
+              <w:rPr>
+                <w:rFonts w:ascii="Consolas" w:hAnsi="Consolas" w:eastAsia="Consolas"/>
+                <w:b w:val="0"/>
+                <w:sz w:val="16"/>
+              </w:rPr>
+              <w:t xml:space="preserve">        .filter(F.col("_rank") == 1)</w:t>
+            </w:r>
+          </w:p>
+          <w:p>
+            <w:pPr>
+              <w:spacing w:before="0" w:after="0" w:line="240" w:lineRule="auto"/>
+              <w:ind w:left="567" w:hanging="567"/>
+            </w:pPr>
+            <w:r>
+              <w:rPr>
+                <w:rFonts w:ascii="Consolas" w:hAnsi="Consolas" w:eastAsia="Consolas"/>
+                <w:b w:val="0"/>
+                <w:color w:val="5B6875"/>
+                <w:sz w:val="16"/>
+              </w:rPr>
+              <w:t xml:space="preserve">  20  </w:t>
+            </w:r>
+            <w:r>
+              <w:rPr>
+                <w:rFonts w:ascii="Consolas" w:hAnsi="Consolas" w:eastAsia="Consolas"/>
+                <w:b w:val="0"/>
+                <w:sz w:val="16"/>
+              </w:rPr>
+              <w:t xml:space="preserve">        .drop("_rank")</w:t>
+            </w:r>
+          </w:p>
+          <w:p>
+            <w:pPr>
+              <w:spacing w:before="0" w:after="0" w:line="240" w:lineRule="auto"/>
+              <w:ind w:left="567" w:hanging="567"/>
+            </w:pPr>
+            <w:r>
+              <w:rPr>
+                <w:rFonts w:ascii="Consolas" w:hAnsi="Consolas" w:eastAsia="Consolas"/>
+                <w:b w:val="0"/>
+                <w:color w:val="5B6875"/>
+                <w:sz w:val="16"/>
+              </w:rPr>
+              <w:t xml:space="preserve">  21  </w:t>
+            </w:r>
+            <w:r>
+              <w:rPr>
+                <w:rFonts w:ascii="Consolas" w:hAnsi="Consolas" w:eastAsia="Consolas"/>
+                <w:b w:val="0"/>
+                <w:sz w:val="16"/>
+              </w:rPr>
+              <w:t xml:space="preserve">    )</w:t>
+            </w:r>
+          </w:p>
+        </w:tc>
+      </w:tr>
+    </w:tbl>
+    <w:p/>
+    <w:p>
+      <w:r>
+        <w:rPr>
+          <w:b w:val="0"/>
+          <w:i w:val="0"/>
+        </w:rPr>
+        <w:t xml:space="preserve">A window partitioned by the keys and ordered by </w:t>
+      </w:r>
+      <w:r>
+        <w:rPr>
+          <w:rFonts w:ascii="Consolas" w:hAnsi="Consolas" w:eastAsia="Consolas"/>
+          <w:b w:val="0"/>
+          <w:sz w:val="19"/>
+        </w:rPr>
+        <w:t>order_col</w:t>
+      </w:r>
+      <w:r>
+        <w:rPr>
+          <w:b w:val="0"/>
+          <w:i w:val="0"/>
+        </w:rPr>
+        <w:t xml:space="preserve"> descending puts the newest row first in each key. </w:t>
+      </w:r>
+      <w:r>
+        <w:rPr>
+          <w:rFonts w:ascii="Consolas" w:hAnsi="Consolas" w:eastAsia="Consolas"/>
+          <w:b w:val="0"/>
+          <w:sz w:val="19"/>
+        </w:rPr>
+        <w:t>row_number()</w:t>
+      </w:r>
+      <w:r>
+        <w:rPr>
+          <w:b w:val="0"/>
+          <w:i w:val="0"/>
+        </w:rPr>
+        <w:t xml:space="preserve"> numbers them 1, 2, 3. Keep 1, drop the helper column.</w:t>
+      </w:r>
+    </w:p>
+    <w:p>
+      <w:pPr>
+        <w:pStyle w:val="Heading5"/>
+      </w:pPr>
+      <w:r>
+        <w:t>A3-L1 exercise 6</w:t>
+      </w:r>
+    </w:p>
+    <w:p>
+      <w:r>
+        <w:rPr>
+          <w:b/>
+          <w:i w:val="0"/>
+        </w:rPr>
+        <w:t>Hints.</w:t>
+      </w:r>
+      <w:r>
+        <w:rPr>
+          <w:b w:val="0"/>
+          <w:i w:val="0"/>
+        </w:rPr>
+        <w:t xml:space="preserve"> (1) Nothing unchecked should reach silver. (2) The MERGE needs a source with one row per key. (3) The run log records the outcome of everything before it.</w:t>
+      </w:r>
+    </w:p>
+    <w:p>
+      <w:r>
+        <w:rPr>
+          <w:b/>
+          <w:i w:val="0"/>
+        </w:rPr>
+        <w:t>Answer.</w:t>
       </w:r>
     </w:p>
     <w:p>
@@ -5890,7 +10147,7 @@
           <w:b w:val="0"/>
           <w:i w:val="0"/>
         </w:rPr>
-        <w:t>MERGE into silver on respondent_id and wave_id</w:t>
+        <w:t>Validate the bronze delivery against its data contract</w:t>
       </w:r>
     </w:p>
     <w:p>
@@ -5902,7 +10159,7 @@
           <w:b w:val="0"/>
           <w:i w:val="0"/>
         </w:rPr>
-        <w:t>Run the table health check on silver</w:t>
+        <w:t>Rename and cast columns from the Variable Registry</w:t>
       </w:r>
     </w:p>
     <w:p>
@@ -5914,6 +10171,42 @@
           <w:b w:val="0"/>
           <w:i w:val="0"/>
         </w:rPr>
+        <w:t>Keep the newest row per respondent and wave</w:t>
+      </w:r>
+    </w:p>
+    <w:p>
+      <w:pPr>
+        <w:pStyle w:val="ListNumber"/>
+      </w:pPr>
+      <w:r>
+        <w:rPr>
+          <w:b w:val="0"/>
+          <w:i w:val="0"/>
+        </w:rPr>
+        <w:t>MERGE into silver on respondent_id and wave_id</w:t>
+      </w:r>
+    </w:p>
+    <w:p>
+      <w:pPr>
+        <w:pStyle w:val="ListNumber"/>
+      </w:pPr>
+      <w:r>
+        <w:rPr>
+          <w:b w:val="0"/>
+          <w:i w:val="0"/>
+        </w:rPr>
+        <w:t>Run the table health check on silver</w:t>
+      </w:r>
+    </w:p>
+    <w:p>
+      <w:pPr>
+        <w:pStyle w:val="ListNumber"/>
+      </w:pPr>
+      <w:r>
+        <w:rPr>
+          <w:b w:val="0"/>
+          <w:i w:val="0"/>
+        </w:rPr>
         <w:t>Write one record to the pipeline run log</w:t>
       </w:r>
     </w:p>
@@ -5969,6 +10262,2657 @@
           <w:i w:val="0"/>
         </w:rPr>
         <w:t>Log last, so the run record includes the health check result and the final status.</w:t>
+      </w:r>
+    </w:p>
+    <w:p>
+      <w:pPr>
+        <w:pStyle w:val="Heading3"/>
+      </w:pPr>
+      <w:r>
+        <w:t>A3-L2 Schema enforcement is on by default. Evolve on purpose.</w:t>
+      </w:r>
+    </w:p>
+    <w:p>
+      <w:pPr>
+        <w:pStyle w:val="Heading5"/>
+      </w:pPr>
+      <w:r>
+        <w:t>A3-L2 exercise 1</w:t>
+      </w:r>
+    </w:p>
+    <w:p>
+      <w:r>
+        <w:rPr>
+          <w:b/>
+          <w:i w:val="0"/>
+        </w:rPr>
+        <w:t>Hints.</w:t>
+      </w:r>
+      <w:r>
+        <w:rPr>
+          <w:b w:val="0"/>
+          <w:i w:val="0"/>
+        </w:rPr>
+        <w:t xml:space="preserve"> (1) Is schema evolution on or off by default? (2) The table has no region column. (3) Enforcement rejects the write.</w:t>
+      </w:r>
+    </w:p>
+    <w:p>
+      <w:r>
+        <w:rPr>
+          <w:b/>
+          <w:i w:val="0"/>
+        </w:rPr>
+        <w:t>Answer.</w:t>
+      </w:r>
+      <w:r>
+        <w:rPr>
+          <w:b w:val="0"/>
+          <w:i w:val="0"/>
+        </w:rPr>
+        <w:t xml:space="preserve"> c) The append fails with a schema mismatch. Because: r1) Schema enforcement rejects writes with columns the table does not have.</w:t>
+      </w:r>
+    </w:p>
+    <w:p>
+      <w:r>
+        <w:rPr>
+          <w:b w:val="0"/>
+          <w:i w:val="0"/>
+        </w:rPr>
+        <w:t xml:space="preserve">Enforcement is on by default, so a write with an extra column fails. You opt in to evolution per write, or change the table with </w:t>
+      </w:r>
+      <w:r>
+        <w:rPr>
+          <w:rFonts w:ascii="Consolas" w:hAnsi="Consolas" w:eastAsia="Consolas"/>
+          <w:b w:val="0"/>
+          <w:sz w:val="19"/>
+        </w:rPr>
+        <w:t>ALTER TABLE</w:t>
+      </w:r>
+      <w:r>
+        <w:rPr>
+          <w:b w:val="0"/>
+          <w:i w:val="0"/>
+        </w:rPr>
+        <w:t>.</w:t>
+      </w:r>
+    </w:p>
+    <w:p>
+      <w:r>
+        <w:rPr>
+          <w:b/>
+          <w:i w:val="0"/>
+        </w:rPr>
+        <w:t>Common wrong answers.</w:t>
+      </w:r>
+    </w:p>
+    <w:p>
+      <w:pPr>
+        <w:pStyle w:val="ListBullet"/>
+      </w:pPr>
+      <w:r>
+        <w:rPr>
+          <w:rFonts w:ascii="Consolas" w:hAnsi="Consolas" w:eastAsia="Consolas"/>
+          <w:b w:val="0"/>
+          <w:sz w:val="19"/>
+        </w:rPr>
+        <w:t>a</w:t>
+      </w:r>
+      <w:r>
+        <w:rPr>
+          <w:b w:val="0"/>
+          <w:i w:val="0"/>
+        </w:rPr>
+        <w:t xml:space="preserve">: That needs </w:t>
+      </w:r>
+      <w:r>
+        <w:rPr>
+          <w:rFonts w:ascii="Consolas" w:hAnsi="Consolas" w:eastAsia="Consolas"/>
+          <w:b w:val="0"/>
+          <w:sz w:val="19"/>
+        </w:rPr>
+        <w:t>mergeSchema</w:t>
+      </w:r>
+      <w:r>
+        <w:rPr>
+          <w:b w:val="0"/>
+          <w:i w:val="0"/>
+        </w:rPr>
+        <w:t>. Without it, enforcement rejects the new column.</w:t>
+      </w:r>
+    </w:p>
+    <w:p>
+      <w:pPr>
+        <w:pStyle w:val="ListBullet"/>
+      </w:pPr>
+      <w:r>
+        <w:rPr>
+          <w:rFonts w:ascii="Consolas" w:hAnsi="Consolas" w:eastAsia="Consolas"/>
+          <w:b w:val="0"/>
+          <w:sz w:val="19"/>
+        </w:rPr>
+        <w:t>b</w:t>
+      </w:r>
+      <w:r>
+        <w:rPr>
+          <w:b w:val="0"/>
+          <w:i w:val="0"/>
+        </w:rPr>
+        <w:t>: An append does not drop columns. A MERGE with updateAll does, which makes it the dangerous case.</w:t>
+      </w:r>
+    </w:p>
+    <w:p>
+      <w:pPr>
+        <w:pStyle w:val="ListBullet"/>
+      </w:pPr>
+      <w:r>
+        <w:rPr>
+          <w:rFonts w:ascii="Consolas" w:hAnsi="Consolas" w:eastAsia="Consolas"/>
+          <w:b w:val="0"/>
+          <w:sz w:val="19"/>
+        </w:rPr>
+        <w:t>d</w:t>
+      </w:r>
+      <w:r>
+        <w:rPr>
+          <w:b w:val="0"/>
+          <w:i w:val="0"/>
+        </w:rPr>
+        <w:t>: A rescue column is an Auto Loader feature (</w:t>
+      </w:r>
+      <w:r>
+        <w:rPr>
+          <w:rFonts w:ascii="Consolas" w:hAnsi="Consolas" w:eastAsia="Consolas"/>
+          <w:b w:val="0"/>
+          <w:sz w:val="19"/>
+        </w:rPr>
+        <w:t>_rescued_data</w:t>
+      </w:r>
+      <w:r>
+        <w:rPr>
+          <w:b w:val="0"/>
+          <w:i w:val="0"/>
+        </w:rPr>
+        <w:t>), not a Delta write behaviour.</w:t>
+      </w:r>
+    </w:p>
+    <w:p>
+      <w:pPr>
+        <w:pStyle w:val="ListBullet"/>
+      </w:pPr>
+      <w:r>
+        <w:rPr>
+          <w:rFonts w:ascii="Consolas" w:hAnsi="Consolas" w:eastAsia="Consolas"/>
+          <w:b w:val="0"/>
+          <w:sz w:val="19"/>
+        </w:rPr>
+        <w:t>c|r2</w:t>
+      </w:r>
+      <w:r>
+        <w:rPr>
+          <w:b w:val="0"/>
+          <w:i w:val="0"/>
+        </w:rPr>
+        <w:t>: Right outcome, wrong reason. Delta schemas can change, with mergeSchema, withSchemaEvolution or ALTER TABLE. The default is to enforce.</w:t>
+      </w:r>
+    </w:p>
+    <w:p>
+      <w:pPr>
+        <w:pStyle w:val="Heading5"/>
+      </w:pPr>
+      <w:r>
+        <w:t>A3-L2 exercise 2</w:t>
+      </w:r>
+    </w:p>
+    <w:p>
+      <w:r>
+        <w:rPr>
+          <w:b/>
+          <w:i w:val="0"/>
+        </w:rPr>
+        <w:t>Hints.</w:t>
+      </w:r>
+      <w:r>
+        <w:rPr>
+          <w:b w:val="0"/>
+          <w:i w:val="0"/>
+        </w:rPr>
+        <w:t xml:space="preserve"> (1) Does a MERGE fail on an extra source column the way an append does? (2) updateAll and insertAll work on the target's columns. (3) The extra column is ignored without an error.</w:t>
+      </w:r>
+    </w:p>
+    <w:p>
+      <w:r>
+        <w:rPr>
+          <w:b/>
+          <w:i w:val="0"/>
+        </w:rPr>
+        <w:t>Answer.</w:t>
+      </w:r>
+    </w:p>
+    <w:tbl>
+      <w:tblPr>
+        <w:tblW w:type="auto" w:w="0"/>
+        <w:jc w:val="left"/>
+        <w:tblLook w:firstColumn="1" w:firstRow="1" w:lastColumn="0" w:lastRow="0" w:noHBand="0" w:noVBand="1" w:val="04A0"/>
+      </w:tblPr>
+      <w:tblGrid>
+        <w:gridCol w:w="8221"/>
+      </w:tblGrid>
+      <w:tr>
+        <w:tc>
+          <w:tcPr>
+            <w:tcW w:type="dxa" w:w="8221"/>
+            <w:shd w:val="clear" w:color="auto" w:fill="F2F4F7"/>
+          </w:tcPr>
+          <w:p>
+            <w:pPr>
+              <w:spacing w:before="0" w:after="0" w:line="240" w:lineRule="auto"/>
+              <w:ind w:left="567" w:hanging="567"/>
+            </w:pPr>
+            <w:r>
+              <w:rPr>
+                <w:rFonts w:ascii="Consolas" w:hAnsi="Consolas" w:eastAsia="Consolas"/>
+                <w:b w:val="0"/>
+                <w:color w:val="5B6875"/>
+                <w:sz w:val="16"/>
+              </w:rPr>
+              <w:t xml:space="preserve">   1  </w:t>
+            </w:r>
+            <w:r>
+              <w:rPr>
+                <w:rFonts w:ascii="Consolas" w:hAnsi="Consolas" w:eastAsia="Consolas"/>
+                <w:b w:val="0"/>
+                <w:sz w:val="16"/>
+              </w:rPr>
+              <w:t>['id', 'w']</w:t>
+            </w:r>
+          </w:p>
+        </w:tc>
+      </w:tr>
+    </w:tbl>
+    <w:p/>
+    <w:p>
+      <w:r>
+        <w:rPr>
+          <w:b w:val="0"/>
+          <w:i w:val="0"/>
+        </w:rPr>
+        <w:t xml:space="preserve">Without schema evolution, </w:t>
+      </w:r>
+      <w:r>
+        <w:rPr>
+          <w:rFonts w:ascii="Consolas" w:hAnsi="Consolas" w:eastAsia="Consolas"/>
+          <w:b w:val="0"/>
+          <w:sz w:val="19"/>
+        </w:rPr>
+        <w:t>updateAll</w:t>
+      </w:r>
+      <w:r>
+        <w:rPr>
+          <w:b w:val="0"/>
+          <w:i w:val="0"/>
+        </w:rPr>
+        <w:t xml:space="preserve"> and </w:t>
+      </w:r>
+      <w:r>
+        <w:rPr>
+          <w:rFonts w:ascii="Consolas" w:hAnsi="Consolas" w:eastAsia="Consolas"/>
+          <w:b w:val="0"/>
+          <w:sz w:val="19"/>
+        </w:rPr>
+        <w:t>insertAll</w:t>
+      </w:r>
+      <w:r>
+        <w:rPr>
+          <w:b w:val="0"/>
+          <w:i w:val="0"/>
+        </w:rPr>
+        <w:t xml:space="preserve"> use the target's columns and quietly ignore </w:t>
+      </w:r>
+      <w:r>
+        <w:rPr>
+          <w:rFonts w:ascii="Consolas" w:hAnsi="Consolas" w:eastAsia="Consolas"/>
+          <w:b w:val="0"/>
+          <w:sz w:val="19"/>
+        </w:rPr>
+        <w:t>region</w:t>
+      </w:r>
+      <w:r>
+        <w:rPr>
+          <w:b w:val="0"/>
+          <w:i w:val="0"/>
+        </w:rPr>
+        <w:t>. Your own column check is the only guard here.</w:t>
+      </w:r>
+    </w:p>
+    <w:p>
+      <w:r>
+        <w:rPr>
+          <w:b/>
+          <w:i w:val="0"/>
+        </w:rPr>
+        <w:t>Common wrong answers.</w:t>
+      </w:r>
+    </w:p>
+    <w:p>
+      <w:pPr>
+        <w:pStyle w:val="ListBullet"/>
+      </w:pPr>
+      <w:r>
+        <w:rPr>
+          <w:rFonts w:ascii="Consolas" w:hAnsi="Consolas" w:eastAsia="Consolas"/>
+          <w:b w:val="0"/>
+          <w:sz w:val="19"/>
+        </w:rPr>
+        <w:t>['id', 'w', 'region']</w:t>
+      </w:r>
+      <w:r>
+        <w:rPr>
+          <w:b w:val="0"/>
+          <w:i w:val="0"/>
+        </w:rPr>
+        <w:t xml:space="preserve">: Only with </w:t>
+      </w:r>
+      <w:r>
+        <w:rPr>
+          <w:rFonts w:ascii="Consolas" w:hAnsi="Consolas" w:eastAsia="Consolas"/>
+          <w:b w:val="0"/>
+          <w:sz w:val="19"/>
+        </w:rPr>
+        <w:t>.withSchemaEvolution()</w:t>
+      </w:r>
+      <w:r>
+        <w:rPr>
+          <w:b w:val="0"/>
+          <w:i w:val="0"/>
+        </w:rPr>
+        <w:t xml:space="preserve"> on the builder. Without it, updateAll and insertAll copy the target's columns and ignore region.</w:t>
+      </w:r>
+    </w:p>
+    <w:p>
+      <w:pPr>
+        <w:pStyle w:val="ListBullet"/>
+      </w:pPr>
+      <w:r>
+        <w:rPr>
+          <w:rFonts w:ascii="Consolas" w:hAnsi="Consolas" w:eastAsia="Consolas"/>
+          <w:b w:val="0"/>
+          <w:sz w:val="19"/>
+        </w:rPr>
+        <w:t>AnalysisException</w:t>
+      </w:r>
+      <w:r>
+        <w:rPr>
+          <w:b w:val="0"/>
+          <w:i w:val="0"/>
+        </w:rPr>
+        <w:t>: No error. The MERGE succeeds and the extra source column is silently ignored. That is why this case is dangerous.</w:t>
+      </w:r>
+    </w:p>
+    <w:p>
+      <w:pPr>
+        <w:pStyle w:val="Heading5"/>
+      </w:pPr>
+      <w:r>
+        <w:t>A3-L2 exercise 3</w:t>
+      </w:r>
+    </w:p>
+    <w:p>
+      <w:r>
+        <w:rPr>
+          <w:b/>
+          <w:i w:val="0"/>
+        </w:rPr>
+        <w:t>Hints.</w:t>
+      </w:r>
+      <w:r>
+        <w:rPr>
+          <w:b w:val="0"/>
+          <w:i w:val="0"/>
+        </w:rPr>
+        <w:t xml:space="preserve"> (1) The builder method names what it enables. (2) It exists on DeltaMergeBuilder in delta-spark 4.0. (3) </w:t>
+      </w:r>
+      <w:r>
+        <w:rPr>
+          <w:rFonts w:ascii="Consolas" w:hAnsi="Consolas" w:eastAsia="Consolas"/>
+          <w:b w:val="0"/>
+          <w:sz w:val="19"/>
+        </w:rPr>
+        <w:t>withSchemaEvolution</w:t>
+      </w:r>
+      <w:r>
+        <w:rPr>
+          <w:b w:val="0"/>
+          <w:i w:val="0"/>
+        </w:rPr>
+        <w:t>.</w:t>
+      </w:r>
+    </w:p>
+    <w:p>
+      <w:r>
+        <w:rPr>
+          <w:b/>
+          <w:i w:val="0"/>
+        </w:rPr>
+        <w:t>Answer.</w:t>
+      </w:r>
+    </w:p>
+    <w:tbl>
+      <w:tblPr>
+        <w:tblW w:type="auto" w:w="0"/>
+        <w:jc w:val="left"/>
+        <w:tblLook w:firstColumn="1" w:firstRow="1" w:lastColumn="0" w:lastRow="0" w:noHBand="0" w:noVBand="1" w:val="04A0"/>
+      </w:tblPr>
+      <w:tblGrid>
+        <w:gridCol w:w="8221"/>
+      </w:tblGrid>
+      <w:tr>
+        <w:tc>
+          <w:tcPr>
+            <w:tcW w:type="dxa" w:w="8221"/>
+            <w:shd w:val="clear" w:color="auto" w:fill="F2F4F7"/>
+          </w:tcPr>
+          <w:p>
+            <w:pPr>
+              <w:spacing w:before="0" w:after="0" w:line="240" w:lineRule="auto"/>
+              <w:ind w:left="567" w:hanging="567"/>
+            </w:pPr>
+            <w:r>
+              <w:rPr>
+                <w:rFonts w:ascii="Consolas" w:hAnsi="Consolas" w:eastAsia="Consolas"/>
+                <w:b w:val="0"/>
+                <w:color w:val="5B6875"/>
+                <w:sz w:val="16"/>
+              </w:rPr>
+              <w:t xml:space="preserve">   1  </w:t>
+            </w:r>
+            <w:r>
+              <w:rPr>
+                <w:rFonts w:ascii="Consolas" w:hAnsi="Consolas" w:eastAsia="Consolas"/>
+                <w:b w:val="0"/>
+                <w:sz w:val="16"/>
+              </w:rPr>
+              <w:t>(</w:t>
+            </w:r>
+          </w:p>
+          <w:p>
+            <w:pPr>
+              <w:spacing w:before="0" w:after="0" w:line="240" w:lineRule="auto"/>
+              <w:ind w:left="567" w:hanging="567"/>
+            </w:pPr>
+            <w:r>
+              <w:rPr>
+                <w:rFonts w:ascii="Consolas" w:hAnsi="Consolas" w:eastAsia="Consolas"/>
+                <w:b w:val="0"/>
+                <w:color w:val="5B6875"/>
+                <w:sz w:val="16"/>
+              </w:rPr>
+              <w:t xml:space="preserve">   2  </w:t>
+            </w:r>
+            <w:r>
+              <w:rPr>
+                <w:rFonts w:ascii="Consolas" w:hAnsi="Consolas" w:eastAsia="Consolas"/>
+                <w:b w:val="0"/>
+                <w:sz w:val="16"/>
+              </w:rPr>
+              <w:t xml:space="preserve">    DeltaTable.forName(spark, table).alias("t")</w:t>
+            </w:r>
+          </w:p>
+          <w:p>
+            <w:pPr>
+              <w:spacing w:before="0" w:after="0" w:line="240" w:lineRule="auto"/>
+              <w:ind w:left="567" w:hanging="567"/>
+            </w:pPr>
+            <w:r>
+              <w:rPr>
+                <w:rFonts w:ascii="Consolas" w:hAnsi="Consolas" w:eastAsia="Consolas"/>
+                <w:b w:val="0"/>
+                <w:color w:val="5B6875"/>
+                <w:sz w:val="16"/>
+              </w:rPr>
+              <w:t xml:space="preserve">   3  </w:t>
+            </w:r>
+            <w:r>
+              <w:rPr>
+                <w:rFonts w:ascii="Consolas" w:hAnsi="Consolas" w:eastAsia="Consolas"/>
+                <w:b w:val="0"/>
+                <w:sz w:val="16"/>
+              </w:rPr>
+              <w:t xml:space="preserve">    .merge(source.alias("s"), condition)</w:t>
+            </w:r>
+          </w:p>
+          <w:p>
+            <w:pPr>
+              <w:spacing w:before="0" w:after="0" w:line="240" w:lineRule="auto"/>
+              <w:ind w:left="567" w:hanging="567"/>
+            </w:pPr>
+            <w:r>
+              <w:rPr>
+                <w:rFonts w:ascii="Consolas" w:hAnsi="Consolas" w:eastAsia="Consolas"/>
+                <w:b w:val="0"/>
+                <w:color w:val="5B6875"/>
+                <w:sz w:val="16"/>
+              </w:rPr>
+              <w:t xml:space="preserve">   4  </w:t>
+            </w:r>
+            <w:r>
+              <w:rPr>
+                <w:rFonts w:ascii="Consolas" w:hAnsi="Consolas" w:eastAsia="Consolas"/>
+                <w:b w:val="0"/>
+                <w:sz w:val="16"/>
+              </w:rPr>
+              <w:t xml:space="preserve">    .withSchemaEvolution()</w:t>
+            </w:r>
+          </w:p>
+          <w:p>
+            <w:pPr>
+              <w:spacing w:before="0" w:after="0" w:line="240" w:lineRule="auto"/>
+              <w:ind w:left="567" w:hanging="567"/>
+            </w:pPr>
+            <w:r>
+              <w:rPr>
+                <w:rFonts w:ascii="Consolas" w:hAnsi="Consolas" w:eastAsia="Consolas"/>
+                <w:b w:val="0"/>
+                <w:color w:val="5B6875"/>
+                <w:sz w:val="16"/>
+              </w:rPr>
+              <w:t xml:space="preserve">   5  </w:t>
+            </w:r>
+            <w:r>
+              <w:rPr>
+                <w:rFonts w:ascii="Consolas" w:hAnsi="Consolas" w:eastAsia="Consolas"/>
+                <w:b w:val="0"/>
+                <w:sz w:val="16"/>
+              </w:rPr>
+              <w:t xml:space="preserve">    .whenMatchedUpdateAll()</w:t>
+            </w:r>
+          </w:p>
+          <w:p>
+            <w:pPr>
+              <w:spacing w:before="0" w:after="0" w:line="240" w:lineRule="auto"/>
+              <w:ind w:left="567" w:hanging="567"/>
+            </w:pPr>
+            <w:r>
+              <w:rPr>
+                <w:rFonts w:ascii="Consolas" w:hAnsi="Consolas" w:eastAsia="Consolas"/>
+                <w:b w:val="0"/>
+                <w:color w:val="5B6875"/>
+                <w:sz w:val="16"/>
+              </w:rPr>
+              <w:t xml:space="preserve">   6  </w:t>
+            </w:r>
+            <w:r>
+              <w:rPr>
+                <w:rFonts w:ascii="Consolas" w:hAnsi="Consolas" w:eastAsia="Consolas"/>
+                <w:b w:val="0"/>
+                <w:sz w:val="16"/>
+              </w:rPr>
+              <w:t xml:space="preserve">    .whenNotMatchedInsertAll()</w:t>
+            </w:r>
+          </w:p>
+          <w:p>
+            <w:pPr>
+              <w:spacing w:before="0" w:after="0" w:line="240" w:lineRule="auto"/>
+              <w:ind w:left="567" w:hanging="567"/>
+            </w:pPr>
+            <w:r>
+              <w:rPr>
+                <w:rFonts w:ascii="Consolas" w:hAnsi="Consolas" w:eastAsia="Consolas"/>
+                <w:b w:val="0"/>
+                <w:color w:val="5B6875"/>
+                <w:sz w:val="16"/>
+              </w:rPr>
+              <w:t xml:space="preserve">   7  </w:t>
+            </w:r>
+            <w:r>
+              <w:rPr>
+                <w:rFonts w:ascii="Consolas" w:hAnsi="Consolas" w:eastAsia="Consolas"/>
+                <w:b w:val="0"/>
+                <w:sz w:val="16"/>
+              </w:rPr>
+              <w:t xml:space="preserve">    .execute()</w:t>
+            </w:r>
+          </w:p>
+          <w:p>
+            <w:pPr>
+              <w:spacing w:before="0" w:after="0" w:line="240" w:lineRule="auto"/>
+              <w:ind w:left="567" w:hanging="567"/>
+            </w:pPr>
+            <w:r>
+              <w:rPr>
+                <w:rFonts w:ascii="Consolas" w:hAnsi="Consolas" w:eastAsia="Consolas"/>
+                <w:b w:val="0"/>
+                <w:color w:val="5B6875"/>
+                <w:sz w:val="16"/>
+              </w:rPr>
+              <w:t xml:space="preserve">   8  </w:t>
+            </w:r>
+            <w:r>
+              <w:rPr>
+                <w:rFonts w:ascii="Consolas" w:hAnsi="Consolas" w:eastAsia="Consolas"/>
+                <w:b w:val="0"/>
+                <w:sz w:val="16"/>
+              </w:rPr>
+              <w:t>)</w:t>
+            </w:r>
+          </w:p>
+        </w:tc>
+      </w:tr>
+    </w:tbl>
+    <w:p/>
+    <w:p>
+      <w:r>
+        <w:rPr>
+          <w:rFonts w:ascii="Consolas" w:hAnsi="Consolas" w:eastAsia="Consolas"/>
+          <w:b w:val="0"/>
+          <w:sz w:val="19"/>
+        </w:rPr>
+        <w:t>withSchemaEvolution()</w:t>
+      </w:r>
+      <w:r>
+        <w:rPr>
+          <w:b w:val="0"/>
+          <w:i w:val="0"/>
+        </w:rPr>
+        <w:t xml:space="preserve"> turns evolution on for this MERGE only, which is safer than a session-wide setting.</w:t>
+      </w:r>
+    </w:p>
+    <w:p>
+      <w:r>
+        <w:rPr>
+          <w:b/>
+          <w:i w:val="0"/>
+        </w:rPr>
+        <w:t>Common wrong answers.</w:t>
+      </w:r>
+    </w:p>
+    <w:p>
+      <w:pPr>
+        <w:pStyle w:val="ListBullet"/>
+      </w:pPr>
+      <w:r>
+        <w:rPr>
+          <w:b w:val="0"/>
+          <w:i w:val="0"/>
+        </w:rPr>
+        <w:t xml:space="preserve">g1 = </w:t>
+      </w:r>
+      <w:r>
+        <w:rPr>
+          <w:rFonts w:ascii="Consolas" w:hAnsi="Consolas" w:eastAsia="Consolas"/>
+          <w:b w:val="0"/>
+          <w:sz w:val="19"/>
+        </w:rPr>
+        <w:t>mergeSchema</w:t>
+      </w:r>
+      <w:r>
+        <w:rPr>
+          <w:b w:val="0"/>
+          <w:i w:val="0"/>
+        </w:rPr>
+        <w:t xml:space="preserve">: </w:t>
+      </w:r>
+      <w:r>
+        <w:rPr>
+          <w:rFonts w:ascii="Consolas" w:hAnsi="Consolas" w:eastAsia="Consolas"/>
+          <w:b w:val="0"/>
+          <w:sz w:val="19"/>
+        </w:rPr>
+        <w:t>mergeSchema</w:t>
+      </w:r>
+      <w:r>
+        <w:rPr>
+          <w:b w:val="0"/>
+          <w:i w:val="0"/>
+        </w:rPr>
+        <w:t xml:space="preserve"> is a write option for appends and overwrites. The MERGE builder uses </w:t>
+      </w:r>
+      <w:r>
+        <w:rPr>
+          <w:rFonts w:ascii="Consolas" w:hAnsi="Consolas" w:eastAsia="Consolas"/>
+          <w:b w:val="0"/>
+          <w:sz w:val="19"/>
+        </w:rPr>
+        <w:t>withSchemaEvolution()</w:t>
+      </w:r>
+      <w:r>
+        <w:rPr>
+          <w:b w:val="0"/>
+          <w:i w:val="0"/>
+        </w:rPr>
+        <w:t>.</w:t>
+      </w:r>
+    </w:p>
+    <w:p>
+      <w:pPr>
+        <w:pStyle w:val="ListBullet"/>
+      </w:pPr>
+      <w:r>
+        <w:rPr>
+          <w:b w:val="0"/>
+          <w:i w:val="0"/>
+        </w:rPr>
+        <w:t xml:space="preserve">g1 = </w:t>
+      </w:r>
+      <w:r>
+        <w:rPr>
+          <w:rFonts w:ascii="Consolas" w:hAnsi="Consolas" w:eastAsia="Consolas"/>
+          <w:b w:val="0"/>
+          <w:sz w:val="19"/>
+        </w:rPr>
+        <w:t>option</w:t>
+      </w:r>
+      <w:r>
+        <w:rPr>
+          <w:b w:val="0"/>
+          <w:i w:val="0"/>
+        </w:rPr>
+        <w:t xml:space="preserve">: The MERGE builder has no </w:t>
+      </w:r>
+      <w:r>
+        <w:rPr>
+          <w:rFonts w:ascii="Consolas" w:hAnsi="Consolas" w:eastAsia="Consolas"/>
+          <w:b w:val="0"/>
+          <w:sz w:val="19"/>
+        </w:rPr>
+        <w:t>option</w:t>
+      </w:r>
+      <w:r>
+        <w:rPr>
+          <w:b w:val="0"/>
+          <w:i w:val="0"/>
+        </w:rPr>
+        <w:t xml:space="preserve"> method for this. Call </w:t>
+      </w:r>
+      <w:r>
+        <w:rPr>
+          <w:rFonts w:ascii="Consolas" w:hAnsi="Consolas" w:eastAsia="Consolas"/>
+          <w:b w:val="0"/>
+          <w:sz w:val="19"/>
+        </w:rPr>
+        <w:t>withSchemaEvolution()</w:t>
+      </w:r>
+      <w:r>
+        <w:rPr>
+          <w:b w:val="0"/>
+          <w:i w:val="0"/>
+        </w:rPr>
+        <w:t>.</w:t>
+      </w:r>
+    </w:p>
+    <w:p>
+      <w:pPr>
+        <w:pStyle w:val="Heading5"/>
+      </w:pPr>
+      <w:r>
+        <w:t>A3-L2 exercise 4</w:t>
+      </w:r>
+    </w:p>
+    <w:p>
+      <w:r>
+        <w:rPr>
+          <w:b/>
+          <w:i w:val="0"/>
+        </w:rPr>
+        <w:t>Hints.</w:t>
+      </w:r>
+      <w:r>
+        <w:rPr>
+          <w:b w:val="0"/>
+          <w:i w:val="0"/>
+        </w:rPr>
+        <w:t xml:space="preserve"> (1) Two set differences, one in each direction. (2) Wrap each in </w:t>
+      </w:r>
+      <w:r>
+        <w:rPr>
+          <w:rFonts w:ascii="Consolas" w:hAnsi="Consolas" w:eastAsia="Consolas"/>
+          <w:b w:val="0"/>
+          <w:sz w:val="19"/>
+        </w:rPr>
+        <w:t>sorted()</w:t>
+      </w:r>
+      <w:r>
+        <w:rPr>
+          <w:b w:val="0"/>
+          <w:i w:val="0"/>
+        </w:rPr>
+        <w:t xml:space="preserve">. (3) </w:t>
+      </w:r>
+      <w:r>
+        <w:rPr>
+          <w:rFonts w:ascii="Consolas" w:hAnsi="Consolas" w:eastAsia="Consolas"/>
+          <w:b w:val="0"/>
+          <w:sz w:val="19"/>
+        </w:rPr>
+        <w:t>assert_no_drift</w:t>
+      </w:r>
+      <w:r>
+        <w:rPr>
+          <w:b w:val="0"/>
+          <w:i w:val="0"/>
+        </w:rPr>
+        <w:t xml:space="preserve"> calls </w:t>
+      </w:r>
+      <w:r>
+        <w:rPr>
+          <w:rFonts w:ascii="Consolas" w:hAnsi="Consolas" w:eastAsia="Consolas"/>
+          <w:b w:val="0"/>
+          <w:sz w:val="19"/>
+        </w:rPr>
+        <w:t>schema_drift</w:t>
+      </w:r>
+      <w:r>
+        <w:rPr>
+          <w:b w:val="0"/>
+          <w:i w:val="0"/>
+        </w:rPr>
+        <w:t xml:space="preserve"> and raises if either list is non-empty.</w:t>
+      </w:r>
+    </w:p>
+    <w:p>
+      <w:r>
+        <w:rPr>
+          <w:b/>
+          <w:i w:val="0"/>
+        </w:rPr>
+        <w:t>Answer.</w:t>
+      </w:r>
+    </w:p>
+    <w:tbl>
+      <w:tblPr>
+        <w:tblW w:type="auto" w:w="0"/>
+        <w:jc w:val="left"/>
+        <w:tblLook w:firstColumn="1" w:firstRow="1" w:lastColumn="0" w:lastRow="0" w:noHBand="0" w:noVBand="1" w:val="04A0"/>
+      </w:tblPr>
+      <w:tblGrid>
+        <w:gridCol w:w="8221"/>
+      </w:tblGrid>
+      <w:tr>
+        <w:tc>
+          <w:tcPr>
+            <w:tcW w:type="dxa" w:w="8221"/>
+            <w:shd w:val="clear" w:color="auto" w:fill="F2F4F7"/>
+          </w:tcPr>
+          <w:p>
+            <w:pPr>
+              <w:spacing w:before="0" w:after="0" w:line="240" w:lineRule="auto"/>
+              <w:ind w:left="567" w:hanging="567"/>
+            </w:pPr>
+            <w:r>
+              <w:rPr>
+                <w:rFonts w:ascii="Consolas" w:hAnsi="Consolas" w:eastAsia="Consolas"/>
+                <w:b w:val="0"/>
+                <w:color w:val="5B6875"/>
+                <w:sz w:val="16"/>
+              </w:rPr>
+              <w:t xml:space="preserve">   1  </w:t>
+            </w:r>
+            <w:r>
+              <w:rPr>
+                <w:rFonts w:ascii="Consolas" w:hAnsi="Consolas" w:eastAsia="Consolas"/>
+                <w:b w:val="0"/>
+                <w:sz w:val="16"/>
+              </w:rPr>
+              <w:t>def schema_drift(actual: list[str], expected: list[str]) -&gt; dict[str, list[str]]:</w:t>
+            </w:r>
+          </w:p>
+          <w:p>
+            <w:pPr>
+              <w:spacing w:before="0" w:after="0" w:line="240" w:lineRule="auto"/>
+              <w:ind w:left="567" w:hanging="567"/>
+            </w:pPr>
+            <w:r>
+              <w:rPr>
+                <w:rFonts w:ascii="Consolas" w:hAnsi="Consolas" w:eastAsia="Consolas"/>
+                <w:b w:val="0"/>
+                <w:color w:val="5B6875"/>
+                <w:sz w:val="16"/>
+              </w:rPr>
+              <w:t xml:space="preserve">   2  </w:t>
+            </w:r>
+            <w:r>
+              <w:rPr>
+                <w:rFonts w:ascii="Consolas" w:hAnsi="Consolas" w:eastAsia="Consolas"/>
+                <w:b w:val="0"/>
+                <w:sz w:val="16"/>
+              </w:rPr>
+              <w:t xml:space="preserve">    """Compare delivered columns with the registry.</w:t>
+            </w:r>
+          </w:p>
+          <w:p>
+            <w:pPr>
+              <w:spacing w:before="0" w:after="0" w:line="240" w:lineRule="auto"/>
+              <w:ind w:left="567" w:hanging="567"/>
+            </w:pPr>
+            <w:r>
+              <w:rPr>
+                <w:rFonts w:ascii="Consolas" w:hAnsi="Consolas" w:eastAsia="Consolas"/>
+                <w:b w:val="0"/>
+                <w:color w:val="5B6875"/>
+                <w:sz w:val="16"/>
+              </w:rPr>
+              <w:t xml:space="preserve">   3  </w:t>
+            </w:r>
+            <w:r>
+              <w:rPr>
+                <w:rFonts w:ascii="Consolas" w:hAnsi="Consolas" w:eastAsia="Consolas"/>
+                <w:b w:val="0"/>
+                <w:sz w:val="16"/>
+              </w:rPr>
+              <w:t xml:space="preserve"> </w:t>
+            </w:r>
+          </w:p>
+          <w:p>
+            <w:pPr>
+              <w:spacing w:before="0" w:after="0" w:line="240" w:lineRule="auto"/>
+              <w:ind w:left="567" w:hanging="567"/>
+            </w:pPr>
+            <w:r>
+              <w:rPr>
+                <w:rFonts w:ascii="Consolas" w:hAnsi="Consolas" w:eastAsia="Consolas"/>
+                <w:b w:val="0"/>
+                <w:color w:val="5B6875"/>
+                <w:sz w:val="16"/>
+              </w:rPr>
+              <w:t xml:space="preserve">   4  </w:t>
+            </w:r>
+            <w:r>
+              <w:rPr>
+                <w:rFonts w:ascii="Consolas" w:hAnsi="Consolas" w:eastAsia="Consolas"/>
+                <w:b w:val="0"/>
+                <w:sz w:val="16"/>
+              </w:rPr>
+              <w:t xml:space="preserve">    Args:</w:t>
+            </w:r>
+          </w:p>
+          <w:p>
+            <w:pPr>
+              <w:spacing w:before="0" w:after="0" w:line="240" w:lineRule="auto"/>
+              <w:ind w:left="567" w:hanging="567"/>
+            </w:pPr>
+            <w:r>
+              <w:rPr>
+                <w:rFonts w:ascii="Consolas" w:hAnsi="Consolas" w:eastAsia="Consolas"/>
+                <w:b w:val="0"/>
+                <w:color w:val="5B6875"/>
+                <w:sz w:val="16"/>
+              </w:rPr>
+              <w:t xml:space="preserve">   5  </w:t>
+            </w:r>
+            <w:r>
+              <w:rPr>
+                <w:rFonts w:ascii="Consolas" w:hAnsi="Consolas" w:eastAsia="Consolas"/>
+                <w:b w:val="0"/>
+                <w:sz w:val="16"/>
+              </w:rPr>
+              <w:t xml:space="preserve">        actual: Columns in the delivery.</w:t>
+            </w:r>
+          </w:p>
+          <w:p>
+            <w:pPr>
+              <w:spacing w:before="0" w:after="0" w:line="240" w:lineRule="auto"/>
+              <w:ind w:left="567" w:hanging="567"/>
+            </w:pPr>
+            <w:r>
+              <w:rPr>
+                <w:rFonts w:ascii="Consolas" w:hAnsi="Consolas" w:eastAsia="Consolas"/>
+                <w:b w:val="0"/>
+                <w:color w:val="5B6875"/>
+                <w:sz w:val="16"/>
+              </w:rPr>
+              <w:t xml:space="preserve">   6  </w:t>
+            </w:r>
+            <w:r>
+              <w:rPr>
+                <w:rFonts w:ascii="Consolas" w:hAnsi="Consolas" w:eastAsia="Consolas"/>
+                <w:b w:val="0"/>
+                <w:sz w:val="16"/>
+              </w:rPr>
+              <w:t xml:space="preserve">        expected: Canonical columns from the registry.</w:t>
+            </w:r>
+          </w:p>
+          <w:p>
+            <w:pPr>
+              <w:spacing w:before="0" w:after="0" w:line="240" w:lineRule="auto"/>
+              <w:ind w:left="567" w:hanging="567"/>
+            </w:pPr>
+            <w:r>
+              <w:rPr>
+                <w:rFonts w:ascii="Consolas" w:hAnsi="Consolas" w:eastAsia="Consolas"/>
+                <w:b w:val="0"/>
+                <w:color w:val="5B6875"/>
+                <w:sz w:val="16"/>
+              </w:rPr>
+              <w:t xml:space="preserve">   7  </w:t>
+            </w:r>
+            <w:r>
+              <w:rPr>
+                <w:rFonts w:ascii="Consolas" w:hAnsi="Consolas" w:eastAsia="Consolas"/>
+                <w:b w:val="0"/>
+                <w:sz w:val="16"/>
+              </w:rPr>
+              <w:t xml:space="preserve"> </w:t>
+            </w:r>
+          </w:p>
+          <w:p>
+            <w:pPr>
+              <w:spacing w:before="0" w:after="0" w:line="240" w:lineRule="auto"/>
+              <w:ind w:left="567" w:hanging="567"/>
+            </w:pPr>
+            <w:r>
+              <w:rPr>
+                <w:rFonts w:ascii="Consolas" w:hAnsi="Consolas" w:eastAsia="Consolas"/>
+                <w:b w:val="0"/>
+                <w:color w:val="5B6875"/>
+                <w:sz w:val="16"/>
+              </w:rPr>
+              <w:t xml:space="preserve">   8  </w:t>
+            </w:r>
+            <w:r>
+              <w:rPr>
+                <w:rFonts w:ascii="Consolas" w:hAnsi="Consolas" w:eastAsia="Consolas"/>
+                <w:b w:val="0"/>
+                <w:sz w:val="16"/>
+              </w:rPr>
+              <w:t xml:space="preserve">    Returns:</w:t>
+            </w:r>
+          </w:p>
+          <w:p>
+            <w:pPr>
+              <w:spacing w:before="0" w:after="0" w:line="240" w:lineRule="auto"/>
+              <w:ind w:left="567" w:hanging="567"/>
+            </w:pPr>
+            <w:r>
+              <w:rPr>
+                <w:rFonts w:ascii="Consolas" w:hAnsi="Consolas" w:eastAsia="Consolas"/>
+                <w:b w:val="0"/>
+                <w:color w:val="5B6875"/>
+                <w:sz w:val="16"/>
+              </w:rPr>
+              <w:t xml:space="preserve">   9  </w:t>
+            </w:r>
+            <w:r>
+              <w:rPr>
+                <w:rFonts w:ascii="Consolas" w:hAnsi="Consolas" w:eastAsia="Consolas"/>
+                <w:b w:val="0"/>
+                <w:sz w:val="16"/>
+              </w:rPr>
+              <w:t xml:space="preserve">        Sorted unexpected and missing column names.</w:t>
+            </w:r>
+          </w:p>
+          <w:p>
+            <w:pPr>
+              <w:spacing w:before="0" w:after="0" w:line="240" w:lineRule="auto"/>
+              <w:ind w:left="567" w:hanging="567"/>
+            </w:pPr>
+            <w:r>
+              <w:rPr>
+                <w:rFonts w:ascii="Consolas" w:hAnsi="Consolas" w:eastAsia="Consolas"/>
+                <w:b w:val="0"/>
+                <w:color w:val="5B6875"/>
+                <w:sz w:val="16"/>
+              </w:rPr>
+              <w:t xml:space="preserve">  10  </w:t>
+            </w:r>
+            <w:r>
+              <w:rPr>
+                <w:rFonts w:ascii="Consolas" w:hAnsi="Consolas" w:eastAsia="Consolas"/>
+                <w:b w:val="0"/>
+                <w:sz w:val="16"/>
+              </w:rPr>
+              <w:t xml:space="preserve">    """</w:t>
+            </w:r>
+          </w:p>
+          <w:p>
+            <w:pPr>
+              <w:spacing w:before="0" w:after="0" w:line="240" w:lineRule="auto"/>
+              <w:ind w:left="567" w:hanging="567"/>
+            </w:pPr>
+            <w:r>
+              <w:rPr>
+                <w:rFonts w:ascii="Consolas" w:hAnsi="Consolas" w:eastAsia="Consolas"/>
+                <w:b w:val="0"/>
+                <w:color w:val="5B6875"/>
+                <w:sz w:val="16"/>
+              </w:rPr>
+              <w:t xml:space="preserve">  11  </w:t>
+            </w:r>
+            <w:r>
+              <w:rPr>
+                <w:rFonts w:ascii="Consolas" w:hAnsi="Consolas" w:eastAsia="Consolas"/>
+                <w:b w:val="0"/>
+                <w:sz w:val="16"/>
+              </w:rPr>
+              <w:t xml:space="preserve">    return {</w:t>
+            </w:r>
+          </w:p>
+          <w:p>
+            <w:pPr>
+              <w:spacing w:before="0" w:after="0" w:line="240" w:lineRule="auto"/>
+              <w:ind w:left="567" w:hanging="567"/>
+            </w:pPr>
+            <w:r>
+              <w:rPr>
+                <w:rFonts w:ascii="Consolas" w:hAnsi="Consolas" w:eastAsia="Consolas"/>
+                <w:b w:val="0"/>
+                <w:color w:val="5B6875"/>
+                <w:sz w:val="16"/>
+              </w:rPr>
+              <w:t xml:space="preserve">  12  </w:t>
+            </w:r>
+            <w:r>
+              <w:rPr>
+                <w:rFonts w:ascii="Consolas" w:hAnsi="Consolas" w:eastAsia="Consolas"/>
+                <w:b w:val="0"/>
+                <w:sz w:val="16"/>
+              </w:rPr>
+              <w:t xml:space="preserve">        "unexpected": sorted(set(actual) - set(expected)),</w:t>
+            </w:r>
+          </w:p>
+          <w:p>
+            <w:pPr>
+              <w:spacing w:before="0" w:after="0" w:line="240" w:lineRule="auto"/>
+              <w:ind w:left="567" w:hanging="567"/>
+            </w:pPr>
+            <w:r>
+              <w:rPr>
+                <w:rFonts w:ascii="Consolas" w:hAnsi="Consolas" w:eastAsia="Consolas"/>
+                <w:b w:val="0"/>
+                <w:color w:val="5B6875"/>
+                <w:sz w:val="16"/>
+              </w:rPr>
+              <w:t xml:space="preserve">  13  </w:t>
+            </w:r>
+            <w:r>
+              <w:rPr>
+                <w:rFonts w:ascii="Consolas" w:hAnsi="Consolas" w:eastAsia="Consolas"/>
+                <w:b w:val="0"/>
+                <w:sz w:val="16"/>
+              </w:rPr>
+              <w:t xml:space="preserve">        "missing": sorted(set(expected) - set(actual)),</w:t>
+            </w:r>
+          </w:p>
+          <w:p>
+            <w:pPr>
+              <w:spacing w:before="0" w:after="0" w:line="240" w:lineRule="auto"/>
+              <w:ind w:left="567" w:hanging="567"/>
+            </w:pPr>
+            <w:r>
+              <w:rPr>
+                <w:rFonts w:ascii="Consolas" w:hAnsi="Consolas" w:eastAsia="Consolas"/>
+                <w:b w:val="0"/>
+                <w:color w:val="5B6875"/>
+                <w:sz w:val="16"/>
+              </w:rPr>
+              <w:t xml:space="preserve">  14  </w:t>
+            </w:r>
+            <w:r>
+              <w:rPr>
+                <w:rFonts w:ascii="Consolas" w:hAnsi="Consolas" w:eastAsia="Consolas"/>
+                <w:b w:val="0"/>
+                <w:sz w:val="16"/>
+              </w:rPr>
+              <w:t xml:space="preserve">    }</w:t>
+            </w:r>
+          </w:p>
+          <w:p>
+            <w:pPr>
+              <w:spacing w:before="0" w:after="0" w:line="240" w:lineRule="auto"/>
+              <w:ind w:left="567" w:hanging="567"/>
+            </w:pPr>
+            <w:r>
+              <w:rPr>
+                <w:rFonts w:ascii="Consolas" w:hAnsi="Consolas" w:eastAsia="Consolas"/>
+                <w:b w:val="0"/>
+                <w:color w:val="5B6875"/>
+                <w:sz w:val="16"/>
+              </w:rPr>
+              <w:t xml:space="preserve">  15  </w:t>
+            </w:r>
+            <w:r>
+              <w:rPr>
+                <w:rFonts w:ascii="Consolas" w:hAnsi="Consolas" w:eastAsia="Consolas"/>
+                <w:b w:val="0"/>
+                <w:sz w:val="16"/>
+              </w:rPr>
+              <w:t xml:space="preserve"> </w:t>
+            </w:r>
+          </w:p>
+          <w:p>
+            <w:pPr>
+              <w:spacing w:before="0" w:after="0" w:line="240" w:lineRule="auto"/>
+              <w:ind w:left="567" w:hanging="567"/>
+            </w:pPr>
+            <w:r>
+              <w:rPr>
+                <w:rFonts w:ascii="Consolas" w:hAnsi="Consolas" w:eastAsia="Consolas"/>
+                <w:b w:val="0"/>
+                <w:color w:val="5B6875"/>
+                <w:sz w:val="16"/>
+              </w:rPr>
+              <w:t xml:space="preserve">  16  </w:t>
+            </w:r>
+            <w:r>
+              <w:rPr>
+                <w:rFonts w:ascii="Consolas" w:hAnsi="Consolas" w:eastAsia="Consolas"/>
+                <w:b w:val="0"/>
+                <w:sz w:val="16"/>
+              </w:rPr>
+              <w:t xml:space="preserve"> </w:t>
+            </w:r>
+          </w:p>
+          <w:p>
+            <w:pPr>
+              <w:spacing w:before="0" w:after="0" w:line="240" w:lineRule="auto"/>
+              <w:ind w:left="567" w:hanging="567"/>
+            </w:pPr>
+            <w:r>
+              <w:rPr>
+                <w:rFonts w:ascii="Consolas" w:hAnsi="Consolas" w:eastAsia="Consolas"/>
+                <w:b w:val="0"/>
+                <w:color w:val="5B6875"/>
+                <w:sz w:val="16"/>
+              </w:rPr>
+              <w:t xml:space="preserve">  17  </w:t>
+            </w:r>
+            <w:r>
+              <w:rPr>
+                <w:rFonts w:ascii="Consolas" w:hAnsi="Consolas" w:eastAsia="Consolas"/>
+                <w:b w:val="0"/>
+                <w:sz w:val="16"/>
+              </w:rPr>
+              <w:t>def assert_no_drift(actual: list[str], expected: list[str]) -&gt; None:</w:t>
+            </w:r>
+          </w:p>
+          <w:p>
+            <w:pPr>
+              <w:spacing w:before="0" w:after="0" w:line="240" w:lineRule="auto"/>
+              <w:ind w:left="567" w:hanging="567"/>
+            </w:pPr>
+            <w:r>
+              <w:rPr>
+                <w:rFonts w:ascii="Consolas" w:hAnsi="Consolas" w:eastAsia="Consolas"/>
+                <w:b w:val="0"/>
+                <w:color w:val="5B6875"/>
+                <w:sz w:val="16"/>
+              </w:rPr>
+              <w:t xml:space="preserve">  18  </w:t>
+            </w:r>
+            <w:r>
+              <w:rPr>
+                <w:rFonts w:ascii="Consolas" w:hAnsi="Consolas" w:eastAsia="Consolas"/>
+                <w:b w:val="0"/>
+                <w:sz w:val="16"/>
+              </w:rPr>
+              <w:t xml:space="preserve">    """Raise ValueError when the delivery's columns differ from the registry."""</w:t>
+            </w:r>
+          </w:p>
+          <w:p>
+            <w:pPr>
+              <w:spacing w:before="0" w:after="0" w:line="240" w:lineRule="auto"/>
+              <w:ind w:left="567" w:hanging="567"/>
+            </w:pPr>
+            <w:r>
+              <w:rPr>
+                <w:rFonts w:ascii="Consolas" w:hAnsi="Consolas" w:eastAsia="Consolas"/>
+                <w:b w:val="0"/>
+                <w:color w:val="5B6875"/>
+                <w:sz w:val="16"/>
+              </w:rPr>
+              <w:t xml:space="preserve">  19  </w:t>
+            </w:r>
+            <w:r>
+              <w:rPr>
+                <w:rFonts w:ascii="Consolas" w:hAnsi="Consolas" w:eastAsia="Consolas"/>
+                <w:b w:val="0"/>
+                <w:sz w:val="16"/>
+              </w:rPr>
+              <w:t xml:space="preserve">    drift = schema_drift(actual, expected)</w:t>
+            </w:r>
+          </w:p>
+          <w:p>
+            <w:pPr>
+              <w:spacing w:before="0" w:after="0" w:line="240" w:lineRule="auto"/>
+              <w:ind w:left="567" w:hanging="567"/>
+            </w:pPr>
+            <w:r>
+              <w:rPr>
+                <w:rFonts w:ascii="Consolas" w:hAnsi="Consolas" w:eastAsia="Consolas"/>
+                <w:b w:val="0"/>
+                <w:color w:val="5B6875"/>
+                <w:sz w:val="16"/>
+              </w:rPr>
+              <w:t xml:space="preserve">  20  </w:t>
+            </w:r>
+            <w:r>
+              <w:rPr>
+                <w:rFonts w:ascii="Consolas" w:hAnsi="Consolas" w:eastAsia="Consolas"/>
+                <w:b w:val="0"/>
+                <w:sz w:val="16"/>
+              </w:rPr>
+              <w:t xml:space="preserve">    if drift["unexpected"] or drift["missing"]:</w:t>
+            </w:r>
+          </w:p>
+          <w:p>
+            <w:pPr>
+              <w:spacing w:before="0" w:after="0" w:line="240" w:lineRule="auto"/>
+              <w:ind w:left="567" w:hanging="567"/>
+            </w:pPr>
+            <w:r>
+              <w:rPr>
+                <w:rFonts w:ascii="Consolas" w:hAnsi="Consolas" w:eastAsia="Consolas"/>
+                <w:b w:val="0"/>
+                <w:color w:val="5B6875"/>
+                <w:sz w:val="16"/>
+              </w:rPr>
+              <w:t xml:space="preserve">  21  </w:t>
+            </w:r>
+            <w:r>
+              <w:rPr>
+                <w:rFonts w:ascii="Consolas" w:hAnsi="Consolas" w:eastAsia="Consolas"/>
+                <w:b w:val="0"/>
+                <w:sz w:val="16"/>
+              </w:rPr>
+              <w:t xml:space="preserve">        raise ValueError(f"schema drift: {drift}")</w:t>
+            </w:r>
+          </w:p>
+        </w:tc>
+      </w:tr>
+    </w:tbl>
+    <w:p/>
+    <w:p>
+      <w:r>
+        <w:rPr>
+          <w:b w:val="0"/>
+          <w:i w:val="0"/>
+        </w:rPr>
+        <w:t>Checking both directions matters because Delta treats them differently: an extra column fails an append, but a missing column lands as NULL without an error.</w:t>
+      </w:r>
+    </w:p>
+    <w:p>
+      <w:pPr>
+        <w:pStyle w:val="Heading5"/>
+      </w:pPr>
+      <w:r>
+        <w:t>A3-L2 exercise 5</w:t>
+      </w:r>
+    </w:p>
+    <w:p>
+      <w:r>
+        <w:rPr>
+          <w:b/>
+          <w:i w:val="0"/>
+        </w:rPr>
+        <w:t>Hints.</w:t>
+      </w:r>
+      <w:r>
+        <w:rPr>
+          <w:b w:val="0"/>
+          <w:i w:val="0"/>
+        </w:rPr>
+        <w:t xml:space="preserve"> (1) Which line changes a setting? (2) What does that setting do to every MERGE in the session? (3) Remove the conf.set. Evolve deliberately with withSchemaEvolution() when a change is approved.</w:t>
+      </w:r>
+    </w:p>
+    <w:p>
+      <w:r>
+        <w:rPr>
+          <w:b/>
+          <w:i w:val="0"/>
+        </w:rPr>
+        <w:t>Answer.</w:t>
+      </w:r>
+      <w:r>
+        <w:rPr>
+          <w:b w:val="0"/>
+          <w:i w:val="0"/>
+        </w:rPr>
+        <w:t xml:space="preserve"> The bug is on line 3.</w:t>
+      </w:r>
+    </w:p>
+    <w:p>
+      <w:r>
+        <w:rPr>
+          <w:b w:val="0"/>
+          <w:i w:val="0"/>
+        </w:rPr>
+        <w:t>Fixed version:</w:t>
+      </w:r>
+    </w:p>
+    <w:tbl>
+      <w:tblPr>
+        <w:tblW w:type="auto" w:w="0"/>
+        <w:jc w:val="left"/>
+        <w:tblLook w:firstColumn="1" w:firstRow="1" w:lastColumn="0" w:lastRow="0" w:noHBand="0" w:noVBand="1" w:val="04A0"/>
+      </w:tblPr>
+      <w:tblGrid>
+        <w:gridCol w:w="8221"/>
+      </w:tblGrid>
+      <w:tr>
+        <w:tc>
+          <w:tcPr>
+            <w:tcW w:type="dxa" w:w="8221"/>
+            <w:shd w:val="clear" w:color="auto" w:fill="F2F4F7"/>
+          </w:tcPr>
+          <w:p>
+            <w:pPr>
+              <w:spacing w:before="0" w:after="0" w:line="240" w:lineRule="auto"/>
+              <w:ind w:left="567" w:hanging="567"/>
+            </w:pPr>
+            <w:r>
+              <w:rPr>
+                <w:rFonts w:ascii="Consolas" w:hAnsi="Consolas" w:eastAsia="Consolas"/>
+                <w:b w:val="0"/>
+                <w:color w:val="5B6875"/>
+                <w:sz w:val="16"/>
+              </w:rPr>
+              <w:t xml:space="preserve">   1  </w:t>
+            </w:r>
+            <w:r>
+              <w:rPr>
+                <w:rFonts w:ascii="Consolas" w:hAnsi="Consolas" w:eastAsia="Consolas"/>
+                <w:b w:val="0"/>
+                <w:sz w:val="16"/>
+              </w:rPr>
+              <w:t>def upsert_silver(spark: SparkSession, source: DataFrame, table: str, keys: list[str]) -&gt; None:</w:t>
+            </w:r>
+          </w:p>
+          <w:p>
+            <w:pPr>
+              <w:spacing w:before="0" w:after="0" w:line="240" w:lineRule="auto"/>
+              <w:ind w:left="567" w:hanging="567"/>
+            </w:pPr>
+            <w:r>
+              <w:rPr>
+                <w:rFonts w:ascii="Consolas" w:hAnsi="Consolas" w:eastAsia="Consolas"/>
+                <w:b w:val="0"/>
+                <w:color w:val="5B6875"/>
+                <w:sz w:val="16"/>
+              </w:rPr>
+              <w:t xml:space="preserve">   2  </w:t>
+            </w:r>
+            <w:r>
+              <w:rPr>
+                <w:rFonts w:ascii="Consolas" w:hAnsi="Consolas" w:eastAsia="Consolas"/>
+                <w:b w:val="0"/>
+                <w:sz w:val="16"/>
+              </w:rPr>
+              <w:t xml:space="preserve">    """MERGE a deduplicated source into silver."""</w:t>
+            </w:r>
+          </w:p>
+          <w:p>
+            <w:pPr>
+              <w:spacing w:before="0" w:after="0" w:line="240" w:lineRule="auto"/>
+              <w:ind w:left="567" w:hanging="567"/>
+            </w:pPr>
+            <w:r>
+              <w:rPr>
+                <w:rFonts w:ascii="Consolas" w:hAnsi="Consolas" w:eastAsia="Consolas"/>
+                <w:b w:val="0"/>
+                <w:color w:val="5B6875"/>
+                <w:sz w:val="16"/>
+              </w:rPr>
+              <w:t xml:space="preserve">   3  </w:t>
+            </w:r>
+            <w:r>
+              <w:rPr>
+                <w:rFonts w:ascii="Consolas" w:hAnsi="Consolas" w:eastAsia="Consolas"/>
+                <w:b w:val="0"/>
+                <w:sz w:val="16"/>
+              </w:rPr>
+              <w:t xml:space="preserve">    condition = " AND ".join(f"t.{k} = s.{k}" for k in keys)</w:t>
+            </w:r>
+          </w:p>
+          <w:p>
+            <w:pPr>
+              <w:spacing w:before="0" w:after="0" w:line="240" w:lineRule="auto"/>
+              <w:ind w:left="567" w:hanging="567"/>
+            </w:pPr>
+            <w:r>
+              <w:rPr>
+                <w:rFonts w:ascii="Consolas" w:hAnsi="Consolas" w:eastAsia="Consolas"/>
+                <w:b w:val="0"/>
+                <w:color w:val="5B6875"/>
+                <w:sz w:val="16"/>
+              </w:rPr>
+              <w:t xml:space="preserve">   4  </w:t>
+            </w:r>
+            <w:r>
+              <w:rPr>
+                <w:rFonts w:ascii="Consolas" w:hAnsi="Consolas" w:eastAsia="Consolas"/>
+                <w:b w:val="0"/>
+                <w:sz w:val="16"/>
+              </w:rPr>
+              <w:t xml:space="preserve">    (</w:t>
+            </w:r>
+          </w:p>
+          <w:p>
+            <w:pPr>
+              <w:spacing w:before="0" w:after="0" w:line="240" w:lineRule="auto"/>
+              <w:ind w:left="567" w:hanging="567"/>
+            </w:pPr>
+            <w:r>
+              <w:rPr>
+                <w:rFonts w:ascii="Consolas" w:hAnsi="Consolas" w:eastAsia="Consolas"/>
+                <w:b w:val="0"/>
+                <w:color w:val="5B6875"/>
+                <w:sz w:val="16"/>
+              </w:rPr>
+              <w:t xml:space="preserve">   5  </w:t>
+            </w:r>
+            <w:r>
+              <w:rPr>
+                <w:rFonts w:ascii="Consolas" w:hAnsi="Consolas" w:eastAsia="Consolas"/>
+                <w:b w:val="0"/>
+                <w:sz w:val="16"/>
+              </w:rPr>
+              <w:t xml:space="preserve">        DeltaTable.forName(spark, table).alias("t")</w:t>
+            </w:r>
+          </w:p>
+          <w:p>
+            <w:pPr>
+              <w:spacing w:before="0" w:after="0" w:line="240" w:lineRule="auto"/>
+              <w:ind w:left="567" w:hanging="567"/>
+            </w:pPr>
+            <w:r>
+              <w:rPr>
+                <w:rFonts w:ascii="Consolas" w:hAnsi="Consolas" w:eastAsia="Consolas"/>
+                <w:b w:val="0"/>
+                <w:color w:val="5B6875"/>
+                <w:sz w:val="16"/>
+              </w:rPr>
+              <w:t xml:space="preserve">   6  </w:t>
+            </w:r>
+            <w:r>
+              <w:rPr>
+                <w:rFonts w:ascii="Consolas" w:hAnsi="Consolas" w:eastAsia="Consolas"/>
+                <w:b w:val="0"/>
+                <w:sz w:val="16"/>
+              </w:rPr>
+              <w:t xml:space="preserve">        .merge(source.alias("s"), condition)</w:t>
+            </w:r>
+          </w:p>
+          <w:p>
+            <w:pPr>
+              <w:spacing w:before="0" w:after="0" w:line="240" w:lineRule="auto"/>
+              <w:ind w:left="567" w:hanging="567"/>
+            </w:pPr>
+            <w:r>
+              <w:rPr>
+                <w:rFonts w:ascii="Consolas" w:hAnsi="Consolas" w:eastAsia="Consolas"/>
+                <w:b w:val="0"/>
+                <w:color w:val="5B6875"/>
+                <w:sz w:val="16"/>
+              </w:rPr>
+              <w:t xml:space="preserve">   7  </w:t>
+            </w:r>
+            <w:r>
+              <w:rPr>
+                <w:rFonts w:ascii="Consolas" w:hAnsi="Consolas" w:eastAsia="Consolas"/>
+                <w:b w:val="0"/>
+                <w:sz w:val="16"/>
+              </w:rPr>
+              <w:t xml:space="preserve">        .whenMatchedUpdateAll()</w:t>
+            </w:r>
+          </w:p>
+          <w:p>
+            <w:pPr>
+              <w:spacing w:before="0" w:after="0" w:line="240" w:lineRule="auto"/>
+              <w:ind w:left="567" w:hanging="567"/>
+            </w:pPr>
+            <w:r>
+              <w:rPr>
+                <w:rFonts w:ascii="Consolas" w:hAnsi="Consolas" w:eastAsia="Consolas"/>
+                <w:b w:val="0"/>
+                <w:color w:val="5B6875"/>
+                <w:sz w:val="16"/>
+              </w:rPr>
+              <w:t xml:space="preserve">   8  </w:t>
+            </w:r>
+            <w:r>
+              <w:rPr>
+                <w:rFonts w:ascii="Consolas" w:hAnsi="Consolas" w:eastAsia="Consolas"/>
+                <w:b w:val="0"/>
+                <w:sz w:val="16"/>
+              </w:rPr>
+              <w:t xml:space="preserve">        .whenNotMatchedInsertAll()</w:t>
+            </w:r>
+          </w:p>
+          <w:p>
+            <w:pPr>
+              <w:spacing w:before="0" w:after="0" w:line="240" w:lineRule="auto"/>
+              <w:ind w:left="567" w:hanging="567"/>
+            </w:pPr>
+            <w:r>
+              <w:rPr>
+                <w:rFonts w:ascii="Consolas" w:hAnsi="Consolas" w:eastAsia="Consolas"/>
+                <w:b w:val="0"/>
+                <w:color w:val="5B6875"/>
+                <w:sz w:val="16"/>
+              </w:rPr>
+              <w:t xml:space="preserve">   9  </w:t>
+            </w:r>
+            <w:r>
+              <w:rPr>
+                <w:rFonts w:ascii="Consolas" w:hAnsi="Consolas" w:eastAsia="Consolas"/>
+                <w:b w:val="0"/>
+                <w:sz w:val="16"/>
+              </w:rPr>
+              <w:t xml:space="preserve">        .execute()</w:t>
+            </w:r>
+          </w:p>
+          <w:p>
+            <w:pPr>
+              <w:spacing w:before="0" w:after="0" w:line="240" w:lineRule="auto"/>
+              <w:ind w:left="567" w:hanging="567"/>
+            </w:pPr>
+            <w:r>
+              <w:rPr>
+                <w:rFonts w:ascii="Consolas" w:hAnsi="Consolas" w:eastAsia="Consolas"/>
+                <w:b w:val="0"/>
+                <w:color w:val="5B6875"/>
+                <w:sz w:val="16"/>
+              </w:rPr>
+              <w:t xml:space="preserve">  10  </w:t>
+            </w:r>
+            <w:r>
+              <w:rPr>
+                <w:rFonts w:ascii="Consolas" w:hAnsi="Consolas" w:eastAsia="Consolas"/>
+                <w:b w:val="0"/>
+                <w:sz w:val="16"/>
+              </w:rPr>
+              <w:t xml:space="preserve">    )</w:t>
+            </w:r>
+          </w:p>
+        </w:tc>
+      </w:tr>
+    </w:tbl>
+    <w:p/>
+    <w:p>
+      <w:r>
+        <w:rPr>
+          <w:b w:val="0"/>
+          <w:i w:val="0"/>
+        </w:rPr>
+        <w:t xml:space="preserve">Line 3 turns on automatic schema evolution for the whole Spark session, so every MERGE adds any new source column. Remove it. When you approve a new column, use </w:t>
+      </w:r>
+      <w:r>
+        <w:rPr>
+          <w:rFonts w:ascii="Consolas" w:hAnsi="Consolas" w:eastAsia="Consolas"/>
+          <w:b w:val="0"/>
+          <w:sz w:val="19"/>
+        </w:rPr>
+        <w:t>ALTER TABLE ... ADD COLUMN</w:t>
+      </w:r>
+      <w:r>
+        <w:rPr>
+          <w:b w:val="0"/>
+          <w:i w:val="0"/>
+        </w:rPr>
+        <w:t xml:space="preserve"> or </w:t>
+      </w:r>
+      <w:r>
+        <w:rPr>
+          <w:rFonts w:ascii="Consolas" w:hAnsi="Consolas" w:eastAsia="Consolas"/>
+          <w:b w:val="0"/>
+          <w:sz w:val="19"/>
+        </w:rPr>
+        <w:t>.withSchemaEvolution()</w:t>
+      </w:r>
+      <w:r>
+        <w:rPr>
+          <w:b w:val="0"/>
+          <w:i w:val="0"/>
+        </w:rPr>
+        <w:t xml:space="preserve"> on that one MERGE.</w:t>
+      </w:r>
+    </w:p>
+    <w:p>
+      <w:r>
+        <w:rPr>
+          <w:b/>
+          <w:i w:val="0"/>
+        </w:rPr>
+        <w:t>Common wrong answers.</w:t>
+      </w:r>
+    </w:p>
+    <w:p>
+      <w:pPr>
+        <w:pStyle w:val="ListBullet"/>
+      </w:pPr>
+      <w:r>
+        <w:rPr>
+          <w:b w:val="0"/>
+          <w:i w:val="0"/>
+        </w:rPr>
+        <w:t>Line 8: updateAll is fine. It only adds columns when evolution is switched on, and something switched it on.</w:t>
+      </w:r>
+    </w:p>
+    <w:p>
+      <w:pPr>
+        <w:pStyle w:val="ListBullet"/>
+      </w:pPr>
+      <w:r>
+        <w:rPr>
+          <w:b w:val="0"/>
+          <w:i w:val="0"/>
+        </w:rPr>
+        <w:t>Line 4: The condition is correct. Look for a setting that changes how every MERGE treats new columns.</w:t>
+      </w:r>
+    </w:p>
+    <w:p>
+      <w:pPr>
+        <w:pStyle w:val="Heading3"/>
+      </w:pPr>
+      <w:r>
+        <w:t>A3-L3 Time travel, RESTORE, OPTIMIZE and VACUUM</w:t>
+      </w:r>
+    </w:p>
+    <w:p>
+      <w:pPr>
+        <w:pStyle w:val="Heading5"/>
+      </w:pPr>
+      <w:r>
+        <w:t>A3-L3 exercise 1</w:t>
+      </w:r>
+    </w:p>
+    <w:p>
+      <w:r>
+        <w:rPr>
+          <w:b/>
+          <w:i w:val="0"/>
+        </w:rPr>
+        <w:t>Hints.</w:t>
+      </w:r>
+      <w:r>
+        <w:rPr>
+          <w:b w:val="0"/>
+          <w:i w:val="0"/>
+        </w:rPr>
+        <w:t xml:space="preserve"> (1) The old version's files still exist. (2) Which command makes an old version current? (3) RESTORE TABLE ... TO VERSION AS OF n.</w:t>
+      </w:r>
+    </w:p>
+    <w:p>
+      <w:r>
+        <w:rPr>
+          <w:b/>
+          <w:i w:val="0"/>
+        </w:rPr>
+        <w:t>Answer.</w:t>
+      </w:r>
+      <w:r>
+        <w:rPr>
+          <w:b w:val="0"/>
+          <w:i w:val="0"/>
+        </w:rPr>
+        <w:t xml:space="preserve"> b) </w:t>
+      </w:r>
+      <w:r>
+        <w:rPr>
+          <w:rFonts w:ascii="Consolas" w:hAnsi="Consolas" w:eastAsia="Consolas"/>
+          <w:b w:val="0"/>
+          <w:sz w:val="19"/>
+        </w:rPr>
+        <w:t>RESTORE TABLE</w:t>
+      </w:r>
+      <w:r>
+        <w:rPr>
+          <w:b w:val="0"/>
+          <w:i w:val="0"/>
+        </w:rPr>
+        <w:t xml:space="preserve"> to the version before the bad write. Because: r1) The earlier version's files are still on storage, and RESTORE makes that version current again.</w:t>
+      </w:r>
+    </w:p>
+    <w:p>
+      <w:r>
+        <w:rPr>
+          <w:b w:val="0"/>
+          <w:i w:val="0"/>
+        </w:rPr>
+        <w:t>RESTORE points the table back at the old version's files, as a new version. History is preserved, so you can inspect the bad write later.</w:t>
+      </w:r>
+    </w:p>
+    <w:p>
+      <w:r>
+        <w:rPr>
+          <w:b/>
+          <w:i w:val="0"/>
+        </w:rPr>
+        <w:t>Common wrong answers.</w:t>
+      </w:r>
+    </w:p>
+    <w:p>
+      <w:pPr>
+        <w:pStyle w:val="ListBullet"/>
+      </w:pPr>
+      <w:r>
+        <w:rPr>
+          <w:rFonts w:ascii="Consolas" w:hAnsi="Consolas" w:eastAsia="Consolas"/>
+          <w:b w:val="0"/>
+          <w:sz w:val="19"/>
+        </w:rPr>
+        <w:t>a</w:t>
+      </w:r>
+      <w:r>
+        <w:rPr>
+          <w:b w:val="0"/>
+          <w:i w:val="0"/>
+        </w:rPr>
+        <w:t>: It works, but it takes hours. RESTORE takes seconds while the old files still exist.</w:t>
+      </w:r>
+    </w:p>
+    <w:p>
+      <w:pPr>
+        <w:pStyle w:val="ListBullet"/>
+      </w:pPr>
+      <w:r>
+        <w:rPr>
+          <w:rFonts w:ascii="Consolas" w:hAnsi="Consolas" w:eastAsia="Consolas"/>
+          <w:b w:val="0"/>
+          <w:sz w:val="19"/>
+        </w:rPr>
+        <w:t>c</w:t>
+      </w:r>
+      <w:r>
+        <w:rPr>
+          <w:b w:val="0"/>
+          <w:i w:val="0"/>
+        </w:rPr>
+        <w:t>: VACUUM deletes old files, which are the ones you need to recover. It makes things worse.</w:t>
+      </w:r>
+    </w:p>
+    <w:p>
+      <w:pPr>
+        <w:pStyle w:val="ListBullet"/>
+      </w:pPr>
+      <w:r>
+        <w:rPr>
+          <w:rFonts w:ascii="Consolas" w:hAnsi="Consolas" w:eastAsia="Consolas"/>
+          <w:b w:val="0"/>
+          <w:sz w:val="19"/>
+        </w:rPr>
+        <w:t>d</w:t>
+      </w:r>
+      <w:r>
+        <w:rPr>
+          <w:b w:val="0"/>
+          <w:i w:val="0"/>
+        </w:rPr>
+        <w:t>: OPTIMIZE compacts files in the current version. It does not change the data.</w:t>
+      </w:r>
+    </w:p>
+    <w:p>
+      <w:pPr>
+        <w:pStyle w:val="ListBullet"/>
+      </w:pPr>
+      <w:r>
+        <w:rPr>
+          <w:rFonts w:ascii="Consolas" w:hAnsi="Consolas" w:eastAsia="Consolas"/>
+          <w:b w:val="0"/>
+          <w:sz w:val="19"/>
+        </w:rPr>
+        <w:t>b|r2</w:t>
+      </w:r>
+      <w:r>
+        <w:rPr>
+          <w:b w:val="0"/>
+          <w:i w:val="0"/>
+        </w:rPr>
+        <w:t>: Right action, wrong reason. RESTORE writes a new version. The bad write stays in history.</w:t>
+      </w:r>
+    </w:p>
+    <w:p>
+      <w:pPr>
+        <w:pStyle w:val="Heading5"/>
+      </w:pPr>
+      <w:r>
+        <w:t>A3-L3 exercise 2</w:t>
+      </w:r>
+    </w:p>
+    <w:p>
+      <w:r>
+        <w:rPr>
+          <w:b/>
+          <w:i w:val="0"/>
+        </w:rPr>
+        <w:t>Hints.</w:t>
+      </w:r>
+      <w:r>
+        <w:rPr>
+          <w:b w:val="0"/>
+          <w:i w:val="0"/>
+        </w:rPr>
+        <w:t xml:space="preserve"> (1) The time travel clause has three words. (2) The same clause appears in the second statement. (3) </w:t>
+      </w:r>
+      <w:r>
+        <w:rPr>
+          <w:rFonts w:ascii="Consolas" w:hAnsi="Consolas" w:eastAsia="Consolas"/>
+          <w:b w:val="0"/>
+          <w:sz w:val="19"/>
+        </w:rPr>
+        <w:t>VERSION AS OF</w:t>
+      </w:r>
+      <w:r>
+        <w:rPr>
+          <w:b w:val="0"/>
+          <w:i w:val="0"/>
+        </w:rPr>
+        <w:t xml:space="preserve"> and </w:t>
+      </w:r>
+      <w:r>
+        <w:rPr>
+          <w:rFonts w:ascii="Consolas" w:hAnsi="Consolas" w:eastAsia="Consolas"/>
+          <w:b w:val="0"/>
+          <w:sz w:val="19"/>
+        </w:rPr>
+        <w:t>RESTORE</w:t>
+      </w:r>
+      <w:r>
+        <w:rPr>
+          <w:b w:val="0"/>
+          <w:i w:val="0"/>
+        </w:rPr>
+        <w:t>.</w:t>
+      </w:r>
+    </w:p>
+    <w:p>
+      <w:r>
+        <w:rPr>
+          <w:b/>
+          <w:i w:val="0"/>
+        </w:rPr>
+        <w:t>Answer.</w:t>
+      </w:r>
+    </w:p>
+    <w:tbl>
+      <w:tblPr>
+        <w:tblW w:type="auto" w:w="0"/>
+        <w:jc w:val="left"/>
+        <w:tblLook w:firstColumn="1" w:firstRow="1" w:lastColumn="0" w:lastRow="0" w:noHBand="0" w:noVBand="1" w:val="04A0"/>
+      </w:tblPr>
+      <w:tblGrid>
+        <w:gridCol w:w="8221"/>
+      </w:tblGrid>
+      <w:tr>
+        <w:tc>
+          <w:tcPr>
+            <w:tcW w:type="dxa" w:w="8221"/>
+            <w:shd w:val="clear" w:color="auto" w:fill="F2F4F7"/>
+          </w:tcPr>
+          <w:p>
+            <w:pPr>
+              <w:spacing w:before="0" w:after="0" w:line="240" w:lineRule="auto"/>
+              <w:ind w:left="567" w:hanging="567"/>
+            </w:pPr>
+            <w:r>
+              <w:rPr>
+                <w:rFonts w:ascii="Consolas" w:hAnsi="Consolas" w:eastAsia="Consolas"/>
+                <w:b w:val="0"/>
+                <w:color w:val="5B6875"/>
+                <w:sz w:val="16"/>
+              </w:rPr>
+              <w:t xml:space="preserve">   1  </w:t>
+            </w:r>
+            <w:r>
+              <w:rPr>
+                <w:rFonts w:ascii="Consolas" w:hAnsi="Consolas" w:eastAsia="Consolas"/>
+                <w:b w:val="0"/>
+                <w:sz w:val="16"/>
+              </w:rPr>
+              <w:t>SELECT * FROM research_gold.nat_metrics VERSION AS OF 41;</w:t>
+            </w:r>
+          </w:p>
+          <w:p>
+            <w:pPr>
+              <w:spacing w:before="0" w:after="0" w:line="240" w:lineRule="auto"/>
+              <w:ind w:left="567" w:hanging="567"/>
+            </w:pPr>
+            <w:r>
+              <w:rPr>
+                <w:rFonts w:ascii="Consolas" w:hAnsi="Consolas" w:eastAsia="Consolas"/>
+                <w:b w:val="0"/>
+                <w:color w:val="5B6875"/>
+                <w:sz w:val="16"/>
+              </w:rPr>
+              <w:t xml:space="preserve">   2  </w:t>
+            </w:r>
+            <w:r>
+              <w:rPr>
+                <w:rFonts w:ascii="Consolas" w:hAnsi="Consolas" w:eastAsia="Consolas"/>
+                <w:b w:val="0"/>
+                <w:sz w:val="16"/>
+              </w:rPr>
+              <w:t>RESTORE TABLE research_gold.nat_metrics TO VERSION AS OF 41;</w:t>
+            </w:r>
+          </w:p>
+        </w:tc>
+      </w:tr>
+    </w:tbl>
+    <w:p/>
+    <w:p>
+      <w:r>
+        <w:rPr>
+          <w:rFonts w:ascii="Consolas" w:hAnsi="Consolas" w:eastAsia="Consolas"/>
+          <w:b w:val="0"/>
+          <w:sz w:val="19"/>
+        </w:rPr>
+        <w:t>VERSION AS OF n</w:t>
+      </w:r>
+      <w:r>
+        <w:rPr>
+          <w:b w:val="0"/>
+          <w:i w:val="0"/>
+        </w:rPr>
+        <w:t xml:space="preserve"> reads a past version. </w:t>
+      </w:r>
+      <w:r>
+        <w:rPr>
+          <w:rFonts w:ascii="Consolas" w:hAnsi="Consolas" w:eastAsia="Consolas"/>
+          <w:b w:val="0"/>
+          <w:sz w:val="19"/>
+        </w:rPr>
+        <w:t>RESTORE TABLE ... TO VERSION AS OF n</w:t>
+      </w:r>
+      <w:r>
+        <w:rPr>
+          <w:b w:val="0"/>
+          <w:i w:val="0"/>
+        </w:rPr>
+        <w:t xml:space="preserve"> makes it current.</w:t>
+      </w:r>
+    </w:p>
+    <w:p>
+      <w:r>
+        <w:rPr>
+          <w:b/>
+          <w:i w:val="0"/>
+        </w:rPr>
+        <w:t>Common wrong answers.</w:t>
+      </w:r>
+    </w:p>
+    <w:p>
+      <w:pPr>
+        <w:pStyle w:val="ListBullet"/>
+      </w:pPr>
+      <w:r>
+        <w:rPr>
+          <w:b w:val="0"/>
+          <w:i w:val="0"/>
+        </w:rPr>
+        <w:t xml:space="preserve">g1 = </w:t>
+      </w:r>
+      <w:r>
+        <w:rPr>
+          <w:rFonts w:ascii="Consolas" w:hAnsi="Consolas" w:eastAsia="Consolas"/>
+          <w:b w:val="0"/>
+          <w:sz w:val="19"/>
+        </w:rPr>
+        <w:t>AT VERSION</w:t>
+      </w:r>
+      <w:r>
+        <w:rPr>
+          <w:b w:val="0"/>
+          <w:i w:val="0"/>
+        </w:rPr>
+        <w:t xml:space="preserve">: The Delta syntax is </w:t>
+      </w:r>
+      <w:r>
+        <w:rPr>
+          <w:rFonts w:ascii="Consolas" w:hAnsi="Consolas" w:eastAsia="Consolas"/>
+          <w:b w:val="0"/>
+          <w:sz w:val="19"/>
+        </w:rPr>
+        <w:t>VERSION AS OF</w:t>
+      </w:r>
+      <w:r>
+        <w:rPr>
+          <w:b w:val="0"/>
+          <w:i w:val="0"/>
+        </w:rPr>
+        <w:t>.</w:t>
+      </w:r>
+    </w:p>
+    <w:p>
+      <w:pPr>
+        <w:pStyle w:val="ListBullet"/>
+      </w:pPr>
+      <w:r>
+        <w:rPr>
+          <w:b w:val="0"/>
+          <w:i w:val="0"/>
+        </w:rPr>
+        <w:t xml:space="preserve">g2 = </w:t>
+      </w:r>
+      <w:r>
+        <w:rPr>
+          <w:rFonts w:ascii="Consolas" w:hAnsi="Consolas" w:eastAsia="Consolas"/>
+          <w:b w:val="0"/>
+          <w:sz w:val="19"/>
+        </w:rPr>
+        <w:t>ROLLBACK</w:t>
+      </w:r>
+      <w:r>
+        <w:rPr>
+          <w:b w:val="0"/>
+          <w:i w:val="0"/>
+        </w:rPr>
+        <w:t>: ROLLBACK undoes a transaction. Delta's command to make an old version current is RESTORE.</w:t>
+      </w:r>
+    </w:p>
+    <w:p>
+      <w:pPr>
+        <w:pStyle w:val="Heading5"/>
+      </w:pPr>
+      <w:r>
+        <w:t>A3-L3 exercise 3</w:t>
+      </w:r>
+    </w:p>
+    <w:p>
+      <w:r>
+        <w:rPr>
+          <w:b/>
+          <w:i w:val="0"/>
+        </w:rPr>
+        <w:t>Hints.</w:t>
+      </w:r>
+      <w:r>
+        <w:rPr>
+          <w:b w:val="0"/>
+          <w:i w:val="0"/>
+        </w:rPr>
+        <w:t xml:space="preserve"> (1) Does RESTORE delete history? (2) Every commit adds one version. (3) The next version after 3.</w:t>
+      </w:r>
+    </w:p>
+    <w:p>
+      <w:r>
+        <w:rPr>
+          <w:b/>
+          <w:i w:val="0"/>
+        </w:rPr>
+        <w:t>Answer.</w:t>
+      </w:r>
+    </w:p>
+    <w:tbl>
+      <w:tblPr>
+        <w:tblW w:type="auto" w:w="0"/>
+        <w:jc w:val="left"/>
+        <w:tblLook w:firstColumn="1" w:firstRow="1" w:lastColumn="0" w:lastRow="0" w:noHBand="0" w:noVBand="1" w:val="04A0"/>
+      </w:tblPr>
+      <w:tblGrid>
+        <w:gridCol w:w="8221"/>
+      </w:tblGrid>
+      <w:tr>
+        <w:tc>
+          <w:tcPr>
+            <w:tcW w:type="dxa" w:w="8221"/>
+            <w:shd w:val="clear" w:color="auto" w:fill="F2F4F7"/>
+          </w:tcPr>
+          <w:p>
+            <w:pPr>
+              <w:spacing w:before="0" w:after="0" w:line="240" w:lineRule="auto"/>
+              <w:ind w:left="567" w:hanging="567"/>
+            </w:pPr>
+            <w:r>
+              <w:rPr>
+                <w:rFonts w:ascii="Consolas" w:hAnsi="Consolas" w:eastAsia="Consolas"/>
+                <w:b w:val="0"/>
+                <w:color w:val="5B6875"/>
+                <w:sz w:val="16"/>
+              </w:rPr>
+              <w:t xml:space="preserve">   1  </w:t>
+            </w:r>
+            <w:r>
+              <w:rPr>
+                <w:rFonts w:ascii="Consolas" w:hAnsi="Consolas" w:eastAsia="Consolas"/>
+                <w:b w:val="0"/>
+                <w:sz w:val="16"/>
+              </w:rPr>
+              <w:t>4</w:t>
+            </w:r>
+          </w:p>
+        </w:tc>
+      </w:tr>
+    </w:tbl>
+    <w:p/>
+    <w:p>
+      <w:r>
+        <w:rPr>
+          <w:b w:val="0"/>
+          <w:i w:val="0"/>
+        </w:rPr>
+        <w:t>RESTORE is a commit like any other, so it becomes version 4 with the contents of version 1. Versions 2 and 3 remain in history.</w:t>
+      </w:r>
+    </w:p>
+    <w:p>
+      <w:r>
+        <w:rPr>
+          <w:b/>
+          <w:i w:val="0"/>
+        </w:rPr>
+        <w:t>Common wrong answers.</w:t>
+      </w:r>
+    </w:p>
+    <w:p>
+      <w:pPr>
+        <w:pStyle w:val="ListBullet"/>
+      </w:pPr>
+      <w:r>
+        <w:rPr>
+          <w:rFonts w:ascii="Consolas" w:hAnsi="Consolas" w:eastAsia="Consolas"/>
+          <w:b w:val="0"/>
+          <w:sz w:val="19"/>
+        </w:rPr>
+        <w:t>1</w:t>
+      </w:r>
+      <w:r>
+        <w:rPr>
+          <w:b w:val="0"/>
+          <w:i w:val="0"/>
+        </w:rPr>
+        <w:t>: RESTORE does not rewind the version counter. It writes a new version whose content matches version 1.</w:t>
+      </w:r>
+    </w:p>
+    <w:p>
+      <w:pPr>
+        <w:pStyle w:val="ListBullet"/>
+      </w:pPr>
+      <w:r>
+        <w:rPr>
+          <w:rFonts w:ascii="Consolas" w:hAnsi="Consolas" w:eastAsia="Consolas"/>
+          <w:b w:val="0"/>
+          <w:sz w:val="19"/>
+        </w:rPr>
+        <w:t>3</w:t>
+      </w:r>
+      <w:r>
+        <w:rPr>
+          <w:b w:val="0"/>
+          <w:i w:val="0"/>
+        </w:rPr>
+        <w:t>: Version 3 is the DELETE. Every write, RESTORE included, adds a new version.</w:t>
+      </w:r>
+    </w:p>
+    <w:p>
+      <w:pPr>
+        <w:pStyle w:val="Heading5"/>
+      </w:pPr>
+      <w:r>
+        <w:t>A3-L3 exercise 4</w:t>
+      </w:r>
+    </w:p>
+    <w:p>
+      <w:r>
+        <w:rPr>
+          <w:b/>
+          <w:i w:val="0"/>
+        </w:rPr>
+        <w:t>Hints.</w:t>
+      </w:r>
+      <w:r>
+        <w:rPr>
+          <w:b w:val="0"/>
+          <w:i w:val="0"/>
+        </w:rPr>
+        <w:t xml:space="preserve"> (1) Which command deletes files? (2) What retention does it use? (3) Line 3. Run VACUUM with the default 7-day retention and drop line 2.</w:t>
+      </w:r>
+    </w:p>
+    <w:p>
+      <w:r>
+        <w:rPr>
+          <w:b/>
+          <w:i w:val="0"/>
+        </w:rPr>
+        <w:t>Answer.</w:t>
+      </w:r>
+      <w:r>
+        <w:rPr>
+          <w:b w:val="0"/>
+          <w:i w:val="0"/>
+        </w:rPr>
+        <w:t xml:space="preserve"> The bug is on line 3.</w:t>
+      </w:r>
+    </w:p>
+    <w:p>
+      <w:r>
+        <w:rPr>
+          <w:b w:val="0"/>
+          <w:i w:val="0"/>
+        </w:rPr>
+        <w:t>Fixed version:</w:t>
+      </w:r>
+    </w:p>
+    <w:tbl>
+      <w:tblPr>
+        <w:tblW w:type="auto" w:w="0"/>
+        <w:jc w:val="left"/>
+        <w:tblLook w:firstColumn="1" w:firstRow="1" w:lastColumn="0" w:lastRow="0" w:noHBand="0" w:noVBand="1" w:val="04A0"/>
+      </w:tblPr>
+      <w:tblGrid>
+        <w:gridCol w:w="8221"/>
+      </w:tblGrid>
+      <w:tr>
+        <w:tc>
+          <w:tcPr>
+            <w:tcW w:type="dxa" w:w="8221"/>
+            <w:shd w:val="clear" w:color="auto" w:fill="F2F4F7"/>
+          </w:tcPr>
+          <w:p>
+            <w:pPr>
+              <w:spacing w:before="0" w:after="0" w:line="240" w:lineRule="auto"/>
+              <w:ind w:left="567" w:hanging="567"/>
+            </w:pPr>
+            <w:r>
+              <w:rPr>
+                <w:rFonts w:ascii="Consolas" w:hAnsi="Consolas" w:eastAsia="Consolas"/>
+                <w:b w:val="0"/>
+                <w:color w:val="5B6875"/>
+                <w:sz w:val="16"/>
+              </w:rPr>
+              <w:t xml:space="preserve">   1  </w:t>
+            </w:r>
+            <w:r>
+              <w:rPr>
+                <w:rFonts w:ascii="Consolas" w:hAnsi="Consolas" w:eastAsia="Consolas"/>
+                <w:b w:val="0"/>
+                <w:sz w:val="16"/>
+              </w:rPr>
+              <w:t>OPTIMIZE research_silver.nat_respondents ZORDER BY (wave_id);</w:t>
+            </w:r>
+          </w:p>
+          <w:p>
+            <w:pPr>
+              <w:spacing w:before="0" w:after="0" w:line="240" w:lineRule="auto"/>
+              <w:ind w:left="567" w:hanging="567"/>
+            </w:pPr>
+            <w:r>
+              <w:rPr>
+                <w:rFonts w:ascii="Consolas" w:hAnsi="Consolas" w:eastAsia="Consolas"/>
+                <w:b w:val="0"/>
+                <w:color w:val="5B6875"/>
+                <w:sz w:val="16"/>
+              </w:rPr>
+              <w:t xml:space="preserve">   2  </w:t>
+            </w:r>
+            <w:r>
+              <w:rPr>
+                <w:rFonts w:ascii="Consolas" w:hAnsi="Consolas" w:eastAsia="Consolas"/>
+                <w:b w:val="0"/>
+                <w:sz w:val="16"/>
+              </w:rPr>
+              <w:t>VACUUM research_silver.nat_respondents;</w:t>
+            </w:r>
+          </w:p>
+          <w:p>
+            <w:pPr>
+              <w:spacing w:before="0" w:after="0" w:line="240" w:lineRule="auto"/>
+              <w:ind w:left="567" w:hanging="567"/>
+            </w:pPr>
+            <w:r>
+              <w:rPr>
+                <w:rFonts w:ascii="Consolas" w:hAnsi="Consolas" w:eastAsia="Consolas"/>
+                <w:b w:val="0"/>
+                <w:color w:val="5B6875"/>
+                <w:sz w:val="16"/>
+              </w:rPr>
+              <w:t xml:space="preserve">   3  </w:t>
+            </w:r>
+            <w:r>
+              <w:rPr>
+                <w:rFonts w:ascii="Consolas" w:hAnsi="Consolas" w:eastAsia="Consolas"/>
+                <w:b w:val="0"/>
+                <w:sz w:val="16"/>
+              </w:rPr>
+              <w:t>ANALYZE TABLE research_silver.nat_respondents COMPUTE STATISTICS;</w:t>
+            </w:r>
+          </w:p>
+        </w:tc>
+      </w:tr>
+    </w:tbl>
+    <w:p/>
+    <w:p>
+      <w:r>
+        <w:rPr>
+          <w:rFonts w:ascii="Consolas" w:hAnsi="Consolas" w:eastAsia="Consolas"/>
+          <w:b w:val="0"/>
+          <w:sz w:val="19"/>
+        </w:rPr>
+        <w:t>RETAIN 0 HOURS</w:t>
+      </w:r>
+      <w:r>
+        <w:rPr>
+          <w:b w:val="0"/>
+          <w:i w:val="0"/>
+        </w:rPr>
+        <w:t xml:space="preserve"> deletes every file no longer in the current version, so no earlier version is readable. Line 2 disables the check that would have blocked it. Run VACUUM with default retention, or set the retention properties to the window you need.</w:t>
+      </w:r>
+    </w:p>
+    <w:p>
+      <w:r>
+        <w:rPr>
+          <w:b/>
+          <w:i w:val="0"/>
+        </w:rPr>
+        <w:t>Common wrong answers.</w:t>
+      </w:r>
+    </w:p>
+    <w:p>
+      <w:pPr>
+        <w:pStyle w:val="ListBullet"/>
+      </w:pPr>
+      <w:r>
+        <w:rPr>
+          <w:b w:val="0"/>
+          <w:i w:val="0"/>
+        </w:rPr>
+        <w:t>Line 1: OPTIMIZE compacts files and keeps history. It does not block time travel.</w:t>
+      </w:r>
+    </w:p>
+    <w:p>
+      <w:pPr>
+        <w:pStyle w:val="ListBullet"/>
+      </w:pPr>
+      <w:r>
+        <w:rPr>
+          <w:b w:val="0"/>
+          <w:i w:val="0"/>
+        </w:rPr>
+        <w:t>Line 2: Line 2 disables the guard, which is bad, but on its own it deletes nothing. The line that removes the files is the problem.</w:t>
+      </w:r>
+    </w:p>
+    <w:p>
+      <w:pPr>
+        <w:pStyle w:val="Heading5"/>
+      </w:pPr>
+      <w:r>
+        <w:t>A3-L3 exercise 5</w:t>
+      </w:r>
+    </w:p>
+    <w:p>
+      <w:r>
+        <w:rPr>
+          <w:b/>
+          <w:i w:val="0"/>
+        </w:rPr>
+        <w:t>Hints.</w:t>
+      </w:r>
+      <w:r>
+        <w:rPr>
+          <w:b w:val="0"/>
+          <w:i w:val="0"/>
+        </w:rPr>
+        <w:t xml:space="preserve"> (1) Which property decides how long VACUUM keeps old files? (2) The log must cover the same window. (3) VACUUM still runs, with default arguments.</w:t>
+      </w:r>
+    </w:p>
+    <w:p>
+      <w:r>
+        <w:rPr>
+          <w:b/>
+          <w:i w:val="0"/>
+        </w:rPr>
+        <w:t>Answer.</w:t>
+      </w:r>
+    </w:p>
+    <w:p>
+      <w:pPr>
+        <w:pStyle w:val="ListBullet"/>
+      </w:pPr>
+      <w:r>
+        <w:rPr>
+          <w:b w:val="0"/>
+          <w:i w:val="0"/>
+        </w:rPr>
+        <w:t>Set both retention properties to 30 days. From Databricks Runtime 18.0, the log retention must be at least the deleted-file retention.</w:t>
+      </w:r>
+    </w:p>
+    <w:p>
+      <w:pPr>
+        <w:pStyle w:val="ListBullet"/>
+      </w:pPr>
+      <w:r>
+        <w:rPr>
+          <w:b w:val="0"/>
+          <w:i w:val="0"/>
+        </w:rPr>
+        <w:t xml:space="preserve">Keep running a plain </w:t>
+      </w:r>
+      <w:r>
+        <w:rPr>
+          <w:rFonts w:ascii="Consolas" w:hAnsi="Consolas" w:eastAsia="Consolas"/>
+          <w:b w:val="0"/>
+          <w:sz w:val="19"/>
+        </w:rPr>
+        <w:t>VACUUM t</w:t>
+      </w:r>
+      <w:r>
+        <w:rPr>
+          <w:b w:val="0"/>
+          <w:i w:val="0"/>
+        </w:rPr>
+        <w:t>. It respects the 30-day property and stops storage growing without limit.</w:t>
+      </w:r>
+    </w:p>
+    <w:p>
+      <w:r>
+        <w:rPr>
+          <w:b w:val="0"/>
+          <w:i w:val="0"/>
+        </w:rPr>
+        <w:t>Both retention properties at 30 days keep every version from the last month readable. A plain VACUUM then cleans up only what is older.</w:t>
+      </w:r>
+    </w:p>
+    <w:p>
+      <w:r>
+        <w:rPr>
+          <w:b/>
+          <w:i w:val="0"/>
+        </w:rPr>
+        <w:t>Common wrong answers.</w:t>
+      </w:r>
+    </w:p>
+    <w:p>
+      <w:pPr>
+        <w:pStyle w:val="ListBullet"/>
+      </w:pPr>
+      <w:r>
+        <w:rPr>
+          <w:b w:val="0"/>
+          <w:i w:val="0"/>
+        </w:rPr>
+        <w:t xml:space="preserve">deleted = </w:t>
+      </w:r>
+      <w:r>
+        <w:rPr>
+          <w:rFonts w:ascii="Consolas" w:hAnsi="Consolas" w:eastAsia="Consolas"/>
+          <w:b w:val="0"/>
+          <w:sz w:val="19"/>
+        </w:rPr>
+        <w:t>d7</w:t>
+      </w:r>
+      <w:r>
+        <w:rPr>
+          <w:b w:val="0"/>
+          <w:i w:val="0"/>
+        </w:rPr>
+        <w:t>: With 7 days, VACUUM removes files after a week, so versions older than 7 days are unreadable. The policy needs 30.</w:t>
+      </w:r>
+    </w:p>
+    <w:p>
+      <w:pPr>
+        <w:pStyle w:val="ListBullet"/>
+      </w:pPr>
+      <w:r>
+        <w:rPr>
+          <w:b w:val="0"/>
+          <w:i w:val="0"/>
+        </w:rPr>
+        <w:t xml:space="preserve">vacuum = </w:t>
+      </w:r>
+      <w:r>
+        <w:rPr>
+          <w:rFonts w:ascii="Consolas" w:hAnsi="Consolas" w:eastAsia="Consolas"/>
+          <w:b w:val="0"/>
+          <w:sz w:val="19"/>
+        </w:rPr>
+        <w:t>none</w:t>
+      </w:r>
+      <w:r>
+        <w:rPr>
+          <w:b w:val="0"/>
+          <w:i w:val="0"/>
+        </w:rPr>
+        <w:t>: Without VACUUM, storage grows with every write. Keep it, and let the retention property protect 30 days.</w:t>
+      </w:r>
+    </w:p>
+    <w:p>
+      <w:pPr>
+        <w:pStyle w:val="ListBullet"/>
+      </w:pPr>
+      <w:r>
+        <w:rPr>
+          <w:b w:val="0"/>
+          <w:i w:val="0"/>
+        </w:rPr>
+        <w:t xml:space="preserve">vacuum = </w:t>
+      </w:r>
+      <w:r>
+        <w:rPr>
+          <w:rFonts w:ascii="Consolas" w:hAnsi="Consolas" w:eastAsia="Consolas"/>
+          <w:b w:val="0"/>
+          <w:sz w:val="19"/>
+        </w:rPr>
+        <w:t>zero</w:t>
+      </w:r>
+      <w:r>
+        <w:rPr>
+          <w:b w:val="0"/>
+          <w:i w:val="0"/>
+        </w:rPr>
+        <w:t>: RETAIN 0 HOURS overrides the property and deletes history immediately.</w:t>
+      </w:r>
+    </w:p>
+    <w:p>
+      <w:pPr>
+        <w:pStyle w:val="ListBullet"/>
+      </w:pPr>
+      <w:r>
+        <w:rPr>
+          <w:b w:val="0"/>
+          <w:i w:val="0"/>
+        </w:rPr>
+        <w:t xml:space="preserve">log = </w:t>
+      </w:r>
+      <w:r>
+        <w:rPr>
+          <w:rFonts w:ascii="Consolas" w:hAnsi="Consolas" w:eastAsia="Consolas"/>
+          <w:b w:val="0"/>
+          <w:sz w:val="19"/>
+        </w:rPr>
+        <w:t>d7</w:t>
+      </w:r>
+      <w:r>
+        <w:rPr>
+          <w:b w:val="0"/>
+          <w:i w:val="0"/>
+        </w:rPr>
+        <w:t>: The log must keep entries at least as long as the data files, or the versions cannot be reconstructed.</w:t>
       </w:r>
     </w:p>
     <w:sectPr>

--- a/site/downloads/handbook-A3.docx
+++ b/site/downloads/handbook-A3.docx
@@ -4100,7 +4100,7 @@
           <w:b w:val="0"/>
           <w:i w:val="0"/>
         </w:rPr>
-        <w:t xml:space="preserve"> for the session. It turns evolution on for every MERGE in the job, including ones you did not think about.</w:t>
+        <w:t xml:space="preserve"> for the session, which Databricks now labels legacy. It turns evolution on for every MERGE in the job, including ones you did not think about.</w:t>
       </w:r>
     </w:p>
     <w:p>
@@ -6301,7 +6301,7 @@
           <w:b w:val="0"/>
           <w:i w:val="0"/>
         </w:rPr>
-        <w:t>spark.databricks.delta.schema.autoMerge.enabled turns on schema evolution for MERGE across the session. (search-only: https://docs.databricks.com/aws/en/data-engineering/schema-evolution)</w:t>
+        <w:t>spark.databricks.delta.schema.autoMerge.enabled turns on schema evolution for MERGE across the session. (verified: https://docs.databricks.com/aws/en/data-engineering/schema-evolution (checked 2026-09-25))</w:t>
       </w:r>
     </w:p>
     <w:p>
@@ -8030,7 +8030,7 @@
           <w:b w:val="0"/>
           <w:i w:val="0"/>
         </w:rPr>
-        <w:t>deletedFileRetentionDuration defaults to 7 days and logRetentionDuration to 30 days; from Databricks Runtime 18.0 time travel beyond deletedFileRetentionDuration is blocked. (search-only: https://docs.databricks.com/aws/en/delta/vacuum and https://docs.databricks.com/aws/en/tables/history)</w:t>
+        <w:t>deletedFileRetentionDuration defaults to 7 days and logRetentionDuration to 30 days; from Databricks Runtime 18.0 time travel beyond deletedFileRetentionDuration is blocked. (verified: https://docs.databricks.com/aws/en/delta/vacuum and https://docs.databricks.com/aws/en/tables/history (checked 2026-09-25))</w:t>
       </w:r>
     </w:p>
     <w:p>
@@ -8042,7 +8042,7 @@
           <w:b w:val="0"/>
           <w:i w:val="0"/>
         </w:rPr>
-        <w:t>Databricks recommends liquid clustering and predictive optimization for Unity Catalog managed tables. (search-only: https://docs.databricks.com/aws/en/tables/clustering)</w:t>
+        <w:t>Databricks recommends liquid clustering and predictive optimization for Unity Catalog managed tables. (verified: https://docs.databricks.com/aws/en/tables/clustering (checked 2026-09-25))</w:t>
       </w:r>
     </w:p>
     <w:p>

--- a/site/downloads/handbook-A3.docx
+++ b/site/downloads/handbook-A3.docx
@@ -3382,7 +3382,7 @@
           <w:b w:val="0"/>
           <w:i w:val="0"/>
         </w:rPr>
-        <w:t>Starter code:</w:t>
+        <w:t>Shape of the answer. The reference solution defines these names. Write the bodies yourself.</w:t>
       </w:r>
     </w:p>
     <w:tbl>
@@ -3420,7 +3420,7 @@
                 <w:b w:val="0"/>
                 <w:sz w:val="16"/>
               </w:rPr>
-              <w:t>from pyspark.sql import DataFrame, Window</w:t>
+              <w:t># Keep the row with the highest order_col for each key.</w:t>
             </w:r>
           </w:p>
           <w:p>
@@ -3443,7 +3443,7 @@
                 <w:b w:val="0"/>
                 <w:sz w:val="16"/>
               </w:rPr>
-              <w:t>from pyspark.sql import functions as F</w:t>
+              <w:t>def latest_per_key(</w:t>
             </w:r>
           </w:p>
           <w:p>
@@ -3466,7 +3466,7 @@
                 <w:b w:val="0"/>
                 <w:sz w:val="16"/>
               </w:rPr>
-              <w:t xml:space="preserve"> </w:t>
+              <w:t xml:space="preserve">    df: DataFrame,</w:t>
             </w:r>
           </w:p>
           <w:p>
@@ -3489,7 +3489,7 @@
                 <w:b w:val="0"/>
                 <w:sz w:val="16"/>
               </w:rPr>
-              <w:t xml:space="preserve"> </w:t>
+              <w:t xml:space="preserve">    keys: list[str],</w:t>
             </w:r>
           </w:p>
           <w:p>
@@ -3512,7 +3512,7 @@
                 <w:b w:val="0"/>
                 <w:sz w:val="16"/>
               </w:rPr>
-              <w:t>def latest_per_key(df: DataFrame, keys: list[str], order_col: str) -&gt; DataFrame:</w:t>
+              <w:t xml:space="preserve">    order_col: str,</w:t>
             </w:r>
           </w:p>
           <w:p>
@@ -3535,7 +3535,7 @@
                 <w:b w:val="0"/>
                 <w:sz w:val="16"/>
               </w:rPr>
-              <w:t xml:space="preserve">    ...</w:t>
+              <w:t>) -&gt; DataFrame: ...</w:t>
             </w:r>
           </w:p>
         </w:tc>
@@ -3543,721 +3543,12 @@
     </w:tbl>
     <w:p/>
     <w:p>
-      <w:pPr>
-        <w:pStyle w:val="Heading5"/>
-      </w:pPr>
-      <w:r>
-        <w:t>Exercise 6. Put in order (level 5)</w:t>
-      </w:r>
-    </w:p>
-    <w:p>
-      <w:r>
-        <w:rPr>
-          <w:b w:val="0"/>
-          <w:i w:val="0"/>
-        </w:rPr>
-        <w:t>Put the steps of an idempotent silver load in order.</w:t>
-      </w:r>
-    </w:p>
-    <w:p>
-      <w:pPr>
-        <w:pStyle w:val="ListBullet"/>
-      </w:pPr>
-      <w:r>
-        <w:rPr>
-          <w:b w:val="0"/>
-          <w:i w:val="0"/>
-        </w:rPr>
-        <w:t>Write one record to the pipeline run log</w:t>
-      </w:r>
-    </w:p>
-    <w:p>
-      <w:pPr>
-        <w:pStyle w:val="ListBullet"/>
-      </w:pPr>
-      <w:r>
-        <w:rPr>
-          <w:b w:val="0"/>
-          <w:i w:val="0"/>
-        </w:rPr>
-        <w:t>Rename and cast columns from the Variable Registry</w:t>
-      </w:r>
-    </w:p>
-    <w:p>
-      <w:pPr>
-        <w:pStyle w:val="ListBullet"/>
-      </w:pPr>
-      <w:r>
-        <w:rPr>
-          <w:b w:val="0"/>
-          <w:i w:val="0"/>
-        </w:rPr>
-        <w:t>Validate the bronze delivery against its data contract</w:t>
-      </w:r>
-    </w:p>
-    <w:p>
-      <w:pPr>
-        <w:pStyle w:val="ListBullet"/>
-      </w:pPr>
-      <w:r>
-        <w:rPr>
-          <w:b w:val="0"/>
-          <w:i w:val="0"/>
-        </w:rPr>
-        <w:t>MERGE into silver on respondent_id and wave_id</w:t>
-      </w:r>
-    </w:p>
-    <w:p>
-      <w:pPr>
-        <w:pStyle w:val="ListBullet"/>
-      </w:pPr>
-      <w:r>
-        <w:rPr>
-          <w:b w:val="0"/>
-          <w:i w:val="0"/>
-        </w:rPr>
-        <w:t>Run the table health check on silver</w:t>
-      </w:r>
-    </w:p>
-    <w:p>
-      <w:pPr>
-        <w:pStyle w:val="ListBullet"/>
-      </w:pPr>
-      <w:r>
-        <w:rPr>
-          <w:b w:val="0"/>
-          <w:i w:val="0"/>
-        </w:rPr>
-        <w:t>Keep the newest row per respondent and wave</w:t>
-      </w:r>
-    </w:p>
-    <w:p>
-      <w:pPr>
-        <w:pStyle w:val="Heading4"/>
-      </w:pPr>
-      <w:r>
-        <w:t>Practical: Prove a MERGE is idempotent</w:t>
-      </w:r>
-    </w:p>
-    <w:p>
-      <w:r>
-        <w:rPr>
-          <w:b w:val="0"/>
-          <w:i w:val="0"/>
-        </w:rPr>
-        <w:t xml:space="preserve">Platform: Databricks Free Edition. Run this in Databricks Free Edition on serverless compute. It creates a schema called </w:t>
-      </w:r>
-      <w:r>
-        <w:rPr>
-          <w:rFonts w:ascii="Consolas" w:hAnsi="Consolas" w:eastAsia="Consolas"/>
-          <w:b w:val="0"/>
-          <w:sz w:val="19"/>
-        </w:rPr>
-        <w:t>learning_a3</w:t>
-      </w:r>
-      <w:r>
-        <w:rPr>
-          <w:b w:val="0"/>
-          <w:i w:val="0"/>
-        </w:rPr>
-        <w:t xml:space="preserve"> in your current catalog, loads the same data twice, and shows that the row count does not change. It then repeats a key and shows the error.</w:t>
-      </w:r>
-    </w:p>
-    <w:p>
-      <w:r>
-        <w:rPr>
-          <w:b w:val="0"/>
-          <w:i w:val="0"/>
-        </w:rPr>
-        <w:t xml:space="preserve">Download the notebook </w:t>
-      </w:r>
-      <w:r>
-        <w:rPr>
-          <w:rFonts w:ascii="Consolas" w:hAnsi="Consolas" w:eastAsia="Consolas"/>
-          <w:b w:val="0"/>
-          <w:sz w:val="19"/>
-        </w:rPr>
-        <w:t>A3-L1.ipynb</w:t>
-      </w:r>
-      <w:r>
-        <w:rPr>
-          <w:b w:val="0"/>
-          <w:i w:val="0"/>
-        </w:rPr>
-        <w:t xml:space="preserve"> from the app.</w:t>
-      </w:r>
-    </w:p>
-    <w:p>
-      <w:pPr>
-        <w:pStyle w:val="Heading4"/>
-      </w:pPr>
-      <w:r>
-        <w:t>Sources</w:t>
-      </w:r>
-    </w:p>
-    <w:p>
-      <w:pPr>
-        <w:pStyle w:val="ListBullet"/>
-      </w:pPr>
-      <w:r>
-        <w:rPr>
-          <w:b w:val="0"/>
-          <w:i w:val="0"/>
-        </w:rPr>
-        <w:t>MERGE fails with DELTA_MULTIPLE_SOURCE_ROW_MATCHING_TARGET_ROW_IN_MERGE when several source rows match one target row. (verified: practice/tests/test_a3_l1_merge.py reproduces the error on delta-spark 4.0.1. Docs: https://docs.databricks.com/aws/en/sql/language-manual/delta-merge-into)</w:t>
-      </w:r>
-    </w:p>
-    <w:p>
-      <w:pPr>
-        <w:pStyle w:val="ListBullet"/>
-      </w:pPr>
-      <w:r>
-        <w:rPr>
-          <w:b w:val="0"/>
-          <w:i w:val="0"/>
-        </w:rPr>
-        <w:t>DeltaTable.forName, alias, merge, whenMatchedUpdateAll, whenNotMatchedInsertAll, whenNotMatchedBySourceDelete and execute exist in delta-spark 4.0. (verified: practice/tests/test_a3_l1_merge.py checks the methods on delta-spark 4.0.1.)</w:t>
-      </w:r>
-    </w:p>
-    <w:p>
-      <w:pPr>
-        <w:pStyle w:val="ListBullet"/>
-      </w:pPr>
-      <w:r>
-        <w:rPr>
-          <w:b w:val="0"/>
-          <w:i w:val="0"/>
-        </w:rPr>
-        <w:t>Free Edition users can create schemas in the workspace catalog, whose name matches the workspace. (search-only: https://docs.databricks.com/aws/en/catalogs/default)</w:t>
-      </w:r>
-    </w:p>
-    <w:p>
-      <w:pPr>
-        <w:pStyle w:val="Heading3"/>
-      </w:pPr>
-      <w:r>
-        <w:t>A3-L2 Schema enforcement is on by default. Evolve on purpose.</w:t>
-      </w:r>
-    </w:p>
-    <w:p>
-      <w:pPr>
-        <w:pStyle w:val="Heading4"/>
-      </w:pPr>
-      <w:r>
-        <w:t>Concept</w:t>
-      </w:r>
-    </w:p>
-    <w:p>
-      <w:r>
-        <w:rPr>
-          <w:b w:val="0"/>
-          <w:i w:val="0"/>
-        </w:rPr>
-        <w:t xml:space="preserve">A Delta table has a schema, and writes must match it. This is </w:t>
-      </w:r>
-      <w:r>
-        <w:rPr>
-          <w:b/>
-          <w:i w:val="0"/>
-        </w:rPr>
-        <w:t>schema enforcement</w:t>
-      </w:r>
-      <w:r>
-        <w:rPr>
-          <w:b w:val="0"/>
-          <w:i w:val="0"/>
-        </w:rPr>
-        <w:t>, and it is on by default. Tested on delta-spark 4.0.1:</w:t>
-      </w:r>
-    </w:p>
-    <w:tbl>
-      <w:tblPr>
-        <w:tblStyle w:val="TableGrid"/>
-        <w:tblW w:type="auto" w:w="0"/>
-        <w:tblLook w:firstColumn="1" w:firstRow="1" w:lastColumn="0" w:lastRow="0" w:noHBand="0" w:noVBand="1" w:val="04A0"/>
-      </w:tblPr>
-      <w:tblGrid>
-        <w:gridCol w:w="4110"/>
-        <w:gridCol w:w="4110"/>
-      </w:tblGrid>
-      <w:tr>
-        <w:tc>
-          <w:tcPr>
-            <w:tcW w:type="dxa" w:w="4110"/>
-          </w:tcPr>
-          <w:p>
-            <w:r>
-              <w:rPr>
-                <w:b/>
-              </w:rPr>
-              <w:t>Write</w:t>
-            </w:r>
-          </w:p>
-        </w:tc>
-        <w:tc>
-          <w:tcPr>
-            <w:tcW w:type="dxa" w:w="4110"/>
-          </w:tcPr>
-          <w:p>
-            <w:r>
-              <w:rPr>
-                <w:b/>
-              </w:rPr>
-              <w:t>Result</w:t>
-            </w:r>
-          </w:p>
-        </w:tc>
-      </w:tr>
-      <w:tr>
-        <w:tc>
-          <w:tcPr>
-            <w:tcW w:type="dxa" w:w="4110"/>
-          </w:tcPr>
-          <w:p>
-            <w:r>
-              <w:t>Append with an extra column</w:t>
-            </w:r>
-          </w:p>
-        </w:tc>
-        <w:tc>
-          <w:tcPr>
-            <w:tcW w:type="dxa" w:w="4110"/>
-          </w:tcPr>
-          <w:p>
-            <w:r>
-              <w:t>Fails: schema mismatch</w:t>
-            </w:r>
-          </w:p>
-        </w:tc>
-      </w:tr>
-      <w:tr>
-        <w:tc>
-          <w:tcPr>
-            <w:tcW w:type="dxa" w:w="4110"/>
-          </w:tcPr>
-          <w:p>
-            <w:r>
-              <w:t>Append with a column missing</w:t>
-            </w:r>
-          </w:p>
-        </w:tc>
-        <w:tc>
-          <w:tcPr>
-            <w:tcW w:type="dxa" w:w="4110"/>
-          </w:tcPr>
-          <w:p>
-            <w:r>
-              <w:t>Succeeds: the missing column is NULL</w:t>
-            </w:r>
-          </w:p>
-        </w:tc>
-      </w:tr>
-      <w:tr>
-        <w:tc>
-          <w:tcPr>
-            <w:tcW w:type="dxa" w:w="4110"/>
-          </w:tcPr>
-          <w:p>
-            <w:r>
-              <w:t>Append with a clashing type (INT into DOUBLE)</w:t>
-            </w:r>
-          </w:p>
-        </w:tc>
-        <w:tc>
-          <w:tcPr>
-            <w:tcW w:type="dxa" w:w="4110"/>
-          </w:tcPr>
-          <w:p>
-            <w:r>
-              <w:t>Fails: DELTA_FAILED_TO_MERGE_FIELDS</w:t>
-            </w:r>
-          </w:p>
-        </w:tc>
-      </w:tr>
-      <w:tr>
-        <w:tc>
-          <w:tcPr>
-            <w:tcW w:type="dxa" w:w="4110"/>
-          </w:tcPr>
-          <w:p>
-            <w:r>
-              <w:t>Overwrite with a different schema</w:t>
-            </w:r>
-          </w:p>
-        </w:tc>
-        <w:tc>
-          <w:tcPr>
-            <w:tcW w:type="dxa" w:w="4110"/>
-          </w:tcPr>
-          <w:p>
-            <w:r>
-              <w:t>Fails unless overwriteSchema is true</w:t>
-            </w:r>
-          </w:p>
-        </w:tc>
-      </w:tr>
-      <w:tr>
-        <w:tc>
-          <w:tcPr>
-            <w:tcW w:type="dxa" w:w="4110"/>
-          </w:tcPr>
-          <w:p>
-            <w:r>
-              <w:t>MERGE with updateAll/insertAll and an extra source column</w:t>
-            </w:r>
-          </w:p>
-        </w:tc>
-        <w:tc>
-          <w:tcPr>
-            <w:tcW w:type="dxa" w:w="4110"/>
-          </w:tcPr>
-          <w:p>
-            <w:r>
-              <w:t>Succeeds, and silently drops the extra column</w:t>
-            </w:r>
-          </w:p>
-        </w:tc>
-      </w:tr>
-    </w:tbl>
-    <w:p>
-      <w:r>
-        <w:rPr>
-          <w:b w:val="0"/>
-          <w:i w:val="0"/>
-        </w:rPr>
-        <w:t>Enforcement is your friend. A failing write is a cheap, early signal that a delivery changed.</w:t>
-      </w:r>
-    </w:p>
-    <w:p>
-      <w:r>
-        <w:rPr>
-          <w:b/>
-          <w:i w:val="0"/>
-        </w:rPr>
-        <w:t>Schema evolution</w:t>
-      </w:r>
-      <w:r>
-        <w:rPr>
-          <w:b w:val="0"/>
-          <w:i w:val="0"/>
-        </w:rPr>
-        <w:t xml:space="preserve"> changes the table's schema to accept the new shape. Delta offers it per write:</w:t>
-      </w:r>
-    </w:p>
-    <w:p>
-      <w:pPr>
-        <w:pStyle w:val="ListBullet"/>
-      </w:pPr>
-      <w:r>
-        <w:rPr>
-          <w:b w:val="0"/>
-          <w:i w:val="0"/>
-        </w:rPr>
-        <w:t xml:space="preserve">Append: </w:t>
-      </w:r>
-      <w:r>
-        <w:rPr>
-          <w:rFonts w:ascii="Consolas" w:hAnsi="Consolas" w:eastAsia="Consolas"/>
-          <w:b w:val="0"/>
-          <w:sz w:val="19"/>
-        </w:rPr>
-        <w:t>.option("mergeSchema", "true")</w:t>
-      </w:r>
-      <w:r>
-        <w:rPr>
-          <w:b w:val="0"/>
-          <w:i w:val="0"/>
-        </w:rPr>
-        <w:t xml:space="preserve"> adds new columns.</w:t>
-      </w:r>
-    </w:p>
-    <w:p>
-      <w:pPr>
-        <w:pStyle w:val="ListBullet"/>
-      </w:pPr>
-      <w:r>
-        <w:rPr>
-          <w:b w:val="0"/>
-          <w:i w:val="0"/>
-        </w:rPr>
-        <w:t xml:space="preserve">MERGE: </w:t>
-      </w:r>
-      <w:r>
-        <w:rPr>
-          <w:rFonts w:ascii="Consolas" w:hAnsi="Consolas" w:eastAsia="Consolas"/>
-          <w:b w:val="0"/>
-          <w:sz w:val="19"/>
-        </w:rPr>
-        <w:t>.withSchemaEvolution()</w:t>
-      </w:r>
-      <w:r>
-        <w:rPr>
-          <w:b w:val="0"/>
-          <w:i w:val="0"/>
-        </w:rPr>
-        <w:t xml:space="preserve"> on the merge builder adds new source columns.</w:t>
-      </w:r>
-    </w:p>
-    <w:p>
-      <w:pPr>
-        <w:pStyle w:val="ListBullet"/>
-      </w:pPr>
-      <w:r>
-        <w:rPr>
-          <w:b w:val="0"/>
-          <w:i w:val="0"/>
-        </w:rPr>
-        <w:t xml:space="preserve">Planned change: </w:t>
-      </w:r>
-      <w:r>
-        <w:rPr>
-          <w:rFonts w:ascii="Consolas" w:hAnsi="Consolas" w:eastAsia="Consolas"/>
-          <w:b w:val="0"/>
-          <w:sz w:val="19"/>
-        </w:rPr>
-        <w:t>ALTER TABLE ... ADD COLUMN (region STRING)</w:t>
-      </w:r>
-      <w:r>
-        <w:rPr>
-          <w:b w:val="0"/>
-          <w:i w:val="0"/>
-        </w:rPr>
-        <w:t xml:space="preserve"> in a reviewed migration.</w:t>
-      </w:r>
-    </w:p>
-    <w:p>
-      <w:r>
-        <w:rPr>
-          <w:b w:val="0"/>
-          <w:i w:val="0"/>
-        </w:rPr>
-        <w:t>Evolve on purpose, never by default. Two habits cause trouble:</w:t>
-      </w:r>
-    </w:p>
-    <w:p>
-      <w:pPr>
-        <w:pStyle w:val="ListBullet"/>
-      </w:pPr>
-      <w:r>
-        <w:rPr>
-          <w:b w:val="0"/>
-          <w:i w:val="0"/>
-        </w:rPr>
-        <w:t xml:space="preserve">Leaving </w:t>
-      </w:r>
-      <w:r>
-        <w:rPr>
-          <w:rFonts w:ascii="Consolas" w:hAnsi="Consolas" w:eastAsia="Consolas"/>
-          <w:b w:val="0"/>
-          <w:sz w:val="19"/>
-        </w:rPr>
-        <w:t>mergeSchema</w:t>
-      </w:r>
-      <w:r>
-        <w:rPr>
-          <w:b w:val="0"/>
-          <w:i w:val="0"/>
-        </w:rPr>
-        <w:t xml:space="preserve"> on every silver write. A supplier typo such as </w:t>
-      </w:r>
-      <w:r>
-        <w:rPr>
-          <w:rFonts w:ascii="Consolas" w:hAnsi="Consolas" w:eastAsia="Consolas"/>
-          <w:b w:val="0"/>
-          <w:sz w:val="19"/>
-        </w:rPr>
-        <w:t>final_wieght</w:t>
-      </w:r>
-      <w:r>
-        <w:rPr>
-          <w:b w:val="0"/>
-          <w:i w:val="0"/>
-        </w:rPr>
-        <w:t xml:space="preserve"> becomes a new, permanent column, and the real weight is NULL for that wave.</w:t>
-      </w:r>
-    </w:p>
-    <w:p>
-      <w:pPr>
-        <w:pStyle w:val="ListBullet"/>
-      </w:pPr>
-      <w:r>
-        <w:rPr>
-          <w:b w:val="0"/>
-          <w:i w:val="0"/>
-        </w:rPr>
-        <w:t xml:space="preserve">Setting </w:t>
-      </w:r>
-      <w:r>
-        <w:rPr>
-          <w:rFonts w:ascii="Consolas" w:hAnsi="Consolas" w:eastAsia="Consolas"/>
-          <w:b w:val="0"/>
-          <w:sz w:val="19"/>
-        </w:rPr>
-        <w:t>spark.databricks.delta.schema.autoMerge.enabled</w:t>
-      </w:r>
-      <w:r>
-        <w:rPr>
-          <w:b w:val="0"/>
-          <w:i w:val="0"/>
-        </w:rPr>
-        <w:t xml:space="preserve"> for the session, which Databricks now labels legacy. It turns evolution on for every MERGE in the job, including ones you did not think about.</w:t>
-      </w:r>
-    </w:p>
-    <w:p>
-      <w:r>
-        <w:rPr>
-          <w:b w:val="0"/>
-          <w:i w:val="0"/>
-        </w:rPr>
-        <w:t xml:space="preserve">The safe pattern: validate the incoming columns against the registry first (lesson A2-L2). If a column is new and expected, add it with </w:t>
-      </w:r>
-      <w:r>
-        <w:rPr>
-          <w:rFonts w:ascii="Consolas" w:hAnsi="Consolas" w:eastAsia="Consolas"/>
-          <w:b w:val="0"/>
-          <w:sz w:val="19"/>
-        </w:rPr>
-        <w:t>ALTER TABLE</w:t>
-      </w:r>
-      <w:r>
-        <w:rPr>
-          <w:b w:val="0"/>
-          <w:i w:val="0"/>
-        </w:rPr>
-        <w:t xml:space="preserve"> or evolve that one write. If it is unexpected, fail the run and ask the supplier.</w:t>
-      </w:r>
-    </w:p>
-    <w:p>
-      <w:r>
-        <w:rPr>
-          <w:b w:val="0"/>
-          <w:i w:val="0"/>
-        </w:rPr>
-        <w:t>Note the silent MERGE case in the table. Enforcement does not protect you there. Your column check does.</w:t>
-      </w:r>
-    </w:p>
-    <w:p>
-      <w:pPr>
-        <w:pStyle w:val="Heading4"/>
-      </w:pPr>
-      <w:r>
-        <w:t>Why it matters</w:t>
-      </w:r>
-    </w:p>
-    <w:p>
-      <w:r>
-        <w:rPr>
-          <w:b w:val="0"/>
-          <w:i w:val="0"/>
-        </w:rPr>
-        <w:t xml:space="preserve">A silver job appends with </w:t>
-      </w:r>
-      <w:r>
-        <w:rPr>
-          <w:rFonts w:ascii="Consolas" w:hAnsi="Consolas" w:eastAsia="Consolas"/>
-          <w:b w:val="0"/>
-          <w:sz w:val="19"/>
-        </w:rPr>
-        <w:t>mergeSchema</w:t>
-      </w:r>
-      <w:r>
-        <w:rPr>
-          <w:b w:val="0"/>
-          <w:i w:val="0"/>
-        </w:rPr>
-        <w:t xml:space="preserve"> always on, "to avoid schema errors". A supplier's export misspells </w:t>
-      </w:r>
-      <w:r>
-        <w:rPr>
-          <w:rFonts w:ascii="Consolas" w:hAnsi="Consolas" w:eastAsia="Consolas"/>
-          <w:b w:val="0"/>
-          <w:sz w:val="19"/>
-        </w:rPr>
-        <w:t>final_weight</w:t>
-      </w:r>
-      <w:r>
-        <w:rPr>
-          <w:b w:val="0"/>
-          <w:i w:val="0"/>
-        </w:rPr>
-        <w:t xml:space="preserve"> as </w:t>
-      </w:r>
-      <w:r>
-        <w:rPr>
-          <w:rFonts w:ascii="Consolas" w:hAnsi="Consolas" w:eastAsia="Consolas"/>
-          <w:b w:val="0"/>
-          <w:sz w:val="19"/>
-        </w:rPr>
-        <w:t>final_wieght</w:t>
-      </w:r>
-      <w:r>
-        <w:rPr>
-          <w:b w:val="0"/>
-          <w:i w:val="0"/>
-        </w:rPr>
-        <w:t xml:space="preserve"> for one wave. The append succeeds. Silver gains a permanent </w:t>
-      </w:r>
-      <w:r>
-        <w:rPr>
-          <w:rFonts w:ascii="Consolas" w:hAnsi="Consolas" w:eastAsia="Consolas"/>
-          <w:b w:val="0"/>
-          <w:sz w:val="19"/>
-        </w:rPr>
-        <w:t>final_wieght</w:t>
-      </w:r>
-      <w:r>
-        <w:rPr>
-          <w:b w:val="0"/>
-          <w:i w:val="0"/>
-        </w:rPr>
-        <w:t xml:space="preserve"> column, and </w:t>
-      </w:r>
-      <w:r>
-        <w:rPr>
-          <w:rFonts w:ascii="Consolas" w:hAnsi="Consolas" w:eastAsia="Consolas"/>
-          <w:b w:val="0"/>
-          <w:sz w:val="19"/>
-        </w:rPr>
-        <w:t>final_weight</w:t>
-      </w:r>
-      <w:r>
-        <w:rPr>
-          <w:b w:val="0"/>
-          <w:i w:val="0"/>
-        </w:rPr>
-        <w:t xml:space="preserve"> is NULL for 2,000 respondents. Gold sums NULL weights to a smaller base, and weighted reach for that wave is computed on the wrong population.</w:t>
-      </w:r>
-    </w:p>
-    <w:p>
-      <w:r>
-        <w:rPr>
-          <w:b w:val="0"/>
-          <w:i w:val="0"/>
-        </w:rPr>
-        <w:t xml:space="preserve">Without </w:t>
-      </w:r>
-      <w:r>
-        <w:rPr>
-          <w:rFonts w:ascii="Consolas" w:hAnsi="Consolas" w:eastAsia="Consolas"/>
-          <w:b w:val="0"/>
-          <w:sz w:val="19"/>
-        </w:rPr>
-        <w:t>mergeSchema</w:t>
-      </w:r>
-      <w:r>
-        <w:rPr>
-          <w:b w:val="0"/>
-          <w:i w:val="0"/>
-        </w:rPr>
-        <w:t>, the append fails with a schema mismatch naming the unexpected column. The fix takes minutes, and silver never holds the bad wave.</w:t>
-      </w:r>
-    </w:p>
-    <w:p>
-      <w:pPr>
-        <w:pStyle w:val="Heading4"/>
-      </w:pPr>
-      <w:r>
-        <w:t>Worked example: weak code</w:t>
+      <w:r>
+        <w:rPr>
+          <w:b w:val="0"/>
+          <w:i w:val="0"/>
+        </w:rPr>
+        <w:t>Starter code:</w:t>
       </w:r>
     </w:p>
     <w:tbl>
@@ -4283,19 +3574,19 @@
             <w:r>
               <w:rPr>
                 <w:rFonts w:ascii="Consolas" w:hAnsi="Consolas" w:eastAsia="Consolas"/>
-                <w:b/>
+                <w:b w:val="0"/>
                 <w:color w:val="5B6875"/>
                 <w:sz w:val="16"/>
               </w:rPr>
-              <w:t xml:space="preserve"> [1]  </w:t>
-            </w:r>
-            <w:r>
-              <w:rPr>
-                <w:rFonts w:ascii="Consolas" w:hAnsi="Consolas" w:eastAsia="Consolas"/>
-                <w:b w:val="0"/>
-                <w:sz w:val="16"/>
-              </w:rPr>
-              <w:t>spark.conf.set("spark.databricks.delta.schema.autoMerge.enabled", "true")</w:t>
+              <w:t xml:space="preserve">   1  </w:t>
+            </w:r>
+            <w:r>
+              <w:rPr>
+                <w:rFonts w:ascii="Consolas" w:hAnsi="Consolas" w:eastAsia="Consolas"/>
+                <w:b w:val="0"/>
+                <w:sz w:val="16"/>
+              </w:rPr>
+              <w:t>from pyspark.sql import DataFrame, Window</w:t>
             </w:r>
           </w:p>
           <w:p>
@@ -4318,7 +3609,7 @@
                 <w:b w:val="0"/>
                 <w:sz w:val="16"/>
               </w:rPr>
-              <w:t xml:space="preserve"> </w:t>
+              <w:t>from pyspark.sql import functions as F</w:t>
             </w:r>
           </w:p>
           <w:p>
@@ -4364,7 +3655,7 @@
                 <w:b w:val="0"/>
                 <w:sz w:val="16"/>
               </w:rPr>
-              <w:t>def append_wave(df, table):</w:t>
+              <w:t xml:space="preserve"> </w:t>
             </w:r>
           </w:p>
           <w:p>
@@ -4375,58 +3666,640 @@
             <w:r>
               <w:rPr>
                 <w:rFonts w:ascii="Consolas" w:hAnsi="Consolas" w:eastAsia="Consolas"/>
+                <w:b w:val="0"/>
+                <w:color w:val="5B6875"/>
+                <w:sz w:val="16"/>
+              </w:rPr>
+              <w:t xml:space="preserve">   5  </w:t>
+            </w:r>
+            <w:r>
+              <w:rPr>
+                <w:rFonts w:ascii="Consolas" w:hAnsi="Consolas" w:eastAsia="Consolas"/>
+                <w:b w:val="0"/>
+                <w:sz w:val="16"/>
+              </w:rPr>
+              <w:t>def latest_per_key(df: DataFrame, keys: list[str], order_col: str) -&gt; DataFrame:</w:t>
+            </w:r>
+          </w:p>
+          <w:p>
+            <w:pPr>
+              <w:spacing w:before="0" w:after="0" w:line="240" w:lineRule="auto"/>
+              <w:ind w:left="567" w:hanging="567"/>
+            </w:pPr>
+            <w:r>
+              <w:rPr>
+                <w:rFonts w:ascii="Consolas" w:hAnsi="Consolas" w:eastAsia="Consolas"/>
+                <w:b w:val="0"/>
+                <w:color w:val="5B6875"/>
+                <w:sz w:val="16"/>
+              </w:rPr>
+              <w:t xml:space="preserve">   6  </w:t>
+            </w:r>
+            <w:r>
+              <w:rPr>
+                <w:rFonts w:ascii="Consolas" w:hAnsi="Consolas" w:eastAsia="Consolas"/>
+                <w:b w:val="0"/>
+                <w:sz w:val="16"/>
+              </w:rPr>
+              <w:t xml:space="preserve">    ...</w:t>
+            </w:r>
+          </w:p>
+        </w:tc>
+      </w:tr>
+    </w:tbl>
+    <w:p/>
+    <w:p>
+      <w:pPr>
+        <w:pStyle w:val="Heading5"/>
+      </w:pPr>
+      <w:r>
+        <w:t>Exercise 6. Put in order (level 5)</w:t>
+      </w:r>
+    </w:p>
+    <w:p>
+      <w:r>
+        <w:rPr>
+          <w:b w:val="0"/>
+          <w:i w:val="0"/>
+        </w:rPr>
+        <w:t>Put the steps of an idempotent silver load in order.</w:t>
+      </w:r>
+    </w:p>
+    <w:p>
+      <w:pPr>
+        <w:pStyle w:val="ListBullet"/>
+      </w:pPr>
+      <w:r>
+        <w:rPr>
+          <w:b w:val="0"/>
+          <w:i w:val="0"/>
+        </w:rPr>
+        <w:t>Write one record to the pipeline run log</w:t>
+      </w:r>
+    </w:p>
+    <w:p>
+      <w:pPr>
+        <w:pStyle w:val="ListBullet"/>
+      </w:pPr>
+      <w:r>
+        <w:rPr>
+          <w:b w:val="0"/>
+          <w:i w:val="0"/>
+        </w:rPr>
+        <w:t>Rename and cast columns from the Variable Registry</w:t>
+      </w:r>
+    </w:p>
+    <w:p>
+      <w:pPr>
+        <w:pStyle w:val="ListBullet"/>
+      </w:pPr>
+      <w:r>
+        <w:rPr>
+          <w:b w:val="0"/>
+          <w:i w:val="0"/>
+        </w:rPr>
+        <w:t>Validate the bronze delivery against its data contract</w:t>
+      </w:r>
+    </w:p>
+    <w:p>
+      <w:pPr>
+        <w:pStyle w:val="ListBullet"/>
+      </w:pPr>
+      <w:r>
+        <w:rPr>
+          <w:b w:val="0"/>
+          <w:i w:val="0"/>
+        </w:rPr>
+        <w:t>MERGE into silver on respondent_id and wave_id</w:t>
+      </w:r>
+    </w:p>
+    <w:p>
+      <w:pPr>
+        <w:pStyle w:val="ListBullet"/>
+      </w:pPr>
+      <w:r>
+        <w:rPr>
+          <w:b w:val="0"/>
+          <w:i w:val="0"/>
+        </w:rPr>
+        <w:t>Run the table health check on silver</w:t>
+      </w:r>
+    </w:p>
+    <w:p>
+      <w:pPr>
+        <w:pStyle w:val="ListBullet"/>
+      </w:pPr>
+      <w:r>
+        <w:rPr>
+          <w:b w:val="0"/>
+          <w:i w:val="0"/>
+        </w:rPr>
+        <w:t>Keep the newest row per respondent and wave</w:t>
+      </w:r>
+    </w:p>
+    <w:p>
+      <w:pPr>
+        <w:pStyle w:val="Heading4"/>
+      </w:pPr>
+      <w:r>
+        <w:t>Practical: Prove a MERGE is idempotent</w:t>
+      </w:r>
+    </w:p>
+    <w:p>
+      <w:r>
+        <w:rPr>
+          <w:b w:val="0"/>
+          <w:i w:val="0"/>
+        </w:rPr>
+        <w:t xml:space="preserve">Platform: Databricks Free Edition. Run this in Databricks Free Edition on serverless compute. It creates a schema called </w:t>
+      </w:r>
+      <w:r>
+        <w:rPr>
+          <w:rFonts w:ascii="Consolas" w:hAnsi="Consolas" w:eastAsia="Consolas"/>
+          <w:b w:val="0"/>
+          <w:sz w:val="19"/>
+        </w:rPr>
+        <w:t>learning_a3</w:t>
+      </w:r>
+      <w:r>
+        <w:rPr>
+          <w:b w:val="0"/>
+          <w:i w:val="0"/>
+        </w:rPr>
+        <w:t xml:space="preserve"> in your current catalog, loads the same data twice, and shows that the row count does not change. It then repeats a key and shows the error.</w:t>
+      </w:r>
+    </w:p>
+    <w:p>
+      <w:r>
+        <w:rPr>
+          <w:b w:val="0"/>
+          <w:i w:val="0"/>
+        </w:rPr>
+        <w:t xml:space="preserve">Download the notebook </w:t>
+      </w:r>
+      <w:r>
+        <w:rPr>
+          <w:rFonts w:ascii="Consolas" w:hAnsi="Consolas" w:eastAsia="Consolas"/>
+          <w:b w:val="0"/>
+          <w:sz w:val="19"/>
+        </w:rPr>
+        <w:t>A3-L1.ipynb</w:t>
+      </w:r>
+      <w:r>
+        <w:rPr>
+          <w:b w:val="0"/>
+          <w:i w:val="0"/>
+        </w:rPr>
+        <w:t xml:space="preserve"> from the app.</w:t>
+      </w:r>
+    </w:p>
+    <w:p>
+      <w:pPr>
+        <w:pStyle w:val="Heading4"/>
+      </w:pPr>
+      <w:r>
+        <w:t>Sources</w:t>
+      </w:r>
+    </w:p>
+    <w:p>
+      <w:pPr>
+        <w:pStyle w:val="ListBullet"/>
+      </w:pPr>
+      <w:r>
+        <w:rPr>
+          <w:b w:val="0"/>
+          <w:i w:val="0"/>
+        </w:rPr>
+        <w:t>MERGE fails with DELTA_MULTIPLE_SOURCE_ROW_MATCHING_TARGET_ROW_IN_MERGE when several source rows match one target row. (verified: practice/tests/test_a3_l1_merge.py reproduces the error on delta-spark 4.0.1. Docs: https://docs.databricks.com/aws/en/sql/language-manual/delta-merge-into)</w:t>
+      </w:r>
+    </w:p>
+    <w:p>
+      <w:pPr>
+        <w:pStyle w:val="ListBullet"/>
+      </w:pPr>
+      <w:r>
+        <w:rPr>
+          <w:b w:val="0"/>
+          <w:i w:val="0"/>
+        </w:rPr>
+        <w:t>DeltaTable.forName, alias, merge, whenMatchedUpdateAll, whenNotMatchedInsertAll, whenNotMatchedBySourceDelete and execute exist in delta-spark 4.0. (verified: practice/tests/test_a3_l1_merge.py checks the methods on delta-spark 4.0.1.)</w:t>
+      </w:r>
+    </w:p>
+    <w:p>
+      <w:pPr>
+        <w:pStyle w:val="ListBullet"/>
+      </w:pPr>
+      <w:r>
+        <w:rPr>
+          <w:b w:val="0"/>
+          <w:i w:val="0"/>
+        </w:rPr>
+        <w:t>Free Edition users can create schemas in the workspace catalog, whose name matches the workspace. (search-only: https://docs.databricks.com/aws/en/catalogs/default)</w:t>
+      </w:r>
+    </w:p>
+    <w:p>
+      <w:pPr>
+        <w:pStyle w:val="Heading3"/>
+      </w:pPr>
+      <w:r>
+        <w:t>A3-L2 Schema enforcement is on by default. Evolve on purpose.</w:t>
+      </w:r>
+    </w:p>
+    <w:p>
+      <w:pPr>
+        <w:pStyle w:val="Heading4"/>
+      </w:pPr>
+      <w:r>
+        <w:t>Concept</w:t>
+      </w:r>
+    </w:p>
+    <w:p>
+      <w:r>
+        <w:rPr>
+          <w:b w:val="0"/>
+          <w:i w:val="0"/>
+        </w:rPr>
+        <w:t xml:space="preserve">A Delta table has a schema, and writes must match it. This is </w:t>
+      </w:r>
+      <w:r>
+        <w:rPr>
+          <w:b/>
+          <w:i w:val="0"/>
+        </w:rPr>
+        <w:t>schema enforcement</w:t>
+      </w:r>
+      <w:r>
+        <w:rPr>
+          <w:b w:val="0"/>
+          <w:i w:val="0"/>
+        </w:rPr>
+        <w:t>, and it is on by default. Tested on delta-spark 4.0.1:</w:t>
+      </w:r>
+    </w:p>
+    <w:tbl>
+      <w:tblPr>
+        <w:tblStyle w:val="TableGrid"/>
+        <w:tblW w:type="auto" w:w="0"/>
+        <w:tblLook w:firstColumn="1" w:firstRow="1" w:lastColumn="0" w:lastRow="0" w:noHBand="0" w:noVBand="1" w:val="04A0"/>
+      </w:tblPr>
+      <w:tblGrid>
+        <w:gridCol w:w="4110"/>
+        <w:gridCol w:w="4110"/>
+      </w:tblGrid>
+      <w:tr>
+        <w:tc>
+          <w:tcPr>
+            <w:tcW w:type="dxa" w:w="4110"/>
+          </w:tcPr>
+          <w:p>
+            <w:r>
+              <w:rPr>
                 <w:b/>
-                <w:color w:val="5B6875"/>
-                <w:sz w:val="16"/>
-              </w:rPr>
-              <w:t xml:space="preserve"> [2]  </w:t>
-            </w:r>
-            <w:r>
-              <w:rPr>
-                <w:rFonts w:ascii="Consolas" w:hAnsi="Consolas" w:eastAsia="Consolas"/>
-                <w:b w:val="0"/>
-                <w:sz w:val="16"/>
-              </w:rPr>
-              <w:t xml:space="preserve">    df.write.format("delta").mode("append").option("mergeSchema", "true").saveAsTable(table)</w:t>
+              </w:rPr>
+              <w:t>Write</w:t>
+            </w:r>
+          </w:p>
+        </w:tc>
+        <w:tc>
+          <w:tcPr>
+            <w:tcW w:type="dxa" w:w="4110"/>
+          </w:tcPr>
+          <w:p>
+            <w:r>
+              <w:rPr>
+                <w:b/>
+              </w:rPr>
+              <w:t>Result</w:t>
+            </w:r>
+          </w:p>
+        </w:tc>
+      </w:tr>
+      <w:tr>
+        <w:tc>
+          <w:tcPr>
+            <w:tcW w:type="dxa" w:w="4110"/>
+          </w:tcPr>
+          <w:p>
+            <w:r>
+              <w:t>Append with an extra column</w:t>
+            </w:r>
+          </w:p>
+        </w:tc>
+        <w:tc>
+          <w:tcPr>
+            <w:tcW w:type="dxa" w:w="4110"/>
+          </w:tcPr>
+          <w:p>
+            <w:r>
+              <w:t>Fails: schema mismatch</w:t>
+            </w:r>
+          </w:p>
+        </w:tc>
+      </w:tr>
+      <w:tr>
+        <w:tc>
+          <w:tcPr>
+            <w:tcW w:type="dxa" w:w="4110"/>
+          </w:tcPr>
+          <w:p>
+            <w:r>
+              <w:t>Append with a column missing</w:t>
+            </w:r>
+          </w:p>
+        </w:tc>
+        <w:tc>
+          <w:tcPr>
+            <w:tcW w:type="dxa" w:w="4110"/>
+          </w:tcPr>
+          <w:p>
+            <w:r>
+              <w:t>Succeeds: the missing column is NULL</w:t>
+            </w:r>
+          </w:p>
+        </w:tc>
+      </w:tr>
+      <w:tr>
+        <w:tc>
+          <w:tcPr>
+            <w:tcW w:type="dxa" w:w="4110"/>
+          </w:tcPr>
+          <w:p>
+            <w:r>
+              <w:t>Append with a clashing type (INT into DOUBLE)</w:t>
+            </w:r>
+          </w:p>
+        </w:tc>
+        <w:tc>
+          <w:tcPr>
+            <w:tcW w:type="dxa" w:w="4110"/>
+          </w:tcPr>
+          <w:p>
+            <w:r>
+              <w:t>Fails: DELTA_FAILED_TO_MERGE_FIELDS</w:t>
+            </w:r>
+          </w:p>
+        </w:tc>
+      </w:tr>
+      <w:tr>
+        <w:tc>
+          <w:tcPr>
+            <w:tcW w:type="dxa" w:w="4110"/>
+          </w:tcPr>
+          <w:p>
+            <w:r>
+              <w:t>Overwrite with a different schema</w:t>
+            </w:r>
+          </w:p>
+        </w:tc>
+        <w:tc>
+          <w:tcPr>
+            <w:tcW w:type="dxa" w:w="4110"/>
+          </w:tcPr>
+          <w:p>
+            <w:r>
+              <w:t>Fails unless overwriteSchema is true</w:t>
+            </w:r>
+          </w:p>
+        </w:tc>
+      </w:tr>
+      <w:tr>
+        <w:tc>
+          <w:tcPr>
+            <w:tcW w:type="dxa" w:w="4110"/>
+          </w:tcPr>
+          <w:p>
+            <w:r>
+              <w:t>MERGE with updateAll/insertAll and an extra source column</w:t>
+            </w:r>
+          </w:p>
+        </w:tc>
+        <w:tc>
+          <w:tcPr>
+            <w:tcW w:type="dxa" w:w="4110"/>
+          </w:tcPr>
+          <w:p>
+            <w:r>
+              <w:t>Succeeds, and silently drops the extra column</w:t>
             </w:r>
           </w:p>
         </w:tc>
       </w:tr>
     </w:tbl>
     <w:p>
-      <w:pPr>
-        <w:pStyle w:val="ListNumber"/>
-      </w:pPr>
+      <w:r>
+        <w:rPr>
+          <w:b w:val="0"/>
+          <w:i w:val="0"/>
+        </w:rPr>
+        <w:t>Enforcement is your friend. A failing write is a cheap, early signal that a delivery changed.</w:t>
+      </w:r>
+    </w:p>
+    <w:p>
       <w:r>
         <w:rPr>
           <w:b/>
-        </w:rPr>
-        <w:t xml:space="preserve">Line 1. </w:t>
-      </w:r>
-      <w:r>
-        <w:rPr>
-          <w:b w:val="0"/>
-          <w:i w:val="0"/>
-        </w:rPr>
-        <w:t>Turns evolution on for every MERGE in the session, not just the one you meant.</w:t>
+          <w:i w:val="0"/>
+        </w:rPr>
+        <w:t>Schema evolution</w:t>
+      </w:r>
+      <w:r>
+        <w:rPr>
+          <w:b w:val="0"/>
+          <w:i w:val="0"/>
+        </w:rPr>
+        <w:t xml:space="preserve"> changes the table's schema to accept the new shape. Delta offers it per write:</w:t>
       </w:r>
     </w:p>
     <w:p>
       <w:pPr>
-        <w:pStyle w:val="ListNumber"/>
+        <w:pStyle w:val="ListBullet"/>
       </w:pPr>
       <w:r>
         <w:rPr>
-          <w:b/>
-        </w:rPr>
-        <w:t xml:space="preserve">Line 5. </w:t>
-      </w:r>
-      <w:r>
-        <w:rPr>
-          <w:b w:val="0"/>
-          <w:i w:val="0"/>
-        </w:rPr>
-        <w:t>Every append may now add columns. A typo in a delivery becomes part of the table.</w:t>
+          <w:b w:val="0"/>
+          <w:i w:val="0"/>
+        </w:rPr>
+        <w:t xml:space="preserve">Append: </w:t>
+      </w:r>
+      <w:r>
+        <w:rPr>
+          <w:rFonts w:ascii="Consolas" w:hAnsi="Consolas" w:eastAsia="Consolas"/>
+          <w:b w:val="0"/>
+          <w:sz w:val="19"/>
+        </w:rPr>
+        <w:t>.option("mergeSchema", "true")</w:t>
+      </w:r>
+      <w:r>
+        <w:rPr>
+          <w:b w:val="0"/>
+          <w:i w:val="0"/>
+        </w:rPr>
+        <w:t xml:space="preserve"> adds new columns.</w:t>
+      </w:r>
+    </w:p>
+    <w:p>
+      <w:pPr>
+        <w:pStyle w:val="ListBullet"/>
+      </w:pPr>
+      <w:r>
+        <w:rPr>
+          <w:b w:val="0"/>
+          <w:i w:val="0"/>
+        </w:rPr>
+        <w:t xml:space="preserve">MERGE: </w:t>
+      </w:r>
+      <w:r>
+        <w:rPr>
+          <w:rFonts w:ascii="Consolas" w:hAnsi="Consolas" w:eastAsia="Consolas"/>
+          <w:b w:val="0"/>
+          <w:sz w:val="19"/>
+        </w:rPr>
+        <w:t>.withSchemaEvolution()</w:t>
+      </w:r>
+      <w:r>
+        <w:rPr>
+          <w:b w:val="0"/>
+          <w:i w:val="0"/>
+        </w:rPr>
+        <w:t xml:space="preserve"> on the merge builder adds new source columns.</w:t>
+      </w:r>
+    </w:p>
+    <w:p>
+      <w:pPr>
+        <w:pStyle w:val="ListBullet"/>
+      </w:pPr>
+      <w:r>
+        <w:rPr>
+          <w:b w:val="0"/>
+          <w:i w:val="0"/>
+        </w:rPr>
+        <w:t xml:space="preserve">Planned change: </w:t>
+      </w:r>
+      <w:r>
+        <w:rPr>
+          <w:rFonts w:ascii="Consolas" w:hAnsi="Consolas" w:eastAsia="Consolas"/>
+          <w:b w:val="0"/>
+          <w:sz w:val="19"/>
+        </w:rPr>
+        <w:t>ALTER TABLE ... ADD COLUMN (region STRING)</w:t>
+      </w:r>
+      <w:r>
+        <w:rPr>
+          <w:b w:val="0"/>
+          <w:i w:val="0"/>
+        </w:rPr>
+        <w:t xml:space="preserve"> in a reviewed migration.</w:t>
+      </w:r>
+    </w:p>
+    <w:p>
+      <w:r>
+        <w:rPr>
+          <w:b w:val="0"/>
+          <w:i w:val="0"/>
+        </w:rPr>
+        <w:t>Evolve on purpose, never by default. Two habits cause trouble:</w:t>
+      </w:r>
+    </w:p>
+    <w:p>
+      <w:pPr>
+        <w:pStyle w:val="ListBullet"/>
+      </w:pPr>
+      <w:r>
+        <w:rPr>
+          <w:b w:val="0"/>
+          <w:i w:val="0"/>
+        </w:rPr>
+        <w:t xml:space="preserve">Leaving </w:t>
+      </w:r>
+      <w:r>
+        <w:rPr>
+          <w:rFonts w:ascii="Consolas" w:hAnsi="Consolas" w:eastAsia="Consolas"/>
+          <w:b w:val="0"/>
+          <w:sz w:val="19"/>
+        </w:rPr>
+        <w:t>mergeSchema</w:t>
+      </w:r>
+      <w:r>
+        <w:rPr>
+          <w:b w:val="0"/>
+          <w:i w:val="0"/>
+        </w:rPr>
+        <w:t xml:space="preserve"> on every silver write. A supplier typo such as </w:t>
+      </w:r>
+      <w:r>
+        <w:rPr>
+          <w:rFonts w:ascii="Consolas" w:hAnsi="Consolas" w:eastAsia="Consolas"/>
+          <w:b w:val="0"/>
+          <w:sz w:val="19"/>
+        </w:rPr>
+        <w:t>final_wieght</w:t>
+      </w:r>
+      <w:r>
+        <w:rPr>
+          <w:b w:val="0"/>
+          <w:i w:val="0"/>
+        </w:rPr>
+        <w:t xml:space="preserve"> becomes a new, permanent column, and the real weight is NULL for that wave.</w:t>
+      </w:r>
+    </w:p>
+    <w:p>
+      <w:pPr>
+        <w:pStyle w:val="ListBullet"/>
+      </w:pPr>
+      <w:r>
+        <w:rPr>
+          <w:b w:val="0"/>
+          <w:i w:val="0"/>
+        </w:rPr>
+        <w:t xml:space="preserve">Setting </w:t>
+      </w:r>
+      <w:r>
+        <w:rPr>
+          <w:rFonts w:ascii="Consolas" w:hAnsi="Consolas" w:eastAsia="Consolas"/>
+          <w:b w:val="0"/>
+          <w:sz w:val="19"/>
+        </w:rPr>
+        <w:t>spark.databricks.delta.schema.autoMerge.enabled</w:t>
+      </w:r>
+      <w:r>
+        <w:rPr>
+          <w:b w:val="0"/>
+          <w:i w:val="0"/>
+        </w:rPr>
+        <w:t xml:space="preserve"> for the session, which Databricks now labels legacy. It turns evolution on for every MERGE in the job, including ones you did not think about.</w:t>
+      </w:r>
+    </w:p>
+    <w:p>
+      <w:r>
+        <w:rPr>
+          <w:b w:val="0"/>
+          <w:i w:val="0"/>
+        </w:rPr>
+        <w:t xml:space="preserve">The safe pattern: validate the incoming columns against the registry first (lesson A2-L2). If a column is new and expected, add it with </w:t>
+      </w:r>
+      <w:r>
+        <w:rPr>
+          <w:rFonts w:ascii="Consolas" w:hAnsi="Consolas" w:eastAsia="Consolas"/>
+          <w:b w:val="0"/>
+          <w:sz w:val="19"/>
+        </w:rPr>
+        <w:t>ALTER TABLE</w:t>
+      </w:r>
+      <w:r>
+        <w:rPr>
+          <w:b w:val="0"/>
+          <w:i w:val="0"/>
+        </w:rPr>
+        <w:t xml:space="preserve"> or evolve that one write. If it is unexpected, fail the run and ask the supplier.</w:t>
+      </w:r>
+    </w:p>
+    <w:p>
+      <w:r>
+        <w:rPr>
+          <w:b w:val="0"/>
+          <w:i w:val="0"/>
+        </w:rPr>
+        <w:t>Note the silent MERGE case in the table. Enforcement does not protect you there. Your column check does.</w:t>
       </w:r>
     </w:p>
     <w:p>
@@ -4434,7 +4307,123 @@
         <w:pStyle w:val="Heading4"/>
       </w:pPr>
       <w:r>
-        <w:t>Worked example: strong code</w:t>
+        <w:t>Why it matters</w:t>
+      </w:r>
+    </w:p>
+    <w:p>
+      <w:r>
+        <w:rPr>
+          <w:b w:val="0"/>
+          <w:i w:val="0"/>
+        </w:rPr>
+        <w:t xml:space="preserve">A silver job appends with </w:t>
+      </w:r>
+      <w:r>
+        <w:rPr>
+          <w:rFonts w:ascii="Consolas" w:hAnsi="Consolas" w:eastAsia="Consolas"/>
+          <w:b w:val="0"/>
+          <w:sz w:val="19"/>
+        </w:rPr>
+        <w:t>mergeSchema</w:t>
+      </w:r>
+      <w:r>
+        <w:rPr>
+          <w:b w:val="0"/>
+          <w:i w:val="0"/>
+        </w:rPr>
+        <w:t xml:space="preserve"> always on, "to avoid schema errors". A supplier's export misspells </w:t>
+      </w:r>
+      <w:r>
+        <w:rPr>
+          <w:rFonts w:ascii="Consolas" w:hAnsi="Consolas" w:eastAsia="Consolas"/>
+          <w:b w:val="0"/>
+          <w:sz w:val="19"/>
+        </w:rPr>
+        <w:t>final_weight</w:t>
+      </w:r>
+      <w:r>
+        <w:rPr>
+          <w:b w:val="0"/>
+          <w:i w:val="0"/>
+        </w:rPr>
+        <w:t xml:space="preserve"> as </w:t>
+      </w:r>
+      <w:r>
+        <w:rPr>
+          <w:rFonts w:ascii="Consolas" w:hAnsi="Consolas" w:eastAsia="Consolas"/>
+          <w:b w:val="0"/>
+          <w:sz w:val="19"/>
+        </w:rPr>
+        <w:t>final_wieght</w:t>
+      </w:r>
+      <w:r>
+        <w:rPr>
+          <w:b w:val="0"/>
+          <w:i w:val="0"/>
+        </w:rPr>
+        <w:t xml:space="preserve"> for one wave. The append succeeds. Silver gains a permanent </w:t>
+      </w:r>
+      <w:r>
+        <w:rPr>
+          <w:rFonts w:ascii="Consolas" w:hAnsi="Consolas" w:eastAsia="Consolas"/>
+          <w:b w:val="0"/>
+          <w:sz w:val="19"/>
+        </w:rPr>
+        <w:t>final_wieght</w:t>
+      </w:r>
+      <w:r>
+        <w:rPr>
+          <w:b w:val="0"/>
+          <w:i w:val="0"/>
+        </w:rPr>
+        <w:t xml:space="preserve"> column, and </w:t>
+      </w:r>
+      <w:r>
+        <w:rPr>
+          <w:rFonts w:ascii="Consolas" w:hAnsi="Consolas" w:eastAsia="Consolas"/>
+          <w:b w:val="0"/>
+          <w:sz w:val="19"/>
+        </w:rPr>
+        <w:t>final_weight</w:t>
+      </w:r>
+      <w:r>
+        <w:rPr>
+          <w:b w:val="0"/>
+          <w:i w:val="0"/>
+        </w:rPr>
+        <w:t xml:space="preserve"> is NULL for 2,000 respondents. Gold sums NULL weights to a smaller base, and weighted reach for that wave is computed on the wrong population.</w:t>
+      </w:r>
+    </w:p>
+    <w:p>
+      <w:r>
+        <w:rPr>
+          <w:b w:val="0"/>
+          <w:i w:val="0"/>
+        </w:rPr>
+        <w:t xml:space="preserve">Without </w:t>
+      </w:r>
+      <w:r>
+        <w:rPr>
+          <w:rFonts w:ascii="Consolas" w:hAnsi="Consolas" w:eastAsia="Consolas"/>
+          <w:b w:val="0"/>
+          <w:sz w:val="19"/>
+        </w:rPr>
+        <w:t>mergeSchema</w:t>
+      </w:r>
+      <w:r>
+        <w:rPr>
+          <w:b w:val="0"/>
+          <w:i w:val="0"/>
+        </w:rPr>
+        <w:t>, the append fails with a schema mismatch naming the unexpected column. The fix takes minutes, and silver never holds the bad wave.</w:t>
+      </w:r>
+    </w:p>
+    <w:p>
+      <w:pPr>
+        <w:pStyle w:val="Heading4"/>
+      </w:pPr>
+      <w:r>
+        <w:t>Worked example: weak code</w:t>
       </w:r>
     </w:p>
     <w:tbl>
@@ -4460,19 +4449,19 @@
             <w:r>
               <w:rPr>
                 <w:rFonts w:ascii="Consolas" w:hAnsi="Consolas" w:eastAsia="Consolas"/>
-                <w:b w:val="0"/>
+                <w:b/>
                 <w:color w:val="5B6875"/>
                 <w:sz w:val="16"/>
               </w:rPr>
-              <w:t xml:space="preserve">   1  </w:t>
-            </w:r>
-            <w:r>
-              <w:rPr>
-                <w:rFonts w:ascii="Consolas" w:hAnsi="Consolas" w:eastAsia="Consolas"/>
-                <w:b w:val="0"/>
-                <w:sz w:val="16"/>
-              </w:rPr>
-              <w:t>def check_columns_match(df: DataFrame, expected: list[str]) -&gt; None:</w:t>
+              <w:t xml:space="preserve"> [1]  </w:t>
+            </w:r>
+            <w:r>
+              <w:rPr>
+                <w:rFonts w:ascii="Consolas" w:hAnsi="Consolas" w:eastAsia="Consolas"/>
+                <w:b w:val="0"/>
+                <w:sz w:val="16"/>
+              </w:rPr>
+              <w:t>spark.conf.set("spark.databricks.delta.schema.autoMerge.enabled", "true")</w:t>
             </w:r>
           </w:p>
           <w:p>
@@ -4495,7 +4484,7 @@
                 <w:b w:val="0"/>
                 <w:sz w:val="16"/>
               </w:rPr>
-              <w:t xml:space="preserve">    """Fail when the delivery has unexpected or missing canonical columns."""</w:t>
+              <w:t xml:space="preserve"> </w:t>
             </w:r>
           </w:p>
           <w:p>
@@ -4518,7 +4507,7 @@
                 <w:b w:val="0"/>
                 <w:sz w:val="16"/>
               </w:rPr>
-              <w:t xml:space="preserve">    unexpected = sorted(set(df.columns) - set(expected))</w:t>
+              <w:t xml:space="preserve"> </w:t>
             </w:r>
           </w:p>
           <w:p>
@@ -4541,7 +4530,7 @@
                 <w:b w:val="0"/>
                 <w:sz w:val="16"/>
               </w:rPr>
-              <w:t xml:space="preserve">    missing = sorted(set(expected) - set(df.columns))</w:t>
+              <w:t>def append_wave(df, table):</w:t>
             </w:r>
           </w:p>
           <w:p>
@@ -4552,171 +4541,10 @@
             <w:r>
               <w:rPr>
                 <w:rFonts w:ascii="Consolas" w:hAnsi="Consolas" w:eastAsia="Consolas"/>
-                <w:b w:val="0"/>
-                <w:color w:val="5B6875"/>
-                <w:sz w:val="16"/>
-              </w:rPr>
-              <w:t xml:space="preserve">   5  </w:t>
-            </w:r>
-            <w:r>
-              <w:rPr>
-                <w:rFonts w:ascii="Consolas" w:hAnsi="Consolas" w:eastAsia="Consolas"/>
-                <w:b w:val="0"/>
-                <w:sz w:val="16"/>
-              </w:rPr>
-              <w:t xml:space="preserve">    if unexpected or missing:</w:t>
-            </w:r>
-          </w:p>
-          <w:p>
-            <w:pPr>
-              <w:spacing w:before="0" w:after="0" w:line="240" w:lineRule="auto"/>
-              <w:ind w:left="567" w:hanging="567"/>
-            </w:pPr>
-            <w:r>
-              <w:rPr>
-                <w:rFonts w:ascii="Consolas" w:hAnsi="Consolas" w:eastAsia="Consolas"/>
                 <w:b/>
                 <w:color w:val="5B6875"/>
                 <w:sz w:val="16"/>
               </w:rPr>
-              <w:t xml:space="preserve"> [1]  </w:t>
-            </w:r>
-            <w:r>
-              <w:rPr>
-                <w:rFonts w:ascii="Consolas" w:hAnsi="Consolas" w:eastAsia="Consolas"/>
-                <w:b w:val="0"/>
-                <w:sz w:val="16"/>
-              </w:rPr>
-              <w:t xml:space="preserve">        raise ValueError(f"schema drift: unexpected={unexpected} missing={missing}")</w:t>
-            </w:r>
-          </w:p>
-          <w:p>
-            <w:pPr>
-              <w:spacing w:before="0" w:after="0" w:line="240" w:lineRule="auto"/>
-              <w:ind w:left="567" w:hanging="567"/>
-            </w:pPr>
-            <w:r>
-              <w:rPr>
-                <w:rFonts w:ascii="Consolas" w:hAnsi="Consolas" w:eastAsia="Consolas"/>
-                <w:b w:val="0"/>
-                <w:color w:val="5B6875"/>
-                <w:sz w:val="16"/>
-              </w:rPr>
-              <w:t xml:space="preserve">   7  </w:t>
-            </w:r>
-            <w:r>
-              <w:rPr>
-                <w:rFonts w:ascii="Consolas" w:hAnsi="Consolas" w:eastAsia="Consolas"/>
-                <w:b w:val="0"/>
-                <w:sz w:val="16"/>
-              </w:rPr>
-              <w:t xml:space="preserve"> </w:t>
-            </w:r>
-          </w:p>
-          <w:p>
-            <w:pPr>
-              <w:spacing w:before="0" w:after="0" w:line="240" w:lineRule="auto"/>
-              <w:ind w:left="567" w:hanging="567"/>
-            </w:pPr>
-            <w:r>
-              <w:rPr>
-                <w:rFonts w:ascii="Consolas" w:hAnsi="Consolas" w:eastAsia="Consolas"/>
-                <w:b w:val="0"/>
-                <w:color w:val="5B6875"/>
-                <w:sz w:val="16"/>
-              </w:rPr>
-              <w:t xml:space="preserve">   8  </w:t>
-            </w:r>
-            <w:r>
-              <w:rPr>
-                <w:rFonts w:ascii="Consolas" w:hAnsi="Consolas" w:eastAsia="Consolas"/>
-                <w:b w:val="0"/>
-                <w:sz w:val="16"/>
-              </w:rPr>
-              <w:t xml:space="preserve"> </w:t>
-            </w:r>
-          </w:p>
-          <w:p>
-            <w:pPr>
-              <w:spacing w:before="0" w:after="0" w:line="240" w:lineRule="auto"/>
-              <w:ind w:left="567" w:hanging="567"/>
-            </w:pPr>
-            <w:r>
-              <w:rPr>
-                <w:rFonts w:ascii="Consolas" w:hAnsi="Consolas" w:eastAsia="Consolas"/>
-                <w:b w:val="0"/>
-                <w:color w:val="5B6875"/>
-                <w:sz w:val="16"/>
-              </w:rPr>
-              <w:t xml:space="preserve">   9  </w:t>
-            </w:r>
-            <w:r>
-              <w:rPr>
-                <w:rFonts w:ascii="Consolas" w:hAnsi="Consolas" w:eastAsia="Consolas"/>
-                <w:b w:val="0"/>
-                <w:sz w:val="16"/>
-              </w:rPr>
-              <w:t>def append_wave(df: DataFrame, table: str, expected: list[str]) -&gt; None:</w:t>
-            </w:r>
-          </w:p>
-          <w:p>
-            <w:pPr>
-              <w:spacing w:before="0" w:after="0" w:line="240" w:lineRule="auto"/>
-              <w:ind w:left="567" w:hanging="567"/>
-            </w:pPr>
-            <w:r>
-              <w:rPr>
-                <w:rFonts w:ascii="Consolas" w:hAnsi="Consolas" w:eastAsia="Consolas"/>
-                <w:b w:val="0"/>
-                <w:color w:val="5B6875"/>
-                <w:sz w:val="16"/>
-              </w:rPr>
-              <w:t xml:space="preserve">  10  </w:t>
-            </w:r>
-            <w:r>
-              <w:rPr>
-                <w:rFonts w:ascii="Consolas" w:hAnsi="Consolas" w:eastAsia="Consolas"/>
-                <w:b w:val="0"/>
-                <w:sz w:val="16"/>
-              </w:rPr>
-              <w:t xml:space="preserve">    """Append after an explicit column check. Delta enforcement stays on."""</w:t>
-            </w:r>
-          </w:p>
-          <w:p>
-            <w:pPr>
-              <w:spacing w:before="0" w:after="0" w:line="240" w:lineRule="auto"/>
-              <w:ind w:left="567" w:hanging="567"/>
-            </w:pPr>
-            <w:r>
-              <w:rPr>
-                <w:rFonts w:ascii="Consolas" w:hAnsi="Consolas" w:eastAsia="Consolas"/>
-                <w:b w:val="0"/>
-                <w:color w:val="5B6875"/>
-                <w:sz w:val="16"/>
-              </w:rPr>
-              <w:t xml:space="preserve">  11  </w:t>
-            </w:r>
-            <w:r>
-              <w:rPr>
-                <w:rFonts w:ascii="Consolas" w:hAnsi="Consolas" w:eastAsia="Consolas"/>
-                <w:b w:val="0"/>
-                <w:sz w:val="16"/>
-              </w:rPr>
-              <w:t xml:space="preserve">    check_columns_match(df, expected)</w:t>
-            </w:r>
-          </w:p>
-          <w:p>
-            <w:pPr>
-              <w:spacing w:before="0" w:after="0" w:line="240" w:lineRule="auto"/>
-              <w:ind w:left="567" w:hanging="567"/>
-            </w:pPr>
-            <w:r>
-              <w:rPr>
-                <w:rFonts w:ascii="Consolas" w:hAnsi="Consolas" w:eastAsia="Consolas"/>
-                <w:b/>
-                <w:color w:val="5B6875"/>
-                <w:sz w:val="16"/>
-              </w:rPr>
               <w:t xml:space="preserve"> [2]  </w:t>
             </w:r>
             <w:r>
@@ -4725,122 +4553,7 @@
                 <w:b w:val="0"/>
                 <w:sz w:val="16"/>
               </w:rPr>
-              <w:t xml:space="preserve">    df.write.format("delta").mode("append").saveAsTable(table)</w:t>
-            </w:r>
-          </w:p>
-          <w:p>
-            <w:pPr>
-              <w:spacing w:before="0" w:after="0" w:line="240" w:lineRule="auto"/>
-              <w:ind w:left="567" w:hanging="567"/>
-            </w:pPr>
-            <w:r>
-              <w:rPr>
-                <w:rFonts w:ascii="Consolas" w:hAnsi="Consolas" w:eastAsia="Consolas"/>
-                <w:b w:val="0"/>
-                <w:color w:val="5B6875"/>
-                <w:sz w:val="16"/>
-              </w:rPr>
-              <w:t xml:space="preserve">  13  </w:t>
-            </w:r>
-            <w:r>
-              <w:rPr>
-                <w:rFonts w:ascii="Consolas" w:hAnsi="Consolas" w:eastAsia="Consolas"/>
-                <w:b w:val="0"/>
-                <w:sz w:val="16"/>
-              </w:rPr>
-              <w:t xml:space="preserve"> </w:t>
-            </w:r>
-          </w:p>
-          <w:p>
-            <w:pPr>
-              <w:spacing w:before="0" w:after="0" w:line="240" w:lineRule="auto"/>
-              <w:ind w:left="567" w:hanging="567"/>
-            </w:pPr>
-            <w:r>
-              <w:rPr>
-                <w:rFonts w:ascii="Consolas" w:hAnsi="Consolas" w:eastAsia="Consolas"/>
-                <w:b w:val="0"/>
-                <w:color w:val="5B6875"/>
-                <w:sz w:val="16"/>
-              </w:rPr>
-              <w:t xml:space="preserve">  14  </w:t>
-            </w:r>
-            <w:r>
-              <w:rPr>
-                <w:rFonts w:ascii="Consolas" w:hAnsi="Consolas" w:eastAsia="Consolas"/>
-                <w:b w:val="0"/>
-                <w:sz w:val="16"/>
-              </w:rPr>
-              <w:t xml:space="preserve"> </w:t>
-            </w:r>
-          </w:p>
-          <w:p>
-            <w:pPr>
-              <w:spacing w:before="0" w:after="0" w:line="240" w:lineRule="auto"/>
-              <w:ind w:left="567" w:hanging="567"/>
-            </w:pPr>
-            <w:r>
-              <w:rPr>
-                <w:rFonts w:ascii="Consolas" w:hAnsi="Consolas" w:eastAsia="Consolas"/>
-                <w:b w:val="0"/>
-                <w:color w:val="5B6875"/>
-                <w:sz w:val="16"/>
-              </w:rPr>
-              <w:t xml:space="preserve">  15  </w:t>
-            </w:r>
-            <w:r>
-              <w:rPr>
-                <w:rFonts w:ascii="Consolas" w:hAnsi="Consolas" w:eastAsia="Consolas"/>
-                <w:b w:val="0"/>
-                <w:sz w:val="16"/>
-              </w:rPr>
-              <w:t>def add_planned_column(spark: SparkSession, table: str, column: str, sql_type: str) -&gt; None:</w:t>
-            </w:r>
-          </w:p>
-          <w:p>
-            <w:pPr>
-              <w:spacing w:before="0" w:after="0" w:line="240" w:lineRule="auto"/>
-              <w:ind w:left="567" w:hanging="567"/>
-            </w:pPr>
-            <w:r>
-              <w:rPr>
-                <w:rFonts w:ascii="Consolas" w:hAnsi="Consolas" w:eastAsia="Consolas"/>
-                <w:b w:val="0"/>
-                <w:color w:val="5B6875"/>
-                <w:sz w:val="16"/>
-              </w:rPr>
-              <w:t xml:space="preserve">  16  </w:t>
-            </w:r>
-            <w:r>
-              <w:rPr>
-                <w:rFonts w:ascii="Consolas" w:hAnsi="Consolas" w:eastAsia="Consolas"/>
-                <w:b w:val="0"/>
-                <w:sz w:val="16"/>
-              </w:rPr>
-              <w:t xml:space="preserve">    """Planned schema change, run from a reviewed migration."""</w:t>
-            </w:r>
-          </w:p>
-          <w:p>
-            <w:pPr>
-              <w:spacing w:before="0" w:after="0" w:line="240" w:lineRule="auto"/>
-              <w:ind w:left="567" w:hanging="567"/>
-            </w:pPr>
-            <w:r>
-              <w:rPr>
-                <w:rFonts w:ascii="Consolas" w:hAnsi="Consolas" w:eastAsia="Consolas"/>
-                <w:b/>
-                <w:color w:val="5B6875"/>
-                <w:sz w:val="16"/>
-              </w:rPr>
-              <w:t xml:space="preserve"> [3]  </w:t>
-            </w:r>
-            <w:r>
-              <w:rPr>
-                <w:rFonts w:ascii="Consolas" w:hAnsi="Consolas" w:eastAsia="Consolas"/>
-                <w:b w:val="0"/>
-                <w:sz w:val="16"/>
-              </w:rPr>
-              <w:t xml:space="preserve">    spark.sql(f"ALTER TABLE {table} ADD COLUMN ({column} {sql_type})")</w:t>
+              <w:t xml:space="preserve">    df.write.format("delta").mode("append").option("mergeSchema", "true").saveAsTable(table)</w:t>
             </w:r>
           </w:p>
         </w:tc>
@@ -4854,14 +4567,14 @@
         <w:rPr>
           <w:b/>
         </w:rPr>
-        <w:t xml:space="preserve">Line 6. </w:t>
-      </w:r>
-      <w:r>
-        <w:rPr>
-          <w:b w:val="0"/>
-          <w:i w:val="0"/>
-        </w:rPr>
-        <w:t>Both directions checked. A missing column would otherwise land as NULL without an error.</w:t>
+        <w:t xml:space="preserve">Line 1. </w:t>
+      </w:r>
+      <w:r>
+        <w:rPr>
+          <w:b w:val="0"/>
+          <w:i w:val="0"/>
+        </w:rPr>
+        <w:t>Turns evolution on for every MERGE in the session, not just the one you meant.</w:t>
       </w:r>
     </w:p>
     <w:p>
@@ -4872,41 +4585,14 @@
         <w:rPr>
           <w:b/>
         </w:rPr>
-        <w:t xml:space="preserve">Line 12. </w:t>
-      </w:r>
-      <w:r>
-        <w:rPr>
-          <w:b w:val="0"/>
-          <w:i w:val="0"/>
-        </w:rPr>
-        <w:t>No mergeSchema. An unexpected shape fails loudly.</w:t>
-      </w:r>
-    </w:p>
-    <w:p>
-      <w:pPr>
-        <w:pStyle w:val="ListNumber"/>
-      </w:pPr>
-      <w:r>
-        <w:rPr>
-          <w:b/>
-        </w:rPr>
-        <w:t xml:space="preserve">Line 17. </w:t>
-      </w:r>
-      <w:r>
-        <w:rPr>
-          <w:b w:val="0"/>
-          <w:i w:val="0"/>
-        </w:rPr>
-        <w:t>New columns arrive through a reviewed change, not as a side effect of a write.</w:t>
-      </w:r>
-    </w:p>
-    <w:p>
-      <w:r>
-        <w:rPr>
-          <w:b w:val="0"/>
-          <w:i w:val="0"/>
-        </w:rPr>
-        <w:t>Schema changes become decisions a person reviews, not accidents a delivery causes.</w:t>
+        <w:t xml:space="preserve">Line 5. </w:t>
+      </w:r>
+      <w:r>
+        <w:rPr>
+          <w:b w:val="0"/>
+          <w:i w:val="0"/>
+        </w:rPr>
+        <w:t>Every append may now add columns. A typo in a delivery becomes part of the table.</w:t>
       </w:r>
     </w:p>
     <w:p>
@@ -4914,356 +4600,7 @@
         <w:pStyle w:val="Heading4"/>
       </w:pPr>
       <w:r>
-        <w:t>Recap card</w:t>
-      </w:r>
-    </w:p>
-    <w:p>
-      <w:pPr>
-        <w:pStyle w:val="ListBullet"/>
-      </w:pPr>
-      <w:r>
-        <w:rPr>
-          <w:b/>
-          <w:i w:val="0"/>
-        </w:rPr>
-        <w:t>Delta append with an extra column, no options</w:t>
-      </w:r>
-      <w:r>
-        <w:rPr>
-          <w:b w:val="0"/>
-          <w:i w:val="0"/>
-        </w:rPr>
-        <w:t xml:space="preserve"> Fails with a schema mismatch. Enforcement is on by default.</w:t>
-      </w:r>
-    </w:p>
-    <w:p>
-      <w:pPr>
-        <w:pStyle w:val="ListBullet"/>
-      </w:pPr>
-      <w:r>
-        <w:rPr>
-          <w:b/>
-          <w:i w:val="0"/>
-        </w:rPr>
-        <w:t>MERGE with updateAll and an extra source column, no evolution</w:t>
-      </w:r>
-      <w:r>
-        <w:rPr>
-          <w:b w:val="0"/>
-          <w:i w:val="0"/>
-        </w:rPr>
-        <w:t xml:space="preserve"> Succeeds and silently ignores the extra column. Only your own column check catches it.</w:t>
-      </w:r>
-    </w:p>
-    <w:p>
-      <w:pPr>
-        <w:pStyle w:val="ListBullet"/>
-      </w:pPr>
-      <w:r>
-        <w:rPr>
-          <w:b/>
-          <w:i w:val="0"/>
-        </w:rPr>
-        <w:t>Evolve one write on purpose</w:t>
-      </w:r>
-      <w:r>
-        <w:rPr>
-          <w:b w:val="0"/>
-          <w:i w:val="0"/>
-        </w:rPr>
-        <w:t xml:space="preserve"> Append: option mergeSchema. MERGE: .withSchemaEvolution(). Planned: ALTER TABLE ADD COLUMN.</w:t>
-      </w:r>
-    </w:p>
-    <w:p>
-      <w:pPr>
-        <w:pStyle w:val="ListBullet"/>
-      </w:pPr>
-      <w:r>
-        <w:rPr>
-          <w:b/>
-          <w:i w:val="0"/>
-        </w:rPr>
-        <w:t>Why not set autoMerge.enabled for the session?</w:t>
-      </w:r>
-      <w:r>
-        <w:rPr>
-          <w:b w:val="0"/>
-          <w:i w:val="0"/>
-        </w:rPr>
-        <w:t xml:space="preserve"> It turns evolution on for every MERGE in the job, including ones you did not intend.</w:t>
-      </w:r>
-    </w:p>
-    <w:p>
-      <w:pPr>
-        <w:pStyle w:val="Heading4"/>
-      </w:pPr>
-      <w:r>
-        <w:t>Practice</w:t>
-      </w:r>
-    </w:p>
-    <w:p>
-      <w:pPr>
-        <w:pStyle w:val="Heading5"/>
-      </w:pPr>
-      <w:r>
-        <w:t>Exercise 1. Multiple choice (level 1)</w:t>
-      </w:r>
-    </w:p>
-    <w:p>
-      <w:r>
-        <w:rPr>
-          <w:b w:val="0"/>
-          <w:i w:val="0"/>
-        </w:rPr>
-        <w:t xml:space="preserve">Silver has columns </w:t>
-      </w:r>
-      <w:r>
-        <w:rPr>
-          <w:rFonts w:ascii="Consolas" w:hAnsi="Consolas" w:eastAsia="Consolas"/>
-          <w:b w:val="0"/>
-          <w:sz w:val="19"/>
-        </w:rPr>
-        <w:t>respondent_id</w:t>
-      </w:r>
-      <w:r>
-        <w:rPr>
-          <w:b w:val="0"/>
-          <w:i w:val="0"/>
-        </w:rPr>
-        <w:t xml:space="preserve">, </w:t>
-      </w:r>
-      <w:r>
-        <w:rPr>
-          <w:rFonts w:ascii="Consolas" w:hAnsi="Consolas" w:eastAsia="Consolas"/>
-          <w:b w:val="0"/>
-          <w:sz w:val="19"/>
-        </w:rPr>
-        <w:t>wave_id</w:t>
-      </w:r>
-      <w:r>
-        <w:rPr>
-          <w:b w:val="0"/>
-          <w:i w:val="0"/>
-        </w:rPr>
-        <w:t xml:space="preserve">, </w:t>
-      </w:r>
-      <w:r>
-        <w:rPr>
-          <w:rFonts w:ascii="Consolas" w:hAnsi="Consolas" w:eastAsia="Consolas"/>
-          <w:b w:val="0"/>
-          <w:sz w:val="19"/>
-        </w:rPr>
-        <w:t>final_weight</w:t>
-      </w:r>
-      <w:r>
-        <w:rPr>
-          <w:b w:val="0"/>
-          <w:i w:val="0"/>
-        </w:rPr>
-        <w:t xml:space="preserve">. You append a DataFrame with those three columns plus </w:t>
-      </w:r>
-      <w:r>
-        <w:rPr>
-          <w:rFonts w:ascii="Consolas" w:hAnsi="Consolas" w:eastAsia="Consolas"/>
-          <w:b w:val="0"/>
-          <w:sz w:val="19"/>
-        </w:rPr>
-        <w:t>region</w:t>
-      </w:r>
-      <w:r>
-        <w:rPr>
-          <w:b w:val="0"/>
-          <w:i w:val="0"/>
-        </w:rPr>
-        <w:t>, without any options. What happens on delta-spark 4.0?</w:t>
-      </w:r>
-    </w:p>
-    <w:p>
-      <w:pPr>
-        <w:pStyle w:val="ListBullet"/>
-      </w:pPr>
-      <w:r>
-        <w:rPr>
-          <w:b w:val="0"/>
-          <w:i w:val="0"/>
-        </w:rPr>
-        <w:t>a) The append succeeds and region is added.</w:t>
-      </w:r>
-    </w:p>
-    <w:p>
-      <w:pPr>
-        <w:pStyle w:val="ListBullet"/>
-      </w:pPr>
-      <w:r>
-        <w:rPr>
-          <w:b w:val="0"/>
-          <w:i w:val="0"/>
-        </w:rPr>
-        <w:t>b) The append succeeds and region is dropped.</w:t>
-      </w:r>
-    </w:p>
-    <w:p>
-      <w:pPr>
-        <w:pStyle w:val="ListBullet"/>
-      </w:pPr>
-      <w:r>
-        <w:rPr>
-          <w:b w:val="0"/>
-          <w:i w:val="0"/>
-        </w:rPr>
-        <w:t>c) The append fails with a schema mismatch.</w:t>
-      </w:r>
-    </w:p>
-    <w:p>
-      <w:pPr>
-        <w:pStyle w:val="ListBullet"/>
-      </w:pPr>
-      <w:r>
-        <w:rPr>
-          <w:b w:val="0"/>
-          <w:i w:val="0"/>
-        </w:rPr>
-        <w:t>d) Region is stored in a hidden rescue column.</w:t>
-      </w:r>
-    </w:p>
-    <w:p>
-      <w:r>
-        <w:rPr>
-          <w:b/>
-          <w:i w:val="0"/>
-        </w:rPr>
-        <w:t>Why?</w:t>
-      </w:r>
-    </w:p>
-    <w:p>
-      <w:pPr>
-        <w:pStyle w:val="ListBullet"/>
-      </w:pPr>
-      <w:r>
-        <w:rPr>
-          <w:b w:val="0"/>
-          <w:i w:val="0"/>
-        </w:rPr>
-        <w:t>r1) Schema enforcement rejects writes with columns the table does not have.</w:t>
-      </w:r>
-    </w:p>
-    <w:p>
-      <w:pPr>
-        <w:pStyle w:val="ListBullet"/>
-      </w:pPr>
-      <w:r>
-        <w:rPr>
-          <w:b w:val="0"/>
-          <w:i w:val="0"/>
-        </w:rPr>
-        <w:t>r2) Delta tables cannot change schema after creation.</w:t>
-      </w:r>
-    </w:p>
-    <w:p>
-      <w:pPr>
-        <w:pStyle w:val="Heading5"/>
-      </w:pPr>
-      <w:r>
-        <w:t>Exercise 2. Predict the output (level 2)</w:t>
-      </w:r>
-    </w:p>
-    <w:p>
-      <w:r>
-        <w:rPr>
-          <w:b w:val="0"/>
-          <w:i w:val="0"/>
-        </w:rPr>
-        <w:t xml:space="preserve">Silver </w:t>
-      </w:r>
-      <w:r>
-        <w:rPr>
-          <w:rFonts w:ascii="Consolas" w:hAnsi="Consolas" w:eastAsia="Consolas"/>
-          <w:b w:val="0"/>
-          <w:sz w:val="19"/>
-        </w:rPr>
-        <w:t>s</w:t>
-      </w:r>
-      <w:r>
-        <w:rPr>
-          <w:b w:val="0"/>
-          <w:i w:val="0"/>
-        </w:rPr>
-        <w:t xml:space="preserve"> has columns </w:t>
-      </w:r>
-      <w:r>
-        <w:rPr>
-          <w:rFonts w:ascii="Consolas" w:hAnsi="Consolas" w:eastAsia="Consolas"/>
-          <w:b w:val="0"/>
-          <w:sz w:val="19"/>
-        </w:rPr>
-        <w:t>id</w:t>
-      </w:r>
-      <w:r>
-        <w:rPr>
-          <w:b w:val="0"/>
-          <w:i w:val="0"/>
-        </w:rPr>
-        <w:t xml:space="preserve"> and </w:t>
-      </w:r>
-      <w:r>
-        <w:rPr>
-          <w:rFonts w:ascii="Consolas" w:hAnsi="Consolas" w:eastAsia="Consolas"/>
-          <w:b w:val="0"/>
-          <w:sz w:val="19"/>
-        </w:rPr>
-        <w:t>w</w:t>
-      </w:r>
-      <w:r>
-        <w:rPr>
-          <w:b w:val="0"/>
-          <w:i w:val="0"/>
-        </w:rPr>
-        <w:t xml:space="preserve">. The source has </w:t>
-      </w:r>
-      <w:r>
-        <w:rPr>
-          <w:rFonts w:ascii="Consolas" w:hAnsi="Consolas" w:eastAsia="Consolas"/>
-          <w:b w:val="0"/>
-          <w:sz w:val="19"/>
-        </w:rPr>
-        <w:t>id</w:t>
-      </w:r>
-      <w:r>
-        <w:rPr>
-          <w:b w:val="0"/>
-          <w:i w:val="0"/>
-        </w:rPr>
-        <w:t xml:space="preserve">, </w:t>
-      </w:r>
-      <w:r>
-        <w:rPr>
-          <w:rFonts w:ascii="Consolas" w:hAnsi="Consolas" w:eastAsia="Consolas"/>
-          <w:b w:val="0"/>
-          <w:sz w:val="19"/>
-        </w:rPr>
-        <w:t>w</w:t>
-      </w:r>
-      <w:r>
-        <w:rPr>
-          <w:b w:val="0"/>
-          <w:i w:val="0"/>
-        </w:rPr>
-        <w:t xml:space="preserve"> and </w:t>
-      </w:r>
-      <w:r>
-        <w:rPr>
-          <w:rFonts w:ascii="Consolas" w:hAnsi="Consolas" w:eastAsia="Consolas"/>
-          <w:b w:val="0"/>
-          <w:sz w:val="19"/>
-        </w:rPr>
-        <w:t>region</w:t>
-      </w:r>
-      <w:r>
-        <w:rPr>
-          <w:b w:val="0"/>
-          <w:i w:val="0"/>
-        </w:rPr>
-        <w:t>. What does the last line print on delta-spark 4.0?</w:t>
+        <w:t>Worked example: strong code</w:t>
       </w:r>
     </w:p>
     <w:tbl>
@@ -5301,7 +4638,7 @@
                 <w:b w:val="0"/>
                 <w:sz w:val="16"/>
               </w:rPr>
-              <w:t>(</w:t>
+              <w:t>def check_columns_match(df: DataFrame, expected: list[str]) -&gt; None:</w:t>
             </w:r>
           </w:p>
           <w:p>
@@ -5324,7 +4661,7 @@
                 <w:b w:val="0"/>
                 <w:sz w:val="16"/>
               </w:rPr>
-              <w:t xml:space="preserve">    DeltaTable.forName(spark, "s").alias("t")</w:t>
+              <w:t xml:space="preserve">    """Fail when the delivery has unexpected or missing canonical columns."""</w:t>
             </w:r>
           </w:p>
           <w:p>
@@ -5347,7 +4684,7 @@
                 <w:b w:val="0"/>
                 <w:sz w:val="16"/>
               </w:rPr>
-              <w:t xml:space="preserve">    .merge(source.alias("src"), "t.id = src.id")</w:t>
+              <w:t xml:space="preserve">    unexpected = sorted(set(df.columns) - set(expected))</w:t>
             </w:r>
           </w:p>
           <w:p>
@@ -5370,7 +4707,7 @@
                 <w:b w:val="0"/>
                 <w:sz w:val="16"/>
               </w:rPr>
-              <w:t xml:space="preserve">    .whenMatchedUpdateAll()</w:t>
+              <w:t xml:space="preserve">    missing = sorted(set(expected) - set(df.columns))</w:t>
             </w:r>
           </w:p>
           <w:p>
@@ -5393,7 +4730,7 @@
                 <w:b w:val="0"/>
                 <w:sz w:val="16"/>
               </w:rPr>
-              <w:t xml:space="preserve">    .whenNotMatchedInsertAll()</w:t>
+              <w:t xml:space="preserve">    if unexpected or missing:</w:t>
             </w:r>
           </w:p>
           <w:p>
@@ -5404,19 +4741,19 @@
             <w:r>
               <w:rPr>
                 <w:rFonts w:ascii="Consolas" w:hAnsi="Consolas" w:eastAsia="Consolas"/>
-                <w:b w:val="0"/>
+                <w:b/>
                 <w:color w:val="5B6875"/>
                 <w:sz w:val="16"/>
               </w:rPr>
-              <w:t xml:space="preserve">   6  </w:t>
-            </w:r>
-            <w:r>
-              <w:rPr>
-                <w:rFonts w:ascii="Consolas" w:hAnsi="Consolas" w:eastAsia="Consolas"/>
-                <w:b w:val="0"/>
-                <w:sz w:val="16"/>
-              </w:rPr>
-              <w:t xml:space="preserve">    .execute()</w:t>
+              <w:t xml:space="preserve"> [1]  </w:t>
+            </w:r>
+            <w:r>
+              <w:rPr>
+                <w:rFonts w:ascii="Consolas" w:hAnsi="Consolas" w:eastAsia="Consolas"/>
+                <w:b w:val="0"/>
+                <w:sz w:val="16"/>
+              </w:rPr>
+              <w:t xml:space="preserve">        raise ValueError(f"schema drift: unexpected={unexpected} missing={missing}")</w:t>
             </w:r>
           </w:p>
           <w:p>
@@ -5439,7 +4776,7 @@
                 <w:b w:val="0"/>
                 <w:sz w:val="16"/>
               </w:rPr>
-              <w:t>)</w:t>
+              <w:t xml:space="preserve"> </w:t>
             </w:r>
           </w:p>
           <w:p>
@@ -5462,19 +4799,380 @@
                 <w:b w:val="0"/>
                 <w:sz w:val="16"/>
               </w:rPr>
-              <w:t>print(spark.table("s").columns)</w:t>
+              <w:t xml:space="preserve"> </w:t>
+            </w:r>
+          </w:p>
+          <w:p>
+            <w:pPr>
+              <w:spacing w:before="0" w:after="0" w:line="240" w:lineRule="auto"/>
+              <w:ind w:left="567" w:hanging="567"/>
+            </w:pPr>
+            <w:r>
+              <w:rPr>
+                <w:rFonts w:ascii="Consolas" w:hAnsi="Consolas" w:eastAsia="Consolas"/>
+                <w:b w:val="0"/>
+                <w:color w:val="5B6875"/>
+                <w:sz w:val="16"/>
+              </w:rPr>
+              <w:t xml:space="preserve">   9  </w:t>
+            </w:r>
+            <w:r>
+              <w:rPr>
+                <w:rFonts w:ascii="Consolas" w:hAnsi="Consolas" w:eastAsia="Consolas"/>
+                <w:b w:val="0"/>
+                <w:sz w:val="16"/>
+              </w:rPr>
+              <w:t>def append_wave(df: DataFrame, table: str, expected: list[str]) -&gt; None:</w:t>
+            </w:r>
+          </w:p>
+          <w:p>
+            <w:pPr>
+              <w:spacing w:before="0" w:after="0" w:line="240" w:lineRule="auto"/>
+              <w:ind w:left="567" w:hanging="567"/>
+            </w:pPr>
+            <w:r>
+              <w:rPr>
+                <w:rFonts w:ascii="Consolas" w:hAnsi="Consolas" w:eastAsia="Consolas"/>
+                <w:b w:val="0"/>
+                <w:color w:val="5B6875"/>
+                <w:sz w:val="16"/>
+              </w:rPr>
+              <w:t xml:space="preserve">  10  </w:t>
+            </w:r>
+            <w:r>
+              <w:rPr>
+                <w:rFonts w:ascii="Consolas" w:hAnsi="Consolas" w:eastAsia="Consolas"/>
+                <w:b w:val="0"/>
+                <w:sz w:val="16"/>
+              </w:rPr>
+              <w:t xml:space="preserve">    """Append after an explicit column check. Delta enforcement stays on."""</w:t>
+            </w:r>
+          </w:p>
+          <w:p>
+            <w:pPr>
+              <w:spacing w:before="0" w:after="0" w:line="240" w:lineRule="auto"/>
+              <w:ind w:left="567" w:hanging="567"/>
+            </w:pPr>
+            <w:r>
+              <w:rPr>
+                <w:rFonts w:ascii="Consolas" w:hAnsi="Consolas" w:eastAsia="Consolas"/>
+                <w:b w:val="0"/>
+                <w:color w:val="5B6875"/>
+                <w:sz w:val="16"/>
+              </w:rPr>
+              <w:t xml:space="preserve">  11  </w:t>
+            </w:r>
+            <w:r>
+              <w:rPr>
+                <w:rFonts w:ascii="Consolas" w:hAnsi="Consolas" w:eastAsia="Consolas"/>
+                <w:b w:val="0"/>
+                <w:sz w:val="16"/>
+              </w:rPr>
+              <w:t xml:space="preserve">    check_columns_match(df, expected)</w:t>
+            </w:r>
+          </w:p>
+          <w:p>
+            <w:pPr>
+              <w:spacing w:before="0" w:after="0" w:line="240" w:lineRule="auto"/>
+              <w:ind w:left="567" w:hanging="567"/>
+            </w:pPr>
+            <w:r>
+              <w:rPr>
+                <w:rFonts w:ascii="Consolas" w:hAnsi="Consolas" w:eastAsia="Consolas"/>
+                <w:b/>
+                <w:color w:val="5B6875"/>
+                <w:sz w:val="16"/>
+              </w:rPr>
+              <w:t xml:space="preserve"> [2]  </w:t>
+            </w:r>
+            <w:r>
+              <w:rPr>
+                <w:rFonts w:ascii="Consolas" w:hAnsi="Consolas" w:eastAsia="Consolas"/>
+                <w:b w:val="0"/>
+                <w:sz w:val="16"/>
+              </w:rPr>
+              <w:t xml:space="preserve">    df.write.format("delta").mode("append").saveAsTable(table)</w:t>
+            </w:r>
+          </w:p>
+          <w:p>
+            <w:pPr>
+              <w:spacing w:before="0" w:after="0" w:line="240" w:lineRule="auto"/>
+              <w:ind w:left="567" w:hanging="567"/>
+            </w:pPr>
+            <w:r>
+              <w:rPr>
+                <w:rFonts w:ascii="Consolas" w:hAnsi="Consolas" w:eastAsia="Consolas"/>
+                <w:b w:val="0"/>
+                <w:color w:val="5B6875"/>
+                <w:sz w:val="16"/>
+              </w:rPr>
+              <w:t xml:space="preserve">  13  </w:t>
+            </w:r>
+            <w:r>
+              <w:rPr>
+                <w:rFonts w:ascii="Consolas" w:hAnsi="Consolas" w:eastAsia="Consolas"/>
+                <w:b w:val="0"/>
+                <w:sz w:val="16"/>
+              </w:rPr>
+              <w:t xml:space="preserve"> </w:t>
+            </w:r>
+          </w:p>
+          <w:p>
+            <w:pPr>
+              <w:spacing w:before="0" w:after="0" w:line="240" w:lineRule="auto"/>
+              <w:ind w:left="567" w:hanging="567"/>
+            </w:pPr>
+            <w:r>
+              <w:rPr>
+                <w:rFonts w:ascii="Consolas" w:hAnsi="Consolas" w:eastAsia="Consolas"/>
+                <w:b w:val="0"/>
+                <w:color w:val="5B6875"/>
+                <w:sz w:val="16"/>
+              </w:rPr>
+              <w:t xml:space="preserve">  14  </w:t>
+            </w:r>
+            <w:r>
+              <w:rPr>
+                <w:rFonts w:ascii="Consolas" w:hAnsi="Consolas" w:eastAsia="Consolas"/>
+                <w:b w:val="0"/>
+                <w:sz w:val="16"/>
+              </w:rPr>
+              <w:t xml:space="preserve"> </w:t>
+            </w:r>
+          </w:p>
+          <w:p>
+            <w:pPr>
+              <w:spacing w:before="0" w:after="0" w:line="240" w:lineRule="auto"/>
+              <w:ind w:left="567" w:hanging="567"/>
+            </w:pPr>
+            <w:r>
+              <w:rPr>
+                <w:rFonts w:ascii="Consolas" w:hAnsi="Consolas" w:eastAsia="Consolas"/>
+                <w:b w:val="0"/>
+                <w:color w:val="5B6875"/>
+                <w:sz w:val="16"/>
+              </w:rPr>
+              <w:t xml:space="preserve">  15  </w:t>
+            </w:r>
+            <w:r>
+              <w:rPr>
+                <w:rFonts w:ascii="Consolas" w:hAnsi="Consolas" w:eastAsia="Consolas"/>
+                <w:b w:val="0"/>
+                <w:sz w:val="16"/>
+              </w:rPr>
+              <w:t>def add_planned_column(spark: SparkSession, table: str, column: str, sql_type: str) -&gt; None:</w:t>
+            </w:r>
+          </w:p>
+          <w:p>
+            <w:pPr>
+              <w:spacing w:before="0" w:after="0" w:line="240" w:lineRule="auto"/>
+              <w:ind w:left="567" w:hanging="567"/>
+            </w:pPr>
+            <w:r>
+              <w:rPr>
+                <w:rFonts w:ascii="Consolas" w:hAnsi="Consolas" w:eastAsia="Consolas"/>
+                <w:b w:val="0"/>
+                <w:color w:val="5B6875"/>
+                <w:sz w:val="16"/>
+              </w:rPr>
+              <w:t xml:space="preserve">  16  </w:t>
+            </w:r>
+            <w:r>
+              <w:rPr>
+                <w:rFonts w:ascii="Consolas" w:hAnsi="Consolas" w:eastAsia="Consolas"/>
+                <w:b w:val="0"/>
+                <w:sz w:val="16"/>
+              </w:rPr>
+              <w:t xml:space="preserve">    """Planned schema change, run from a reviewed migration."""</w:t>
+            </w:r>
+          </w:p>
+          <w:p>
+            <w:pPr>
+              <w:spacing w:before="0" w:after="0" w:line="240" w:lineRule="auto"/>
+              <w:ind w:left="567" w:hanging="567"/>
+            </w:pPr>
+            <w:r>
+              <w:rPr>
+                <w:rFonts w:ascii="Consolas" w:hAnsi="Consolas" w:eastAsia="Consolas"/>
+                <w:b/>
+                <w:color w:val="5B6875"/>
+                <w:sz w:val="16"/>
+              </w:rPr>
+              <w:t xml:space="preserve"> [3]  </w:t>
+            </w:r>
+            <w:r>
+              <w:rPr>
+                <w:rFonts w:ascii="Consolas" w:hAnsi="Consolas" w:eastAsia="Consolas"/>
+                <w:b w:val="0"/>
+                <w:sz w:val="16"/>
+              </w:rPr>
+              <w:t xml:space="preserve">    spark.sql(f"ALTER TABLE {table} ADD COLUMN ({column} {sql_type})")</w:t>
             </w:r>
           </w:p>
         </w:tc>
       </w:tr>
     </w:tbl>
-    <w:p/>
+    <w:p>
+      <w:pPr>
+        <w:pStyle w:val="ListNumber"/>
+      </w:pPr>
+      <w:r>
+        <w:rPr>
+          <w:b/>
+        </w:rPr>
+        <w:t xml:space="preserve">Line 6. </w:t>
+      </w:r>
+      <w:r>
+        <w:rPr>
+          <w:b w:val="0"/>
+          <w:i w:val="0"/>
+        </w:rPr>
+        <w:t>Both directions checked. A missing column would otherwise land as NULL without an error.</w:t>
+      </w:r>
+    </w:p>
+    <w:p>
+      <w:pPr>
+        <w:pStyle w:val="ListNumber"/>
+      </w:pPr>
+      <w:r>
+        <w:rPr>
+          <w:b/>
+        </w:rPr>
+        <w:t xml:space="preserve">Line 12. </w:t>
+      </w:r>
+      <w:r>
+        <w:rPr>
+          <w:b w:val="0"/>
+          <w:i w:val="0"/>
+        </w:rPr>
+        <w:t>No mergeSchema. An unexpected shape fails loudly.</w:t>
+      </w:r>
+    </w:p>
+    <w:p>
+      <w:pPr>
+        <w:pStyle w:val="ListNumber"/>
+      </w:pPr>
+      <w:r>
+        <w:rPr>
+          <w:b/>
+        </w:rPr>
+        <w:t xml:space="preserve">Line 17. </w:t>
+      </w:r>
+      <w:r>
+        <w:rPr>
+          <w:b w:val="0"/>
+          <w:i w:val="0"/>
+        </w:rPr>
+        <w:t>New columns arrive through a reviewed change, not as a side effect of a write.</w:t>
+      </w:r>
+    </w:p>
+    <w:p>
+      <w:r>
+        <w:rPr>
+          <w:b w:val="0"/>
+          <w:i w:val="0"/>
+        </w:rPr>
+        <w:t>Schema changes become decisions a person reviews, not accidents a delivery causes.</w:t>
+      </w:r>
+    </w:p>
+    <w:p>
+      <w:pPr>
+        <w:pStyle w:val="Heading4"/>
+      </w:pPr>
+      <w:r>
+        <w:t>Recap card</w:t>
+      </w:r>
+    </w:p>
+    <w:p>
+      <w:pPr>
+        <w:pStyle w:val="ListBullet"/>
+      </w:pPr>
+      <w:r>
+        <w:rPr>
+          <w:b/>
+          <w:i w:val="0"/>
+        </w:rPr>
+        <w:t>Delta append with an extra column, no options</w:t>
+      </w:r>
+      <w:r>
+        <w:rPr>
+          <w:b w:val="0"/>
+          <w:i w:val="0"/>
+        </w:rPr>
+        <w:t xml:space="preserve"> Fails with a schema mismatch. Enforcement is on by default.</w:t>
+      </w:r>
+    </w:p>
+    <w:p>
+      <w:pPr>
+        <w:pStyle w:val="ListBullet"/>
+      </w:pPr>
+      <w:r>
+        <w:rPr>
+          <w:b/>
+          <w:i w:val="0"/>
+        </w:rPr>
+        <w:t>MERGE with updateAll and an extra source column, no evolution</w:t>
+      </w:r>
+      <w:r>
+        <w:rPr>
+          <w:b w:val="0"/>
+          <w:i w:val="0"/>
+        </w:rPr>
+        <w:t xml:space="preserve"> Succeeds and silently ignores the extra column. Only your own column check catches it.</w:t>
+      </w:r>
+    </w:p>
+    <w:p>
+      <w:pPr>
+        <w:pStyle w:val="ListBullet"/>
+      </w:pPr>
+      <w:r>
+        <w:rPr>
+          <w:b/>
+          <w:i w:val="0"/>
+        </w:rPr>
+        <w:t>Evolve one write on purpose</w:t>
+      </w:r>
+      <w:r>
+        <w:rPr>
+          <w:b w:val="0"/>
+          <w:i w:val="0"/>
+        </w:rPr>
+        <w:t xml:space="preserve"> Append: option mergeSchema. MERGE: .withSchemaEvolution(). Planned: ALTER TABLE ADD COLUMN.</w:t>
+      </w:r>
+    </w:p>
+    <w:p>
+      <w:pPr>
+        <w:pStyle w:val="ListBullet"/>
+      </w:pPr>
+      <w:r>
+        <w:rPr>
+          <w:b/>
+          <w:i w:val="0"/>
+        </w:rPr>
+        <w:t>Why not set autoMerge.enabled for the session?</w:t>
+      </w:r>
+      <w:r>
+        <w:rPr>
+          <w:b w:val="0"/>
+          <w:i w:val="0"/>
+        </w:rPr>
+        <w:t xml:space="preserve"> It turns evolution on for every MERGE in the job, including ones you did not intend.</w:t>
+      </w:r>
+    </w:p>
+    <w:p>
+      <w:pPr>
+        <w:pStyle w:val="Heading4"/>
+      </w:pPr>
+      <w:r>
+        <w:t>Practice</w:t>
+      </w:r>
+    </w:p>
     <w:p>
       <w:pPr>
         <w:pStyle w:val="Heading5"/>
       </w:pPr>
       <w:r>
-        <w:t>Exercise 3. Fill the gap (level 3)</w:t>
+        <w:t>Exercise 1. Multiple choice (level 1)</w:t>
       </w:r>
     </w:p>
     <w:p>
@@ -5483,7 +5181,7 @@
           <w:b w:val="0"/>
           <w:i w:val="0"/>
         </w:rPr>
-        <w:t xml:space="preserve">You reviewed the supplier's new </w:t>
+        <w:t xml:space="preserve">Silver has columns </w:t>
       </w:r>
       <w:r>
         <w:rPr>
@@ -5491,6 +5189,51 @@
           <w:b w:val="0"/>
           <w:sz w:val="19"/>
         </w:rPr>
+        <w:t>respondent_id</w:t>
+      </w:r>
+      <w:r>
+        <w:rPr>
+          <w:b w:val="0"/>
+          <w:i w:val="0"/>
+        </w:rPr>
+        <w:t xml:space="preserve">, </w:t>
+      </w:r>
+      <w:r>
+        <w:rPr>
+          <w:rFonts w:ascii="Consolas" w:hAnsi="Consolas" w:eastAsia="Consolas"/>
+          <w:b w:val="0"/>
+          <w:sz w:val="19"/>
+        </w:rPr>
+        <w:t>wave_id</w:t>
+      </w:r>
+      <w:r>
+        <w:rPr>
+          <w:b w:val="0"/>
+          <w:i w:val="0"/>
+        </w:rPr>
+        <w:t xml:space="preserve">, </w:t>
+      </w:r>
+      <w:r>
+        <w:rPr>
+          <w:rFonts w:ascii="Consolas" w:hAnsi="Consolas" w:eastAsia="Consolas"/>
+          <w:b w:val="0"/>
+          <w:sz w:val="19"/>
+        </w:rPr>
+        <w:t>final_weight</w:t>
+      </w:r>
+      <w:r>
+        <w:rPr>
+          <w:b w:val="0"/>
+          <w:i w:val="0"/>
+        </w:rPr>
+        <w:t xml:space="preserve">. You append a DataFrame with those three columns plus </w:t>
+      </w:r>
+      <w:r>
+        <w:rPr>
+          <w:rFonts w:ascii="Consolas" w:hAnsi="Consolas" w:eastAsia="Consolas"/>
+          <w:b w:val="0"/>
+          <w:sz w:val="19"/>
+        </w:rPr>
         <w:t>region</w:t>
       </w:r>
       <w:r>
@@ -5498,7 +5241,195 @@
           <w:b w:val="0"/>
           <w:i w:val="0"/>
         </w:rPr>
-        <w:t xml:space="preserve"> column and want this one MERGE to add it to silver. Complete the builder.</w:t>
+        <w:t>, without any options. What happens on delta-spark 4.0?</w:t>
+      </w:r>
+    </w:p>
+    <w:p>
+      <w:pPr>
+        <w:pStyle w:val="ListBullet"/>
+      </w:pPr>
+      <w:r>
+        <w:rPr>
+          <w:b w:val="0"/>
+          <w:i w:val="0"/>
+        </w:rPr>
+        <w:t>a) The append succeeds and region is added.</w:t>
+      </w:r>
+    </w:p>
+    <w:p>
+      <w:pPr>
+        <w:pStyle w:val="ListBullet"/>
+      </w:pPr>
+      <w:r>
+        <w:rPr>
+          <w:b w:val="0"/>
+          <w:i w:val="0"/>
+        </w:rPr>
+        <w:t>b) The append succeeds and region is dropped.</w:t>
+      </w:r>
+    </w:p>
+    <w:p>
+      <w:pPr>
+        <w:pStyle w:val="ListBullet"/>
+      </w:pPr>
+      <w:r>
+        <w:rPr>
+          <w:b w:val="0"/>
+          <w:i w:val="0"/>
+        </w:rPr>
+        <w:t>c) The append fails with a schema mismatch.</w:t>
+      </w:r>
+    </w:p>
+    <w:p>
+      <w:pPr>
+        <w:pStyle w:val="ListBullet"/>
+      </w:pPr>
+      <w:r>
+        <w:rPr>
+          <w:b w:val="0"/>
+          <w:i w:val="0"/>
+        </w:rPr>
+        <w:t>d) Region is stored in a hidden rescue column.</w:t>
+      </w:r>
+    </w:p>
+    <w:p>
+      <w:r>
+        <w:rPr>
+          <w:b/>
+          <w:i w:val="0"/>
+        </w:rPr>
+        <w:t>Why?</w:t>
+      </w:r>
+    </w:p>
+    <w:p>
+      <w:pPr>
+        <w:pStyle w:val="ListBullet"/>
+      </w:pPr>
+      <w:r>
+        <w:rPr>
+          <w:b w:val="0"/>
+          <w:i w:val="0"/>
+        </w:rPr>
+        <w:t>r1) Schema enforcement rejects writes with columns the table does not have.</w:t>
+      </w:r>
+    </w:p>
+    <w:p>
+      <w:pPr>
+        <w:pStyle w:val="ListBullet"/>
+      </w:pPr>
+      <w:r>
+        <w:rPr>
+          <w:b w:val="0"/>
+          <w:i w:val="0"/>
+        </w:rPr>
+        <w:t>r2) Delta tables cannot change schema after creation.</w:t>
+      </w:r>
+    </w:p>
+    <w:p>
+      <w:pPr>
+        <w:pStyle w:val="Heading5"/>
+      </w:pPr>
+      <w:r>
+        <w:t>Exercise 2. Predict the output (level 2)</w:t>
+      </w:r>
+    </w:p>
+    <w:p>
+      <w:r>
+        <w:rPr>
+          <w:b w:val="0"/>
+          <w:i w:val="0"/>
+        </w:rPr>
+        <w:t xml:space="preserve">Silver </w:t>
+      </w:r>
+      <w:r>
+        <w:rPr>
+          <w:rFonts w:ascii="Consolas" w:hAnsi="Consolas" w:eastAsia="Consolas"/>
+          <w:b w:val="0"/>
+          <w:sz w:val="19"/>
+        </w:rPr>
+        <w:t>s</w:t>
+      </w:r>
+      <w:r>
+        <w:rPr>
+          <w:b w:val="0"/>
+          <w:i w:val="0"/>
+        </w:rPr>
+        <w:t xml:space="preserve"> has columns </w:t>
+      </w:r>
+      <w:r>
+        <w:rPr>
+          <w:rFonts w:ascii="Consolas" w:hAnsi="Consolas" w:eastAsia="Consolas"/>
+          <w:b w:val="0"/>
+          <w:sz w:val="19"/>
+        </w:rPr>
+        <w:t>id</w:t>
+      </w:r>
+      <w:r>
+        <w:rPr>
+          <w:b w:val="0"/>
+          <w:i w:val="0"/>
+        </w:rPr>
+        <w:t xml:space="preserve"> and </w:t>
+      </w:r>
+      <w:r>
+        <w:rPr>
+          <w:rFonts w:ascii="Consolas" w:hAnsi="Consolas" w:eastAsia="Consolas"/>
+          <w:b w:val="0"/>
+          <w:sz w:val="19"/>
+        </w:rPr>
+        <w:t>w</w:t>
+      </w:r>
+      <w:r>
+        <w:rPr>
+          <w:b w:val="0"/>
+          <w:i w:val="0"/>
+        </w:rPr>
+        <w:t xml:space="preserve">. The source has </w:t>
+      </w:r>
+      <w:r>
+        <w:rPr>
+          <w:rFonts w:ascii="Consolas" w:hAnsi="Consolas" w:eastAsia="Consolas"/>
+          <w:b w:val="0"/>
+          <w:sz w:val="19"/>
+        </w:rPr>
+        <w:t>id</w:t>
+      </w:r>
+      <w:r>
+        <w:rPr>
+          <w:b w:val="0"/>
+          <w:i w:val="0"/>
+        </w:rPr>
+        <w:t xml:space="preserve">, </w:t>
+      </w:r>
+      <w:r>
+        <w:rPr>
+          <w:rFonts w:ascii="Consolas" w:hAnsi="Consolas" w:eastAsia="Consolas"/>
+          <w:b w:val="0"/>
+          <w:sz w:val="19"/>
+        </w:rPr>
+        <w:t>w</w:t>
+      </w:r>
+      <w:r>
+        <w:rPr>
+          <w:b w:val="0"/>
+          <w:i w:val="0"/>
+        </w:rPr>
+        <w:t xml:space="preserve"> and </w:t>
+      </w:r>
+      <w:r>
+        <w:rPr>
+          <w:rFonts w:ascii="Consolas" w:hAnsi="Consolas" w:eastAsia="Consolas"/>
+          <w:b w:val="0"/>
+          <w:sz w:val="19"/>
+        </w:rPr>
+        <w:t>region</w:t>
+      </w:r>
+      <w:r>
+        <w:rPr>
+          <w:b w:val="0"/>
+          <w:i w:val="0"/>
+        </w:rPr>
+        <w:t>. What does the last line print on delta-spark 4.0?</w:t>
       </w:r>
     </w:p>
     <w:tbl>
@@ -5559,7 +5490,7 @@
                 <w:b w:val="0"/>
                 <w:sz w:val="16"/>
               </w:rPr>
-              <w:t xml:space="preserve">    DeltaTable.forName(spark, table).alias("t")</w:t>
+              <w:t xml:space="preserve">    DeltaTable.forName(spark, "s").alias("t")</w:t>
             </w:r>
           </w:p>
           <w:p>
@@ -5582,7 +5513,7 @@
                 <w:b w:val="0"/>
                 <w:sz w:val="16"/>
               </w:rPr>
-              <w:t xml:space="preserve">    .merge(source.alias("s"), condition)</w:t>
+              <w:t xml:space="preserve">    .merge(source.alias("src"), "t.id = src.id")</w:t>
             </w:r>
           </w:p>
           <w:p>
@@ -5605,7 +5536,7 @@
                 <w:b w:val="0"/>
                 <w:sz w:val="16"/>
               </w:rPr>
-              <w:t xml:space="preserve">    ._____(1)()</w:t>
+              <w:t xml:space="preserve">    .whenMatchedUpdateAll()</w:t>
             </w:r>
           </w:p>
           <w:p>
@@ -5628,7 +5559,7 @@
                 <w:b w:val="0"/>
                 <w:sz w:val="16"/>
               </w:rPr>
-              <w:t xml:space="preserve">    .whenMatchedUpdateAll()</w:t>
+              <w:t xml:space="preserve">    .whenNotMatchedInsertAll()</w:t>
             </w:r>
           </w:p>
           <w:p>
@@ -5651,7 +5582,7 @@
                 <w:b w:val="0"/>
                 <w:sz w:val="16"/>
               </w:rPr>
-              <w:t xml:space="preserve">    .whenNotMatchedInsertAll()</w:t>
+              <w:t xml:space="preserve">    .execute()</w:t>
             </w:r>
           </w:p>
           <w:p>
@@ -5674,7 +5605,7 @@
                 <w:b w:val="0"/>
                 <w:sz w:val="16"/>
               </w:rPr>
-              <w:t xml:space="preserve">    .execute()</w:t>
+              <w:t>)</w:t>
             </w:r>
           </w:p>
           <w:p>
@@ -5697,7 +5628,7 @@
                 <w:b w:val="0"/>
                 <w:sz w:val="16"/>
               </w:rPr>
-              <w:t>)</w:t>
+              <w:t>print(spark.table("s").columns)</w:t>
             </w:r>
           </w:p>
         </w:tc>
@@ -5709,7 +5640,7 @@
         <w:pStyle w:val="Heading5"/>
       </w:pPr>
       <w:r>
-        <w:t>Exercise 4. Write the function (level 4)</w:t>
+        <w:t>Exercise 3. Fill the gap (level 3)</w:t>
       </w:r>
     </w:p>
     <w:p>
@@ -5718,6 +5649,241 @@
           <w:b w:val="0"/>
           <w:i w:val="0"/>
         </w:rPr>
+        <w:t xml:space="preserve">You reviewed the supplier's new </w:t>
+      </w:r>
+      <w:r>
+        <w:rPr>
+          <w:rFonts w:ascii="Consolas" w:hAnsi="Consolas" w:eastAsia="Consolas"/>
+          <w:b w:val="0"/>
+          <w:sz w:val="19"/>
+        </w:rPr>
+        <w:t>region</w:t>
+      </w:r>
+      <w:r>
+        <w:rPr>
+          <w:b w:val="0"/>
+          <w:i w:val="0"/>
+        </w:rPr>
+        <w:t xml:space="preserve"> column and want this one MERGE to add it to silver. Complete the builder.</w:t>
+      </w:r>
+    </w:p>
+    <w:tbl>
+      <w:tblPr>
+        <w:tblW w:type="auto" w:w="0"/>
+        <w:jc w:val="left"/>
+        <w:tblLook w:firstColumn="1" w:firstRow="1" w:lastColumn="0" w:lastRow="0" w:noHBand="0" w:noVBand="1" w:val="04A0"/>
+      </w:tblPr>
+      <w:tblGrid>
+        <w:gridCol w:w="8221"/>
+      </w:tblGrid>
+      <w:tr>
+        <w:tc>
+          <w:tcPr>
+            <w:tcW w:type="dxa" w:w="8221"/>
+            <w:shd w:val="clear" w:color="auto" w:fill="F2F4F7"/>
+          </w:tcPr>
+          <w:p>
+            <w:pPr>
+              <w:spacing w:before="0" w:after="0" w:line="240" w:lineRule="auto"/>
+              <w:ind w:left="567" w:hanging="567"/>
+            </w:pPr>
+            <w:r>
+              <w:rPr>
+                <w:rFonts w:ascii="Consolas" w:hAnsi="Consolas" w:eastAsia="Consolas"/>
+                <w:b w:val="0"/>
+                <w:color w:val="5B6875"/>
+                <w:sz w:val="16"/>
+              </w:rPr>
+              <w:t xml:space="preserve">   1  </w:t>
+            </w:r>
+            <w:r>
+              <w:rPr>
+                <w:rFonts w:ascii="Consolas" w:hAnsi="Consolas" w:eastAsia="Consolas"/>
+                <w:b w:val="0"/>
+                <w:sz w:val="16"/>
+              </w:rPr>
+              <w:t>(</w:t>
+            </w:r>
+          </w:p>
+          <w:p>
+            <w:pPr>
+              <w:spacing w:before="0" w:after="0" w:line="240" w:lineRule="auto"/>
+              <w:ind w:left="567" w:hanging="567"/>
+            </w:pPr>
+            <w:r>
+              <w:rPr>
+                <w:rFonts w:ascii="Consolas" w:hAnsi="Consolas" w:eastAsia="Consolas"/>
+                <w:b w:val="0"/>
+                <w:color w:val="5B6875"/>
+                <w:sz w:val="16"/>
+              </w:rPr>
+              <w:t xml:space="preserve">   2  </w:t>
+            </w:r>
+            <w:r>
+              <w:rPr>
+                <w:rFonts w:ascii="Consolas" w:hAnsi="Consolas" w:eastAsia="Consolas"/>
+                <w:b w:val="0"/>
+                <w:sz w:val="16"/>
+              </w:rPr>
+              <w:t xml:space="preserve">    DeltaTable.forName(spark, table).alias("t")</w:t>
+            </w:r>
+          </w:p>
+          <w:p>
+            <w:pPr>
+              <w:spacing w:before="0" w:after="0" w:line="240" w:lineRule="auto"/>
+              <w:ind w:left="567" w:hanging="567"/>
+            </w:pPr>
+            <w:r>
+              <w:rPr>
+                <w:rFonts w:ascii="Consolas" w:hAnsi="Consolas" w:eastAsia="Consolas"/>
+                <w:b w:val="0"/>
+                <w:color w:val="5B6875"/>
+                <w:sz w:val="16"/>
+              </w:rPr>
+              <w:t xml:space="preserve">   3  </w:t>
+            </w:r>
+            <w:r>
+              <w:rPr>
+                <w:rFonts w:ascii="Consolas" w:hAnsi="Consolas" w:eastAsia="Consolas"/>
+                <w:b w:val="0"/>
+                <w:sz w:val="16"/>
+              </w:rPr>
+              <w:t xml:space="preserve">    .merge(source.alias("s"), condition)</w:t>
+            </w:r>
+          </w:p>
+          <w:p>
+            <w:pPr>
+              <w:spacing w:before="0" w:after="0" w:line="240" w:lineRule="auto"/>
+              <w:ind w:left="567" w:hanging="567"/>
+            </w:pPr>
+            <w:r>
+              <w:rPr>
+                <w:rFonts w:ascii="Consolas" w:hAnsi="Consolas" w:eastAsia="Consolas"/>
+                <w:b w:val="0"/>
+                <w:color w:val="5B6875"/>
+                <w:sz w:val="16"/>
+              </w:rPr>
+              <w:t xml:space="preserve">   4  </w:t>
+            </w:r>
+            <w:r>
+              <w:rPr>
+                <w:rFonts w:ascii="Consolas" w:hAnsi="Consolas" w:eastAsia="Consolas"/>
+                <w:b w:val="0"/>
+                <w:sz w:val="16"/>
+              </w:rPr>
+              <w:t xml:space="preserve">    ._____(1)()</w:t>
+            </w:r>
+          </w:p>
+          <w:p>
+            <w:pPr>
+              <w:spacing w:before="0" w:after="0" w:line="240" w:lineRule="auto"/>
+              <w:ind w:left="567" w:hanging="567"/>
+            </w:pPr>
+            <w:r>
+              <w:rPr>
+                <w:rFonts w:ascii="Consolas" w:hAnsi="Consolas" w:eastAsia="Consolas"/>
+                <w:b w:val="0"/>
+                <w:color w:val="5B6875"/>
+                <w:sz w:val="16"/>
+              </w:rPr>
+              <w:t xml:space="preserve">   5  </w:t>
+            </w:r>
+            <w:r>
+              <w:rPr>
+                <w:rFonts w:ascii="Consolas" w:hAnsi="Consolas" w:eastAsia="Consolas"/>
+                <w:b w:val="0"/>
+                <w:sz w:val="16"/>
+              </w:rPr>
+              <w:t xml:space="preserve">    .whenMatchedUpdateAll()</w:t>
+            </w:r>
+          </w:p>
+          <w:p>
+            <w:pPr>
+              <w:spacing w:before="0" w:after="0" w:line="240" w:lineRule="auto"/>
+              <w:ind w:left="567" w:hanging="567"/>
+            </w:pPr>
+            <w:r>
+              <w:rPr>
+                <w:rFonts w:ascii="Consolas" w:hAnsi="Consolas" w:eastAsia="Consolas"/>
+                <w:b w:val="0"/>
+                <w:color w:val="5B6875"/>
+                <w:sz w:val="16"/>
+              </w:rPr>
+              <w:t xml:space="preserve">   6  </w:t>
+            </w:r>
+            <w:r>
+              <w:rPr>
+                <w:rFonts w:ascii="Consolas" w:hAnsi="Consolas" w:eastAsia="Consolas"/>
+                <w:b w:val="0"/>
+                <w:sz w:val="16"/>
+              </w:rPr>
+              <w:t xml:space="preserve">    .whenNotMatchedInsertAll()</w:t>
+            </w:r>
+          </w:p>
+          <w:p>
+            <w:pPr>
+              <w:spacing w:before="0" w:after="0" w:line="240" w:lineRule="auto"/>
+              <w:ind w:left="567" w:hanging="567"/>
+            </w:pPr>
+            <w:r>
+              <w:rPr>
+                <w:rFonts w:ascii="Consolas" w:hAnsi="Consolas" w:eastAsia="Consolas"/>
+                <w:b w:val="0"/>
+                <w:color w:val="5B6875"/>
+                <w:sz w:val="16"/>
+              </w:rPr>
+              <w:t xml:space="preserve">   7  </w:t>
+            </w:r>
+            <w:r>
+              <w:rPr>
+                <w:rFonts w:ascii="Consolas" w:hAnsi="Consolas" w:eastAsia="Consolas"/>
+                <w:b w:val="0"/>
+                <w:sz w:val="16"/>
+              </w:rPr>
+              <w:t xml:space="preserve">    .execute()</w:t>
+            </w:r>
+          </w:p>
+          <w:p>
+            <w:pPr>
+              <w:spacing w:before="0" w:after="0" w:line="240" w:lineRule="auto"/>
+              <w:ind w:left="567" w:hanging="567"/>
+            </w:pPr>
+            <w:r>
+              <w:rPr>
+                <w:rFonts w:ascii="Consolas" w:hAnsi="Consolas" w:eastAsia="Consolas"/>
+                <w:b w:val="0"/>
+                <w:color w:val="5B6875"/>
+                <w:sz w:val="16"/>
+              </w:rPr>
+              <w:t xml:space="preserve">   8  </w:t>
+            </w:r>
+            <w:r>
+              <w:rPr>
+                <w:rFonts w:ascii="Consolas" w:hAnsi="Consolas" w:eastAsia="Consolas"/>
+                <w:b w:val="0"/>
+                <w:sz w:val="16"/>
+              </w:rPr>
+              <w:t>)</w:t>
+            </w:r>
+          </w:p>
+        </w:tc>
+      </w:tr>
+    </w:tbl>
+    <w:p/>
+    <w:p>
+      <w:pPr>
+        <w:pStyle w:val="Heading5"/>
+      </w:pPr>
+      <w:r>
+        <w:t>Exercise 4. Write the function (level 4)</w:t>
+      </w:r>
+    </w:p>
+    <w:p>
+      <w:r>
+        <w:rPr>
+          <w:b w:val="0"/>
+          <w:i w:val="0"/>
+        </w:rPr>
         <w:t xml:space="preserve">Write </w:t>
       </w:r>
       <w:r>
@@ -5796,6 +5962,364 @@
         <w:t xml:space="preserve"> naming both lists when either is non-empty.</w:t>
       </w:r>
     </w:p>
+    <w:p>
+      <w:r>
+        <w:rPr>
+          <w:b w:val="0"/>
+          <w:i w:val="0"/>
+        </w:rPr>
+        <w:t>Your code must pass these checks:</w:t>
+      </w:r>
+    </w:p>
+    <w:p>
+      <w:pPr>
+        <w:pStyle w:val="ListBullet"/>
+      </w:pPr>
+      <w:r>
+        <w:rPr>
+          <w:b w:val="0"/>
+          <w:i w:val="0"/>
+        </w:rPr>
+        <w:t>Same columns in a different order is no drift.</w:t>
+      </w:r>
+    </w:p>
+    <w:p>
+      <w:pPr>
+        <w:pStyle w:val="ListBullet"/>
+      </w:pPr>
+      <w:r>
+        <w:rPr>
+          <w:b w:val="0"/>
+          <w:i w:val="0"/>
+        </w:rPr>
+        <w:t>Report both directions: the typo is unexpected, and the real column is missing.</w:t>
+      </w:r>
+    </w:p>
+    <w:p>
+      <w:pPr>
+        <w:pStyle w:val="ListBullet"/>
+      </w:pPr>
+      <w:r>
+        <w:rPr>
+          <w:b w:val="0"/>
+          <w:i w:val="0"/>
+        </w:rPr>
+        <w:t>Return sorted lists, so messages and tests are stable.</w:t>
+      </w:r>
+    </w:p>
+    <w:p>
+      <w:pPr>
+        <w:pStyle w:val="ListBullet"/>
+      </w:pPr>
+      <w:r>
+        <w:rPr>
+          <w:rFonts w:ascii="Consolas" w:hAnsi="Consolas" w:eastAsia="Consolas"/>
+          <w:b w:val="0"/>
+          <w:sz w:val="19"/>
+        </w:rPr>
+        <w:t>assert_no_drift</w:t>
+      </w:r>
+      <w:r>
+        <w:rPr>
+          <w:b w:val="0"/>
+          <w:i w:val="0"/>
+        </w:rPr>
+        <w:t xml:space="preserve"> must raise ValueError that names the drifted columns.</w:t>
+      </w:r>
+    </w:p>
+    <w:p>
+      <w:pPr>
+        <w:pStyle w:val="ListBullet"/>
+      </w:pPr>
+      <w:r>
+        <w:rPr>
+          <w:b w:val="0"/>
+          <w:i w:val="0"/>
+        </w:rPr>
+        <w:t>No drift must return None without raising.</w:t>
+      </w:r>
+    </w:p>
+    <w:p>
+      <w:r>
+        <w:rPr>
+          <w:b w:val="0"/>
+          <w:i w:val="0"/>
+        </w:rPr>
+        <w:t>Shape of the answer. The reference solution defines these names. Write the bodies yourself.</w:t>
+      </w:r>
+    </w:p>
+    <w:tbl>
+      <w:tblPr>
+        <w:tblW w:type="auto" w:w="0"/>
+        <w:jc w:val="left"/>
+        <w:tblLook w:firstColumn="1" w:firstRow="1" w:lastColumn="0" w:lastRow="0" w:noHBand="0" w:noVBand="1" w:val="04A0"/>
+      </w:tblPr>
+      <w:tblGrid>
+        <w:gridCol w:w="8221"/>
+      </w:tblGrid>
+      <w:tr>
+        <w:tc>
+          <w:tcPr>
+            <w:tcW w:type="dxa" w:w="8221"/>
+            <w:shd w:val="clear" w:color="auto" w:fill="F2F4F7"/>
+          </w:tcPr>
+          <w:p>
+            <w:pPr>
+              <w:spacing w:before="0" w:after="0" w:line="240" w:lineRule="auto"/>
+              <w:ind w:left="567" w:hanging="567"/>
+            </w:pPr>
+            <w:r>
+              <w:rPr>
+                <w:rFonts w:ascii="Consolas" w:hAnsi="Consolas" w:eastAsia="Consolas"/>
+                <w:b w:val="0"/>
+                <w:color w:val="5B6875"/>
+                <w:sz w:val="16"/>
+              </w:rPr>
+              <w:t xml:space="preserve">   1  </w:t>
+            </w:r>
+            <w:r>
+              <w:rPr>
+                <w:rFonts w:ascii="Consolas" w:hAnsi="Consolas" w:eastAsia="Consolas"/>
+                <w:b w:val="0"/>
+                <w:sz w:val="16"/>
+              </w:rPr>
+              <w:t># Compare delivered columns with the registry.</w:t>
+            </w:r>
+          </w:p>
+          <w:p>
+            <w:pPr>
+              <w:spacing w:before="0" w:after="0" w:line="240" w:lineRule="auto"/>
+              <w:ind w:left="567" w:hanging="567"/>
+            </w:pPr>
+            <w:r>
+              <w:rPr>
+                <w:rFonts w:ascii="Consolas" w:hAnsi="Consolas" w:eastAsia="Consolas"/>
+                <w:b w:val="0"/>
+                <w:color w:val="5B6875"/>
+                <w:sz w:val="16"/>
+              </w:rPr>
+              <w:t xml:space="preserve">   2  </w:t>
+            </w:r>
+            <w:r>
+              <w:rPr>
+                <w:rFonts w:ascii="Consolas" w:hAnsi="Consolas" w:eastAsia="Consolas"/>
+                <w:b w:val="0"/>
+                <w:sz w:val="16"/>
+              </w:rPr>
+              <w:t>def schema_drift(</w:t>
+            </w:r>
+          </w:p>
+          <w:p>
+            <w:pPr>
+              <w:spacing w:before="0" w:after="0" w:line="240" w:lineRule="auto"/>
+              <w:ind w:left="567" w:hanging="567"/>
+            </w:pPr>
+            <w:r>
+              <w:rPr>
+                <w:rFonts w:ascii="Consolas" w:hAnsi="Consolas" w:eastAsia="Consolas"/>
+                <w:b w:val="0"/>
+                <w:color w:val="5B6875"/>
+                <w:sz w:val="16"/>
+              </w:rPr>
+              <w:t xml:space="preserve">   3  </w:t>
+            </w:r>
+            <w:r>
+              <w:rPr>
+                <w:rFonts w:ascii="Consolas" w:hAnsi="Consolas" w:eastAsia="Consolas"/>
+                <w:b w:val="0"/>
+                <w:sz w:val="16"/>
+              </w:rPr>
+              <w:t xml:space="preserve">    actual: list[str],</w:t>
+            </w:r>
+          </w:p>
+          <w:p>
+            <w:pPr>
+              <w:spacing w:before="0" w:after="0" w:line="240" w:lineRule="auto"/>
+              <w:ind w:left="567" w:hanging="567"/>
+            </w:pPr>
+            <w:r>
+              <w:rPr>
+                <w:rFonts w:ascii="Consolas" w:hAnsi="Consolas" w:eastAsia="Consolas"/>
+                <w:b w:val="0"/>
+                <w:color w:val="5B6875"/>
+                <w:sz w:val="16"/>
+              </w:rPr>
+              <w:t xml:space="preserve">   4  </w:t>
+            </w:r>
+            <w:r>
+              <w:rPr>
+                <w:rFonts w:ascii="Consolas" w:hAnsi="Consolas" w:eastAsia="Consolas"/>
+                <w:b w:val="0"/>
+                <w:sz w:val="16"/>
+              </w:rPr>
+              <w:t xml:space="preserve">    expected: list[str],</w:t>
+            </w:r>
+          </w:p>
+          <w:p>
+            <w:pPr>
+              <w:spacing w:before="0" w:after="0" w:line="240" w:lineRule="auto"/>
+              <w:ind w:left="567" w:hanging="567"/>
+            </w:pPr>
+            <w:r>
+              <w:rPr>
+                <w:rFonts w:ascii="Consolas" w:hAnsi="Consolas" w:eastAsia="Consolas"/>
+                <w:b w:val="0"/>
+                <w:color w:val="5B6875"/>
+                <w:sz w:val="16"/>
+              </w:rPr>
+              <w:t xml:space="preserve">   5  </w:t>
+            </w:r>
+            <w:r>
+              <w:rPr>
+                <w:rFonts w:ascii="Consolas" w:hAnsi="Consolas" w:eastAsia="Consolas"/>
+                <w:b w:val="0"/>
+                <w:sz w:val="16"/>
+              </w:rPr>
+              <w:t>) -&gt; dict[str, list[str]]: ...</w:t>
+            </w:r>
+          </w:p>
+          <w:p>
+            <w:pPr>
+              <w:spacing w:before="0" w:after="0" w:line="240" w:lineRule="auto"/>
+              <w:ind w:left="567" w:hanging="567"/>
+            </w:pPr>
+            <w:r>
+              <w:rPr>
+                <w:rFonts w:ascii="Consolas" w:hAnsi="Consolas" w:eastAsia="Consolas"/>
+                <w:b w:val="0"/>
+                <w:color w:val="5B6875"/>
+                <w:sz w:val="16"/>
+              </w:rPr>
+              <w:t xml:space="preserve">   6  </w:t>
+            </w:r>
+            <w:r>
+              <w:rPr>
+                <w:rFonts w:ascii="Consolas" w:hAnsi="Consolas" w:eastAsia="Consolas"/>
+                <w:b w:val="0"/>
+                <w:sz w:val="16"/>
+              </w:rPr>
+              <w:t xml:space="preserve"> </w:t>
+            </w:r>
+          </w:p>
+          <w:p>
+            <w:pPr>
+              <w:spacing w:before="0" w:after="0" w:line="240" w:lineRule="auto"/>
+              <w:ind w:left="567" w:hanging="567"/>
+            </w:pPr>
+            <w:r>
+              <w:rPr>
+                <w:rFonts w:ascii="Consolas" w:hAnsi="Consolas" w:eastAsia="Consolas"/>
+                <w:b w:val="0"/>
+                <w:color w:val="5B6875"/>
+                <w:sz w:val="16"/>
+              </w:rPr>
+              <w:t xml:space="preserve">   7  </w:t>
+            </w:r>
+            <w:r>
+              <w:rPr>
+                <w:rFonts w:ascii="Consolas" w:hAnsi="Consolas" w:eastAsia="Consolas"/>
+                <w:b w:val="0"/>
+                <w:sz w:val="16"/>
+              </w:rPr>
+              <w:t># Raise ValueError when the delivery's columns differ from the registry.</w:t>
+            </w:r>
+          </w:p>
+          <w:p>
+            <w:pPr>
+              <w:spacing w:before="0" w:after="0" w:line="240" w:lineRule="auto"/>
+              <w:ind w:left="567" w:hanging="567"/>
+            </w:pPr>
+            <w:r>
+              <w:rPr>
+                <w:rFonts w:ascii="Consolas" w:hAnsi="Consolas" w:eastAsia="Consolas"/>
+                <w:b w:val="0"/>
+                <w:color w:val="5B6875"/>
+                <w:sz w:val="16"/>
+              </w:rPr>
+              <w:t xml:space="preserve">   8  </w:t>
+            </w:r>
+            <w:r>
+              <w:rPr>
+                <w:rFonts w:ascii="Consolas" w:hAnsi="Consolas" w:eastAsia="Consolas"/>
+                <w:b w:val="0"/>
+                <w:sz w:val="16"/>
+              </w:rPr>
+              <w:t>def assert_no_drift(</w:t>
+            </w:r>
+          </w:p>
+          <w:p>
+            <w:pPr>
+              <w:spacing w:before="0" w:after="0" w:line="240" w:lineRule="auto"/>
+              <w:ind w:left="567" w:hanging="567"/>
+            </w:pPr>
+            <w:r>
+              <w:rPr>
+                <w:rFonts w:ascii="Consolas" w:hAnsi="Consolas" w:eastAsia="Consolas"/>
+                <w:b w:val="0"/>
+                <w:color w:val="5B6875"/>
+                <w:sz w:val="16"/>
+              </w:rPr>
+              <w:t xml:space="preserve">   9  </w:t>
+            </w:r>
+            <w:r>
+              <w:rPr>
+                <w:rFonts w:ascii="Consolas" w:hAnsi="Consolas" w:eastAsia="Consolas"/>
+                <w:b w:val="0"/>
+                <w:sz w:val="16"/>
+              </w:rPr>
+              <w:t xml:space="preserve">    actual: list[str],</w:t>
+            </w:r>
+          </w:p>
+          <w:p>
+            <w:pPr>
+              <w:spacing w:before="0" w:after="0" w:line="240" w:lineRule="auto"/>
+              <w:ind w:left="567" w:hanging="567"/>
+            </w:pPr>
+            <w:r>
+              <w:rPr>
+                <w:rFonts w:ascii="Consolas" w:hAnsi="Consolas" w:eastAsia="Consolas"/>
+                <w:b w:val="0"/>
+                <w:color w:val="5B6875"/>
+                <w:sz w:val="16"/>
+              </w:rPr>
+              <w:t xml:space="preserve">  10  </w:t>
+            </w:r>
+            <w:r>
+              <w:rPr>
+                <w:rFonts w:ascii="Consolas" w:hAnsi="Consolas" w:eastAsia="Consolas"/>
+                <w:b w:val="0"/>
+                <w:sz w:val="16"/>
+              </w:rPr>
+              <w:t xml:space="preserve">    expected: list[str],</w:t>
+            </w:r>
+          </w:p>
+          <w:p>
+            <w:pPr>
+              <w:spacing w:before="0" w:after="0" w:line="240" w:lineRule="auto"/>
+              <w:ind w:left="567" w:hanging="567"/>
+            </w:pPr>
+            <w:r>
+              <w:rPr>
+                <w:rFonts w:ascii="Consolas" w:hAnsi="Consolas" w:eastAsia="Consolas"/>
+                <w:b w:val="0"/>
+                <w:color w:val="5B6875"/>
+                <w:sz w:val="16"/>
+              </w:rPr>
+              <w:t xml:space="preserve">  11  </w:t>
+            </w:r>
+            <w:r>
+              <w:rPr>
+                <w:rFonts w:ascii="Consolas" w:hAnsi="Consolas" w:eastAsia="Consolas"/>
+                <w:b w:val="0"/>
+                <w:sz w:val="16"/>
+              </w:rPr>
+              <w:t>) -&gt; None: ...</w:t>
+            </w:r>
+          </w:p>
+        </w:tc>
+      </w:tr>
+    </w:tbl>
+    <w:p/>
     <w:p>
       <w:r>
         <w:rPr>

--- a/site/downloads/handbook-A3.docx
+++ b/site/downloads/handbook-A3.docx
@@ -8192,6 +8192,131 @@
         <w:t>A new Delta table gets these statements in order. What version number does the RESTORE create?</w:t>
       </w:r>
     </w:p>
+    <w:p>
+      <w:r>
+        <w:rPr>
+          <w:b/>
+          <w:i w:val="0"/>
+        </w:rPr>
+        <w:t>What you need to know.</w:t>
+      </w:r>
+    </w:p>
+    <w:p>
+      <w:r>
+        <w:rPr>
+          <w:rFonts w:ascii="Consolas" w:hAnsi="Consolas" w:eastAsia="Consolas"/>
+          <w:b w:val="0"/>
+          <w:sz w:val="19"/>
+        </w:rPr>
+        <w:t>CREATE TABLE t (id INT) USING DELTA</w:t>
+      </w:r>
+      <w:r>
+        <w:rPr>
+          <w:b w:val="0"/>
+          <w:i w:val="0"/>
+        </w:rPr>
+        <w:t xml:space="preserve"> creates a table stored in the Delta format, so it has a transaction log and versions. On Databricks, Delta is the default, and </w:t>
+      </w:r>
+      <w:r>
+        <w:rPr>
+          <w:rFonts w:ascii="Consolas" w:hAnsi="Consolas" w:eastAsia="Consolas"/>
+          <w:b w:val="0"/>
+          <w:sz w:val="19"/>
+        </w:rPr>
+        <w:t>USING DELTA</w:t>
+      </w:r>
+      <w:r>
+        <w:rPr>
+          <w:b w:val="0"/>
+          <w:i w:val="0"/>
+        </w:rPr>
+        <w:t xml:space="preserve"> states it explicitly.</w:t>
+      </w:r>
+    </w:p>
+    <w:p>
+      <w:r>
+        <w:rPr>
+          <w:b w:val="0"/>
+          <w:i w:val="0"/>
+        </w:rPr>
+        <w:t xml:space="preserve">Each statement that changes the table commits one new version: the </w:t>
+      </w:r>
+      <w:r>
+        <w:rPr>
+          <w:rFonts w:ascii="Consolas" w:hAnsi="Consolas" w:eastAsia="Consolas"/>
+          <w:b w:val="0"/>
+          <w:sz w:val="19"/>
+        </w:rPr>
+        <w:t>CREATE</w:t>
+      </w:r>
+      <w:r>
+        <w:rPr>
+          <w:b w:val="0"/>
+          <w:i w:val="0"/>
+        </w:rPr>
+        <w:t xml:space="preserve"> is version 0, and every </w:t>
+      </w:r>
+      <w:r>
+        <w:rPr>
+          <w:rFonts w:ascii="Consolas" w:hAnsi="Consolas" w:eastAsia="Consolas"/>
+          <w:b w:val="0"/>
+          <w:sz w:val="19"/>
+        </w:rPr>
+        <w:t>INSERT</w:t>
+      </w:r>
+      <w:r>
+        <w:rPr>
+          <w:b w:val="0"/>
+          <w:i w:val="0"/>
+        </w:rPr>
+        <w:t xml:space="preserve">, </w:t>
+      </w:r>
+      <w:r>
+        <w:rPr>
+          <w:rFonts w:ascii="Consolas" w:hAnsi="Consolas" w:eastAsia="Consolas"/>
+          <w:b w:val="0"/>
+          <w:sz w:val="19"/>
+        </w:rPr>
+        <w:t>UPDATE</w:t>
+      </w:r>
+      <w:r>
+        <w:rPr>
+          <w:b w:val="0"/>
+          <w:i w:val="0"/>
+        </w:rPr>
+        <w:t xml:space="preserve">, </w:t>
+      </w:r>
+      <w:r>
+        <w:rPr>
+          <w:rFonts w:ascii="Consolas" w:hAnsi="Consolas" w:eastAsia="Consolas"/>
+          <w:b w:val="0"/>
+          <w:sz w:val="19"/>
+        </w:rPr>
+        <w:t>DELETE</w:t>
+      </w:r>
+      <w:r>
+        <w:rPr>
+          <w:b w:val="0"/>
+          <w:i w:val="0"/>
+        </w:rPr>
+        <w:t xml:space="preserve"> or </w:t>
+      </w:r>
+      <w:r>
+        <w:rPr>
+          <w:rFonts w:ascii="Consolas" w:hAnsi="Consolas" w:eastAsia="Consolas"/>
+          <w:b w:val="0"/>
+          <w:sz w:val="19"/>
+        </w:rPr>
+        <w:t>MERGE</w:t>
+      </w:r>
+      <w:r>
+        <w:rPr>
+          <w:b w:val="0"/>
+          <w:i w:val="0"/>
+        </w:rPr>
+        <w:t xml:space="preserve"> after it adds one.</w:t>
+      </w:r>
+    </w:p>
     <w:tbl>
       <w:tblPr>
         <w:tblW w:type="auto" w:w="0"/>
@@ -8341,6 +8466,49 @@
           <w:i w:val="0"/>
         </w:rPr>
         <w:t>A nightly maintenance script. After an incident, the team cannot time travel even one day back. Tap the line that causes it, then fix the script.</w:t>
+      </w:r>
+    </w:p>
+    <w:p>
+      <w:r>
+        <w:rPr>
+          <w:b/>
+          <w:i w:val="0"/>
+        </w:rPr>
+        <w:t>What you need to know.</w:t>
+      </w:r>
+    </w:p>
+    <w:p>
+      <w:r>
+        <w:rPr>
+          <w:rFonts w:ascii="Consolas" w:hAnsi="Consolas" w:eastAsia="Consolas"/>
+          <w:b w:val="0"/>
+          <w:sz w:val="19"/>
+        </w:rPr>
+        <w:t>SET key = value</w:t>
+      </w:r>
+      <w:r>
+        <w:rPr>
+          <w:b w:val="0"/>
+          <w:i w:val="0"/>
+        </w:rPr>
+        <w:t xml:space="preserve"> changes a Spark setting for the rest of the session.</w:t>
+      </w:r>
+    </w:p>
+    <w:p>
+      <w:r>
+        <w:rPr>
+          <w:rFonts w:ascii="Consolas" w:hAnsi="Consolas" w:eastAsia="Consolas"/>
+          <w:b w:val="0"/>
+          <w:sz w:val="19"/>
+        </w:rPr>
+        <w:t>ANALYZE TABLE t COMPUTE STATISTICS</w:t>
+      </w:r>
+      <w:r>
+        <w:rPr>
+          <w:b w:val="0"/>
+          <w:i w:val="0"/>
+        </w:rPr>
+        <w:t xml:space="preserve"> collects table statistics, such as the row count and size in bytes, so the query optimiser picks better plans. It reads data and deletes nothing.</w:t>
       </w:r>
     </w:p>
     <w:tbl>
